--- a/Kim11-1-6-Tepkime-Hizi.docx
+++ b/Kim11-1-6-Tepkime-Hizi.docx
@@ -35,9 +35,224 @@
           <w:lang w:val="tr-TR"/>
         </w:rPr>
       </w:pPr>
+      <w:r>
+        <w:rPr>
+          <w:rFonts w:ascii="Times New Roman" w:hAnsi="Times New Roman" w:cs="Times New Roman"/>
+          <w:lang w:val="tr-TR"/>
+        </w:rPr>
+        <w:t xml:space="preserve">Günlük yaşamda karşılaşılan kimyasal tepkimeler birbirinden çok farklı sürelerde tamamlanır. Bir araç çarpıştığında hava yastığının (Görsel A) şişmesini sağlayan tepkime saniyenin çok küçük bir kesrinde gerçekleşir. Havai fişeklerin patlaması, kibritin alev alması ya da gümüş nitrat ve sodyum klorür çözeltileri karıştırıldığında beyaz renkli çökeleğin oluşması da çok hızlı gerçekleşen tepkimelere örnektir. Buna karşılık demirden yapılmış bir köprünün paslanması yıllar sürebilir. Mağaralardaki sarkıt ve dikitlerin (Görsel B) oluşması ise binlerce yıl alır. Peki bir tepkimenin “hızlı” ya da “yavaş” olduğu nasıl ölçülür? Tepkime ilerledikçe tepkimenin hızı değişir mi? Bir etkinlik yaparak bu soruların cevaplarını keşfediniz.</w:t>
+      </w:r>
+    </w:p>
+    <w:tbl>
+      <w:tblPr>
+        <w:tblW w:w="9000" w:type="dxa"/>
+        <w:jc w:val="center"/>
+        <w:tblBorders>
+          <w:top w:val="single" w:sz="8" w:space="0" w:color="7F7F7F"/>
+          <w:left w:val="single" w:sz="8" w:space="0" w:color="7F7F7F"/>
+          <w:bottom w:val="single" w:sz="8" w:space="0" w:color="7F7F7F"/>
+          <w:right w:val="single" w:sz="8" w:space="0" w:color="7F7F7F"/>
+        </w:tblBorders>
+      </w:tblPr>
+      <w:tblGrid>
+        <w:gridCol w:w="9000"/>
+      </w:tblGrid>
+      <w:tr>
+        <w:tc>
+          <w:tcPr>
+            <w:tcW w:w="9000" w:type="dxa"/>
+            <w:shd w:val="clear" w:color="auto" w:fill="EDEDED"/>
+          </w:tcPr>
+          <w:p>
+            <w:pPr>
+              <w:jc w:val="both"/>
+              <w:rPr>
+                <w:rFonts w:ascii="Times New Roman" w:hAnsi="Times New Roman" w:cs="Times New Roman"/>
+                <w:lang w:val="tr-TR"/>
+              </w:rPr>
+            </w:pPr>
+            <w:r>
+              <w:rPr>
+                <w:rFonts w:ascii="Times New Roman" w:hAnsi="Times New Roman" w:cs="Times New Roman"/>
+                <w:lang w:val="tr-TR"/>
+              </w:rPr>
+              <w:t xml:space="preserve">GÖRSEL ALANI (Shutterstock’tan seçilecek)</w:t>
+            </w:r>
+          </w:p>
+          <w:p>
+            <w:pPr>
+              <w:jc w:val="both"/>
+              <w:rPr>
+                <w:rFonts w:ascii="Times New Roman" w:hAnsi="Times New Roman" w:cs="Times New Roman"/>
+                <w:lang w:val="tr-TR"/>
+              </w:rPr>
+            </w:pPr>
+            <w:r>
+              <w:rPr>
+                <w:rFonts w:ascii="Times New Roman" w:hAnsi="Times New Roman" w:cs="Times New Roman"/>
+                <w:lang w:val="tr-TR"/>
+              </w:rPr>
+              <w:t xml:space="preserve">Tarif: Bir otomobilin direksiyonundan açılmış hava yastığı (çarpışma testi ortamı ya da araç içinden çekilmiş, marka/logo görünmeyen fotoğraf).</w:t>
+            </w:r>
+          </w:p>
+          <w:p>
+            <w:pPr>
+              <w:jc w:val="both"/>
+              <w:rPr>
+                <w:rFonts w:ascii="Times New Roman" w:hAnsi="Times New Roman" w:cs="Times New Roman"/>
+                <w:lang w:val="tr-TR"/>
+              </w:rPr>
+            </w:pPr>
+            <w:r>
+              <w:rPr>
+                <w:rFonts w:ascii="Times New Roman" w:hAnsi="Times New Roman" w:cs="Times New Roman"/>
+                <w:lang w:val="tr-TR"/>
+              </w:rPr>
+              <w:t xml:space="preserve">Shutterstock arama: “car airbag deployed”</w:t>
+            </w:r>
+          </w:p>
+          <w:p>
+            <w:pPr>
+              <w:jc w:val="both"/>
+              <w:rPr>
+                <w:rFonts w:ascii="Times New Roman" w:hAnsi="Times New Roman" w:cs="Times New Roman"/>
+                <w:lang w:val="tr-TR"/>
+              </w:rPr>
+            </w:pPr>
+            <w:r>
+              <w:rPr>
+                <w:rFonts w:ascii="Times New Roman" w:hAnsi="Times New Roman" w:cs="Times New Roman"/>
+                <w:lang w:val="tr-TR"/>
+              </w:rPr>
+              <w:t xml:space="preserve">Shutter ID: ……………</w:t>
+            </w:r>
+          </w:p>
+        </w:tc>
+      </w:tr>
+    </w:tbl>
+    <w:p>
+      <w:pPr>
+        <w:jc w:val="both"/>
+        <w:rPr>
+          <w:rFonts w:ascii="Times New Roman" w:hAnsi="Times New Roman" w:cs="Times New Roman"/>
+          <w:lang w:val="tr-TR"/>
+        </w:rPr>
+      </w:pPr>
     </w:p>
     <w:p>
       <w:pPr>
+        <w:jc w:val="center"/>
+        <w:rPr>
+          <w:rFonts w:ascii="Times New Roman" w:hAnsi="Times New Roman" w:cs="Times New Roman"/>
+          <w:lang w:val="tr-TR"/>
+        </w:rPr>
+      </w:pPr>
+      <w:r>
+        <w:rPr>
+          <w:rFonts w:ascii="Times New Roman" w:hAnsi="Times New Roman" w:cs="Times New Roman"/>
+          <w:b/>
+          <w:bCs/>
+          <w:lang w:val="tr-TR"/>
+        </w:rPr>
+        <w:t xml:space="preserve">Görsel A:</w:t>
+      </w:r>
+      <w:r>
+        <w:rPr>
+          <w:rFonts w:ascii="Times New Roman" w:hAnsi="Times New Roman" w:cs="Times New Roman"/>
+          <w:lang w:val="tr-TR"/>
+        </w:rPr>
+        <w:t xml:space="preserve"> Hava yastığının açılması</w:t>
+      </w:r>
+    </w:p>
+    <w:tbl>
+      <w:tblPr>
+        <w:tblW w:w="9000" w:type="dxa"/>
+        <w:jc w:val="center"/>
+        <w:tblBorders>
+          <w:top w:val="single" w:sz="8" w:space="0" w:color="7F7F7F"/>
+          <w:left w:val="single" w:sz="8" w:space="0" w:color="7F7F7F"/>
+          <w:bottom w:val="single" w:sz="8" w:space="0" w:color="7F7F7F"/>
+          <w:right w:val="single" w:sz="8" w:space="0" w:color="7F7F7F"/>
+        </w:tblBorders>
+      </w:tblPr>
+      <w:tblGrid>
+        <w:gridCol w:w="9000"/>
+      </w:tblGrid>
+      <w:tr>
+        <w:tc>
+          <w:tcPr>
+            <w:tcW w:w="9000" w:type="dxa"/>
+            <w:shd w:val="clear" w:color="auto" w:fill="EDEDED"/>
+          </w:tcPr>
+          <w:p>
+            <w:pPr>
+              <w:jc w:val="both"/>
+              <w:rPr>
+                <w:rFonts w:ascii="Times New Roman" w:hAnsi="Times New Roman" w:cs="Times New Roman"/>
+                <w:lang w:val="tr-TR"/>
+              </w:rPr>
+            </w:pPr>
+            <w:r>
+              <w:rPr>
+                <w:rFonts w:ascii="Times New Roman" w:hAnsi="Times New Roman" w:cs="Times New Roman"/>
+                <w:lang w:val="tr-TR"/>
+              </w:rPr>
+              <w:t xml:space="preserve">GÖRSEL ALANI (Shutterstock’tan seçilecek)</w:t>
+            </w:r>
+          </w:p>
+          <w:p>
+            <w:pPr>
+              <w:jc w:val="both"/>
+              <w:rPr>
+                <w:rFonts w:ascii="Times New Roman" w:hAnsi="Times New Roman" w:cs="Times New Roman"/>
+                <w:lang w:val="tr-TR"/>
+              </w:rPr>
+            </w:pPr>
+            <w:r>
+              <w:rPr>
+                <w:rFonts w:ascii="Times New Roman" w:hAnsi="Times New Roman" w:cs="Times New Roman"/>
+                <w:lang w:val="tr-TR"/>
+              </w:rPr>
+              <w:t xml:space="preserve">Tarif: Bir mağara içinde tavandan sarkan sarkıtlar ve yerden yükselen dikitler; mümkünse Türkiye’deki bir mağara (Damlataş, Karaca vb.).</w:t>
+            </w:r>
+          </w:p>
+          <w:p>
+            <w:pPr>
+              <w:jc w:val="both"/>
+              <w:rPr>
+                <w:rFonts w:ascii="Times New Roman" w:hAnsi="Times New Roman" w:cs="Times New Roman"/>
+                <w:lang w:val="tr-TR"/>
+              </w:rPr>
+            </w:pPr>
+            <w:r>
+              <w:rPr>
+                <w:rFonts w:ascii="Times New Roman" w:hAnsi="Times New Roman" w:cs="Times New Roman"/>
+                <w:lang w:val="tr-TR"/>
+              </w:rPr>
+              <w:t xml:space="preserve">Shutterstock arama: “stalactites stalagmites cave”</w:t>
+            </w:r>
+          </w:p>
+          <w:p>
+            <w:pPr>
+              <w:jc w:val="both"/>
+              <w:rPr>
+                <w:rFonts w:ascii="Times New Roman" w:hAnsi="Times New Roman" w:cs="Times New Roman"/>
+                <w:lang w:val="tr-TR"/>
+              </w:rPr>
+            </w:pPr>
+            <w:r>
+              <w:rPr>
+                <w:rFonts w:ascii="Times New Roman" w:hAnsi="Times New Roman" w:cs="Times New Roman"/>
+                <w:lang w:val="tr-TR"/>
+              </w:rPr>
+              <w:t xml:space="preserve">Shutter ID: ……………</w:t>
+            </w:r>
+          </w:p>
+        </w:tc>
+      </w:tr>
+    </w:tbl>
+    <w:p>
+      <w:pPr>
         <w:jc w:val="both"/>
         <w:rPr>
           <w:rFonts w:ascii="Times New Roman" w:hAnsi="Times New Roman" w:cs="Times New Roman"/>
@@ -47,27 +262,49 @@
     </w:p>
     <w:p>
       <w:pPr>
-        <w:jc w:val="both"/>
-        <w:rPr>
-          <w:rFonts w:ascii="Times New Roman" w:hAnsi="Times New Roman" w:cs="Times New Roman"/>
-          <w:lang w:val="tr-TR"/>
-        </w:rPr>
-      </w:pPr>
+        <w:jc w:val="center"/>
+        <w:rPr>
+          <w:rFonts w:ascii="Times New Roman" w:hAnsi="Times New Roman" w:cs="Times New Roman"/>
+          <w:lang w:val="tr-TR"/>
+        </w:rPr>
+      </w:pPr>
+      <w:r>
+        <w:rPr>
+          <w:rFonts w:ascii="Times New Roman" w:hAnsi="Times New Roman" w:cs="Times New Roman"/>
+          <w:b/>
+          <w:bCs/>
+          <w:lang w:val="tr-TR"/>
+        </w:rPr>
+        <w:t xml:space="preserve">Görsel B:</w:t>
+      </w:r>
+      <w:r>
+        <w:rPr>
+          <w:rFonts w:ascii="Times New Roman" w:hAnsi="Times New Roman" w:cs="Times New Roman"/>
+          <w:lang w:val="tr-TR"/>
+        </w:rPr>
+        <w:t xml:space="preserve"> Mağarada sarkıt ve dikitler</w:t>
+      </w:r>
     </w:p>
     <w:p>
       <w:pPr>
+        <w:keepNext/>
+        <w:shd w:val="clear" w:color="auto" w:fill="A5C9EB"/>
         <w:jc w:val="both"/>
         <w:rPr>
           <w:rFonts w:ascii="Times New Roman" w:hAnsi="Times New Roman" w:cs="Times New Roman"/>
-          <w:lang w:val="tr-TR"/>
-        </w:rPr>
-      </w:pPr>
-      <w:r>
-        <w:rPr>
-          <w:rFonts w:ascii="Times New Roman" w:hAnsi="Times New Roman" w:cs="Times New Roman"/>
-          <w:lang w:val="tr-TR"/>
-        </w:rPr>
-        <w:t>/*</w:t>
+          <w:b/>
+          <w:bCs/>
+          <w:lang w:val="tr-TR"/>
+        </w:rPr>
+      </w:pPr>
+      <w:r>
+        <w:rPr>
+          <w:rFonts w:ascii="Times New Roman" w:hAnsi="Times New Roman" w:cs="Times New Roman"/>
+          <w:b/>
+          <w:bCs/>
+          <w:lang w:val="tr-TR"/>
+        </w:rPr>
+        <w:t xml:space="preserve">Analiz ve Keşif Atölyesi 1.6.</w:t>
       </w:r>
     </w:p>
     <w:p>
@@ -78,203 +315,118 @@
           <w:lang w:val="tr-TR"/>
         </w:rPr>
       </w:pPr>
-      <w:proofErr w:type="spellStart"/>
-      <w:r>
-        <w:rPr>
-          <w:rFonts w:ascii="Times New Roman" w:hAnsi="Times New Roman" w:cs="Times New Roman"/>
-          <w:lang w:val="tr-TR"/>
-        </w:rPr>
-        <w:t>Günlük</w:t>
-      </w:r>
-      <w:proofErr w:type="spellEnd"/>
-      <w:r>
-        <w:rPr>
-          <w:rFonts w:ascii="Times New Roman" w:hAnsi="Times New Roman" w:cs="Times New Roman"/>
-          <w:lang w:val="tr-TR"/>
-        </w:rPr>
-        <w:t xml:space="preserve"> hayatta karşılaşılan çok hızlı ve çok yavaş gerçekleşen tepkime örnekleri </w:t>
-      </w:r>
-      <w:proofErr w:type="spellStart"/>
-      <w:r>
-        <w:rPr>
-          <w:rFonts w:ascii="Times New Roman" w:hAnsi="Times New Roman" w:cs="Times New Roman"/>
-          <w:lang w:val="tr-TR"/>
-        </w:rPr>
-        <w:t>üzerinden</w:t>
-      </w:r>
-      <w:proofErr w:type="spellEnd"/>
-      <w:r>
-        <w:rPr>
-          <w:rFonts w:ascii="Times New Roman" w:hAnsi="Times New Roman" w:cs="Times New Roman"/>
-          <w:lang w:val="tr-TR"/>
-        </w:rPr>
-        <w:t xml:space="preserve"> </w:t>
-      </w:r>
-      <w:r>
-        <w:rPr>
-          <w:rFonts w:ascii="Times New Roman" w:hAnsi="Times New Roman" w:cs="Times New Roman"/>
-          <w:lang w:val="tr-TR"/>
-        </w:rPr>
-        <w:t>tepkimelerin hızlarının farklı olabileceğine dikkat çekilir. Öğrencilere belirli bir tepkimeye</w:t>
-      </w:r>
-      <w:r>
-        <w:rPr>
-          <w:rFonts w:ascii="Times New Roman" w:hAnsi="Times New Roman" w:cs="Times New Roman"/>
-          <w:lang w:val="tr-TR"/>
-        </w:rPr>
-        <w:t xml:space="preserve"> </w:t>
-      </w:r>
-      <w:r>
-        <w:rPr>
-          <w:rFonts w:ascii="Times New Roman" w:hAnsi="Times New Roman" w:cs="Times New Roman"/>
-          <w:lang w:val="tr-TR"/>
-        </w:rPr>
-        <w:t xml:space="preserve">ait tepken ve </w:t>
-      </w:r>
-      <w:proofErr w:type="spellStart"/>
-      <w:r>
-        <w:rPr>
-          <w:rFonts w:ascii="Times New Roman" w:hAnsi="Times New Roman" w:cs="Times New Roman"/>
-          <w:lang w:val="tr-TR"/>
-        </w:rPr>
-        <w:t>ürünlerin</w:t>
-      </w:r>
-      <w:proofErr w:type="spellEnd"/>
-      <w:r>
-        <w:rPr>
-          <w:rFonts w:ascii="Times New Roman" w:hAnsi="Times New Roman" w:cs="Times New Roman"/>
-          <w:lang w:val="tr-TR"/>
-        </w:rPr>
-        <w:t xml:space="preserve"> derişiminin zamanla değişimine ilişkin hazır veri seti verilir. </w:t>
-      </w:r>
-      <w:proofErr w:type="spellStart"/>
-      <w:proofErr w:type="gramStart"/>
-      <w:r>
-        <w:rPr>
-          <w:rFonts w:ascii="Times New Roman" w:hAnsi="Times New Roman" w:cs="Times New Roman"/>
-          <w:lang w:val="tr-TR"/>
-        </w:rPr>
-        <w:t>Öğrenciler,bu</w:t>
-      </w:r>
-      <w:proofErr w:type="spellEnd"/>
-      <w:proofErr w:type="gramEnd"/>
-      <w:r>
-        <w:rPr>
-          <w:rFonts w:ascii="Times New Roman" w:hAnsi="Times New Roman" w:cs="Times New Roman"/>
-          <w:lang w:val="tr-TR"/>
-        </w:rPr>
-        <w:t xml:space="preserve"> veri setini kullanarak etkinlik kâğıdına derişim-zaman grafiğini çizer (OB7). </w:t>
+      <w:r>
+        <w:rPr>
+          <w:rFonts w:ascii="Times New Roman" w:hAnsi="Times New Roman" w:cs="Times New Roman"/>
+          <w:lang w:val="tr-TR"/>
+        </w:rPr>
+        <w:t xml:space="preserve">Dinitrojen pentoksit (N</w:t>
+      </w:r>
+      <w:r>
+        <w:rPr>
+          <w:rFonts w:ascii="Times New Roman" w:hAnsi="Times New Roman" w:cs="Times New Roman"/>
+          <w:vertAlign w:val="subscript"/>
+          <w:lang w:val="tr-TR"/>
+        </w:rPr>
+        <w:t xml:space="preserve">2</w:t>
+      </w:r>
+      <w:r>
+        <w:rPr>
+          <w:rFonts w:ascii="Times New Roman" w:hAnsi="Times New Roman" w:cs="Times New Roman"/>
+          <w:lang w:val="tr-TR"/>
+        </w:rPr>
+        <w:t xml:space="preserve">O</w:t>
+      </w:r>
+      <w:r>
+        <w:rPr>
+          <w:rFonts w:ascii="Times New Roman" w:hAnsi="Times New Roman" w:cs="Times New Roman"/>
+          <w:vertAlign w:val="subscript"/>
+          <w:lang w:val="tr-TR"/>
+        </w:rPr>
+        <w:t xml:space="preserve">5</w:t>
+      </w:r>
+      <w:r>
+        <w:rPr>
+          <w:rFonts w:ascii="Times New Roman" w:hAnsi="Times New Roman" w:cs="Times New Roman"/>
+          <w:lang w:val="tr-TR"/>
+        </w:rPr>
+        <w:t xml:space="preserve">) gazı belirli bir sıcaklıkta kapalı bir kapta aşağıdaki denkleme göre bozunur:</w:t>
       </w:r>
     </w:p>
     <w:p>
       <w:pPr>
-        <w:jc w:val="both"/>
-        <w:rPr>
-          <w:rFonts w:ascii="Times New Roman" w:hAnsi="Times New Roman" w:cs="Times New Roman"/>
-          <w:lang w:val="tr-TR"/>
-        </w:rPr>
-      </w:pPr>
-      <w:r>
-        <w:rPr>
-          <w:rFonts w:ascii="Times New Roman" w:hAnsi="Times New Roman" w:cs="Times New Roman"/>
-          <w:lang w:val="tr-TR"/>
-        </w:rPr>
-        <w:t>Çizdiği</w:t>
-      </w:r>
-      <w:r>
-        <w:rPr>
-          <w:rFonts w:ascii="Times New Roman" w:hAnsi="Times New Roman" w:cs="Times New Roman"/>
-          <w:lang w:val="tr-TR"/>
-        </w:rPr>
-        <w:t xml:space="preserve"> </w:t>
-      </w:r>
-      <w:r>
-        <w:rPr>
-          <w:rFonts w:ascii="Times New Roman" w:hAnsi="Times New Roman" w:cs="Times New Roman"/>
-          <w:lang w:val="tr-TR"/>
-        </w:rPr>
-        <w:t>derişim-zaman grafiğini kullanarak tepkime hızının zamanla değişimi ile ilgili önermeler</w:t>
-      </w:r>
-      <w:r>
-        <w:rPr>
-          <w:rFonts w:ascii="Times New Roman" w:hAnsi="Times New Roman" w:cs="Times New Roman"/>
-          <w:lang w:val="tr-TR"/>
-        </w:rPr>
-        <w:t xml:space="preserve"> </w:t>
-      </w:r>
-      <w:r>
-        <w:rPr>
-          <w:rFonts w:ascii="Times New Roman" w:hAnsi="Times New Roman" w:cs="Times New Roman"/>
-          <w:lang w:val="tr-TR"/>
-        </w:rPr>
-        <w:t>oluşturur. Öğrenciler önermelerini arkadaşlarıyla paylaşabilir. Bunu yaparken öğrencilerin</w:t>
-      </w:r>
-      <w:r>
-        <w:rPr>
-          <w:rFonts w:ascii="Times New Roman" w:hAnsi="Times New Roman" w:cs="Times New Roman"/>
-          <w:lang w:val="tr-TR"/>
-        </w:rPr>
-        <w:t xml:space="preserve"> </w:t>
-      </w:r>
-      <w:proofErr w:type="spellStart"/>
-      <w:r>
-        <w:rPr>
-          <w:rFonts w:ascii="Times New Roman" w:hAnsi="Times New Roman" w:cs="Times New Roman"/>
-          <w:lang w:val="tr-TR"/>
-        </w:rPr>
-        <w:t>düşünce</w:t>
-      </w:r>
-      <w:proofErr w:type="spellEnd"/>
-      <w:r>
-        <w:rPr>
-          <w:rFonts w:ascii="Times New Roman" w:hAnsi="Times New Roman" w:cs="Times New Roman"/>
-          <w:lang w:val="tr-TR"/>
-        </w:rPr>
-        <w:t xml:space="preserve"> ve izlenimlerini etki altında kalmadan ifade etmeleri, arkadaşlarının </w:t>
-      </w:r>
-      <w:proofErr w:type="spellStart"/>
-      <w:r>
-        <w:rPr>
-          <w:rFonts w:ascii="Times New Roman" w:hAnsi="Times New Roman" w:cs="Times New Roman"/>
-          <w:lang w:val="tr-TR"/>
-        </w:rPr>
-        <w:t>sözünu</w:t>
-      </w:r>
-      <w:proofErr w:type="spellEnd"/>
-      <w:r>
-        <w:rPr>
-          <w:rFonts w:ascii="Times New Roman" w:hAnsi="Times New Roman" w:cs="Times New Roman"/>
-          <w:lang w:val="tr-TR"/>
-        </w:rPr>
-        <w:t>̈</w:t>
-      </w:r>
-      <w:r>
-        <w:rPr>
-          <w:rFonts w:ascii="Times New Roman" w:hAnsi="Times New Roman" w:cs="Times New Roman"/>
-          <w:lang w:val="tr-TR"/>
-        </w:rPr>
-        <w:t xml:space="preserve"> </w:t>
-      </w:r>
-      <w:r>
-        <w:rPr>
-          <w:rFonts w:ascii="Times New Roman" w:hAnsi="Times New Roman" w:cs="Times New Roman"/>
-          <w:lang w:val="tr-TR"/>
-        </w:rPr>
-        <w:t>kesmemeleri, arkadaşlarını etkin dinlemeleri gibi etkili iletişim becerilerini kullanmaları</w:t>
-      </w:r>
-      <w:r>
-        <w:rPr>
-          <w:rFonts w:ascii="Times New Roman" w:hAnsi="Times New Roman" w:cs="Times New Roman"/>
-          <w:lang w:val="tr-TR"/>
-        </w:rPr>
-        <w:t xml:space="preserve"> </w:t>
-      </w:r>
-      <w:r>
-        <w:rPr>
-          <w:rFonts w:ascii="Times New Roman" w:hAnsi="Times New Roman" w:cs="Times New Roman"/>
-          <w:lang w:val="tr-TR"/>
-        </w:rPr>
-        <w:t xml:space="preserve">sağlanabilir (SDB2.1, D11.2, D14.1, E2.1). </w:t>
+        <w:jc w:val="center"/>
+        <w:rPr>
+          <w:rFonts w:ascii="Times New Roman" w:hAnsi="Times New Roman" w:cs="Times New Roman"/>
+          <w:lang w:val="tr-TR"/>
+        </w:rPr>
+      </w:pPr>
+      <w:r>
+        <w:rPr>
+          <w:rFonts w:ascii="Times New Roman" w:hAnsi="Times New Roman" w:cs="Times New Roman"/>
+          <w:lang w:val="tr-TR"/>
+        </w:rPr>
+        <w:t xml:space="preserve">2N</w:t>
+      </w:r>
+      <w:r>
+        <w:rPr>
+          <w:rFonts w:ascii="Times New Roman" w:hAnsi="Times New Roman" w:cs="Times New Roman"/>
+          <w:vertAlign w:val="subscript"/>
+          <w:lang w:val="tr-TR"/>
+        </w:rPr>
+        <w:t xml:space="preserve">2</w:t>
+      </w:r>
+      <w:r>
+        <w:rPr>
+          <w:rFonts w:ascii="Times New Roman" w:hAnsi="Times New Roman" w:cs="Times New Roman"/>
+          <w:lang w:val="tr-TR"/>
+        </w:rPr>
+        <w:t xml:space="preserve">O</w:t>
+      </w:r>
+      <w:r>
+        <w:rPr>
+          <w:rFonts w:ascii="Times New Roman" w:hAnsi="Times New Roman" w:cs="Times New Roman"/>
+          <w:vertAlign w:val="subscript"/>
+          <w:lang w:val="tr-TR"/>
+        </w:rPr>
+        <w:t xml:space="preserve">5</w:t>
+      </w:r>
+      <w:r>
+        <w:rPr>
+          <w:rFonts w:ascii="Times New Roman" w:hAnsi="Times New Roman" w:cs="Times New Roman"/>
+          <w:lang w:val="tr-TR"/>
+        </w:rPr>
+        <w:t xml:space="preserve">(g) → 4NO</w:t>
+      </w:r>
+      <w:r>
+        <w:rPr>
+          <w:rFonts w:ascii="Times New Roman" w:hAnsi="Times New Roman" w:cs="Times New Roman"/>
+          <w:vertAlign w:val="subscript"/>
+          <w:lang w:val="tr-TR"/>
+        </w:rPr>
+        <w:t xml:space="preserve">2</w:t>
+      </w:r>
+      <w:r>
+        <w:rPr>
+          <w:rFonts w:ascii="Times New Roman" w:hAnsi="Times New Roman" w:cs="Times New Roman"/>
+          <w:lang w:val="tr-TR"/>
+        </w:rPr>
+        <w:t xml:space="preserve">(g) + O</w:t>
+      </w:r>
+      <w:r>
+        <w:rPr>
+          <w:rFonts w:ascii="Times New Roman" w:hAnsi="Times New Roman" w:cs="Times New Roman"/>
+          <w:vertAlign w:val="subscript"/>
+          <w:lang w:val="tr-TR"/>
+        </w:rPr>
+        <w:t xml:space="preserve">2</w:t>
+      </w:r>
+      <w:r>
+        <w:rPr>
+          <w:rFonts w:ascii="Times New Roman" w:hAnsi="Times New Roman" w:cs="Times New Roman"/>
+          <w:lang w:val="tr-TR"/>
+        </w:rPr>
+        <w:t xml:space="preserve">(g)</w:t>
       </w:r>
     </w:p>
     <w:p>
@@ -290,99 +442,959 @@
           <w:rFonts w:ascii="Times New Roman" w:hAnsi="Times New Roman" w:cs="Times New Roman"/>
           <w:lang w:val="tr-TR"/>
         </w:rPr>
-        <w:t>Öğrenciler, tepkime hızının değişimine ilişkin derişim-zaman grafiğini kullanarak ulaştığı önermeleri ve tepkime hızları ile ilgili önceki bilgilerine</w:t>
-      </w:r>
-      <w:r>
-        <w:rPr>
-          <w:rFonts w:ascii="Times New Roman" w:hAnsi="Times New Roman" w:cs="Times New Roman"/>
-          <w:lang w:val="tr-TR"/>
-        </w:rPr>
-        <w:t xml:space="preserve"> </w:t>
-      </w:r>
-      <w:r>
-        <w:rPr>
-          <w:rFonts w:ascii="Times New Roman" w:hAnsi="Times New Roman" w:cs="Times New Roman"/>
-          <w:lang w:val="tr-TR"/>
-        </w:rPr>
-        <w:t xml:space="preserve">dayalı olarak oluşturduğu önermeleri karşılaştırır (OB1). </w:t>
+        <w:t xml:space="preserve">Tepkime boyunca tepken ve ürünlerin derişimleri belirli zaman aralıklarında ölçülerek aşağıdaki tabloya kaydedilmiştir.</w:t>
       </w:r>
     </w:p>
     <w:p>
       <w:pPr>
+        <w:jc w:val="center"/>
+        <w:rPr>
+          <w:rFonts w:ascii="Times New Roman" w:hAnsi="Times New Roman" w:cs="Times New Roman"/>
+          <w:b/>
+          <w:bCs/>
+          <w:lang w:val="tr-TR"/>
+        </w:rPr>
+      </w:pPr>
+      <w:r>
+        <w:rPr>
+          <w:rFonts w:ascii="Times New Roman" w:hAnsi="Times New Roman" w:cs="Times New Roman"/>
+          <w:b/>
+          <w:bCs/>
+          <w:lang w:val="tr-TR"/>
+        </w:rPr>
+        <w:t xml:space="preserve">Tablo: 2N</w:t>
+      </w:r>
+      <w:r>
+        <w:rPr>
+          <w:rFonts w:ascii="Times New Roman" w:hAnsi="Times New Roman" w:cs="Times New Roman"/>
+          <w:b/>
+          <w:bCs/>
+          <w:vertAlign w:val="subscript"/>
+          <w:lang w:val="tr-TR"/>
+        </w:rPr>
+        <w:t xml:space="preserve">2</w:t>
+      </w:r>
+      <w:r>
+        <w:rPr>
+          <w:rFonts w:ascii="Times New Roman" w:hAnsi="Times New Roman" w:cs="Times New Roman"/>
+          <w:b/>
+          <w:bCs/>
+          <w:lang w:val="tr-TR"/>
+        </w:rPr>
+        <w:t xml:space="preserve">O</w:t>
+      </w:r>
+      <w:r>
+        <w:rPr>
+          <w:rFonts w:ascii="Times New Roman" w:hAnsi="Times New Roman" w:cs="Times New Roman"/>
+          <w:b/>
+          <w:bCs/>
+          <w:vertAlign w:val="subscript"/>
+          <w:lang w:val="tr-TR"/>
+        </w:rPr>
+        <w:t xml:space="preserve">5</w:t>
+      </w:r>
+      <w:r>
+        <w:rPr>
+          <w:rFonts w:ascii="Times New Roman" w:hAnsi="Times New Roman" w:cs="Times New Roman"/>
+          <w:b/>
+          <w:bCs/>
+          <w:lang w:val="tr-TR"/>
+        </w:rPr>
+        <w:t xml:space="preserve">(g) → 4NO</w:t>
+      </w:r>
+      <w:r>
+        <w:rPr>
+          <w:rFonts w:ascii="Times New Roman" w:hAnsi="Times New Roman" w:cs="Times New Roman"/>
+          <w:b/>
+          <w:bCs/>
+          <w:vertAlign w:val="subscript"/>
+          <w:lang w:val="tr-TR"/>
+        </w:rPr>
+        <w:t xml:space="preserve">2</w:t>
+      </w:r>
+      <w:r>
+        <w:rPr>
+          <w:rFonts w:ascii="Times New Roman" w:hAnsi="Times New Roman" w:cs="Times New Roman"/>
+          <w:b/>
+          <w:bCs/>
+          <w:lang w:val="tr-TR"/>
+        </w:rPr>
+        <w:t xml:space="preserve">(g) + O</w:t>
+      </w:r>
+      <w:r>
+        <w:rPr>
+          <w:rFonts w:ascii="Times New Roman" w:hAnsi="Times New Roman" w:cs="Times New Roman"/>
+          <w:b/>
+          <w:bCs/>
+          <w:vertAlign w:val="subscript"/>
+          <w:lang w:val="tr-TR"/>
+        </w:rPr>
+        <w:t xml:space="preserve">2</w:t>
+      </w:r>
+      <w:r>
+        <w:rPr>
+          <w:rFonts w:ascii="Times New Roman" w:hAnsi="Times New Roman" w:cs="Times New Roman"/>
+          <w:b/>
+          <w:bCs/>
+          <w:lang w:val="tr-TR"/>
+        </w:rPr>
+        <w:t xml:space="preserve">(g) tepkimesinde tepken ve ürünlerin derişimlerinin zamanla değişimi</w:t>
+      </w:r>
+    </w:p>
+    <w:tbl>
+      <w:tblPr>
+        <w:tblW w:w="9000" w:type="dxa"/>
+        <w:jc w:val="center"/>
+        <w:tblBorders>
+          <w:top w:val="single" w:sz="4" w:space="0" w:color="auto"/>
+          <w:left w:val="single" w:sz="4" w:space="0" w:color="auto"/>
+          <w:bottom w:val="single" w:sz="4" w:space="0" w:color="auto"/>
+          <w:right w:val="single" w:sz="4" w:space="0" w:color="auto"/>
+          <w:insideH w:val="single" w:sz="4" w:space="0" w:color="auto"/>
+          <w:insideV w:val="single" w:sz="4" w:space="0" w:color="auto"/>
+        </w:tblBorders>
+        <w:tblLayout w:type="fixed"/>
+        <w:tblLook w:val="04A0"/>
+      </w:tblPr>
+      <w:tblGrid>
+        <w:gridCol w:w="1800"/>
+        <w:gridCol w:w="2400"/>
+        <w:gridCol w:w="2400"/>
+        <w:gridCol w:w="2400"/>
+      </w:tblGrid>
+      <w:tr>
+        <w:tc>
+          <w:tcPr>
+            <w:tcW w:w="1800" w:type="dxa"/>
+            <w:shd w:val="clear" w:color="auto" w:fill="D9E2F3"/>
+            <w:vAlign w:val="center"/>
+          </w:tcPr>
+          <w:p>
+            <w:pPr>
+              <w:jc w:val="center"/>
+              <w:rPr>
+                <w:rFonts w:ascii="Times New Roman" w:hAnsi="Times New Roman" w:cs="Times New Roman"/>
+                <w:b/>
+                <w:bCs/>
+                <w:lang w:val="tr-TR"/>
+              </w:rPr>
+            </w:pPr>
+            <w:r>
+              <w:rPr>
+                <w:rFonts w:ascii="Times New Roman" w:hAnsi="Times New Roman" w:cs="Times New Roman"/>
+                <w:b/>
+                <w:bCs/>
+                <w:lang w:val="tr-TR"/>
+              </w:rPr>
+              <w:t xml:space="preserve">Zaman (s)</w:t>
+            </w:r>
+          </w:p>
+        </w:tc>
+        <w:tc>
+          <w:tcPr>
+            <w:tcW w:w="2400" w:type="dxa"/>
+            <w:shd w:val="clear" w:color="auto" w:fill="D9E2F3"/>
+            <w:vAlign w:val="center"/>
+          </w:tcPr>
+          <w:p>
+            <w:pPr>
+              <w:jc w:val="center"/>
+              <w:rPr>
+                <w:rFonts w:ascii="Times New Roman" w:hAnsi="Times New Roman" w:cs="Times New Roman"/>
+                <w:b/>
+                <w:bCs/>
+                <w:lang w:val="tr-TR"/>
+              </w:rPr>
+            </w:pPr>
+            <w:r>
+              <w:rPr>
+                <w:rFonts w:ascii="Times New Roman" w:hAnsi="Times New Roman" w:cs="Times New Roman"/>
+                <w:b/>
+                <w:bCs/>
+                <w:lang w:val="tr-TR"/>
+              </w:rPr>
+              <w:t xml:space="preserve">[N</w:t>
+            </w:r>
+            <w:r>
+              <w:rPr>
+                <w:rFonts w:ascii="Times New Roman" w:hAnsi="Times New Roman" w:cs="Times New Roman"/>
+                <w:b/>
+                <w:bCs/>
+                <w:vertAlign w:val="subscript"/>
+                <w:lang w:val="tr-TR"/>
+              </w:rPr>
+              <w:t xml:space="preserve">2</w:t>
+            </w:r>
+            <w:r>
+              <w:rPr>
+                <w:rFonts w:ascii="Times New Roman" w:hAnsi="Times New Roman" w:cs="Times New Roman"/>
+                <w:b/>
+                <w:bCs/>
+                <w:lang w:val="tr-TR"/>
+              </w:rPr>
+              <w:t xml:space="preserve">O</w:t>
+            </w:r>
+            <w:r>
+              <w:rPr>
+                <w:rFonts w:ascii="Times New Roman" w:hAnsi="Times New Roman" w:cs="Times New Roman"/>
+                <w:b/>
+                <w:bCs/>
+                <w:vertAlign w:val="subscript"/>
+                <w:lang w:val="tr-TR"/>
+              </w:rPr>
+              <w:t xml:space="preserve">5</w:t>
+            </w:r>
+            <w:r>
+              <w:rPr>
+                <w:rFonts w:ascii="Times New Roman" w:hAnsi="Times New Roman" w:cs="Times New Roman"/>
+                <w:b/>
+                <w:bCs/>
+                <w:lang w:val="tr-TR"/>
+              </w:rPr>
+              <w:t xml:space="preserve">] (mol/L)</w:t>
+            </w:r>
+          </w:p>
+        </w:tc>
+        <w:tc>
+          <w:tcPr>
+            <w:tcW w:w="2400" w:type="dxa"/>
+            <w:shd w:val="clear" w:color="auto" w:fill="D9E2F3"/>
+            <w:vAlign w:val="center"/>
+          </w:tcPr>
+          <w:p>
+            <w:pPr>
+              <w:jc w:val="center"/>
+              <w:rPr>
+                <w:rFonts w:ascii="Times New Roman" w:hAnsi="Times New Roman" w:cs="Times New Roman"/>
+                <w:b/>
+                <w:bCs/>
+                <w:lang w:val="tr-TR"/>
+              </w:rPr>
+            </w:pPr>
+            <w:r>
+              <w:rPr>
+                <w:rFonts w:ascii="Times New Roman" w:hAnsi="Times New Roman" w:cs="Times New Roman"/>
+                <w:b/>
+                <w:bCs/>
+                <w:lang w:val="tr-TR"/>
+              </w:rPr>
+              <w:t xml:space="preserve">[NO</w:t>
+            </w:r>
+            <w:r>
+              <w:rPr>
+                <w:rFonts w:ascii="Times New Roman" w:hAnsi="Times New Roman" w:cs="Times New Roman"/>
+                <w:b/>
+                <w:bCs/>
+                <w:vertAlign w:val="subscript"/>
+                <w:lang w:val="tr-TR"/>
+              </w:rPr>
+              <w:t xml:space="preserve">2</w:t>
+            </w:r>
+            <w:r>
+              <w:rPr>
+                <w:rFonts w:ascii="Times New Roman" w:hAnsi="Times New Roman" w:cs="Times New Roman"/>
+                <w:b/>
+                <w:bCs/>
+                <w:lang w:val="tr-TR"/>
+              </w:rPr>
+              <w:t xml:space="preserve">] (mol/L)</w:t>
+            </w:r>
+          </w:p>
+        </w:tc>
+        <w:tc>
+          <w:tcPr>
+            <w:tcW w:w="2400" w:type="dxa"/>
+            <w:shd w:val="clear" w:color="auto" w:fill="D9E2F3"/>
+            <w:vAlign w:val="center"/>
+          </w:tcPr>
+          <w:p>
+            <w:pPr>
+              <w:jc w:val="center"/>
+              <w:rPr>
+                <w:rFonts w:ascii="Times New Roman" w:hAnsi="Times New Roman" w:cs="Times New Roman"/>
+                <w:b/>
+                <w:bCs/>
+                <w:lang w:val="tr-TR"/>
+              </w:rPr>
+            </w:pPr>
+            <w:r>
+              <w:rPr>
+                <w:rFonts w:ascii="Times New Roman" w:hAnsi="Times New Roman" w:cs="Times New Roman"/>
+                <w:b/>
+                <w:bCs/>
+                <w:lang w:val="tr-TR"/>
+              </w:rPr>
+              <w:t xml:space="preserve">[O</w:t>
+            </w:r>
+            <w:r>
+              <w:rPr>
+                <w:rFonts w:ascii="Times New Roman" w:hAnsi="Times New Roman" w:cs="Times New Roman"/>
+                <w:b/>
+                <w:bCs/>
+                <w:vertAlign w:val="subscript"/>
+                <w:lang w:val="tr-TR"/>
+              </w:rPr>
+              <w:t xml:space="preserve">2</w:t>
+            </w:r>
+            <w:r>
+              <w:rPr>
+                <w:rFonts w:ascii="Times New Roman" w:hAnsi="Times New Roman" w:cs="Times New Roman"/>
+                <w:b/>
+                <w:bCs/>
+                <w:lang w:val="tr-TR"/>
+              </w:rPr>
+              <w:t xml:space="preserve">] (mol/L)</w:t>
+            </w:r>
+          </w:p>
+        </w:tc>
+      </w:tr>
+      <w:tr>
+        <w:tc>
+          <w:tcPr>
+            <w:tcW w:w="1800" w:type="dxa"/>
+            <w:vAlign w:val="center"/>
+          </w:tcPr>
+          <w:p>
+            <w:pPr>
+              <w:jc w:val="center"/>
+              <w:rPr>
+                <w:rFonts w:ascii="Times New Roman" w:hAnsi="Times New Roman" w:cs="Times New Roman"/>
+                <w:lang w:val="tr-TR"/>
+              </w:rPr>
+            </w:pPr>
+            <w:r>
+              <w:rPr>
+                <w:rFonts w:ascii="Times New Roman" w:hAnsi="Times New Roman" w:cs="Times New Roman"/>
+                <w:lang w:val="tr-TR"/>
+              </w:rPr>
+              <w:t xml:space="preserve">0</w:t>
+            </w:r>
+          </w:p>
+        </w:tc>
+        <w:tc>
+          <w:tcPr>
+            <w:tcW w:w="2400" w:type="dxa"/>
+            <w:vAlign w:val="center"/>
+          </w:tcPr>
+          <w:p>
+            <w:pPr>
+              <w:jc w:val="center"/>
+              <w:rPr>
+                <w:rFonts w:ascii="Times New Roman" w:hAnsi="Times New Roman" w:cs="Times New Roman"/>
+                <w:lang w:val="tr-TR"/>
+              </w:rPr>
+            </w:pPr>
+            <w:r>
+              <w:rPr>
+                <w:rFonts w:ascii="Times New Roman" w:hAnsi="Times New Roman" w:cs="Times New Roman"/>
+                <w:lang w:val="tr-TR"/>
+              </w:rPr>
+              <w:t xml:space="preserve">0,0200</w:t>
+            </w:r>
+          </w:p>
+        </w:tc>
+        <w:tc>
+          <w:tcPr>
+            <w:tcW w:w="2400" w:type="dxa"/>
+            <w:vAlign w:val="center"/>
+          </w:tcPr>
+          <w:p>
+            <w:pPr>
+              <w:jc w:val="center"/>
+              <w:rPr>
+                <w:rFonts w:ascii="Times New Roman" w:hAnsi="Times New Roman" w:cs="Times New Roman"/>
+                <w:lang w:val="tr-TR"/>
+              </w:rPr>
+            </w:pPr>
+            <w:r>
+              <w:rPr>
+                <w:rFonts w:ascii="Times New Roman" w:hAnsi="Times New Roman" w:cs="Times New Roman"/>
+                <w:lang w:val="tr-TR"/>
+              </w:rPr>
+              <w:t xml:space="preserve">0</w:t>
+            </w:r>
+          </w:p>
+        </w:tc>
+        <w:tc>
+          <w:tcPr>
+            <w:tcW w:w="2400" w:type="dxa"/>
+            <w:vAlign w:val="center"/>
+          </w:tcPr>
+          <w:p>
+            <w:pPr>
+              <w:jc w:val="center"/>
+              <w:rPr>
+                <w:rFonts w:ascii="Times New Roman" w:hAnsi="Times New Roman" w:cs="Times New Roman"/>
+                <w:lang w:val="tr-TR"/>
+              </w:rPr>
+            </w:pPr>
+            <w:r>
+              <w:rPr>
+                <w:rFonts w:ascii="Times New Roman" w:hAnsi="Times New Roman" w:cs="Times New Roman"/>
+                <w:lang w:val="tr-TR"/>
+              </w:rPr>
+              <w:t xml:space="preserve">0</w:t>
+            </w:r>
+          </w:p>
+        </w:tc>
+      </w:tr>
+      <w:tr>
+        <w:tc>
+          <w:tcPr>
+            <w:tcW w:w="1800" w:type="dxa"/>
+            <w:vAlign w:val="center"/>
+          </w:tcPr>
+          <w:p>
+            <w:pPr>
+              <w:jc w:val="center"/>
+              <w:rPr>
+                <w:rFonts w:ascii="Times New Roman" w:hAnsi="Times New Roman" w:cs="Times New Roman"/>
+                <w:lang w:val="tr-TR"/>
+              </w:rPr>
+            </w:pPr>
+            <w:r>
+              <w:rPr>
+                <w:rFonts w:ascii="Times New Roman" w:hAnsi="Times New Roman" w:cs="Times New Roman"/>
+                <w:lang w:val="tr-TR"/>
+              </w:rPr>
+              <w:t xml:space="preserve">400</w:t>
+            </w:r>
+          </w:p>
+        </w:tc>
+        <w:tc>
+          <w:tcPr>
+            <w:tcW w:w="2400" w:type="dxa"/>
+            <w:vAlign w:val="center"/>
+          </w:tcPr>
+          <w:p>
+            <w:pPr>
+              <w:jc w:val="center"/>
+              <w:rPr>
+                <w:rFonts w:ascii="Times New Roman" w:hAnsi="Times New Roman" w:cs="Times New Roman"/>
+                <w:lang w:val="tr-TR"/>
+              </w:rPr>
+            </w:pPr>
+            <w:r>
+              <w:rPr>
+                <w:rFonts w:ascii="Times New Roman" w:hAnsi="Times New Roman" w:cs="Times New Roman"/>
+                <w:lang w:val="tr-TR"/>
+              </w:rPr>
+              <w:t xml:space="preserve">0,0164</w:t>
+            </w:r>
+          </w:p>
+        </w:tc>
+        <w:tc>
+          <w:tcPr>
+            <w:tcW w:w="2400" w:type="dxa"/>
+            <w:vAlign w:val="center"/>
+          </w:tcPr>
+          <w:p>
+            <w:pPr>
+              <w:jc w:val="center"/>
+              <w:rPr>
+                <w:rFonts w:ascii="Times New Roman" w:hAnsi="Times New Roman" w:cs="Times New Roman"/>
+                <w:lang w:val="tr-TR"/>
+              </w:rPr>
+            </w:pPr>
+            <w:r>
+              <w:rPr>
+                <w:rFonts w:ascii="Times New Roman" w:hAnsi="Times New Roman" w:cs="Times New Roman"/>
+                <w:lang w:val="tr-TR"/>
+              </w:rPr>
+              <w:t xml:space="preserve">0,0072</w:t>
+            </w:r>
+          </w:p>
+        </w:tc>
+        <w:tc>
+          <w:tcPr>
+            <w:tcW w:w="2400" w:type="dxa"/>
+            <w:vAlign w:val="center"/>
+          </w:tcPr>
+          <w:p>
+            <w:pPr>
+              <w:jc w:val="center"/>
+              <w:rPr>
+                <w:rFonts w:ascii="Times New Roman" w:hAnsi="Times New Roman" w:cs="Times New Roman"/>
+                <w:lang w:val="tr-TR"/>
+              </w:rPr>
+            </w:pPr>
+            <w:r>
+              <w:rPr>
+                <w:rFonts w:ascii="Times New Roman" w:hAnsi="Times New Roman" w:cs="Times New Roman"/>
+                <w:lang w:val="tr-TR"/>
+              </w:rPr>
+              <w:t xml:space="preserve">0,0018</w:t>
+            </w:r>
+          </w:p>
+        </w:tc>
+      </w:tr>
+      <w:tr>
+        <w:tc>
+          <w:tcPr>
+            <w:tcW w:w="1800" w:type="dxa"/>
+            <w:vAlign w:val="center"/>
+          </w:tcPr>
+          <w:p>
+            <w:pPr>
+              <w:jc w:val="center"/>
+              <w:rPr>
+                <w:rFonts w:ascii="Times New Roman" w:hAnsi="Times New Roman" w:cs="Times New Roman"/>
+                <w:lang w:val="tr-TR"/>
+              </w:rPr>
+            </w:pPr>
+            <w:r>
+              <w:rPr>
+                <w:rFonts w:ascii="Times New Roman" w:hAnsi="Times New Roman" w:cs="Times New Roman"/>
+                <w:lang w:val="tr-TR"/>
+              </w:rPr>
+              <w:t xml:space="preserve">800</w:t>
+            </w:r>
+          </w:p>
+        </w:tc>
+        <w:tc>
+          <w:tcPr>
+            <w:tcW w:w="2400" w:type="dxa"/>
+            <w:vAlign w:val="center"/>
+          </w:tcPr>
+          <w:p>
+            <w:pPr>
+              <w:jc w:val="center"/>
+              <w:rPr>
+                <w:rFonts w:ascii="Times New Roman" w:hAnsi="Times New Roman" w:cs="Times New Roman"/>
+                <w:lang w:val="tr-TR"/>
+              </w:rPr>
+            </w:pPr>
+            <w:r>
+              <w:rPr>
+                <w:rFonts w:ascii="Times New Roman" w:hAnsi="Times New Roman" w:cs="Times New Roman"/>
+                <w:lang w:val="tr-TR"/>
+              </w:rPr>
+              <w:t xml:space="preserve">0,0134</w:t>
+            </w:r>
+          </w:p>
+        </w:tc>
+        <w:tc>
+          <w:tcPr>
+            <w:tcW w:w="2400" w:type="dxa"/>
+            <w:vAlign w:val="center"/>
+          </w:tcPr>
+          <w:p>
+            <w:pPr>
+              <w:jc w:val="center"/>
+              <w:rPr>
+                <w:rFonts w:ascii="Times New Roman" w:hAnsi="Times New Roman" w:cs="Times New Roman"/>
+                <w:lang w:val="tr-TR"/>
+              </w:rPr>
+            </w:pPr>
+            <w:r>
+              <w:rPr>
+                <w:rFonts w:ascii="Times New Roman" w:hAnsi="Times New Roman" w:cs="Times New Roman"/>
+                <w:lang w:val="tr-TR"/>
+              </w:rPr>
+              <w:t xml:space="preserve">0,0132</w:t>
+            </w:r>
+          </w:p>
+        </w:tc>
+        <w:tc>
+          <w:tcPr>
+            <w:tcW w:w="2400" w:type="dxa"/>
+            <w:vAlign w:val="center"/>
+          </w:tcPr>
+          <w:p>
+            <w:pPr>
+              <w:jc w:val="center"/>
+              <w:rPr>
+                <w:rFonts w:ascii="Times New Roman" w:hAnsi="Times New Roman" w:cs="Times New Roman"/>
+                <w:lang w:val="tr-TR"/>
+              </w:rPr>
+            </w:pPr>
+            <w:r>
+              <w:rPr>
+                <w:rFonts w:ascii="Times New Roman" w:hAnsi="Times New Roman" w:cs="Times New Roman"/>
+                <w:lang w:val="tr-TR"/>
+              </w:rPr>
+              <w:t xml:space="preserve">0,0033</w:t>
+            </w:r>
+          </w:p>
+        </w:tc>
+      </w:tr>
+      <w:tr>
+        <w:tc>
+          <w:tcPr>
+            <w:tcW w:w="1800" w:type="dxa"/>
+            <w:vAlign w:val="center"/>
+          </w:tcPr>
+          <w:p>
+            <w:pPr>
+              <w:jc w:val="center"/>
+              <w:rPr>
+                <w:rFonts w:ascii="Times New Roman" w:hAnsi="Times New Roman" w:cs="Times New Roman"/>
+                <w:lang w:val="tr-TR"/>
+              </w:rPr>
+            </w:pPr>
+            <w:r>
+              <w:rPr>
+                <w:rFonts w:ascii="Times New Roman" w:hAnsi="Times New Roman" w:cs="Times New Roman"/>
+                <w:lang w:val="tr-TR"/>
+              </w:rPr>
+              <w:t xml:space="preserve">1200</w:t>
+            </w:r>
+          </w:p>
+        </w:tc>
+        <w:tc>
+          <w:tcPr>
+            <w:tcW w:w="2400" w:type="dxa"/>
+            <w:vAlign w:val="center"/>
+          </w:tcPr>
+          <w:p>
+            <w:pPr>
+              <w:jc w:val="center"/>
+              <w:rPr>
+                <w:rFonts w:ascii="Times New Roman" w:hAnsi="Times New Roman" w:cs="Times New Roman"/>
+                <w:lang w:val="tr-TR"/>
+              </w:rPr>
+            </w:pPr>
+            <w:r>
+              <w:rPr>
+                <w:rFonts w:ascii="Times New Roman" w:hAnsi="Times New Roman" w:cs="Times New Roman"/>
+                <w:lang w:val="tr-TR"/>
+              </w:rPr>
+              <w:t xml:space="preserve">0,0110</w:t>
+            </w:r>
+          </w:p>
+        </w:tc>
+        <w:tc>
+          <w:tcPr>
+            <w:tcW w:w="2400" w:type="dxa"/>
+            <w:vAlign w:val="center"/>
+          </w:tcPr>
+          <w:p>
+            <w:pPr>
+              <w:jc w:val="center"/>
+              <w:rPr>
+                <w:rFonts w:ascii="Times New Roman" w:hAnsi="Times New Roman" w:cs="Times New Roman"/>
+                <w:lang w:val="tr-TR"/>
+              </w:rPr>
+            </w:pPr>
+            <w:r>
+              <w:rPr>
+                <w:rFonts w:ascii="Times New Roman" w:hAnsi="Times New Roman" w:cs="Times New Roman"/>
+                <w:lang w:val="tr-TR"/>
+              </w:rPr>
+              <w:t xml:space="preserve">0,0180</w:t>
+            </w:r>
+          </w:p>
+        </w:tc>
+        <w:tc>
+          <w:tcPr>
+            <w:tcW w:w="2400" w:type="dxa"/>
+            <w:vAlign w:val="center"/>
+          </w:tcPr>
+          <w:p>
+            <w:pPr>
+              <w:jc w:val="center"/>
+              <w:rPr>
+                <w:rFonts w:ascii="Times New Roman" w:hAnsi="Times New Roman" w:cs="Times New Roman"/>
+                <w:lang w:val="tr-TR"/>
+              </w:rPr>
+            </w:pPr>
+            <w:r>
+              <w:rPr>
+                <w:rFonts w:ascii="Times New Roman" w:hAnsi="Times New Roman" w:cs="Times New Roman"/>
+                <w:lang w:val="tr-TR"/>
+              </w:rPr>
+              <w:t xml:space="preserve">0,0045</w:t>
+            </w:r>
+          </w:p>
+        </w:tc>
+      </w:tr>
+      <w:tr>
+        <w:tc>
+          <w:tcPr>
+            <w:tcW w:w="1800" w:type="dxa"/>
+            <w:vAlign w:val="center"/>
+          </w:tcPr>
+          <w:p>
+            <w:pPr>
+              <w:jc w:val="center"/>
+              <w:rPr>
+                <w:rFonts w:ascii="Times New Roman" w:hAnsi="Times New Roman" w:cs="Times New Roman"/>
+                <w:lang w:val="tr-TR"/>
+              </w:rPr>
+            </w:pPr>
+            <w:r>
+              <w:rPr>
+                <w:rFonts w:ascii="Times New Roman" w:hAnsi="Times New Roman" w:cs="Times New Roman"/>
+                <w:lang w:val="tr-TR"/>
+              </w:rPr>
+              <w:t xml:space="preserve">1600</w:t>
+            </w:r>
+          </w:p>
+        </w:tc>
+        <w:tc>
+          <w:tcPr>
+            <w:tcW w:w="2400" w:type="dxa"/>
+            <w:vAlign w:val="center"/>
+          </w:tcPr>
+          <w:p>
+            <w:pPr>
+              <w:jc w:val="center"/>
+              <w:rPr>
+                <w:rFonts w:ascii="Times New Roman" w:hAnsi="Times New Roman" w:cs="Times New Roman"/>
+                <w:lang w:val="tr-TR"/>
+              </w:rPr>
+            </w:pPr>
+            <w:r>
+              <w:rPr>
+                <w:rFonts w:ascii="Times New Roman" w:hAnsi="Times New Roman" w:cs="Times New Roman"/>
+                <w:lang w:val="tr-TR"/>
+              </w:rPr>
+              <w:t xml:space="preserve">0,0090</w:t>
+            </w:r>
+          </w:p>
+        </w:tc>
+        <w:tc>
+          <w:tcPr>
+            <w:tcW w:w="2400" w:type="dxa"/>
+            <w:vAlign w:val="center"/>
+          </w:tcPr>
+          <w:p>
+            <w:pPr>
+              <w:jc w:val="center"/>
+              <w:rPr>
+                <w:rFonts w:ascii="Times New Roman" w:hAnsi="Times New Roman" w:cs="Times New Roman"/>
+                <w:lang w:val="tr-TR"/>
+              </w:rPr>
+            </w:pPr>
+            <w:r>
+              <w:rPr>
+                <w:rFonts w:ascii="Times New Roman" w:hAnsi="Times New Roman" w:cs="Times New Roman"/>
+                <w:lang w:val="tr-TR"/>
+              </w:rPr>
+              <w:t xml:space="preserve">0,0220</w:t>
+            </w:r>
+          </w:p>
+        </w:tc>
+        <w:tc>
+          <w:tcPr>
+            <w:tcW w:w="2400" w:type="dxa"/>
+            <w:vAlign w:val="center"/>
+          </w:tcPr>
+          <w:p>
+            <w:pPr>
+              <w:jc w:val="center"/>
+              <w:rPr>
+                <w:rFonts w:ascii="Times New Roman" w:hAnsi="Times New Roman" w:cs="Times New Roman"/>
+                <w:lang w:val="tr-TR"/>
+              </w:rPr>
+            </w:pPr>
+            <w:r>
+              <w:rPr>
+                <w:rFonts w:ascii="Times New Roman" w:hAnsi="Times New Roman" w:cs="Times New Roman"/>
+                <w:lang w:val="tr-TR"/>
+              </w:rPr>
+              <w:t xml:space="preserve">0,0055</w:t>
+            </w:r>
+          </w:p>
+        </w:tc>
+      </w:tr>
+      <w:tr>
+        <w:tc>
+          <w:tcPr>
+            <w:tcW w:w="1800" w:type="dxa"/>
+            <w:vAlign w:val="center"/>
+          </w:tcPr>
+          <w:p>
+            <w:pPr>
+              <w:jc w:val="center"/>
+              <w:rPr>
+                <w:rFonts w:ascii="Times New Roman" w:hAnsi="Times New Roman" w:cs="Times New Roman"/>
+                <w:lang w:val="tr-TR"/>
+              </w:rPr>
+            </w:pPr>
+            <w:r>
+              <w:rPr>
+                <w:rFonts w:ascii="Times New Roman" w:hAnsi="Times New Roman" w:cs="Times New Roman"/>
+                <w:lang w:val="tr-TR"/>
+              </w:rPr>
+              <w:t xml:space="preserve">2000</w:t>
+            </w:r>
+          </w:p>
+        </w:tc>
+        <w:tc>
+          <w:tcPr>
+            <w:tcW w:w="2400" w:type="dxa"/>
+            <w:vAlign w:val="center"/>
+          </w:tcPr>
+          <w:p>
+            <w:pPr>
+              <w:jc w:val="center"/>
+              <w:rPr>
+                <w:rFonts w:ascii="Times New Roman" w:hAnsi="Times New Roman" w:cs="Times New Roman"/>
+                <w:lang w:val="tr-TR"/>
+              </w:rPr>
+            </w:pPr>
+            <w:r>
+              <w:rPr>
+                <w:rFonts w:ascii="Times New Roman" w:hAnsi="Times New Roman" w:cs="Times New Roman"/>
+                <w:lang w:val="tr-TR"/>
+              </w:rPr>
+              <w:t xml:space="preserve">0,0074</w:t>
+            </w:r>
+          </w:p>
+        </w:tc>
+        <w:tc>
+          <w:tcPr>
+            <w:tcW w:w="2400" w:type="dxa"/>
+            <w:vAlign w:val="center"/>
+          </w:tcPr>
+          <w:p>
+            <w:pPr>
+              <w:jc w:val="center"/>
+              <w:rPr>
+                <w:rFonts w:ascii="Times New Roman" w:hAnsi="Times New Roman" w:cs="Times New Roman"/>
+                <w:lang w:val="tr-TR"/>
+              </w:rPr>
+            </w:pPr>
+            <w:r>
+              <w:rPr>
+                <w:rFonts w:ascii="Times New Roman" w:hAnsi="Times New Roman" w:cs="Times New Roman"/>
+                <w:lang w:val="tr-TR"/>
+              </w:rPr>
+              <w:t xml:space="preserve">0,0252</w:t>
+            </w:r>
+          </w:p>
+        </w:tc>
+        <w:tc>
+          <w:tcPr>
+            <w:tcW w:w="2400" w:type="dxa"/>
+            <w:vAlign w:val="center"/>
+          </w:tcPr>
+          <w:p>
+            <w:pPr>
+              <w:jc w:val="center"/>
+              <w:rPr>
+                <w:rFonts w:ascii="Times New Roman" w:hAnsi="Times New Roman" w:cs="Times New Roman"/>
+                <w:lang w:val="tr-TR"/>
+              </w:rPr>
+            </w:pPr>
+            <w:r>
+              <w:rPr>
+                <w:rFonts w:ascii="Times New Roman" w:hAnsi="Times New Roman" w:cs="Times New Roman"/>
+                <w:lang w:val="tr-TR"/>
+              </w:rPr>
+              <w:t xml:space="preserve">0,0063</w:t>
+            </w:r>
+          </w:p>
+        </w:tc>
+      </w:tr>
+      <w:tr>
+        <w:tc>
+          <w:tcPr>
+            <w:tcW w:w="1800" w:type="dxa"/>
+            <w:vAlign w:val="center"/>
+          </w:tcPr>
+          <w:p>
+            <w:pPr>
+              <w:jc w:val="center"/>
+              <w:rPr>
+                <w:rFonts w:ascii="Times New Roman" w:hAnsi="Times New Roman" w:cs="Times New Roman"/>
+                <w:lang w:val="tr-TR"/>
+              </w:rPr>
+            </w:pPr>
+            <w:r>
+              <w:rPr>
+                <w:rFonts w:ascii="Times New Roman" w:hAnsi="Times New Roman" w:cs="Times New Roman"/>
+                <w:lang w:val="tr-TR"/>
+              </w:rPr>
+              <w:t xml:space="preserve">2400</w:t>
+            </w:r>
+          </w:p>
+        </w:tc>
+        <w:tc>
+          <w:tcPr>
+            <w:tcW w:w="2400" w:type="dxa"/>
+            <w:vAlign w:val="center"/>
+          </w:tcPr>
+          <w:p>
+            <w:pPr>
+              <w:jc w:val="center"/>
+              <w:rPr>
+                <w:rFonts w:ascii="Times New Roman" w:hAnsi="Times New Roman" w:cs="Times New Roman"/>
+                <w:lang w:val="tr-TR"/>
+              </w:rPr>
+            </w:pPr>
+            <w:r>
+              <w:rPr>
+                <w:rFonts w:ascii="Times New Roman" w:hAnsi="Times New Roman" w:cs="Times New Roman"/>
+                <w:lang w:val="tr-TR"/>
+              </w:rPr>
+              <w:t xml:space="preserve">0,0060</w:t>
+            </w:r>
+          </w:p>
+        </w:tc>
+        <w:tc>
+          <w:tcPr>
+            <w:tcW w:w="2400" w:type="dxa"/>
+            <w:vAlign w:val="center"/>
+          </w:tcPr>
+          <w:p>
+            <w:pPr>
+              <w:jc w:val="center"/>
+              <w:rPr>
+                <w:rFonts w:ascii="Times New Roman" w:hAnsi="Times New Roman" w:cs="Times New Roman"/>
+                <w:lang w:val="tr-TR"/>
+              </w:rPr>
+            </w:pPr>
+            <w:r>
+              <w:rPr>
+                <w:rFonts w:ascii="Times New Roman" w:hAnsi="Times New Roman" w:cs="Times New Roman"/>
+                <w:lang w:val="tr-TR"/>
+              </w:rPr>
+              <w:t xml:space="preserve">0,0280</w:t>
+            </w:r>
+          </w:p>
+        </w:tc>
+        <w:tc>
+          <w:tcPr>
+            <w:tcW w:w="2400" w:type="dxa"/>
+            <w:vAlign w:val="center"/>
+          </w:tcPr>
+          <w:p>
+            <w:pPr>
+              <w:jc w:val="center"/>
+              <w:rPr>
+                <w:rFonts w:ascii="Times New Roman" w:hAnsi="Times New Roman" w:cs="Times New Roman"/>
+                <w:lang w:val="tr-TR"/>
+              </w:rPr>
+            </w:pPr>
+            <w:r>
+              <w:rPr>
+                <w:rFonts w:ascii="Times New Roman" w:hAnsi="Times New Roman" w:cs="Times New Roman"/>
+                <w:lang w:val="tr-TR"/>
+              </w:rPr>
+              <w:t xml:space="preserve">0,0070</w:t>
+            </w:r>
+          </w:p>
+        </w:tc>
+      </w:tr>
+    </w:tbl>
+    <w:p>
+      <w:pPr>
         <w:jc w:val="both"/>
         <w:rPr>
           <w:rFonts w:ascii="Times New Roman" w:hAnsi="Times New Roman" w:cs="Times New Roman"/>
           <w:lang w:val="tr-TR"/>
         </w:rPr>
       </w:pPr>
-      <w:r>
-        <w:rPr>
-          <w:rFonts w:ascii="Times New Roman" w:hAnsi="Times New Roman" w:cs="Times New Roman"/>
-          <w:lang w:val="tr-TR"/>
-        </w:rPr>
-        <w:t>Tepkime hızı kavramı, tepken</w:t>
-      </w:r>
-      <w:r>
-        <w:rPr>
-          <w:rFonts w:ascii="Times New Roman" w:hAnsi="Times New Roman" w:cs="Times New Roman"/>
-          <w:lang w:val="tr-TR"/>
-        </w:rPr>
-        <w:t xml:space="preserve"> </w:t>
-      </w:r>
-      <w:r>
-        <w:rPr>
-          <w:rFonts w:ascii="Times New Roman" w:hAnsi="Times New Roman" w:cs="Times New Roman"/>
-          <w:lang w:val="tr-TR"/>
-        </w:rPr>
-        <w:t xml:space="preserve">ve </w:t>
-      </w:r>
-      <w:proofErr w:type="spellStart"/>
-      <w:r>
-        <w:rPr>
-          <w:rFonts w:ascii="Times New Roman" w:hAnsi="Times New Roman" w:cs="Times New Roman"/>
-          <w:lang w:val="tr-TR"/>
-        </w:rPr>
-        <w:t>ürünlerin</w:t>
-      </w:r>
-      <w:proofErr w:type="spellEnd"/>
-      <w:r>
-        <w:rPr>
-          <w:rFonts w:ascii="Times New Roman" w:hAnsi="Times New Roman" w:cs="Times New Roman"/>
-          <w:lang w:val="tr-TR"/>
-        </w:rPr>
-        <w:t xml:space="preserve"> birim zamanda derişimlerindeki değişim temelinde hem sözel olarak hem de</w:t>
-      </w:r>
-      <w:r>
-        <w:rPr>
-          <w:rFonts w:ascii="Times New Roman" w:hAnsi="Times New Roman" w:cs="Times New Roman"/>
-          <w:lang w:val="tr-TR"/>
-        </w:rPr>
-        <w:t xml:space="preserve"> </w:t>
-      </w:r>
-      <w:r>
-        <w:rPr>
-          <w:rFonts w:ascii="Times New Roman" w:hAnsi="Times New Roman" w:cs="Times New Roman"/>
-          <w:lang w:val="tr-TR"/>
-        </w:rPr>
-        <w:t>matematiksel bir eşitlikle tanımlanır. Ardından ortalama hız kavramı, derişim-zaman grafiği</w:t>
-      </w:r>
-      <w:r>
-        <w:rPr>
-          <w:rFonts w:ascii="Times New Roman" w:hAnsi="Times New Roman" w:cs="Times New Roman"/>
-          <w:lang w:val="tr-TR"/>
-        </w:rPr>
-        <w:t xml:space="preserve"> </w:t>
-      </w:r>
-      <w:r>
-        <w:rPr>
-          <w:rFonts w:ascii="Times New Roman" w:hAnsi="Times New Roman" w:cs="Times New Roman"/>
-          <w:lang w:val="tr-TR"/>
-        </w:rPr>
-        <w:t xml:space="preserve">ile ilişkilendirilerek açıklanır. </w:t>
-      </w:r>
     </w:p>
     <w:p>
       <w:pPr>
+        <w:pStyle w:val="ListParagraph"/>
+        <w:numPr>
+          <w:ilvl w:val="0"/>
+          <w:numId w:val="51"/>
+        </w:numPr>
         <w:jc w:val="both"/>
         <w:rPr>
           <w:rFonts w:ascii="Times New Roman" w:hAnsi="Times New Roman" w:cs="Times New Roman"/>
@@ -394,35 +1406,112 @@
           <w:rFonts w:ascii="Times New Roman" w:hAnsi="Times New Roman" w:cs="Times New Roman"/>
           <w:lang w:val="tr-TR"/>
         </w:rPr>
-        <w:t>Öğrenciler, bu bilgileri kullanarak ellerindeki veri setinden</w:t>
-      </w:r>
-      <w:r>
-        <w:rPr>
-          <w:rFonts w:ascii="Times New Roman" w:hAnsi="Times New Roman" w:cs="Times New Roman"/>
-          <w:lang w:val="tr-TR"/>
-        </w:rPr>
-        <w:t xml:space="preserve"> </w:t>
-      </w:r>
-      <w:r>
-        <w:rPr>
-          <w:rFonts w:ascii="Times New Roman" w:hAnsi="Times New Roman" w:cs="Times New Roman"/>
-          <w:lang w:val="tr-TR"/>
-        </w:rPr>
-        <w:t>verilen tepkimenin farklı zaman aralıklarına ilişkin ortalama hızlarını hesaplar ve tepkime</w:t>
-      </w:r>
-      <w:r>
-        <w:rPr>
-          <w:rFonts w:ascii="Times New Roman" w:hAnsi="Times New Roman" w:cs="Times New Roman"/>
-          <w:lang w:val="tr-TR"/>
-        </w:rPr>
-        <w:t xml:space="preserve"> </w:t>
-      </w:r>
-      <w:r>
-        <w:rPr>
-          <w:rFonts w:ascii="Times New Roman" w:hAnsi="Times New Roman" w:cs="Times New Roman"/>
-          <w:lang w:val="tr-TR"/>
-        </w:rPr>
-        <w:t xml:space="preserve">hızının zamanla değişimine yönelik çıkarımda bulunur (KB2.10). </w:t>
+        <w:t xml:space="preserve">Tablodaki verileri kullanarak N</w:t>
+      </w:r>
+      <w:r>
+        <w:rPr>
+          <w:rFonts w:ascii="Times New Roman" w:hAnsi="Times New Roman" w:cs="Times New Roman"/>
+          <w:vertAlign w:val="subscript"/>
+          <w:lang w:val="tr-TR"/>
+        </w:rPr>
+        <w:t xml:space="preserve">2</w:t>
+      </w:r>
+      <w:r>
+        <w:rPr>
+          <w:rFonts w:ascii="Times New Roman" w:hAnsi="Times New Roman" w:cs="Times New Roman"/>
+          <w:lang w:val="tr-TR"/>
+        </w:rPr>
+        <w:t xml:space="preserve">O</w:t>
+      </w:r>
+      <w:r>
+        <w:rPr>
+          <w:rFonts w:ascii="Times New Roman" w:hAnsi="Times New Roman" w:cs="Times New Roman"/>
+          <w:vertAlign w:val="subscript"/>
+          <w:lang w:val="tr-TR"/>
+        </w:rPr>
+        <w:t xml:space="preserve">5</w:t>
+      </w:r>
+      <w:r>
+        <w:rPr>
+          <w:rFonts w:ascii="Times New Roman" w:hAnsi="Times New Roman" w:cs="Times New Roman"/>
+          <w:lang w:val="tr-TR"/>
+        </w:rPr>
+        <w:t xml:space="preserve">, NO</w:t>
+      </w:r>
+      <w:r>
+        <w:rPr>
+          <w:rFonts w:ascii="Times New Roman" w:hAnsi="Times New Roman" w:cs="Times New Roman"/>
+          <w:vertAlign w:val="subscript"/>
+          <w:lang w:val="tr-TR"/>
+        </w:rPr>
+        <w:t xml:space="preserve">2</w:t>
+      </w:r>
+      <w:r>
+        <w:rPr>
+          <w:rFonts w:ascii="Times New Roman" w:hAnsi="Times New Roman" w:cs="Times New Roman"/>
+          <w:lang w:val="tr-TR"/>
+        </w:rPr>
+        <w:t xml:space="preserve"> ve O</w:t>
+      </w:r>
+      <w:r>
+        <w:rPr>
+          <w:rFonts w:ascii="Times New Roman" w:hAnsi="Times New Roman" w:cs="Times New Roman"/>
+          <w:vertAlign w:val="subscript"/>
+          <w:lang w:val="tr-TR"/>
+        </w:rPr>
+        <w:t xml:space="preserve">2</w:t>
+      </w:r>
+      <w:r>
+        <w:rPr>
+          <w:rFonts w:ascii="Times New Roman" w:hAnsi="Times New Roman" w:cs="Times New Roman"/>
+          <w:lang w:val="tr-TR"/>
+        </w:rPr>
+        <w:t xml:space="preserve"> için derişim-zaman grafiğini aşağıdaki grafik alanına çiziniz. Her madde için farklı renk kullanınız.</w:t>
+      </w:r>
+    </w:p>
+    <w:p xmlns:a="http://schemas.openxmlformats.org/drawingml/2006/main" xmlns:pic="http://schemas.openxmlformats.org/drawingml/2006/picture">
+      <w:pPr>
+        <w:jc w:val="center"/>
+        <w:rPr>
+          <w:rFonts w:ascii="Times New Roman" w:hAnsi="Times New Roman" w:cs="Times New Roman"/>
+          <w:lang w:val="tr-TR"/>
+        </w:rPr>
+      </w:pPr>
+      <w:r>
+        <w:drawing>
+          <wp:inline distT="0" distB="0" distL="0" distR="0">
+            <wp:extent cx="5040000" cy="3087840"/>
+            <wp:docPr id="900001" name="Grafik 900001" descr="Boş derişim-zaman grafik alanı"/>
+            <wp:cNvGraphicFramePr>
+              <a:graphicFrameLocks noChangeAspect="1"/>
+            </wp:cNvGraphicFramePr>
+            <a:graphic>
+              <a:graphicData uri="http://schemas.openxmlformats.org/drawingml/2006/picture">
+                <pic:pic>
+                  <pic:nvPicPr>
+                    <pic:cNvPr id="900001" name="k11_900001.png"/>
+                    <pic:cNvPicPr/>
+                  </pic:nvPicPr>
+                  <pic:blipFill>
+                    <a:blip r:embed="rIdK1"/>
+                    <a:stretch>
+                      <a:fillRect/>
+                    </a:stretch>
+                  </pic:blipFill>
+                  <pic:spPr>
+                    <a:xfrm>
+                      <a:off x="0" y="0"/>
+                      <a:ext cx="5040000" cy="3087840"/>
+                    </a:xfrm>
+                    <a:prstGeom prst="rect">
+                      <a:avLst/>
+                    </a:prstGeom>
+                  </pic:spPr>
+                </pic:pic>
+              </a:graphicData>
+            </a:graphic>
+          </wp:inline>
+        </w:drawing>
       </w:r>
     </w:p>
     <w:p>
@@ -436,129 +1525,1767 @@
       <w:r>
         <w:rPr>
           <w:rFonts w:ascii="Times New Roman" w:hAnsi="Times New Roman" w:cs="Times New Roman"/>
-          <w:lang w:val="tr-TR"/>
-        </w:rPr>
-        <w:t>Öğrencilerden tepkime</w:t>
-      </w:r>
-      <w:r>
-        <w:rPr>
-          <w:rFonts w:ascii="Times New Roman" w:hAnsi="Times New Roman" w:cs="Times New Roman"/>
-          <w:lang w:val="tr-TR"/>
-        </w:rPr>
-        <w:t xml:space="preserve"> </w:t>
-      </w:r>
-      <w:r>
-        <w:rPr>
-          <w:rFonts w:ascii="Times New Roman" w:hAnsi="Times New Roman" w:cs="Times New Roman"/>
-          <w:lang w:val="tr-TR"/>
-        </w:rPr>
-        <w:t>hızının zamanla değişimini çarpışma teorisi ile ilişkilendirerek çıkarımlarının geçerliliğini</w:t>
-      </w:r>
-      <w:r>
-        <w:rPr>
-          <w:rFonts w:ascii="Times New Roman" w:hAnsi="Times New Roman" w:cs="Times New Roman"/>
-          <w:lang w:val="tr-TR"/>
-        </w:rPr>
-        <w:t xml:space="preserve"> </w:t>
-      </w:r>
-      <w:r>
-        <w:rPr>
-          <w:rFonts w:ascii="Times New Roman" w:hAnsi="Times New Roman" w:cs="Times New Roman"/>
-          <w:lang w:val="tr-TR"/>
-        </w:rPr>
-        <w:t xml:space="preserve">sorgulamaları istenir (OB1). </w:t>
+          <w:b/>
+          <w:bCs/>
+          <w:highlight w:val="yellow"/>
+          <w:lang w:val="tr-TR"/>
+        </w:rPr>
+        <w:t xml:space="preserve">NOT: </w:t>
+      </w:r>
+      <w:r>
+        <w:rPr>
+          <w:rFonts w:ascii="Times New Roman" w:hAnsi="Times New Roman" w:cs="Times New Roman"/>
+          <w:highlight w:val="yellow"/>
+          <w:lang w:val="tr-TR"/>
+        </w:rPr>
+        <w:t xml:space="preserve">Bu alan öğrencinin grafiği çizeceği kareli grafik alanıdır. X ekseni “Zaman (s)”, Y ekseni “Derişim (mol/L)”. Kimya10’daki grafik alanı kalıbıyla yeniden çizilebilir.</w:t>
       </w:r>
     </w:p>
     <w:p>
       <w:pPr>
+        <w:pStyle w:val="ListParagraph"/>
+        <w:numPr>
+          <w:ilvl w:val="0"/>
+          <w:numId w:val="51"/>
+        </w:numPr>
         <w:jc w:val="both"/>
+        <w:rPr>
+          <w:rFonts w:ascii="Times New Roman" w:hAnsi="Times New Roman" w:cs="Times New Roman"/>
+          <w:lang w:val="tr-TR"/>
+        </w:rPr>
+      </w:pPr>
+      <w:r>
+        <w:rPr>
+          <w:rFonts w:ascii="Times New Roman" w:hAnsi="Times New Roman" w:cs="Times New Roman"/>
+          <w:lang w:val="tr-TR"/>
+        </w:rPr>
+        <w:t xml:space="preserve">Çizdiğiniz derişim-zaman grafiğini inceleyerek tepken ve ürünlerin derişimlerinin zamanla nasıl değiştiğine ve tepkime hızının zamanla değişimine ilişkin önermeler oluşturunuz.</w:t>
+      </w:r>
+    </w:p>
+    <w:p>
+      <w:pPr>
+        <w:ind w:left="720"/>
+        <w:jc w:val="both"/>
+        <w:rPr>
+          <w:rFonts w:ascii="Times New Roman" w:hAnsi="Times New Roman" w:cs="Times New Roman"/>
+          <w:lang w:val="tr-TR"/>
+        </w:rPr>
+      </w:pPr>
+      <w:r>
+        <w:rPr>
+          <w:rFonts w:ascii="Times New Roman" w:hAnsi="Times New Roman" w:cs="Times New Roman"/>
+          <w:lang w:val="tr-TR"/>
+        </w:rPr>
+        <w:t xml:space="preserve">……………………………………………………………………………………………</w:t>
+      </w:r>
+    </w:p>
+    <w:p>
+      <w:pPr>
+        <w:ind w:left="720"/>
+        <w:jc w:val="both"/>
+        <w:rPr>
+          <w:rFonts w:ascii="Times New Roman" w:hAnsi="Times New Roman" w:cs="Times New Roman"/>
+          <w:lang w:val="tr-TR"/>
+        </w:rPr>
+      </w:pPr>
+      <w:r>
+        <w:rPr>
+          <w:rFonts w:ascii="Times New Roman" w:hAnsi="Times New Roman" w:cs="Times New Roman"/>
+          <w:lang w:val="tr-TR"/>
+        </w:rPr>
+        <w:t xml:space="preserve">……………………………………………………………………………………………</w:t>
+      </w:r>
+    </w:p>
+    <w:p>
+      <w:pPr>
+        <w:ind w:left="720"/>
+        <w:jc w:val="both"/>
+        <w:rPr>
+          <w:rFonts w:ascii="Times New Roman" w:hAnsi="Times New Roman" w:cs="Times New Roman"/>
+          <w:lang w:val="tr-TR"/>
+        </w:rPr>
+      </w:pPr>
+      <w:r>
+        <w:rPr>
+          <w:rFonts w:ascii="Times New Roman" w:hAnsi="Times New Roman" w:cs="Times New Roman"/>
+          <w:lang w:val="tr-TR"/>
+        </w:rPr>
+        <w:t xml:space="preserve">……………………………………………………………………………………………</w:t>
+      </w:r>
+    </w:p>
+    <w:p>
+      <w:pPr>
+        <w:pStyle w:val="ListParagraph"/>
+        <w:numPr>
+          <w:ilvl w:val="0"/>
+          <w:numId w:val="52"/>
+        </w:numPr>
+        <w:jc w:val="both"/>
+        <w:rPr>
+          <w:rFonts w:ascii="Times New Roman" w:hAnsi="Times New Roman" w:cs="Times New Roman"/>
+          <w:lang w:val="tr-TR"/>
+        </w:rPr>
+      </w:pPr>
+      <w:r>
+        <w:rPr>
+          <w:rFonts w:ascii="Times New Roman" w:hAnsi="Times New Roman" w:cs="Times New Roman"/>
+          <w:lang w:val="tr-TR"/>
+        </w:rPr>
+        <w:t xml:space="preserve">Oluşturduğunuz önermeleri arkadaşlarınızla paylaşınız. Paylaşım sırasında düşünce ve izlenimlerinizi etki altında kalmadan ifade ediniz, arkadaşlarınızın sözünü kesmeden onları etkin bir şekilde dinleyiniz ve farklı bakış açılarını anlamaya çalışınız.</w:t>
+      </w:r>
+    </w:p>
+    <w:p>
+      <w:pPr>
+        <w:ind w:left="720"/>
+        <w:jc w:val="both"/>
+        <w:rPr>
+          <w:rFonts w:ascii="Times New Roman" w:hAnsi="Times New Roman" w:cs="Times New Roman"/>
+          <w:lang w:val="tr-TR"/>
+        </w:rPr>
+      </w:pPr>
+      <w:r>
+        <w:rPr>
+          <w:rFonts w:ascii="Times New Roman" w:hAnsi="Times New Roman" w:cs="Times New Roman"/>
+          <w:lang w:val="tr-TR"/>
+        </w:rPr>
+        <w:t xml:space="preserve">……………………………………………………………………………………………</w:t>
+      </w:r>
+    </w:p>
+    <w:p>
+      <w:pPr>
+        <w:ind w:left="720"/>
+        <w:jc w:val="both"/>
+        <w:rPr>
+          <w:rFonts w:ascii="Times New Roman" w:hAnsi="Times New Roman" w:cs="Times New Roman"/>
+          <w:lang w:val="tr-TR"/>
+        </w:rPr>
+      </w:pPr>
+      <w:r>
+        <w:rPr>
+          <w:rFonts w:ascii="Times New Roman" w:hAnsi="Times New Roman" w:cs="Times New Roman"/>
+          <w:lang w:val="tr-TR"/>
+        </w:rPr>
+        <w:t xml:space="preserve">……………………………………………………………………………………………</w:t>
+      </w:r>
+    </w:p>
+    <w:p>
+      <w:pPr>
+        <w:ind w:left="720"/>
+        <w:jc w:val="both"/>
+        <w:rPr>
+          <w:rFonts w:ascii="Times New Roman" w:hAnsi="Times New Roman" w:cs="Times New Roman"/>
+          <w:lang w:val="tr-TR"/>
+        </w:rPr>
+      </w:pPr>
+      <w:r>
+        <w:rPr>
+          <w:rFonts w:ascii="Times New Roman" w:hAnsi="Times New Roman" w:cs="Times New Roman"/>
+          <w:lang w:val="tr-TR"/>
+        </w:rPr>
+        <w:t xml:space="preserve">……………………………………………………………………………………………</w:t>
+      </w:r>
+    </w:p>
+    <w:p>
+      <w:pPr>
+        <w:pStyle w:val="ListParagraph"/>
+        <w:numPr>
+          <w:ilvl w:val="0"/>
+          <w:numId w:val="52"/>
+        </w:numPr>
+        <w:jc w:val="both"/>
+        <w:rPr>
+          <w:rFonts w:ascii="Times New Roman" w:hAnsi="Times New Roman" w:cs="Times New Roman"/>
+          <w:lang w:val="tr-TR"/>
+        </w:rPr>
+      </w:pPr>
+      <w:r>
+        <w:rPr>
+          <w:rFonts w:ascii="Times New Roman" w:hAnsi="Times New Roman" w:cs="Times New Roman"/>
+          <w:lang w:val="tr-TR"/>
+        </w:rPr>
+        <w:t xml:space="preserve">Grafiği kullanarak ulaştığınız önermeleri, tepkime hızları ile ilgili önceki bilgilerinize dayalı olarak oluşturduğunuz önermelerle karşılaştırınız. Benzerlik ve farklılıkları yazınız.</w:t>
+      </w:r>
+    </w:p>
+    <w:p>
+      <w:pPr>
+        <w:ind w:left="720"/>
+        <w:jc w:val="both"/>
+        <w:rPr>
+          <w:rFonts w:ascii="Times New Roman" w:hAnsi="Times New Roman" w:cs="Times New Roman"/>
+          <w:lang w:val="tr-TR"/>
+        </w:rPr>
+      </w:pPr>
+      <w:r>
+        <w:rPr>
+          <w:rFonts w:ascii="Times New Roman" w:hAnsi="Times New Roman" w:cs="Times New Roman"/>
+          <w:lang w:val="tr-TR"/>
+        </w:rPr>
+        <w:t xml:space="preserve">……………………………………………………………………………………………</w:t>
+      </w:r>
+    </w:p>
+    <w:p>
+      <w:pPr>
+        <w:ind w:left="720"/>
+        <w:jc w:val="both"/>
+        <w:rPr>
+          <w:rFonts w:ascii="Times New Roman" w:hAnsi="Times New Roman" w:cs="Times New Roman"/>
+          <w:lang w:val="tr-TR"/>
+        </w:rPr>
+      </w:pPr>
+      <w:r>
+        <w:rPr>
+          <w:rFonts w:ascii="Times New Roman" w:hAnsi="Times New Roman" w:cs="Times New Roman"/>
+          <w:lang w:val="tr-TR"/>
+        </w:rPr>
+        <w:t xml:space="preserve">……………………………………………………………………………………………</w:t>
+      </w:r>
+    </w:p>
+    <w:p>
+      <w:pPr>
+        <w:ind w:left="720"/>
+        <w:jc w:val="both"/>
+        <w:rPr>
+          <w:rFonts w:ascii="Times New Roman" w:hAnsi="Times New Roman" w:cs="Times New Roman"/>
+          <w:lang w:val="tr-TR"/>
+        </w:rPr>
+      </w:pPr>
+      <w:r>
+        <w:rPr>
+          <w:rFonts w:ascii="Times New Roman" w:hAnsi="Times New Roman" w:cs="Times New Roman"/>
+          <w:lang w:val="tr-TR"/>
+        </w:rPr>
+        <w:t xml:space="preserve">……………………………………………………………………………………………</w:t>
+      </w:r>
+    </w:p>
+    <w:p>
+      <w:pPr>
+        <w:jc w:val="both"/>
+        <w:rPr>
+          <w:rFonts w:ascii="Times New Roman" w:hAnsi="Times New Roman" w:cs="Times New Roman"/>
+          <w:lang w:val="tr-TR"/>
+        </w:rPr>
+      </w:pPr>
+      <w:r>
+        <w:rPr>
+          <w:rFonts w:ascii="Times New Roman" w:hAnsi="Times New Roman" w:cs="Times New Roman"/>
+          <w:highlight w:val="yellow"/>
+          <w:lang w:val="tr-TR"/>
+        </w:rPr>
+        <w:t xml:space="preserve">NOT Kâğıdı: Kimya10 sayfa 36’da etkinlik içinde kullandığımız post-it kalıbı</w:t>
+      </w:r>
+    </w:p>
+    <w:tbl>
+      <w:tblPr>
+        <w:tblW w:w="9000" w:type="dxa"/>
+        <w:jc w:val="center"/>
+        <w:tblBorders>
+          <w:top w:val="single" w:sz="8" w:space="0" w:color="7F7F7F"/>
+          <w:left w:val="single" w:sz="8" w:space="0" w:color="7F7F7F"/>
+          <w:bottom w:val="single" w:sz="8" w:space="0" w:color="7F7F7F"/>
+          <w:right w:val="single" w:sz="8" w:space="0" w:color="7F7F7F"/>
+        </w:tblBorders>
+      </w:tblPr>
+      <w:tblGrid>
+        <w:gridCol w:w="9000"/>
+      </w:tblGrid>
+      <w:tr>
+        <w:tc>
+          <w:tcPr>
+            <w:tcW w:w="9000" w:type="dxa"/>
+            <w:shd w:val="clear" w:color="auto" w:fill="FFF2CC"/>
+          </w:tcPr>
+          <w:p>
+            <w:pPr>
+              <w:jc w:val="both"/>
+              <w:rPr>
+                <w:rFonts w:ascii="Times New Roman" w:hAnsi="Times New Roman" w:cs="Times New Roman"/>
+                <w:lang w:val="tr-TR"/>
+              </w:rPr>
+            </w:pPr>
+            <w:r>
+              <w:rPr>
+                <w:rFonts w:ascii="Times New Roman" w:hAnsi="Times New Roman" w:cs="Times New Roman"/>
+                <w:lang w:val="tr-TR"/>
+              </w:rPr>
+              <w:t xml:space="preserve">Tepkime hızı, birim zamanda tepkenlerin derişimindeki azalma ya da ürünlerin derişimindeki artış olarak tanımlanır. Belirli bir zaman aralığında hesaplanan hıza ortalama tepkime hızı denir.</w:t>
+            </w:r>
+          </w:p>
+          <w:p>
+            <w:pPr>
+              <w:jc w:val="center"/>
+              <w:rPr>
+                <w:rFonts w:ascii="Times New Roman" w:hAnsi="Times New Roman" w:cs="Times New Roman"/>
+                <w:lang w:val="tr-TR"/>
+              </w:rPr>
+            </w:pPr>
+            <m:oMathPara>
+              <m:oMath>
+                <m:r>
+                  <m:rPr>
+                    <m:sty m:val="p"/>
+                  </m:rPr>
+                  <w:rPr>
+                    <w:rFonts w:ascii="Cambria Math" w:hAnsi="Cambria Math" w:cs="Cambria Math"/>
+                    <w:lang w:val="tr-TR"/>
+                  </w:rPr>
+                  <w:t xml:space="preserve">Tepkenin harcanma hızı = −</w:t>
+                </m:r>
+                <m:f>
+                  <m:num>
+                    <m:r>
+                      <m:rPr>
+                        <m:sty m:val="p"/>
+                      </m:rPr>
+                      <w:rPr>
+                        <w:rFonts w:ascii="Cambria Math" w:hAnsi="Cambria Math" w:cs="Cambria Math"/>
+                        <w:lang w:val="tr-TR"/>
+                      </w:rPr>
+                      <w:t xml:space="preserve">Δ[Tepken]</w:t>
+                    </m:r>
+                  </m:num>
+                  <m:den>
+                    <m:r>
+                      <m:rPr>
+                        <m:sty m:val="p"/>
+                      </m:rPr>
+                      <w:rPr>
+                        <w:rFonts w:ascii="Cambria Math" w:hAnsi="Cambria Math" w:cs="Cambria Math"/>
+                        <w:lang w:val="tr-TR"/>
+                      </w:rPr>
+                      <w:t xml:space="preserve">Δt</w:t>
+                    </m:r>
+                  </m:den>
+                </m:f>
+                <m:r>
+                  <m:rPr>
+                    <m:sty m:val="p"/>
+                  </m:rPr>
+                  <w:rPr>
+                    <w:rFonts w:ascii="Cambria Math" w:hAnsi="Cambria Math" w:cs="Cambria Math"/>
+                    <w:lang w:val="tr-TR"/>
+                  </w:rPr>
+                  <w:t xml:space="preserve">          Ürünün oluşum hızı = </w:t>
+                </m:r>
+                <m:f>
+                  <m:num>
+                    <m:r>
+                      <m:rPr>
+                        <m:sty m:val="p"/>
+                      </m:rPr>
+                      <w:rPr>
+                        <w:rFonts w:ascii="Cambria Math" w:hAnsi="Cambria Math" w:cs="Cambria Math"/>
+                        <w:lang w:val="tr-TR"/>
+                      </w:rPr>
+                      <w:t xml:space="preserve">Δ[Ürün]</w:t>
+                    </m:r>
+                  </m:num>
+                  <m:den>
+                    <m:r>
+                      <m:rPr>
+                        <m:sty m:val="p"/>
+                      </m:rPr>
+                      <w:rPr>
+                        <w:rFonts w:ascii="Cambria Math" w:hAnsi="Cambria Math" w:cs="Cambria Math"/>
+                        <w:lang w:val="tr-TR"/>
+                      </w:rPr>
+                      <w:t xml:space="preserve">Δt</w:t>
+                    </m:r>
+                  </m:den>
+                </m:f>
+              </m:oMath>
+            </m:oMathPara>
+          </w:p>
+          <w:p>
+            <w:pPr>
+              <w:jc w:val="both"/>
+              <w:rPr>
+                <w:rFonts w:ascii="Times New Roman" w:hAnsi="Times New Roman" w:cs="Times New Roman"/>
+                <w:lang w:val="tr-TR"/>
+              </w:rPr>
+            </w:pPr>
+            <w:r>
+              <w:rPr>
+                <w:rFonts w:ascii="Times New Roman" w:hAnsi="Times New Roman" w:cs="Times New Roman"/>
+                <w:lang w:val="tr-TR"/>
+              </w:rPr>
+              <w:t xml:space="preserve">Δ[ ] derişim değişimini (mol/L), Δt geçen süreyi (s) gösterir. Tepkenlerin derişimi azaldığı için Δ[Tepken] negatiftir; hızın pozitif bir değer olması için eşitliğin önüne eksi (−) işareti konur. Tepkime hızının birimi mol/L·s’dir.</w:t>
+            </w:r>
+          </w:p>
+        </w:tc>
+      </w:tr>
+    </w:tbl>
+    <w:p>
+      <w:pPr>
+        <w:jc w:val="both"/>
+        <w:rPr>
+          <w:rFonts w:ascii="Times New Roman" w:hAnsi="Times New Roman" w:cs="Times New Roman"/>
+          <w:lang w:val="tr-TR"/>
+        </w:rPr>
+      </w:pPr>
+    </w:p>
+    <w:p>
+      <w:pPr>
+        <w:jc w:val="both"/>
+        <w:rPr>
+          <w:rFonts w:ascii="Times New Roman" w:hAnsi="Times New Roman" w:cs="Times New Roman"/>
+          <w:lang w:val="tr-TR"/>
+        </w:rPr>
+      </w:pPr>
+      <w:r>
+        <w:rPr>
+          <w:rFonts w:ascii="Times New Roman" w:hAnsi="Times New Roman" w:cs="Times New Roman"/>
+          <w:lang w:val="tr-TR"/>
+        </w:rPr>
+        <w:t xml:space="preserve">Not kâğıdında verilen eşitlikleri kullanarak aşağıdaki tabloyu doldurunuz.</w:t>
+      </w:r>
+    </w:p>
+    <w:tbl>
+      <w:tblPr>
+        <w:tblW w:w="9000" w:type="dxa"/>
+        <w:jc w:val="center"/>
+        <w:tblBorders>
+          <w:top w:val="single" w:sz="4" w:space="0" w:color="auto"/>
+          <w:left w:val="single" w:sz="4" w:space="0" w:color="auto"/>
+          <w:bottom w:val="single" w:sz="4" w:space="0" w:color="auto"/>
+          <w:right w:val="single" w:sz="4" w:space="0" w:color="auto"/>
+          <w:insideH w:val="single" w:sz="4" w:space="0" w:color="auto"/>
+          <w:insideV w:val="single" w:sz="4" w:space="0" w:color="auto"/>
+        </w:tblBorders>
+        <w:tblLayout w:type="fixed"/>
+        <w:tblLook w:val="04A0"/>
+      </w:tblPr>
+      <w:tblGrid>
+        <w:gridCol w:w="1800"/>
+        <w:gridCol w:w="2400"/>
+        <w:gridCol w:w="2400"/>
+        <w:gridCol w:w="2400"/>
+      </w:tblGrid>
+      <w:tr>
+        <w:tc>
+          <w:tcPr>
+            <w:tcW w:w="1800" w:type="dxa"/>
+            <w:shd w:val="clear" w:color="auto" w:fill="D9E2F3"/>
+            <w:vAlign w:val="center"/>
+          </w:tcPr>
+          <w:p>
+            <w:pPr>
+              <w:jc w:val="center"/>
+              <w:rPr>
+                <w:rFonts w:ascii="Times New Roman" w:hAnsi="Times New Roman" w:cs="Times New Roman"/>
+                <w:b/>
+                <w:bCs/>
+                <w:lang w:val="tr-TR"/>
+              </w:rPr>
+            </w:pPr>
+            <w:r>
+              <w:rPr>
+                <w:rFonts w:ascii="Times New Roman" w:hAnsi="Times New Roman" w:cs="Times New Roman"/>
+                <w:b/>
+                <w:bCs/>
+                <w:lang w:val="tr-TR"/>
+              </w:rPr>
+              <w:t xml:space="preserve">Zaman aralığı (s)</w:t>
+            </w:r>
+          </w:p>
+        </w:tc>
+        <w:tc>
+          <w:tcPr>
+            <w:tcW w:w="2400" w:type="dxa"/>
+            <w:shd w:val="clear" w:color="auto" w:fill="D9E2F3"/>
+            <w:vAlign w:val="center"/>
+          </w:tcPr>
+          <w:p>
+            <w:pPr>
+              <w:jc w:val="center"/>
+              <w:rPr>
+                <w:rFonts w:ascii="Times New Roman" w:hAnsi="Times New Roman" w:cs="Times New Roman"/>
+                <w:b/>
+                <w:bCs/>
+                <w:lang w:val="tr-TR"/>
+              </w:rPr>
+            </w:pPr>
+            <w:r>
+              <w:rPr>
+                <w:rFonts w:ascii="Times New Roman" w:hAnsi="Times New Roman" w:cs="Times New Roman"/>
+                <w:b/>
+                <w:bCs/>
+                <w:lang w:val="tr-TR"/>
+              </w:rPr>
+              <w:t xml:space="preserve">N</w:t>
+            </w:r>
+            <w:r>
+              <w:rPr>
+                <w:rFonts w:ascii="Times New Roman" w:hAnsi="Times New Roman" w:cs="Times New Roman"/>
+                <w:b/>
+                <w:bCs/>
+                <w:vertAlign w:val="subscript"/>
+                <w:lang w:val="tr-TR"/>
+              </w:rPr>
+              <w:t xml:space="preserve">2</w:t>
+            </w:r>
+            <w:r>
+              <w:rPr>
+                <w:rFonts w:ascii="Times New Roman" w:hAnsi="Times New Roman" w:cs="Times New Roman"/>
+                <w:b/>
+                <w:bCs/>
+                <w:lang w:val="tr-TR"/>
+              </w:rPr>
+              <w:t xml:space="preserve">O</w:t>
+            </w:r>
+            <w:r>
+              <w:rPr>
+                <w:rFonts w:ascii="Times New Roman" w:hAnsi="Times New Roman" w:cs="Times New Roman"/>
+                <w:b/>
+                <w:bCs/>
+                <w:vertAlign w:val="subscript"/>
+                <w:lang w:val="tr-TR"/>
+              </w:rPr>
+              <w:t xml:space="preserve">5</w:t>
+            </w:r>
+            <w:r>
+              <w:rPr>
+                <w:rFonts w:ascii="Times New Roman" w:hAnsi="Times New Roman" w:cs="Times New Roman"/>
+                <w:b/>
+                <w:bCs/>
+                <w:lang w:val="tr-TR"/>
+              </w:rPr>
+              <w:t xml:space="preserve"> harcanma hızı (mol/L·s)</w:t>
+            </w:r>
+          </w:p>
+        </w:tc>
+        <w:tc>
+          <w:tcPr>
+            <w:tcW w:w="2400" w:type="dxa"/>
+            <w:shd w:val="clear" w:color="auto" w:fill="D9E2F3"/>
+            <w:vAlign w:val="center"/>
+          </w:tcPr>
+          <w:p>
+            <w:pPr>
+              <w:jc w:val="center"/>
+              <w:rPr>
+                <w:rFonts w:ascii="Times New Roman" w:hAnsi="Times New Roman" w:cs="Times New Roman"/>
+                <w:b/>
+                <w:bCs/>
+                <w:lang w:val="tr-TR"/>
+              </w:rPr>
+            </w:pPr>
+            <w:r>
+              <w:rPr>
+                <w:rFonts w:ascii="Times New Roman" w:hAnsi="Times New Roman" w:cs="Times New Roman"/>
+                <w:b/>
+                <w:bCs/>
+                <w:lang w:val="tr-TR"/>
+              </w:rPr>
+              <w:t xml:space="preserve">NO</w:t>
+            </w:r>
+            <w:r>
+              <w:rPr>
+                <w:rFonts w:ascii="Times New Roman" w:hAnsi="Times New Roman" w:cs="Times New Roman"/>
+                <w:b/>
+                <w:bCs/>
+                <w:vertAlign w:val="subscript"/>
+                <w:lang w:val="tr-TR"/>
+              </w:rPr>
+              <w:t xml:space="preserve">2</w:t>
+            </w:r>
+            <w:r>
+              <w:rPr>
+                <w:rFonts w:ascii="Times New Roman" w:hAnsi="Times New Roman" w:cs="Times New Roman"/>
+                <w:b/>
+                <w:bCs/>
+                <w:lang w:val="tr-TR"/>
+              </w:rPr>
+              <w:t xml:space="preserve"> oluşum hızı (mol/L·s)</w:t>
+            </w:r>
+          </w:p>
+        </w:tc>
+        <w:tc>
+          <w:tcPr>
+            <w:tcW w:w="2400" w:type="dxa"/>
+            <w:shd w:val="clear" w:color="auto" w:fill="D9E2F3"/>
+            <w:vAlign w:val="center"/>
+          </w:tcPr>
+          <w:p>
+            <w:pPr>
+              <w:jc w:val="center"/>
+              <w:rPr>
+                <w:rFonts w:ascii="Times New Roman" w:hAnsi="Times New Roman" w:cs="Times New Roman"/>
+                <w:b/>
+                <w:bCs/>
+                <w:lang w:val="tr-TR"/>
+              </w:rPr>
+            </w:pPr>
+            <w:r>
+              <w:rPr>
+                <w:rFonts w:ascii="Times New Roman" w:hAnsi="Times New Roman" w:cs="Times New Roman"/>
+                <w:b/>
+                <w:bCs/>
+                <w:lang w:val="tr-TR"/>
+              </w:rPr>
+              <w:t xml:space="preserve">O</w:t>
+            </w:r>
+            <w:r>
+              <w:rPr>
+                <w:rFonts w:ascii="Times New Roman" w:hAnsi="Times New Roman" w:cs="Times New Roman"/>
+                <w:b/>
+                <w:bCs/>
+                <w:vertAlign w:val="subscript"/>
+                <w:lang w:val="tr-TR"/>
+              </w:rPr>
+              <w:t xml:space="preserve">2</w:t>
+            </w:r>
+            <w:r>
+              <w:rPr>
+                <w:rFonts w:ascii="Times New Roman" w:hAnsi="Times New Roman" w:cs="Times New Roman"/>
+                <w:b/>
+                <w:bCs/>
+                <w:lang w:val="tr-TR"/>
+              </w:rPr>
+              <w:t xml:space="preserve"> oluşum hızı (mol/L·s)</w:t>
+            </w:r>
+          </w:p>
+        </w:tc>
+      </w:tr>
+      <w:tr>
+        <w:trPr>
+          <w:trHeight w:val="600"/>
+        </w:trPr>
+        <w:tc>
+          <w:tcPr>
+            <w:tcW w:w="1800" w:type="dxa"/>
+            <w:vAlign w:val="center"/>
+          </w:tcPr>
+          <w:p>
+            <w:pPr>
+              <w:jc w:val="center"/>
+              <w:rPr>
+                <w:rFonts w:ascii="Times New Roman" w:hAnsi="Times New Roman" w:cs="Times New Roman"/>
+                <w:lang w:val="tr-TR"/>
+              </w:rPr>
+            </w:pPr>
+            <w:r>
+              <w:rPr>
+                <w:rFonts w:ascii="Times New Roman" w:hAnsi="Times New Roman" w:cs="Times New Roman"/>
+                <w:lang w:val="tr-TR"/>
+              </w:rPr>
+              <w:t xml:space="preserve">0 – 400</w:t>
+            </w:r>
+          </w:p>
+        </w:tc>
+        <w:tc>
+          <w:tcPr>
+            <w:tcW w:w="2400" w:type="dxa"/>
+            <w:vAlign w:val="center"/>
+          </w:tcPr>
+          <w:p>
+            <w:pPr>
+              <w:jc w:val="center"/>
+              <w:rPr>
+                <w:rFonts w:ascii="Times New Roman" w:hAnsi="Times New Roman" w:cs="Times New Roman"/>
+                <w:lang w:val="tr-TR"/>
+              </w:rPr>
+            </w:pPr>
+          </w:p>
+        </w:tc>
+        <w:tc>
+          <w:tcPr>
+            <w:tcW w:w="2400" w:type="dxa"/>
+            <w:vAlign w:val="center"/>
+          </w:tcPr>
+          <w:p>
+            <w:pPr>
+              <w:jc w:val="center"/>
+              <w:rPr>
+                <w:rFonts w:ascii="Times New Roman" w:hAnsi="Times New Roman" w:cs="Times New Roman"/>
+                <w:lang w:val="tr-TR"/>
+              </w:rPr>
+            </w:pPr>
+          </w:p>
+        </w:tc>
+        <w:tc>
+          <w:tcPr>
+            <w:tcW w:w="2400" w:type="dxa"/>
+            <w:vAlign w:val="center"/>
+          </w:tcPr>
+          <w:p>
+            <w:pPr>
+              <w:jc w:val="center"/>
+              <w:rPr>
+                <w:rFonts w:ascii="Times New Roman" w:hAnsi="Times New Roman" w:cs="Times New Roman"/>
+                <w:lang w:val="tr-TR"/>
+              </w:rPr>
+            </w:pPr>
+          </w:p>
+        </w:tc>
+      </w:tr>
+      <w:tr>
+        <w:trPr>
+          <w:trHeight w:val="600"/>
+        </w:trPr>
+        <w:tc>
+          <w:tcPr>
+            <w:tcW w:w="1800" w:type="dxa"/>
+            <w:vAlign w:val="center"/>
+          </w:tcPr>
+          <w:p>
+            <w:pPr>
+              <w:jc w:val="center"/>
+              <w:rPr>
+                <w:rFonts w:ascii="Times New Roman" w:hAnsi="Times New Roman" w:cs="Times New Roman"/>
+                <w:lang w:val="tr-TR"/>
+              </w:rPr>
+            </w:pPr>
+            <w:r>
+              <w:rPr>
+                <w:rFonts w:ascii="Times New Roman" w:hAnsi="Times New Roman" w:cs="Times New Roman"/>
+                <w:lang w:val="tr-TR"/>
+              </w:rPr>
+              <w:t xml:space="preserve">400 – 800</w:t>
+            </w:r>
+          </w:p>
+        </w:tc>
+        <w:tc>
+          <w:tcPr>
+            <w:tcW w:w="2400" w:type="dxa"/>
+            <w:vAlign w:val="center"/>
+          </w:tcPr>
+          <w:p>
+            <w:pPr>
+              <w:jc w:val="center"/>
+              <w:rPr>
+                <w:rFonts w:ascii="Times New Roman" w:hAnsi="Times New Roman" w:cs="Times New Roman"/>
+                <w:lang w:val="tr-TR"/>
+              </w:rPr>
+            </w:pPr>
+          </w:p>
+        </w:tc>
+        <w:tc>
+          <w:tcPr>
+            <w:tcW w:w="2400" w:type="dxa"/>
+            <w:vAlign w:val="center"/>
+          </w:tcPr>
+          <w:p>
+            <w:pPr>
+              <w:jc w:val="center"/>
+              <w:rPr>
+                <w:rFonts w:ascii="Times New Roman" w:hAnsi="Times New Roman" w:cs="Times New Roman"/>
+                <w:lang w:val="tr-TR"/>
+              </w:rPr>
+            </w:pPr>
+          </w:p>
+        </w:tc>
+        <w:tc>
+          <w:tcPr>
+            <w:tcW w:w="2400" w:type="dxa"/>
+            <w:vAlign w:val="center"/>
+          </w:tcPr>
+          <w:p>
+            <w:pPr>
+              <w:jc w:val="center"/>
+              <w:rPr>
+                <w:rFonts w:ascii="Times New Roman" w:hAnsi="Times New Roman" w:cs="Times New Roman"/>
+                <w:lang w:val="tr-TR"/>
+              </w:rPr>
+            </w:pPr>
+          </w:p>
+        </w:tc>
+      </w:tr>
+      <w:tr>
+        <w:trPr>
+          <w:trHeight w:val="600"/>
+        </w:trPr>
+        <w:tc>
+          <w:tcPr>
+            <w:tcW w:w="1800" w:type="dxa"/>
+            <w:vAlign w:val="center"/>
+          </w:tcPr>
+          <w:p>
+            <w:pPr>
+              <w:jc w:val="center"/>
+              <w:rPr>
+                <w:rFonts w:ascii="Times New Roman" w:hAnsi="Times New Roman" w:cs="Times New Roman"/>
+                <w:lang w:val="tr-TR"/>
+              </w:rPr>
+            </w:pPr>
+            <w:r>
+              <w:rPr>
+                <w:rFonts w:ascii="Times New Roman" w:hAnsi="Times New Roman" w:cs="Times New Roman"/>
+                <w:lang w:val="tr-TR"/>
+              </w:rPr>
+              <w:t xml:space="preserve">800 – 1200</w:t>
+            </w:r>
+          </w:p>
+        </w:tc>
+        <w:tc>
+          <w:tcPr>
+            <w:tcW w:w="2400" w:type="dxa"/>
+            <w:vAlign w:val="center"/>
+          </w:tcPr>
+          <w:p>
+            <w:pPr>
+              <w:jc w:val="center"/>
+              <w:rPr>
+                <w:rFonts w:ascii="Times New Roman" w:hAnsi="Times New Roman" w:cs="Times New Roman"/>
+                <w:lang w:val="tr-TR"/>
+              </w:rPr>
+            </w:pPr>
+          </w:p>
+        </w:tc>
+        <w:tc>
+          <w:tcPr>
+            <w:tcW w:w="2400" w:type="dxa"/>
+            <w:vAlign w:val="center"/>
+          </w:tcPr>
+          <w:p>
+            <w:pPr>
+              <w:jc w:val="center"/>
+              <w:rPr>
+                <w:rFonts w:ascii="Times New Roman" w:hAnsi="Times New Roman" w:cs="Times New Roman"/>
+                <w:lang w:val="tr-TR"/>
+              </w:rPr>
+            </w:pPr>
+          </w:p>
+        </w:tc>
+        <w:tc>
+          <w:tcPr>
+            <w:tcW w:w="2400" w:type="dxa"/>
+            <w:vAlign w:val="center"/>
+          </w:tcPr>
+          <w:p>
+            <w:pPr>
+              <w:jc w:val="center"/>
+              <w:rPr>
+                <w:rFonts w:ascii="Times New Roman" w:hAnsi="Times New Roman" w:cs="Times New Roman"/>
+                <w:lang w:val="tr-TR"/>
+              </w:rPr>
+            </w:pPr>
+          </w:p>
+        </w:tc>
+      </w:tr>
+      <w:tr>
+        <w:trPr>
+          <w:trHeight w:val="600"/>
+        </w:trPr>
+        <w:tc>
+          <w:tcPr>
+            <w:tcW w:w="1800" w:type="dxa"/>
+            <w:vAlign w:val="center"/>
+          </w:tcPr>
+          <w:p>
+            <w:pPr>
+              <w:jc w:val="center"/>
+              <w:rPr>
+                <w:rFonts w:ascii="Times New Roman" w:hAnsi="Times New Roman" w:cs="Times New Roman"/>
+                <w:lang w:val="tr-TR"/>
+              </w:rPr>
+            </w:pPr>
+            <w:r>
+              <w:rPr>
+                <w:rFonts w:ascii="Times New Roman" w:hAnsi="Times New Roman" w:cs="Times New Roman"/>
+                <w:lang w:val="tr-TR"/>
+              </w:rPr>
+              <w:t xml:space="preserve">2000 – 2400</w:t>
+            </w:r>
+          </w:p>
+        </w:tc>
+        <w:tc>
+          <w:tcPr>
+            <w:tcW w:w="2400" w:type="dxa"/>
+            <w:vAlign w:val="center"/>
+          </w:tcPr>
+          <w:p>
+            <w:pPr>
+              <w:jc w:val="center"/>
+              <w:rPr>
+                <w:rFonts w:ascii="Times New Roman" w:hAnsi="Times New Roman" w:cs="Times New Roman"/>
+                <w:lang w:val="tr-TR"/>
+              </w:rPr>
+            </w:pPr>
+          </w:p>
+        </w:tc>
+        <w:tc>
+          <w:tcPr>
+            <w:tcW w:w="2400" w:type="dxa"/>
+            <w:vAlign w:val="center"/>
+          </w:tcPr>
+          <w:p>
+            <w:pPr>
+              <w:jc w:val="center"/>
+              <w:rPr>
+                <w:rFonts w:ascii="Times New Roman" w:hAnsi="Times New Roman" w:cs="Times New Roman"/>
+                <w:lang w:val="tr-TR"/>
+              </w:rPr>
+            </w:pPr>
+          </w:p>
+        </w:tc>
+        <w:tc>
+          <w:tcPr>
+            <w:tcW w:w="2400" w:type="dxa"/>
+            <w:vAlign w:val="center"/>
+          </w:tcPr>
+          <w:p>
+            <w:pPr>
+              <w:jc w:val="center"/>
+              <w:rPr>
+                <w:rFonts w:ascii="Times New Roman" w:hAnsi="Times New Roman" w:cs="Times New Roman"/>
+                <w:lang w:val="tr-TR"/>
+              </w:rPr>
+            </w:pPr>
+          </w:p>
+        </w:tc>
+      </w:tr>
+    </w:tbl>
+    <w:p>
+      <w:pPr>
+        <w:jc w:val="both"/>
+        <w:rPr>
+          <w:rFonts w:ascii="Times New Roman" w:hAnsi="Times New Roman" w:cs="Times New Roman"/>
+          <w:lang w:val="tr-TR"/>
+        </w:rPr>
+      </w:pPr>
+    </w:p>
+    <w:p>
+      <w:pPr>
+        <w:pStyle w:val="ListParagraph"/>
+        <w:numPr>
+          <w:ilvl w:val="0"/>
+          <w:numId w:val="53"/>
+        </w:numPr>
+        <w:jc w:val="both"/>
+        <w:rPr>
+          <w:rFonts w:ascii="Times New Roman" w:hAnsi="Times New Roman" w:cs="Times New Roman"/>
+          <w:lang w:val="tr-TR"/>
+        </w:rPr>
+      </w:pPr>
+      <w:r>
+        <w:rPr>
+          <w:rFonts w:ascii="Times New Roman" w:hAnsi="Times New Roman" w:cs="Times New Roman"/>
+          <w:lang w:val="tr-TR"/>
+        </w:rPr>
+        <w:t xml:space="preserve">Hesapladığınız ortalama hızlardan yararlanarak tepkime hızının zamanla nasıl değiştiğine yönelik bir çıkarımda bulununuz.</w:t>
+      </w:r>
+    </w:p>
+    <w:p>
+      <w:pPr>
+        <w:ind w:left="720"/>
+        <w:jc w:val="both"/>
+        <w:rPr>
+          <w:rFonts w:ascii="Times New Roman" w:hAnsi="Times New Roman" w:cs="Times New Roman"/>
+          <w:lang w:val="tr-TR"/>
+        </w:rPr>
+      </w:pPr>
+      <w:r>
+        <w:rPr>
+          <w:rFonts w:ascii="Times New Roman" w:hAnsi="Times New Roman" w:cs="Times New Roman"/>
+          <w:lang w:val="tr-TR"/>
+        </w:rPr>
+        <w:t xml:space="preserve">……………………………………………………………………………………………</w:t>
+      </w:r>
+    </w:p>
+    <w:p>
+      <w:pPr>
+        <w:ind w:left="720"/>
+        <w:jc w:val="both"/>
+        <w:rPr>
+          <w:rFonts w:ascii="Times New Roman" w:hAnsi="Times New Roman" w:cs="Times New Roman"/>
+          <w:lang w:val="tr-TR"/>
+        </w:rPr>
+      </w:pPr>
+      <w:r>
+        <w:rPr>
+          <w:rFonts w:ascii="Times New Roman" w:hAnsi="Times New Roman" w:cs="Times New Roman"/>
+          <w:lang w:val="tr-TR"/>
+        </w:rPr>
+        <w:t xml:space="preserve">……………………………………………………………………………………………</w:t>
+      </w:r>
+    </w:p>
+    <w:p>
+      <w:pPr>
+        <w:ind w:left="720"/>
+        <w:jc w:val="both"/>
+        <w:rPr>
+          <w:rFonts w:ascii="Times New Roman" w:hAnsi="Times New Roman" w:cs="Times New Roman"/>
+          <w:lang w:val="tr-TR"/>
+        </w:rPr>
+      </w:pPr>
+      <w:r>
+        <w:rPr>
+          <w:rFonts w:ascii="Times New Roman" w:hAnsi="Times New Roman" w:cs="Times New Roman"/>
+          <w:lang w:val="tr-TR"/>
+        </w:rPr>
+        <w:t xml:space="preserve">……………………………………………………………………………………………</w:t>
+      </w:r>
+    </w:p>
+    <w:p>
+      <w:pPr>
+        <w:pStyle w:val="ListParagraph"/>
+        <w:numPr>
+          <w:ilvl w:val="0"/>
+          <w:numId w:val="53"/>
+        </w:numPr>
+        <w:jc w:val="both"/>
+        <w:rPr>
+          <w:rFonts w:ascii="Times New Roman" w:hAnsi="Times New Roman" w:cs="Times New Roman"/>
+          <w:lang w:val="tr-TR"/>
+        </w:rPr>
+      </w:pPr>
+      <w:r>
+        <w:rPr>
+          <w:rFonts w:ascii="Times New Roman" w:hAnsi="Times New Roman" w:cs="Times New Roman"/>
+          <w:lang w:val="tr-TR"/>
+        </w:rPr>
+        <w:t xml:space="preserve">Aynı zaman aralığında N</w:t>
+      </w:r>
+      <w:r>
+        <w:rPr>
+          <w:rFonts w:ascii="Times New Roman" w:hAnsi="Times New Roman" w:cs="Times New Roman"/>
+          <w:vertAlign w:val="subscript"/>
+          <w:lang w:val="tr-TR"/>
+        </w:rPr>
+        <w:t xml:space="preserve">2</w:t>
+      </w:r>
+      <w:r>
+        <w:rPr>
+          <w:rFonts w:ascii="Times New Roman" w:hAnsi="Times New Roman" w:cs="Times New Roman"/>
+          <w:lang w:val="tr-TR"/>
+        </w:rPr>
+        <w:t xml:space="preserve">O</w:t>
+      </w:r>
+      <w:r>
+        <w:rPr>
+          <w:rFonts w:ascii="Times New Roman" w:hAnsi="Times New Roman" w:cs="Times New Roman"/>
+          <w:vertAlign w:val="subscript"/>
+          <w:lang w:val="tr-TR"/>
+        </w:rPr>
+        <w:t xml:space="preserve">5</w:t>
+      </w:r>
+      <w:r>
+        <w:rPr>
+          <w:rFonts w:ascii="Times New Roman" w:hAnsi="Times New Roman" w:cs="Times New Roman"/>
+          <w:lang w:val="tr-TR"/>
+        </w:rPr>
+        <w:t xml:space="preserve">’in harcanma hızı ile NO</w:t>
+      </w:r>
+      <w:r>
+        <w:rPr>
+          <w:rFonts w:ascii="Times New Roman" w:hAnsi="Times New Roman" w:cs="Times New Roman"/>
+          <w:vertAlign w:val="subscript"/>
+          <w:lang w:val="tr-TR"/>
+        </w:rPr>
+        <w:t xml:space="preserve">2</w:t>
+      </w:r>
+      <w:r>
+        <w:rPr>
+          <w:rFonts w:ascii="Times New Roman" w:hAnsi="Times New Roman" w:cs="Times New Roman"/>
+          <w:lang w:val="tr-TR"/>
+        </w:rPr>
+        <w:t xml:space="preserve"> ve O</w:t>
+      </w:r>
+      <w:r>
+        <w:rPr>
+          <w:rFonts w:ascii="Times New Roman" w:hAnsi="Times New Roman" w:cs="Times New Roman"/>
+          <w:vertAlign w:val="subscript"/>
+          <w:lang w:val="tr-TR"/>
+        </w:rPr>
+        <w:t xml:space="preserve">2</w:t>
+      </w:r>
+      <w:r>
+        <w:rPr>
+          <w:rFonts w:ascii="Times New Roman" w:hAnsi="Times New Roman" w:cs="Times New Roman"/>
+          <w:lang w:val="tr-TR"/>
+        </w:rPr>
+        <w:t xml:space="preserve">’nin oluşum hızları arasında nasıl bir ilişki vardır? Bu ilişkiyi tepkime denklemindeki katsayılarla ilişkilendiriniz.</w:t>
+      </w:r>
+    </w:p>
+    <w:p>
+      <w:pPr>
+        <w:ind w:left="720"/>
+        <w:jc w:val="both"/>
+        <w:rPr>
+          <w:rFonts w:ascii="Times New Roman" w:hAnsi="Times New Roman" w:cs="Times New Roman"/>
+          <w:lang w:val="tr-TR"/>
+        </w:rPr>
+      </w:pPr>
+      <w:r>
+        <w:rPr>
+          <w:rFonts w:ascii="Times New Roman" w:hAnsi="Times New Roman" w:cs="Times New Roman"/>
+          <w:lang w:val="tr-TR"/>
+        </w:rPr>
+        <w:t xml:space="preserve">……………………………………………………………………………………………</w:t>
+      </w:r>
+    </w:p>
+    <w:p>
+      <w:pPr>
+        <w:ind w:left="720"/>
+        <w:jc w:val="both"/>
+        <w:rPr>
+          <w:rFonts w:ascii="Times New Roman" w:hAnsi="Times New Roman" w:cs="Times New Roman"/>
+          <w:lang w:val="tr-TR"/>
+        </w:rPr>
+      </w:pPr>
+      <w:r>
+        <w:rPr>
+          <w:rFonts w:ascii="Times New Roman" w:hAnsi="Times New Roman" w:cs="Times New Roman"/>
+          <w:lang w:val="tr-TR"/>
+        </w:rPr>
+        <w:t xml:space="preserve">……………………………………………………………………………………………</w:t>
+      </w:r>
+    </w:p>
+    <w:p>
+      <w:pPr>
+        <w:ind w:left="720"/>
+        <w:jc w:val="both"/>
+        <w:rPr>
+          <w:rFonts w:ascii="Times New Roman" w:hAnsi="Times New Roman" w:cs="Times New Roman"/>
+          <w:lang w:val="tr-TR"/>
+        </w:rPr>
+      </w:pPr>
+      <w:r>
+        <w:rPr>
+          <w:rFonts w:ascii="Times New Roman" w:hAnsi="Times New Roman" w:cs="Times New Roman"/>
+          <w:lang w:val="tr-TR"/>
+        </w:rPr>
+        <w:t xml:space="preserve">……………………………………………………………………………………………</w:t>
+      </w:r>
+    </w:p>
+    <w:p>
+      <w:pPr>
+        <w:pStyle w:val="ListParagraph"/>
+        <w:numPr>
+          <w:ilvl w:val="0"/>
+          <w:numId w:val="53"/>
+        </w:numPr>
+        <w:jc w:val="both"/>
+        <w:rPr>
+          <w:rFonts w:ascii="Times New Roman" w:hAnsi="Times New Roman" w:cs="Times New Roman"/>
+          <w:lang w:val="tr-TR"/>
+        </w:rPr>
+      </w:pPr>
+      <w:r>
+        <w:rPr>
+          <w:rFonts w:ascii="Times New Roman" w:hAnsi="Times New Roman" w:cs="Times New Roman"/>
+          <w:lang w:val="tr-TR"/>
+        </w:rPr>
+        <w:t xml:space="preserve">Tepkime hızının zamanla değişimine ilişkin çıkarımlarınızın geçerliliğini çarpışma teorisi temelinde sorgulayınız. Zaman ilerledikçe birim hacimdeki N</w:t>
+      </w:r>
+      <w:r>
+        <w:rPr>
+          <w:rFonts w:ascii="Times New Roman" w:hAnsi="Times New Roman" w:cs="Times New Roman"/>
+          <w:vertAlign w:val="subscript"/>
+          <w:lang w:val="tr-TR"/>
+        </w:rPr>
+        <w:t xml:space="preserve">2</w:t>
+      </w:r>
+      <w:r>
+        <w:rPr>
+          <w:rFonts w:ascii="Times New Roman" w:hAnsi="Times New Roman" w:cs="Times New Roman"/>
+          <w:lang w:val="tr-TR"/>
+        </w:rPr>
+        <w:t xml:space="preserve">O</w:t>
+      </w:r>
+      <w:r>
+        <w:rPr>
+          <w:rFonts w:ascii="Times New Roman" w:hAnsi="Times New Roman" w:cs="Times New Roman"/>
+          <w:vertAlign w:val="subscript"/>
+          <w:lang w:val="tr-TR"/>
+        </w:rPr>
+        <w:t xml:space="preserve">5</w:t>
+      </w:r>
+      <w:r>
+        <w:rPr>
+          <w:rFonts w:ascii="Times New Roman" w:hAnsi="Times New Roman" w:cs="Times New Roman"/>
+          <w:lang w:val="tr-TR"/>
+        </w:rPr>
+        <w:t xml:space="preserve"> molekülü sayısı ve birim zamandaki etkin çarpışma sayısı nasıl değişir?</w:t>
+      </w:r>
+    </w:p>
+    <w:p>
+      <w:pPr>
+        <w:ind w:left="720"/>
+        <w:jc w:val="both"/>
+        <w:rPr>
+          <w:rFonts w:ascii="Times New Roman" w:hAnsi="Times New Roman" w:cs="Times New Roman"/>
+          <w:lang w:val="tr-TR"/>
+        </w:rPr>
+      </w:pPr>
+      <w:r>
+        <w:rPr>
+          <w:rFonts w:ascii="Times New Roman" w:hAnsi="Times New Roman" w:cs="Times New Roman"/>
+          <w:lang w:val="tr-TR"/>
+        </w:rPr>
+        <w:t xml:space="preserve">……………………………………………………………………………………………</w:t>
+      </w:r>
+    </w:p>
+    <w:p>
+      <w:pPr>
+        <w:ind w:left="720"/>
+        <w:jc w:val="both"/>
+        <w:rPr>
+          <w:rFonts w:ascii="Times New Roman" w:hAnsi="Times New Roman" w:cs="Times New Roman"/>
+          <w:lang w:val="tr-TR"/>
+        </w:rPr>
+      </w:pPr>
+      <w:r>
+        <w:rPr>
+          <w:rFonts w:ascii="Times New Roman" w:hAnsi="Times New Roman" w:cs="Times New Roman"/>
+          <w:lang w:val="tr-TR"/>
+        </w:rPr>
+        <w:t xml:space="preserve">……………………………………………………………………………………………</w:t>
+      </w:r>
+    </w:p>
+    <w:p>
+      <w:pPr>
+        <w:ind w:left="720"/>
+        <w:jc w:val="both"/>
+        <w:rPr>
+          <w:rFonts w:ascii="Times New Roman" w:hAnsi="Times New Roman" w:cs="Times New Roman"/>
+          <w:lang w:val="tr-TR"/>
+        </w:rPr>
+      </w:pPr>
+      <w:r>
+        <w:rPr>
+          <w:rFonts w:ascii="Times New Roman" w:hAnsi="Times New Roman" w:cs="Times New Roman"/>
+          <w:lang w:val="tr-TR"/>
+        </w:rPr>
+        <w:t xml:space="preserve">……………………………………………………………………………………………</w:t>
+      </w:r>
+    </w:p>
+    <w:p>
+      <w:pPr>
+        <w:jc w:val="both"/>
+        <w:rPr>
+          <w:rFonts w:ascii="Times New Roman" w:hAnsi="Times New Roman" w:cs="Times New Roman"/>
+          <w:lang w:val="tr-TR"/>
+        </w:rPr>
+      </w:pPr>
+      <w:r>
+        <w:rPr>
+          <w:rFonts w:ascii="Times New Roman" w:hAnsi="Times New Roman" w:cs="Times New Roman"/>
+          <w:lang w:val="tr-TR"/>
+        </w:rPr>
+        <w:t xml:space="preserve">Etkinliğiniz, karekodda yer alan “Dereceli Puanlama Anahtarı” ile öğretmeniniz tarafından değerlendirilecektir.</w:t>
+      </w:r>
+    </w:p>
+    <w:p>
+      <w:pPr>
+        <w:rPr>
+          <w:rFonts w:ascii="Times New Roman" w:hAnsi="Times New Roman" w:cs="Times New Roman"/>
+          <w:lang w:val="tr-TR"/>
+        </w:rPr>
+      </w:pPr>
+      <w:r>
+        <w:rPr>
+          <w:noProof/>
+          <w:lang w:val="tr-TR"/>
+        </w:rPr>
+        <mc:AlternateContent>
+          <mc:Choice Requires="wps">
+            <w:drawing>
+              <wp:anchor distT="0" distB="0" distL="114300" distR="114300" simplePos="0" relativeHeight="251669504" behindDoc="0" locked="0" layoutInCell="1" allowOverlap="1">
+                <wp:simplePos x="0" y="0"/>
+                <wp:positionH relativeFrom="column">
+                  <wp:align>right</wp:align>
+                </wp:positionH>
+                <wp:positionV relativeFrom="paragraph">
+                  <wp:posOffset>0</wp:posOffset>
+                </wp:positionV>
+                <wp:extent cx="1955800" cy="615950"/>
+                <wp:effectExtent l="0" t="0" r="12700" b="19050"/>
+                <wp:wrapTopAndBottom/>
+                <wp:docPr id="900002" name="Rectangle 7"/>
+                <wp:cNvGraphicFramePr/>
+                <a:graphic xmlns:a="http://schemas.openxmlformats.org/drawingml/2006/main">
+                  <a:graphicData uri="http://schemas.microsoft.com/office/word/2010/wordprocessingShape">
+                    <wps:wsp>
+                      <wps:cNvSpPr/>
+                      <wps:spPr>
+                        <a:xfrm>
+                          <a:off x="0" y="0"/>
+                          <a:ext cx="1955800" cy="615950"/>
+                        </a:xfrm>
+                        <a:prstGeom prst="rect">
+                          <a:avLst/>
+                        </a:prstGeom>
+                      </wps:spPr>
+                      <wps:style>
+                        <a:lnRef idx="2">
+                          <a:schemeClr val="accent6"/>
+                        </a:lnRef>
+                        <a:fillRef idx="1">
+                          <a:schemeClr val="lt1"/>
+                        </a:fillRef>
+                        <a:effectRef idx="0">
+                          <a:schemeClr val="accent6"/>
+                        </a:effectRef>
+                        <a:fontRef idx="minor">
+                          <a:schemeClr val="dk1"/>
+                        </a:fontRef>
+                      </wps:style>
+                      <wps:txbx>
+                        <w:txbxContent>
+                          <w:p>
+                            <w:pPr>
+                              <w:jc w:val="center"/>
+                              <w:rPr>
+                                <w:lang w:val="tr-TR"/>
+                              </w:rPr>
+                            </w:pPr>
+                            <w:r>
+                              <w:rPr>
+                                <w:lang w:val="tr-TR"/>
+                              </w:rPr>
+                              <w:t>Karekod alanı: Dereceli Puanlama Anahtarı</w:t>
+                            </w:r>
+                          </w:p>
+                        </w:txbxContent>
+                      </wps:txbx>
+                      <wps:bodyPr rot="0" spcFirstLastPara="0" vertOverflow="overflow" horzOverflow="overflow" vert="horz" wrap="square" lIns="91440" tIns="45720" rIns="91440" bIns="45720" numCol="1" spcCol="0" rtlCol="0" fromWordArt="0" anchor="ctr" anchorCtr="0" forceAA="0" compatLnSpc="1">
+                        <a:prstTxWarp prst="textNoShape">
+                          <a:avLst/>
+                        </a:prstTxWarp>
+                        <a:noAutofit/>
+                      </wps:bodyPr>
+                    </wps:wsp>
+                  </a:graphicData>
+                </a:graphic>
+                <wp14:sizeRelH relativeFrom="margin">
+                  <wp14:pctWidth>0</wp14:pctWidth>
+                </wp14:sizeRelH>
+                <wp14:sizeRelV relativeFrom="margin">
+                  <wp14:pctHeight>0</wp14:pctHeight>
+                </wp14:sizeRelV>
+              </wp:anchor>
+            </w:drawing>
+          </mc:Choice>
+          <mc:Fallback>
+            <w:pict>
+              <v:rect id="_x0000_s1033" style="position:absolute;margin-left:291.35pt;margin-top:32.5pt;width:154pt;height:48.5pt;z-index:251669504;visibility:visible;mso-wrap-style:square;mso-width-percent:0;mso-height-percent:0;mso-wrap-distance-left:9pt;mso-wrap-distance-top:0;mso-wrap-distance-right:9pt;mso-wrap-distance-bottom:0;mso-position-horizontal:absolute;mso-position-horizontal-relative:text;mso-position-vertical:absolute;mso-position-vertical-relative:text;mso-width-percent:0;mso-height-percent:0;mso-width-relative:margin;mso-height-relative:margin;v-text-anchor:middle" o:gfxdata="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" fillcolor="white [3201]" strokecolor="#4ea72e [3209]" strokeweight="1pt">
+                <v:textbox>
+                  <w:txbxContent>
+                    <w:p>
+                      <w:pPr>
+                        <w:jc w:val="center"/>
+                        <w:rPr>
+                          <w:lang w:val="tr-TR"/>
+                        </w:rPr>
+                      </w:pPr>
+                      <w:r>
+                        <w:rPr>
+                          <w:lang w:val="tr-TR"/>
+                        </w:rPr>
+                        <w:t>Karekod alanı: Dereceli Puanlama Anahtarı</w:t>
+                      </w:r>
+                    </w:p>
+                  </w:txbxContent>
+                </v:textbox>
+              </v:rect>
+            </w:pict>
+          </mc:Fallback>
+        </mc:AlternateContent>
+      </w:r>
+    </w:p>
+    <w:p>
+      <w:pPr>
+        <w:jc w:val="both"/>
+        <w:rPr>
+          <w:rFonts w:ascii="Times New Roman" w:hAnsi="Times New Roman" w:cs="Times New Roman"/>
+          <w:lang w:val="tr-TR"/>
+        </w:rPr>
+      </w:pPr>
+    </w:p>
+    <w:p>
+      <w:pPr>
+        <w:pStyle w:val="ListParagraph"/>
+        <w:ind w:left="1080"/>
+        <w:jc w:val="both"/>
+        <w:rPr>
+          <w:rFonts w:ascii="Times New Roman" w:hAnsi="Times New Roman" w:cs="Times New Roman"/>
+          <w:lang w:val="tr-TR"/>
+        </w:rPr>
+      </w:pPr>
+      <w:r>
+        <w:rPr>
+          <w:noProof/>
+          <w:lang w:val="tr-TR"/>
+        </w:rPr>
+        <mc:AlternateContent>
+          <mc:Choice Requires="wps">
+            <w:drawing>
+              <wp:anchor distT="0" distB="0" distL="114300" distR="114300" simplePos="0" relativeHeight="251659264" behindDoc="0" locked="0" layoutInCell="1" allowOverlap="1">
+                <wp:simplePos x="0" y="0"/>
+                <wp:positionH relativeFrom="column">
+                  <wp:posOffset>498916</wp:posOffset>
+                </wp:positionH>
+                <wp:positionV relativeFrom="paragraph">
+                  <wp:posOffset>170180</wp:posOffset>
+                </wp:positionV>
+                <wp:extent cx="5538486" cy="0"/>
+                <wp:effectExtent l="0" t="12700" r="24130" b="12700"/>
+                <wp:wrapNone/>
+                <wp:docPr id="900003" name="Straight Connector 1"/>
+                <wp:cNvGraphicFramePr/>
+                <a:graphic xmlns:a="http://schemas.openxmlformats.org/drawingml/2006/main">
+                  <a:graphicData uri="http://schemas.microsoft.com/office/word/2010/wordprocessingShape">
+                    <wps:wsp>
+                      <wps:cNvCnPr/>
+                      <wps:spPr>
+                        <a:xfrm flipV="1">
+                          <a:off x="0" y="0"/>
+                          <a:ext cx="5538486" cy="0"/>
+                        </a:xfrm>
+                        <a:prstGeom prst="line">
+                          <a:avLst/>
+                        </a:prstGeom>
+                        <a:ln w="19050">
+                          <a:solidFill>
+                            <a:schemeClr val="tx2">
+                              <a:lumMod val="50000"/>
+                              <a:lumOff val="50000"/>
+                            </a:schemeClr>
+                          </a:solidFill>
+                        </a:ln>
+                      </wps:spPr>
+                      <wps:style>
+                        <a:lnRef idx="1">
+                          <a:schemeClr val="accent1"/>
+                        </a:lnRef>
+                        <a:fillRef idx="0">
+                          <a:schemeClr val="accent1"/>
+                        </a:fillRef>
+                        <a:effectRef idx="0">
+                          <a:schemeClr val="accent1"/>
+                        </a:effectRef>
+                        <a:fontRef idx="minor">
+                          <a:schemeClr val="tx1"/>
+                        </a:fontRef>
+                      </wps:style>
+                      <wps:bodyPr/>
+                    </wps:wsp>
+                  </a:graphicData>
+                </a:graphic>
+                <wp14:sizeRelV relativeFrom="margin">
+                  <wp14:pctHeight>0</wp14:pctHeight>
+                </wp14:sizeRelV>
+              </wp:anchor>
+            </w:drawing>
+          </mc:Choice>
+          <mc:Fallback>
+            <w:pict>
+              <v:line id="Straight Connector 1" o:spid="_x0000_s1026" style="position:absolute;flip:y;z-index:251659264;visibility:visible;mso-wrap-style:square;mso-height-percent:0;mso-wrap-distance-left:9pt;mso-wrap-distance-top:0;mso-wrap-distance-right:9pt;mso-wrap-distance-bottom:0;mso-position-horizontal:absolute;mso-position-horizontal-relative:text;mso-position-vertical:absolute;mso-position-vertical-relative:text;mso-height-percent:0;mso-height-relative:margin" from="39.3pt,13.4pt" to="475.4pt,13.4pt" o:gfxdata="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" strokecolor="#4e95d9 [1631]" strokeweight="1.5pt">
+                <v:stroke joinstyle="miter"/>
+              </v:line>
+            </w:pict>
+          </mc:Fallback>
+        </mc:AlternateContent>
+      </w:r>
+    </w:p>
+    <w:p>
+      <w:pPr>
+        <w:jc w:val="both"/>
+        <w:rPr>
+          <w:rFonts w:ascii="Times New Roman" w:hAnsi="Times New Roman" w:cs="Times New Roman"/>
+          <w:lang w:val="tr-TR"/>
+        </w:rPr>
+      </w:pPr>
+      <w:r>
+        <w:rPr>
+          <w:rFonts w:ascii="Times New Roman" w:hAnsi="Times New Roman" w:cs="Times New Roman"/>
+          <w:lang w:val="tr-TR"/>
+        </w:rPr>
+        <w:t xml:space="preserve">Kimyasal tepkimelerin ne kadar hızlı gerçekleştiğini inceleyen kimya dalına kimyasal kinetik denir. Bir tepkimenin hızı, tepkime sırasında tepkenlerin harcanma ya da ürünlerin oluşma hızı ile ifade edilir. Tepkime ilerledikçe tepkenlerin derişimi azalırken ürünlerin derişimi artar. Bu nedenle tepkime hızı, birim zamanda tepken derişimindeki azalma ya da ürün derişimindeki artış olarak tanımlanır. Derişim mol/L, zaman saniye (s) cinsinden alındığında tepkime hızının birimi mol/L·s (M/s) olur. Bazı yavaş tepkimelerde zaman birimi olarak dakika veya saat de kullanılabilir.</w:t>
+      </w:r>
+    </w:p>
+    <w:p>
+      <w:pPr>
+        <w:jc w:val="both"/>
+        <w:rPr>
+          <w:rFonts w:ascii="Times New Roman" w:hAnsi="Times New Roman" w:cs="Times New Roman"/>
+          <w:lang w:val="tr-TR"/>
+        </w:rPr>
+      </w:pPr>
+      <w:r>
+        <w:rPr>
+          <w:rFonts w:ascii="Times New Roman" w:hAnsi="Times New Roman" w:cs="Times New Roman"/>
+          <w:lang w:val="tr-TR"/>
+        </w:rPr>
+        <w:t xml:space="preserve">Analiz ve Keşif Atölyesi 1.6.’da incelenen 2N</w:t>
+      </w:r>
+      <w:r>
+        <w:rPr>
+          <w:rFonts w:ascii="Times New Roman" w:hAnsi="Times New Roman" w:cs="Times New Roman"/>
+          <w:vertAlign w:val="subscript"/>
+          <w:lang w:val="tr-TR"/>
+        </w:rPr>
+        <w:t xml:space="preserve">2</w:t>
+      </w:r>
+      <w:r>
+        <w:rPr>
+          <w:rFonts w:ascii="Times New Roman" w:hAnsi="Times New Roman" w:cs="Times New Roman"/>
+          <w:lang w:val="tr-TR"/>
+        </w:rPr>
+        <w:t xml:space="preserve">O</w:t>
+      </w:r>
+      <w:r>
+        <w:rPr>
+          <w:rFonts w:ascii="Times New Roman" w:hAnsi="Times New Roman" w:cs="Times New Roman"/>
+          <w:vertAlign w:val="subscript"/>
+          <w:lang w:val="tr-TR"/>
+        </w:rPr>
+        <w:t xml:space="preserve">5</w:t>
+      </w:r>
+      <w:r>
+        <w:rPr>
+          <w:rFonts w:ascii="Times New Roman" w:hAnsi="Times New Roman" w:cs="Times New Roman"/>
+          <w:lang w:val="tr-TR"/>
+        </w:rPr>
+        <w:t xml:space="preserve">(g) → 4NO</w:t>
+      </w:r>
+      <w:r>
+        <w:rPr>
+          <w:rFonts w:ascii="Times New Roman" w:hAnsi="Times New Roman" w:cs="Times New Roman"/>
+          <w:vertAlign w:val="subscript"/>
+          <w:lang w:val="tr-TR"/>
+        </w:rPr>
+        <w:t xml:space="preserve">2</w:t>
+      </w:r>
+      <w:r>
+        <w:rPr>
+          <w:rFonts w:ascii="Times New Roman" w:hAnsi="Times New Roman" w:cs="Times New Roman"/>
+          <w:lang w:val="tr-TR"/>
+        </w:rPr>
+        <w:t xml:space="preserve">(g) + O</w:t>
+      </w:r>
+      <w:r>
+        <w:rPr>
+          <w:rFonts w:ascii="Times New Roman" w:hAnsi="Times New Roman" w:cs="Times New Roman"/>
+          <w:vertAlign w:val="subscript"/>
+          <w:lang w:val="tr-TR"/>
+        </w:rPr>
+        <w:t xml:space="preserve">2</w:t>
+      </w:r>
+      <w:r>
+        <w:rPr>
+          <w:rFonts w:ascii="Times New Roman" w:hAnsi="Times New Roman" w:cs="Times New Roman"/>
+          <w:lang w:val="tr-TR"/>
+        </w:rPr>
+        <w:t xml:space="preserve">(g) tepkimesine ait derişim-zaman grafiği Grafik A’da verilmiştir. Grafikte N</w:t>
+      </w:r>
+      <w:r>
+        <w:rPr>
+          <w:rFonts w:ascii="Times New Roman" w:hAnsi="Times New Roman" w:cs="Times New Roman"/>
+          <w:vertAlign w:val="subscript"/>
+          <w:lang w:val="tr-TR"/>
+        </w:rPr>
+        <w:t xml:space="preserve">2</w:t>
+      </w:r>
+      <w:r>
+        <w:rPr>
+          <w:rFonts w:ascii="Times New Roman" w:hAnsi="Times New Roman" w:cs="Times New Roman"/>
+          <w:lang w:val="tr-TR"/>
+        </w:rPr>
+        <w:t xml:space="preserve">O</w:t>
+      </w:r>
+      <w:r>
+        <w:rPr>
+          <w:rFonts w:ascii="Times New Roman" w:hAnsi="Times New Roman" w:cs="Times New Roman"/>
+          <w:vertAlign w:val="subscript"/>
+          <w:lang w:val="tr-TR"/>
+        </w:rPr>
+        <w:t xml:space="preserve">5</w:t>
+      </w:r>
+      <w:r>
+        <w:rPr>
+          <w:rFonts w:ascii="Times New Roman" w:hAnsi="Times New Roman" w:cs="Times New Roman"/>
+          <w:lang w:val="tr-TR"/>
+        </w:rPr>
+        <w:t xml:space="preserve"> derişiminin zamanla azaldığı, NO</w:t>
+      </w:r>
+      <w:r>
+        <w:rPr>
+          <w:rFonts w:ascii="Times New Roman" w:hAnsi="Times New Roman" w:cs="Times New Roman"/>
+          <w:vertAlign w:val="subscript"/>
+          <w:lang w:val="tr-TR"/>
+        </w:rPr>
+        <w:t xml:space="preserve">2</w:t>
+      </w:r>
+      <w:r>
+        <w:rPr>
+          <w:rFonts w:ascii="Times New Roman" w:hAnsi="Times New Roman" w:cs="Times New Roman"/>
+          <w:lang w:val="tr-TR"/>
+        </w:rPr>
+        <w:t xml:space="preserve"> ve O</w:t>
+      </w:r>
+      <w:r>
+        <w:rPr>
+          <w:rFonts w:ascii="Times New Roman" w:hAnsi="Times New Roman" w:cs="Times New Roman"/>
+          <w:vertAlign w:val="subscript"/>
+          <w:lang w:val="tr-TR"/>
+        </w:rPr>
+        <w:t xml:space="preserve">2</w:t>
+      </w:r>
+      <w:r>
+        <w:rPr>
+          <w:rFonts w:ascii="Times New Roman" w:hAnsi="Times New Roman" w:cs="Times New Roman"/>
+          <w:lang w:val="tr-TR"/>
+        </w:rPr>
+        <w:t xml:space="preserve"> derişimlerinin ise arttığı görülmektedir. Eğrilerin başlangıçta dik, zaman ilerledikçe daha yatık olması tepkime hızının zamanla azaldığını gösterir.</w:t>
+      </w:r>
+    </w:p>
+    <w:p xmlns:a="http://schemas.openxmlformats.org/drawingml/2006/main" xmlns:pic="http://schemas.openxmlformats.org/drawingml/2006/picture">
+      <w:pPr>
+        <w:jc w:val="center"/>
+        <w:rPr>
+          <w:rFonts w:ascii="Times New Roman" w:hAnsi="Times New Roman" w:cs="Times New Roman"/>
+          <w:lang w:val="tr-TR"/>
+        </w:rPr>
+      </w:pPr>
+      <w:r>
+        <w:drawing>
+          <wp:inline distT="0" distB="0" distL="0" distR="0">
+            <wp:extent cx="5040000" cy="3087840"/>
+            <wp:docPr id="900004" name="Grafik 900004" descr="N2O5 bozunmasına ait derişim-zaman grafiği"/>
+            <wp:cNvGraphicFramePr>
+              <a:graphicFrameLocks noChangeAspect="1"/>
+            </wp:cNvGraphicFramePr>
+            <a:graphic>
+              <a:graphicData uri="http://schemas.openxmlformats.org/drawingml/2006/picture">
+                <pic:pic>
+                  <pic:nvPicPr>
+                    <pic:cNvPr id="900004" name="k11_900004.png"/>
+                    <pic:cNvPicPr/>
+                  </pic:nvPicPr>
+                  <pic:blipFill>
+                    <a:blip r:embed="rIdK2"/>
+                    <a:stretch>
+                      <a:fillRect/>
+                    </a:stretch>
+                  </pic:blipFill>
+                  <pic:spPr>
+                    <a:xfrm>
+                      <a:off x="0" y="0"/>
+                      <a:ext cx="5040000" cy="3087840"/>
+                    </a:xfrm>
+                    <a:prstGeom prst="rect">
+                      <a:avLst/>
+                    </a:prstGeom>
+                  </pic:spPr>
+                </pic:pic>
+              </a:graphicData>
+            </a:graphic>
+          </wp:inline>
+        </w:drawing>
+      </w:r>
+    </w:p>
+    <w:p>
+      <w:pPr>
+        <w:jc w:val="center"/>
+        <w:rPr>
+          <w:rFonts w:ascii="Times New Roman" w:hAnsi="Times New Roman" w:cs="Times New Roman"/>
+          <w:lang w:val="tr-TR"/>
+        </w:rPr>
+      </w:pPr>
+      <w:r>
         <w:rPr>
           <w:rFonts w:ascii="Times New Roman" w:hAnsi="Times New Roman" w:cs="Times New Roman"/>
           <w:b/>
           <w:bCs/>
           <w:lang w:val="tr-TR"/>
         </w:rPr>
-      </w:pPr>
-      <w:r>
-        <w:rPr>
-          <w:rFonts w:ascii="Times New Roman" w:hAnsi="Times New Roman" w:cs="Times New Roman"/>
-          <w:lang w:val="tr-TR"/>
-        </w:rPr>
-        <w:t>Etkinlik kâğıtları “öğrencilerin derişim-zaman grafiklerini çizebilmesi,</w:t>
-      </w:r>
-      <w:r>
-        <w:rPr>
-          <w:rFonts w:ascii="Times New Roman" w:hAnsi="Times New Roman" w:cs="Times New Roman"/>
-          <w:lang w:val="tr-TR"/>
-        </w:rPr>
-        <w:t xml:space="preserve"> </w:t>
-      </w:r>
-      <w:r>
-        <w:rPr>
-          <w:rFonts w:ascii="Times New Roman" w:hAnsi="Times New Roman" w:cs="Times New Roman"/>
-          <w:lang w:val="tr-TR"/>
-        </w:rPr>
-        <w:t>tepkime hızının zamanla değişimine ilişkin önerme oluşturabilmesi, matematiksel</w:t>
-      </w:r>
-      <w:r>
-        <w:rPr>
-          <w:rFonts w:ascii="Times New Roman" w:hAnsi="Times New Roman" w:cs="Times New Roman"/>
-          <w:lang w:val="tr-TR"/>
-        </w:rPr>
-        <w:t xml:space="preserve"> </w:t>
-      </w:r>
-      <w:r>
-        <w:rPr>
-          <w:rFonts w:ascii="Times New Roman" w:hAnsi="Times New Roman" w:cs="Times New Roman"/>
-          <w:lang w:val="tr-TR"/>
-        </w:rPr>
-        <w:t>bir eşitlikle tepkime hızını hesaplayabilmesi ve çarpışma teorisi ile tepkime hızındaki değişimi</w:t>
-      </w:r>
-      <w:r>
-        <w:rPr>
-          <w:rFonts w:ascii="Times New Roman" w:hAnsi="Times New Roman" w:cs="Times New Roman"/>
-          <w:lang w:val="tr-TR"/>
-        </w:rPr>
-        <w:t xml:space="preserve"> </w:t>
-      </w:r>
-      <w:r>
-        <w:rPr>
-          <w:rFonts w:ascii="Times New Roman" w:hAnsi="Times New Roman" w:cs="Times New Roman"/>
-          <w:lang w:val="tr-TR"/>
-        </w:rPr>
-        <w:t xml:space="preserve">açıklayabilmesi” </w:t>
-      </w:r>
-      <w:proofErr w:type="spellStart"/>
-      <w:r>
-        <w:rPr>
-          <w:rFonts w:ascii="Times New Roman" w:hAnsi="Times New Roman" w:cs="Times New Roman"/>
-          <w:lang w:val="tr-TR"/>
-        </w:rPr>
-        <w:t>ölçütlerini</w:t>
-      </w:r>
-      <w:proofErr w:type="spellEnd"/>
-      <w:r>
-        <w:rPr>
-          <w:rFonts w:ascii="Times New Roman" w:hAnsi="Times New Roman" w:cs="Times New Roman"/>
-          <w:lang w:val="tr-TR"/>
-        </w:rPr>
-        <w:t xml:space="preserve"> içeren dereceli puanlama anahtarı ile değerlendirilebilir.</w:t>
-      </w:r>
-      <w:r>
-        <w:rPr>
-          <w:rFonts w:ascii="Times New Roman" w:hAnsi="Times New Roman" w:cs="Times New Roman"/>
-          <w:lang w:val="tr-TR"/>
-        </w:rPr>
-        <w:t xml:space="preserve"> </w:t>
-      </w:r>
+        <w:t xml:space="preserve">Grafik A:</w:t>
+      </w:r>
+      <w:r>
+        <w:rPr>
+          <w:rFonts w:ascii="Times New Roman" w:hAnsi="Times New Roman" w:cs="Times New Roman"/>
+          <w:lang w:val="tr-TR"/>
+        </w:rPr>
+        <w:t xml:space="preserve"> 2N</w:t>
+      </w:r>
+      <w:r>
+        <w:rPr>
+          <w:rFonts w:ascii="Times New Roman" w:hAnsi="Times New Roman" w:cs="Times New Roman"/>
+          <w:vertAlign w:val="subscript"/>
+          <w:lang w:val="tr-TR"/>
+        </w:rPr>
+        <w:t xml:space="preserve">2</w:t>
+      </w:r>
+      <w:r>
+        <w:rPr>
+          <w:rFonts w:ascii="Times New Roman" w:hAnsi="Times New Roman" w:cs="Times New Roman"/>
+          <w:lang w:val="tr-TR"/>
+        </w:rPr>
+        <w:t xml:space="preserve">O</w:t>
+      </w:r>
+      <w:r>
+        <w:rPr>
+          <w:rFonts w:ascii="Times New Roman" w:hAnsi="Times New Roman" w:cs="Times New Roman"/>
+          <w:vertAlign w:val="subscript"/>
+          <w:lang w:val="tr-TR"/>
+        </w:rPr>
+        <w:t xml:space="preserve">5</w:t>
+      </w:r>
+      <w:r>
+        <w:rPr>
+          <w:rFonts w:ascii="Times New Roman" w:hAnsi="Times New Roman" w:cs="Times New Roman"/>
+          <w:lang w:val="tr-TR"/>
+        </w:rPr>
+        <w:t xml:space="preserve">(g) → 4NO</w:t>
+      </w:r>
+      <w:r>
+        <w:rPr>
+          <w:rFonts w:ascii="Times New Roman" w:hAnsi="Times New Roman" w:cs="Times New Roman"/>
+          <w:vertAlign w:val="subscript"/>
+          <w:lang w:val="tr-TR"/>
+        </w:rPr>
+        <w:t xml:space="preserve">2</w:t>
+      </w:r>
+      <w:r>
+        <w:rPr>
+          <w:rFonts w:ascii="Times New Roman" w:hAnsi="Times New Roman" w:cs="Times New Roman"/>
+          <w:lang w:val="tr-TR"/>
+        </w:rPr>
+        <w:t xml:space="preserve">(g) + O</w:t>
+      </w:r>
+      <w:r>
+        <w:rPr>
+          <w:rFonts w:ascii="Times New Roman" w:hAnsi="Times New Roman" w:cs="Times New Roman"/>
+          <w:vertAlign w:val="subscript"/>
+          <w:lang w:val="tr-TR"/>
+        </w:rPr>
+        <w:t xml:space="preserve">2</w:t>
+      </w:r>
+      <w:r>
+        <w:rPr>
+          <w:rFonts w:ascii="Times New Roman" w:hAnsi="Times New Roman" w:cs="Times New Roman"/>
+          <w:lang w:val="tr-TR"/>
+        </w:rPr>
+        <w:t xml:space="preserve">(g) tepkimesine ait derişim-zaman grafiği</w:t>
+      </w:r>
+    </w:p>
+    <w:p>
+      <w:pPr>
+        <w:jc w:val="both"/>
+        <w:rPr>
+          <w:rFonts w:ascii="Times New Roman" w:hAnsi="Times New Roman" w:cs="Times New Roman"/>
+          <w:lang w:val="tr-TR"/>
+        </w:rPr>
+      </w:pPr>
       <w:r>
         <w:rPr>
           <w:rFonts w:ascii="Times New Roman" w:hAnsi="Times New Roman" w:cs="Times New Roman"/>
           <w:b/>
           <w:bCs/>
-          <w:lang w:val="tr-TR"/>
-        </w:rPr>
-        <w:t>DPA</w:t>
+          <w:highlight w:val="yellow"/>
+          <w:lang w:val="tr-TR"/>
+        </w:rPr>
+        <w:t xml:space="preserve">NOT: </w:t>
+      </w:r>
+      <w:r>
+        <w:rPr>
+          <w:rFonts w:ascii="Times New Roman" w:hAnsi="Times New Roman" w:cs="Times New Roman"/>
+          <w:highlight w:val="yellow"/>
+          <w:lang w:val="tr-TR"/>
+        </w:rPr>
+        <w:t xml:space="preserve">Grafik taslak olarak çizilmiştir, yayınevi tarafından aynı verilerle vektörel olarak yeniden çizilebilir.</w:t>
       </w:r>
     </w:p>
     <w:p>
@@ -574,51 +3301,7 @@
           <w:rFonts w:ascii="Times New Roman" w:hAnsi="Times New Roman" w:cs="Times New Roman"/>
           <w:lang w:val="tr-TR"/>
         </w:rPr>
-        <w:t xml:space="preserve"> </w:t>
-      </w:r>
-      <w:r>
-        <w:rPr>
-          <w:rFonts w:ascii="Times New Roman" w:hAnsi="Times New Roman" w:cs="Times New Roman"/>
-          <w:lang w:val="tr-TR"/>
-        </w:rPr>
-        <w:t xml:space="preserve">Öğrencilerden çalışma yaprağında verilen farklı tepkimeler </w:t>
-      </w:r>
-      <w:proofErr w:type="spellStart"/>
-      <w:r>
-        <w:rPr>
-          <w:rFonts w:ascii="Times New Roman" w:hAnsi="Times New Roman" w:cs="Times New Roman"/>
-          <w:lang w:val="tr-TR"/>
-        </w:rPr>
-        <w:t>üzerinden</w:t>
-      </w:r>
-      <w:proofErr w:type="spellEnd"/>
-      <w:r>
-        <w:rPr>
-          <w:rFonts w:ascii="Times New Roman" w:hAnsi="Times New Roman" w:cs="Times New Roman"/>
-          <w:lang w:val="tr-TR"/>
-        </w:rPr>
-        <w:t xml:space="preserve"> maddelerin harcanma</w:t>
-      </w:r>
-      <w:r>
-        <w:rPr>
-          <w:rFonts w:ascii="Times New Roman" w:hAnsi="Times New Roman" w:cs="Times New Roman"/>
-          <w:lang w:val="tr-TR"/>
-        </w:rPr>
-        <w:t xml:space="preserve"> </w:t>
-      </w:r>
-      <w:r>
-        <w:rPr>
-          <w:rFonts w:ascii="Times New Roman" w:hAnsi="Times New Roman" w:cs="Times New Roman"/>
-          <w:lang w:val="tr-TR"/>
-        </w:rPr>
-        <w:t>ve oluşum hızlarını hesaplamaları istenebilir.</w:t>
-      </w:r>
-      <w:r>
-        <w:rPr>
-          <w:rFonts w:ascii="Times New Roman" w:hAnsi="Times New Roman" w:cs="Times New Roman"/>
-          <w:lang w:val="tr-TR"/>
-        </w:rPr>
-        <w:t xml:space="preserve"> </w:t>
+        <w:t xml:space="preserve">Belirli bir zaman aralığında tepken ya da ürün derişimindeki değişimin bu zaman aralığına oranına </w:t>
       </w:r>
       <w:r>
         <w:rPr>
@@ -627,11 +3310,103 @@
           <w:bCs/>
           <w:lang w:val="tr-TR"/>
         </w:rPr>
-        <w:t>Sıra Sizde</w:t>
+        <w:t xml:space="preserve">ortalama tepkime hızı</w:t>
+      </w:r>
+      <w:r>
+        <w:rPr>
+          <w:rFonts w:ascii="Times New Roman" w:hAnsi="Times New Roman" w:cs="Times New Roman"/>
+          <w:lang w:val="tr-TR"/>
+        </w:rPr>
+        <w:t xml:space="preserve"> denir. aA + bB → cC + dD genel tepkimesi için tepken ve ürünlere göre ortalama hız ifadeleri aşağıdaki gibi yazılır:</w:t>
       </w:r>
     </w:p>
     <w:p>
       <w:pPr>
+        <w:jc w:val="center"/>
+        <w:rPr>
+          <w:rFonts w:ascii="Times New Roman" w:hAnsi="Times New Roman" w:cs="Times New Roman"/>
+          <w:lang w:val="tr-TR"/>
+        </w:rPr>
+      </w:pPr>
+      <m:oMathPara>
+        <m:oMath>
+          <m:r>
+            <m:rPr>
+              <m:sty m:val="p"/>
+            </m:rPr>
+            <w:rPr>
+              <w:rFonts w:ascii="Cambria Math" w:hAnsi="Cambria Math" w:cs="Cambria Math"/>
+              <w:lang w:val="tr-TR"/>
+            </w:rPr>
+            <w:t xml:space="preserve">A’nın harcanma hızı = −</w:t>
+          </m:r>
+          <m:f>
+            <m:num>
+              <m:r>
+                <m:rPr>
+                  <m:sty m:val="p"/>
+                </m:rPr>
+                <w:rPr>
+                  <w:rFonts w:ascii="Cambria Math" w:hAnsi="Cambria Math" w:cs="Cambria Math"/>
+                  <w:lang w:val="tr-TR"/>
+                </w:rPr>
+                <w:t xml:space="preserve">Δ[A]</w:t>
+              </m:r>
+            </m:num>
+            <m:den>
+              <m:r>
+                <m:rPr>
+                  <m:sty m:val="p"/>
+                </m:rPr>
+                <w:rPr>
+                  <w:rFonts w:ascii="Cambria Math" w:hAnsi="Cambria Math" w:cs="Cambria Math"/>
+                  <w:lang w:val="tr-TR"/>
+                </w:rPr>
+                <w:t xml:space="preserve">Δt</w:t>
+              </m:r>
+            </m:den>
+          </m:f>
+          <m:r>
+            <m:rPr>
+              <m:sty m:val="p"/>
+            </m:rPr>
+            <w:rPr>
+              <w:rFonts w:ascii="Cambria Math" w:hAnsi="Cambria Math" w:cs="Cambria Math"/>
+              <w:lang w:val="tr-TR"/>
+            </w:rPr>
+            <w:t xml:space="preserve">        C’nin oluşum hızı = </w:t>
+          </m:r>
+          <m:f>
+            <m:num>
+              <m:r>
+                <m:rPr>
+                  <m:sty m:val="p"/>
+                </m:rPr>
+                <w:rPr>
+                  <w:rFonts w:ascii="Cambria Math" w:hAnsi="Cambria Math" w:cs="Cambria Math"/>
+                  <w:lang w:val="tr-TR"/>
+                </w:rPr>
+                <w:t xml:space="preserve">Δ[C]</w:t>
+              </m:r>
+            </m:num>
+            <m:den>
+              <m:r>
+                <m:rPr>
+                  <m:sty m:val="p"/>
+                </m:rPr>
+                <w:rPr>
+                  <w:rFonts w:ascii="Cambria Math" w:hAnsi="Cambria Math" w:cs="Cambria Math"/>
+                  <w:lang w:val="tr-TR"/>
+                </w:rPr>
+                <w:t xml:space="preserve">Δt</w:t>
+              </m:r>
+            </m:den>
+          </m:f>
+        </m:oMath>
+      </m:oMathPara>
+    </w:p>
+    <w:p>
+      <w:pPr>
         <w:jc w:val="both"/>
         <w:rPr>
           <w:rFonts w:ascii="Times New Roman" w:hAnsi="Times New Roman" w:cs="Times New Roman"/>
@@ -643,7 +3418,3381 @@
           <w:rFonts w:ascii="Times New Roman" w:hAnsi="Times New Roman" w:cs="Times New Roman"/>
           <w:lang w:val="tr-TR"/>
         </w:rPr>
-        <w:t>*/</w:t>
+        <w:t xml:space="preserve">Bir tepkimede maddelerin harcanma ve oluşum hızları, denkleştirilmiş tepkime denklemindeki katsayılarla orantılıdır. Örneğin 2N</w:t>
+      </w:r>
+      <w:r>
+        <w:rPr>
+          <w:rFonts w:ascii="Times New Roman" w:hAnsi="Times New Roman" w:cs="Times New Roman"/>
+          <w:vertAlign w:val="subscript"/>
+          <w:lang w:val="tr-TR"/>
+        </w:rPr>
+        <w:t xml:space="preserve">2</w:t>
+      </w:r>
+      <w:r>
+        <w:rPr>
+          <w:rFonts w:ascii="Times New Roman" w:hAnsi="Times New Roman" w:cs="Times New Roman"/>
+          <w:lang w:val="tr-TR"/>
+        </w:rPr>
+        <w:t xml:space="preserve">O</w:t>
+      </w:r>
+      <w:r>
+        <w:rPr>
+          <w:rFonts w:ascii="Times New Roman" w:hAnsi="Times New Roman" w:cs="Times New Roman"/>
+          <w:vertAlign w:val="subscript"/>
+          <w:lang w:val="tr-TR"/>
+        </w:rPr>
+        <w:t xml:space="preserve">5</w:t>
+      </w:r>
+      <w:r>
+        <w:rPr>
+          <w:rFonts w:ascii="Times New Roman" w:hAnsi="Times New Roman" w:cs="Times New Roman"/>
+          <w:lang w:val="tr-TR"/>
+        </w:rPr>
+        <w:t xml:space="preserve"> → 4NO</w:t>
+      </w:r>
+      <w:r>
+        <w:rPr>
+          <w:rFonts w:ascii="Times New Roman" w:hAnsi="Times New Roman" w:cs="Times New Roman"/>
+          <w:vertAlign w:val="subscript"/>
+          <w:lang w:val="tr-TR"/>
+        </w:rPr>
+        <w:t xml:space="preserve">2</w:t>
+      </w:r>
+      <w:r>
+        <w:rPr>
+          <w:rFonts w:ascii="Times New Roman" w:hAnsi="Times New Roman" w:cs="Times New Roman"/>
+          <w:lang w:val="tr-TR"/>
+        </w:rPr>
+        <w:t xml:space="preserve"> + O</w:t>
+      </w:r>
+      <w:r>
+        <w:rPr>
+          <w:rFonts w:ascii="Times New Roman" w:hAnsi="Times New Roman" w:cs="Times New Roman"/>
+          <w:vertAlign w:val="subscript"/>
+          <w:lang w:val="tr-TR"/>
+        </w:rPr>
+        <w:t xml:space="preserve">2</w:t>
+      </w:r>
+      <w:r>
+        <w:rPr>
+          <w:rFonts w:ascii="Times New Roman" w:hAnsi="Times New Roman" w:cs="Times New Roman"/>
+          <w:lang w:val="tr-TR"/>
+        </w:rPr>
+        <w:t xml:space="preserve"> tepkimesinde 2 mol N</w:t>
+      </w:r>
+      <w:r>
+        <w:rPr>
+          <w:rFonts w:ascii="Times New Roman" w:hAnsi="Times New Roman" w:cs="Times New Roman"/>
+          <w:vertAlign w:val="subscript"/>
+          <w:lang w:val="tr-TR"/>
+        </w:rPr>
+        <w:t xml:space="preserve">2</w:t>
+      </w:r>
+      <w:r>
+        <w:rPr>
+          <w:rFonts w:ascii="Times New Roman" w:hAnsi="Times New Roman" w:cs="Times New Roman"/>
+          <w:lang w:val="tr-TR"/>
+        </w:rPr>
+        <w:t xml:space="preserve">O</w:t>
+      </w:r>
+      <w:r>
+        <w:rPr>
+          <w:rFonts w:ascii="Times New Roman" w:hAnsi="Times New Roman" w:cs="Times New Roman"/>
+          <w:vertAlign w:val="subscript"/>
+          <w:lang w:val="tr-TR"/>
+        </w:rPr>
+        <w:t xml:space="preserve">5</w:t>
+      </w:r>
+      <w:r>
+        <w:rPr>
+          <w:rFonts w:ascii="Times New Roman" w:hAnsi="Times New Roman" w:cs="Times New Roman"/>
+          <w:lang w:val="tr-TR"/>
+        </w:rPr>
+        <w:t xml:space="preserve"> harcanırken 4 mol NO</w:t>
+      </w:r>
+      <w:r>
+        <w:rPr>
+          <w:rFonts w:ascii="Times New Roman" w:hAnsi="Times New Roman" w:cs="Times New Roman"/>
+          <w:vertAlign w:val="subscript"/>
+          <w:lang w:val="tr-TR"/>
+        </w:rPr>
+        <w:t xml:space="preserve">2</w:t>
+      </w:r>
+      <w:r>
+        <w:rPr>
+          <w:rFonts w:ascii="Times New Roman" w:hAnsi="Times New Roman" w:cs="Times New Roman"/>
+          <w:lang w:val="tr-TR"/>
+        </w:rPr>
+        <w:t xml:space="preserve"> ve 1 mol O</w:t>
+      </w:r>
+      <w:r>
+        <w:rPr>
+          <w:rFonts w:ascii="Times New Roman" w:hAnsi="Times New Roman" w:cs="Times New Roman"/>
+          <w:vertAlign w:val="subscript"/>
+          <w:lang w:val="tr-TR"/>
+        </w:rPr>
+        <w:t xml:space="preserve">2</w:t>
+      </w:r>
+      <w:r>
+        <w:rPr>
+          <w:rFonts w:ascii="Times New Roman" w:hAnsi="Times New Roman" w:cs="Times New Roman"/>
+          <w:lang w:val="tr-TR"/>
+        </w:rPr>
+        <w:t xml:space="preserve"> oluşur. Bu nedenle NO</w:t>
+      </w:r>
+      <w:r>
+        <w:rPr>
+          <w:rFonts w:ascii="Times New Roman" w:hAnsi="Times New Roman" w:cs="Times New Roman"/>
+          <w:vertAlign w:val="subscript"/>
+          <w:lang w:val="tr-TR"/>
+        </w:rPr>
+        <w:t xml:space="preserve">2</w:t>
+      </w:r>
+      <w:r>
+        <w:rPr>
+          <w:rFonts w:ascii="Times New Roman" w:hAnsi="Times New Roman" w:cs="Times New Roman"/>
+          <w:lang w:val="tr-TR"/>
+        </w:rPr>
+        <w:t xml:space="preserve">’nin oluşum hızı N</w:t>
+      </w:r>
+      <w:r>
+        <w:rPr>
+          <w:rFonts w:ascii="Times New Roman" w:hAnsi="Times New Roman" w:cs="Times New Roman"/>
+          <w:vertAlign w:val="subscript"/>
+          <w:lang w:val="tr-TR"/>
+        </w:rPr>
+        <w:t xml:space="preserve">2</w:t>
+      </w:r>
+      <w:r>
+        <w:rPr>
+          <w:rFonts w:ascii="Times New Roman" w:hAnsi="Times New Roman" w:cs="Times New Roman"/>
+          <w:lang w:val="tr-TR"/>
+        </w:rPr>
+        <w:t xml:space="preserve">O</w:t>
+      </w:r>
+      <w:r>
+        <w:rPr>
+          <w:rFonts w:ascii="Times New Roman" w:hAnsi="Times New Roman" w:cs="Times New Roman"/>
+          <w:vertAlign w:val="subscript"/>
+          <w:lang w:val="tr-TR"/>
+        </w:rPr>
+        <w:t xml:space="preserve">5</w:t>
+      </w:r>
+      <w:r>
+        <w:rPr>
+          <w:rFonts w:ascii="Times New Roman" w:hAnsi="Times New Roman" w:cs="Times New Roman"/>
+          <w:lang w:val="tr-TR"/>
+        </w:rPr>
+        <w:t xml:space="preserve">’in harcanma hızının iki katı, O</w:t>
+      </w:r>
+      <w:r>
+        <w:rPr>
+          <w:rFonts w:ascii="Times New Roman" w:hAnsi="Times New Roman" w:cs="Times New Roman"/>
+          <w:vertAlign w:val="subscript"/>
+          <w:lang w:val="tr-TR"/>
+        </w:rPr>
+        <w:t xml:space="preserve">2</w:t>
+      </w:r>
+      <w:r>
+        <w:rPr>
+          <w:rFonts w:ascii="Times New Roman" w:hAnsi="Times New Roman" w:cs="Times New Roman"/>
+          <w:lang w:val="tr-TR"/>
+        </w:rPr>
+        <w:t xml:space="preserve">’nin oluşum hızı ise yarısıdır. Tepkimenin hangi maddeye göre ifade edildiğinden bağımsız tek bir hız değeri elde etmek için her maddenin hızı, tepkime denklemindeki katsayısına bölünür:</w:t>
+      </w:r>
+    </w:p>
+    <w:p>
+      <w:pPr>
+        <w:jc w:val="center"/>
+        <w:rPr>
+          <w:rFonts w:ascii="Times New Roman" w:hAnsi="Times New Roman" w:cs="Times New Roman"/>
+          <w:lang w:val="tr-TR"/>
+        </w:rPr>
+      </w:pPr>
+      <m:oMathPara>
+        <m:oMath>
+          <m:r>
+            <m:rPr>
+              <m:sty m:val="p"/>
+            </m:rPr>
+            <w:rPr>
+              <w:rFonts w:ascii="Cambria Math" w:hAnsi="Cambria Math" w:cs="Cambria Math"/>
+              <w:lang w:val="tr-TR"/>
+            </w:rPr>
+            <w:t xml:space="preserve">Tepkime hızı = −</w:t>
+          </m:r>
+          <m:f>
+            <m:num>
+              <m:r>
+                <m:rPr>
+                  <m:sty m:val="p"/>
+                </m:rPr>
+                <w:rPr>
+                  <w:rFonts w:ascii="Cambria Math" w:hAnsi="Cambria Math" w:cs="Cambria Math"/>
+                  <w:lang w:val="tr-TR"/>
+                </w:rPr>
+                <w:t xml:space="preserve">1</w:t>
+              </m:r>
+            </m:num>
+            <m:den>
+              <m:r>
+                <m:rPr>
+                  <m:sty m:val="p"/>
+                </m:rPr>
+                <w:rPr>
+                  <w:rFonts w:ascii="Cambria Math" w:hAnsi="Cambria Math" w:cs="Cambria Math"/>
+                  <w:lang w:val="tr-TR"/>
+                </w:rPr>
+                <w:t xml:space="preserve">a</w:t>
+              </m:r>
+            </m:den>
+          </m:f>
+          <m:f>
+            <m:num>
+              <m:r>
+                <m:rPr>
+                  <m:sty m:val="p"/>
+                </m:rPr>
+                <w:rPr>
+                  <w:rFonts w:ascii="Cambria Math" w:hAnsi="Cambria Math" w:cs="Cambria Math"/>
+                  <w:lang w:val="tr-TR"/>
+                </w:rPr>
+                <w:t xml:space="preserve">Δ[A]</w:t>
+              </m:r>
+            </m:num>
+            <m:den>
+              <m:r>
+                <m:rPr>
+                  <m:sty m:val="p"/>
+                </m:rPr>
+                <w:rPr>
+                  <w:rFonts w:ascii="Cambria Math" w:hAnsi="Cambria Math" w:cs="Cambria Math"/>
+                  <w:lang w:val="tr-TR"/>
+                </w:rPr>
+                <w:t xml:space="preserve">Δt</w:t>
+              </m:r>
+            </m:den>
+          </m:f>
+          <m:r>
+            <m:rPr>
+              <m:sty m:val="p"/>
+            </m:rPr>
+            <w:rPr>
+              <w:rFonts w:ascii="Cambria Math" w:hAnsi="Cambria Math" w:cs="Cambria Math"/>
+              <w:lang w:val="tr-TR"/>
+            </w:rPr>
+            <w:t xml:space="preserve"> = −</w:t>
+          </m:r>
+          <m:f>
+            <m:num>
+              <m:r>
+                <m:rPr>
+                  <m:sty m:val="p"/>
+                </m:rPr>
+                <w:rPr>
+                  <w:rFonts w:ascii="Cambria Math" w:hAnsi="Cambria Math" w:cs="Cambria Math"/>
+                  <w:lang w:val="tr-TR"/>
+                </w:rPr>
+                <w:t xml:space="preserve">1</w:t>
+              </m:r>
+            </m:num>
+            <m:den>
+              <m:r>
+                <m:rPr>
+                  <m:sty m:val="p"/>
+                </m:rPr>
+                <w:rPr>
+                  <w:rFonts w:ascii="Cambria Math" w:hAnsi="Cambria Math" w:cs="Cambria Math"/>
+                  <w:lang w:val="tr-TR"/>
+                </w:rPr>
+                <w:t xml:space="preserve">b</w:t>
+              </m:r>
+            </m:den>
+          </m:f>
+          <m:f>
+            <m:num>
+              <m:r>
+                <m:rPr>
+                  <m:sty m:val="p"/>
+                </m:rPr>
+                <w:rPr>
+                  <w:rFonts w:ascii="Cambria Math" w:hAnsi="Cambria Math" w:cs="Cambria Math"/>
+                  <w:lang w:val="tr-TR"/>
+                </w:rPr>
+                <w:t xml:space="preserve">Δ[B]</w:t>
+              </m:r>
+            </m:num>
+            <m:den>
+              <m:r>
+                <m:rPr>
+                  <m:sty m:val="p"/>
+                </m:rPr>
+                <w:rPr>
+                  <w:rFonts w:ascii="Cambria Math" w:hAnsi="Cambria Math" w:cs="Cambria Math"/>
+                  <w:lang w:val="tr-TR"/>
+                </w:rPr>
+                <w:t xml:space="preserve">Δt</w:t>
+              </m:r>
+            </m:den>
+          </m:f>
+          <m:r>
+            <m:rPr>
+              <m:sty m:val="p"/>
+            </m:rPr>
+            <w:rPr>
+              <w:rFonts w:ascii="Cambria Math" w:hAnsi="Cambria Math" w:cs="Cambria Math"/>
+              <w:lang w:val="tr-TR"/>
+            </w:rPr>
+            <w:t xml:space="preserve"> = </w:t>
+          </m:r>
+          <m:f>
+            <m:num>
+              <m:r>
+                <m:rPr>
+                  <m:sty m:val="p"/>
+                </m:rPr>
+                <w:rPr>
+                  <w:rFonts w:ascii="Cambria Math" w:hAnsi="Cambria Math" w:cs="Cambria Math"/>
+                  <w:lang w:val="tr-TR"/>
+                </w:rPr>
+                <w:t xml:space="preserve">1</w:t>
+              </m:r>
+            </m:num>
+            <m:den>
+              <m:r>
+                <m:rPr>
+                  <m:sty m:val="p"/>
+                </m:rPr>
+                <w:rPr>
+                  <w:rFonts w:ascii="Cambria Math" w:hAnsi="Cambria Math" w:cs="Cambria Math"/>
+                  <w:lang w:val="tr-TR"/>
+                </w:rPr>
+                <w:t xml:space="preserve">c</w:t>
+              </m:r>
+            </m:den>
+          </m:f>
+          <m:f>
+            <m:num>
+              <m:r>
+                <m:rPr>
+                  <m:sty m:val="p"/>
+                </m:rPr>
+                <w:rPr>
+                  <w:rFonts w:ascii="Cambria Math" w:hAnsi="Cambria Math" w:cs="Cambria Math"/>
+                  <w:lang w:val="tr-TR"/>
+                </w:rPr>
+                <w:t xml:space="preserve">Δ[C]</w:t>
+              </m:r>
+            </m:num>
+            <m:den>
+              <m:r>
+                <m:rPr>
+                  <m:sty m:val="p"/>
+                </m:rPr>
+                <w:rPr>
+                  <w:rFonts w:ascii="Cambria Math" w:hAnsi="Cambria Math" w:cs="Cambria Math"/>
+                  <w:lang w:val="tr-TR"/>
+                </w:rPr>
+                <w:t xml:space="preserve">Δt</w:t>
+              </m:r>
+            </m:den>
+          </m:f>
+          <m:r>
+            <m:rPr>
+              <m:sty m:val="p"/>
+            </m:rPr>
+            <w:rPr>
+              <w:rFonts w:ascii="Cambria Math" w:hAnsi="Cambria Math" w:cs="Cambria Math"/>
+              <w:lang w:val="tr-TR"/>
+            </w:rPr>
+            <w:t xml:space="preserve"> = </w:t>
+          </m:r>
+          <m:f>
+            <m:num>
+              <m:r>
+                <m:rPr>
+                  <m:sty m:val="p"/>
+                </m:rPr>
+                <w:rPr>
+                  <w:rFonts w:ascii="Cambria Math" w:hAnsi="Cambria Math" w:cs="Cambria Math"/>
+                  <w:lang w:val="tr-TR"/>
+                </w:rPr>
+                <w:t xml:space="preserve">1</w:t>
+              </m:r>
+            </m:num>
+            <m:den>
+              <m:r>
+                <m:rPr>
+                  <m:sty m:val="p"/>
+                </m:rPr>
+                <w:rPr>
+                  <w:rFonts w:ascii="Cambria Math" w:hAnsi="Cambria Math" w:cs="Cambria Math"/>
+                  <w:lang w:val="tr-TR"/>
+                </w:rPr>
+                <w:t xml:space="preserve">d</w:t>
+              </m:r>
+            </m:den>
+          </m:f>
+          <m:f>
+            <m:num>
+              <m:r>
+                <m:rPr>
+                  <m:sty m:val="p"/>
+                </m:rPr>
+                <w:rPr>
+                  <w:rFonts w:ascii="Cambria Math" w:hAnsi="Cambria Math" w:cs="Cambria Math"/>
+                  <w:lang w:val="tr-TR"/>
+                </w:rPr>
+                <w:t xml:space="preserve">Δ[D]</w:t>
+              </m:r>
+            </m:num>
+            <m:den>
+              <m:r>
+                <m:rPr>
+                  <m:sty m:val="p"/>
+                </m:rPr>
+                <w:rPr>
+                  <w:rFonts w:ascii="Cambria Math" w:hAnsi="Cambria Math" w:cs="Cambria Math"/>
+                  <w:lang w:val="tr-TR"/>
+                </w:rPr>
+                <w:t xml:space="preserve">Δt</w:t>
+              </m:r>
+            </m:den>
+          </m:f>
+        </m:oMath>
+      </m:oMathPara>
+    </w:p>
+    <w:p>
+      <w:pPr>
+        <w:jc w:val="both"/>
+        <w:rPr>
+          <w:rFonts w:ascii="Times New Roman" w:hAnsi="Times New Roman" w:cs="Times New Roman"/>
+          <w:lang w:val="tr-TR"/>
+        </w:rPr>
+      </w:pPr>
+      <w:r>
+        <w:rPr>
+          <w:rFonts w:ascii="Times New Roman" w:hAnsi="Times New Roman" w:cs="Times New Roman"/>
+          <w:lang w:val="tr-TR"/>
+        </w:rPr>
+        <w:t xml:space="preserve">Ortalama tepkime hızı, derişim-zaman grafiği üzerinde iki nokta arasını birleştiren doğrunun eğimi ile ilişkilidir (Grafik B). Tepkimenin başlangıcındaki zaman aralığında eğim büyük, ilerleyen zaman aralıklarında ise eğim küçüktür. Örneğin Analiz ve Keşif Atölyesi 1.6.’daki verilere göre N</w:t>
+      </w:r>
+      <w:r>
+        <w:rPr>
+          <w:rFonts w:ascii="Times New Roman" w:hAnsi="Times New Roman" w:cs="Times New Roman"/>
+          <w:vertAlign w:val="subscript"/>
+          <w:lang w:val="tr-TR"/>
+        </w:rPr>
+        <w:t xml:space="preserve">2</w:t>
+      </w:r>
+      <w:r>
+        <w:rPr>
+          <w:rFonts w:ascii="Times New Roman" w:hAnsi="Times New Roman" w:cs="Times New Roman"/>
+          <w:lang w:val="tr-TR"/>
+        </w:rPr>
+        <w:t xml:space="preserve">O</w:t>
+      </w:r>
+      <w:r>
+        <w:rPr>
+          <w:rFonts w:ascii="Times New Roman" w:hAnsi="Times New Roman" w:cs="Times New Roman"/>
+          <w:vertAlign w:val="subscript"/>
+          <w:lang w:val="tr-TR"/>
+        </w:rPr>
+        <w:t xml:space="preserve">5</w:t>
+      </w:r>
+      <w:r>
+        <w:rPr>
+          <w:rFonts w:ascii="Times New Roman" w:hAnsi="Times New Roman" w:cs="Times New Roman"/>
+          <w:lang w:val="tr-TR"/>
+        </w:rPr>
+        <w:t xml:space="preserve">’in harcanma hızı 0-400 s aralığında 9,0·10</w:t>
+      </w:r>
+      <w:r>
+        <w:rPr>
+          <w:rFonts w:ascii="Times New Roman" w:hAnsi="Times New Roman" w:cs="Times New Roman"/>
+          <w:vertAlign w:val="superscript"/>
+          <w:lang w:val="tr-TR"/>
+        </w:rPr>
+        <w:t xml:space="preserve">-6</w:t>
+      </w:r>
+      <w:r>
+        <w:rPr>
+          <w:rFonts w:ascii="Times New Roman" w:hAnsi="Times New Roman" w:cs="Times New Roman"/>
+          <w:lang w:val="tr-TR"/>
+        </w:rPr>
+        <w:t xml:space="preserve"> mol/L·s iken 2000-2400 s aralığında 3,5·10</w:t>
+      </w:r>
+      <w:r>
+        <w:rPr>
+          <w:rFonts w:ascii="Times New Roman" w:hAnsi="Times New Roman" w:cs="Times New Roman"/>
+          <w:vertAlign w:val="superscript"/>
+          <w:lang w:val="tr-TR"/>
+        </w:rPr>
+        <w:t xml:space="preserve">-6</w:t>
+      </w:r>
+      <w:r>
+        <w:rPr>
+          <w:rFonts w:ascii="Times New Roman" w:hAnsi="Times New Roman" w:cs="Times New Roman"/>
+          <w:lang w:val="tr-TR"/>
+        </w:rPr>
+        <w:t xml:space="preserve"> mol/L·s’ye düşmüştür.</w:t>
+      </w:r>
+    </w:p>
+    <w:p xmlns:a="http://schemas.openxmlformats.org/drawingml/2006/main" xmlns:pic="http://schemas.openxmlformats.org/drawingml/2006/picture">
+      <w:pPr>
+        <w:jc w:val="center"/>
+        <w:rPr>
+          <w:rFonts w:ascii="Times New Roman" w:hAnsi="Times New Roman" w:cs="Times New Roman"/>
+          <w:lang w:val="tr-TR"/>
+        </w:rPr>
+      </w:pPr>
+      <w:r>
+        <w:drawing>
+          <wp:inline distT="0" distB="0" distL="0" distR="0">
+            <wp:extent cx="5040000" cy="3087840"/>
+            <wp:docPr id="900005" name="Grafik 900005" descr="Ortalama hız ve eğim"/>
+            <wp:cNvGraphicFramePr>
+              <a:graphicFrameLocks noChangeAspect="1"/>
+            </wp:cNvGraphicFramePr>
+            <a:graphic>
+              <a:graphicData uri="http://schemas.openxmlformats.org/drawingml/2006/picture">
+                <pic:pic>
+                  <pic:nvPicPr>
+                    <pic:cNvPr id="900005" name="k11_900005.png"/>
+                    <pic:cNvPicPr/>
+                  </pic:nvPicPr>
+                  <pic:blipFill>
+                    <a:blip r:embed="rIdK3"/>
+                    <a:stretch>
+                      <a:fillRect/>
+                    </a:stretch>
+                  </pic:blipFill>
+                  <pic:spPr>
+                    <a:xfrm>
+                      <a:off x="0" y="0"/>
+                      <a:ext cx="5040000" cy="3087840"/>
+                    </a:xfrm>
+                    <a:prstGeom prst="rect">
+                      <a:avLst/>
+                    </a:prstGeom>
+                  </pic:spPr>
+                </pic:pic>
+              </a:graphicData>
+            </a:graphic>
+          </wp:inline>
+        </w:drawing>
+      </w:r>
+    </w:p>
+    <w:p>
+      <w:pPr>
+        <w:jc w:val="center"/>
+        <w:rPr>
+          <w:rFonts w:ascii="Times New Roman" w:hAnsi="Times New Roman" w:cs="Times New Roman"/>
+          <w:lang w:val="tr-TR"/>
+        </w:rPr>
+      </w:pPr>
+      <w:r>
+        <w:rPr>
+          <w:rFonts w:ascii="Times New Roman" w:hAnsi="Times New Roman" w:cs="Times New Roman"/>
+          <w:b/>
+          <w:bCs/>
+          <w:lang w:val="tr-TR"/>
+        </w:rPr>
+        <w:t xml:space="preserve">Grafik B:</w:t>
+      </w:r>
+      <w:r>
+        <w:rPr>
+          <w:rFonts w:ascii="Times New Roman" w:hAnsi="Times New Roman" w:cs="Times New Roman"/>
+          <w:lang w:val="tr-TR"/>
+        </w:rPr>
+        <w:t xml:space="preserve"> Farklı zaman aralıklarında ortalama tepkime hızı ile derişim-zaman eğrisinin eğimi arasındaki ilişki</w:t>
+      </w:r>
+    </w:p>
+    <w:p>
+      <w:pPr>
+        <w:jc w:val="both"/>
+        <w:rPr>
+          <w:rFonts w:ascii="Times New Roman" w:hAnsi="Times New Roman" w:cs="Times New Roman"/>
+          <w:lang w:val="tr-TR"/>
+        </w:rPr>
+      </w:pPr>
+      <w:r>
+        <w:rPr>
+          <w:rFonts w:ascii="Times New Roman" w:hAnsi="Times New Roman" w:cs="Times New Roman"/>
+          <w:lang w:val="tr-TR"/>
+        </w:rPr>
+        <w:t xml:space="preserve">Tepkime hızının zamanla azalması çarpışma teorisi ile açıklanabilir. Tepkime başladığında birim hacimdeki tepken tanecik sayısı en fazladır; bu nedenle birim zamanda gerçekleşen çarpışma ve etkin çarpışma sayısı da en fazladır. Tepkime ilerledikçe tepken tanecikleri harcanır ve birim hacimdeki tepken tanecik sayısı azalır. Birim zamanda gerçekleşen etkin çarpışma sayısı azaldığı için tepkime hızı da azalır. Tepkenlerden biri tükendiğinde ya da tepkime tamamlandığında derişimler artık değişmez ve derişim-zaman grafiği yatay hâle gelir.</w:t>
+      </w:r>
+    </w:p>
+    <w:p>
+      <w:pPr>
+        <w:jc w:val="both"/>
+        <w:rPr>
+          <w:rFonts w:ascii="Times New Roman" w:hAnsi="Times New Roman" w:cs="Times New Roman"/>
+          <w:lang w:val="tr-TR"/>
+        </w:rPr>
+      </w:pPr>
+      <w:r>
+        <w:rPr>
+          <w:rFonts w:ascii="Times New Roman" w:hAnsi="Times New Roman" w:cs="Times New Roman"/>
+          <w:lang w:val="tr-TR"/>
+        </w:rPr>
+        <w:t xml:space="preserve">Tepkime hızı, tepken ya da ürün miktarındaki değişime bağlı olarak gözlemlenebilen ve ölçülebilen bir özellik yardımıyla da belirlenebilir. Örneğin gaz çıkışı olan tepkimelerde birim zamanda toplanan gaz hacmi, renkli bir maddenin oluştuğu ya da harcandığı tepkimelerde renk değişimi, iyon sayısının değiştiği tepkimelerde elektriksel iletkenlik, gaz fazındaki tepkimelerde ise sabit hacimde basınç değişimi ölçülerek tepkime hızı izlenebilir.</w:t>
+      </w:r>
+    </w:p>
+    <w:p>
+      <w:pPr>
+        <w:keepNext/>
+        <w:shd w:val="clear" w:color="auto" w:fill="92D050"/>
+        <w:jc w:val="both"/>
+        <w:rPr>
+          <w:rFonts w:ascii="Times New Roman" w:hAnsi="Times New Roman" w:cs="Times New Roman"/>
+          <w:b/>
+          <w:bCs/>
+          <w:lang w:val="tr-TR"/>
+        </w:rPr>
+      </w:pPr>
+      <w:r>
+        <w:rPr>
+          <w:rFonts w:ascii="Times New Roman" w:hAnsi="Times New Roman" w:cs="Times New Roman"/>
+          <w:b/>
+          <w:bCs/>
+          <w:lang w:val="tr-TR"/>
+        </w:rPr>
+        <w:t xml:space="preserve">Örnek-Çözüm Atölyesi 1.5.</w:t>
+      </w:r>
+    </w:p>
+    <w:p>
+      <w:pPr>
+        <w:jc w:val="both"/>
+        <w:rPr>
+          <w:rFonts w:ascii="Times New Roman" w:hAnsi="Times New Roman" w:cs="Times New Roman"/>
+          <w:lang w:val="tr-TR"/>
+        </w:rPr>
+      </w:pPr>
+      <w:r>
+        <w:rPr>
+          <w:rFonts w:ascii="Times New Roman" w:hAnsi="Times New Roman" w:cs="Times New Roman"/>
+          <w:lang w:val="tr-TR"/>
+        </w:rPr>
+        <w:t xml:space="preserve">N</w:t>
+      </w:r>
+      <w:r>
+        <w:rPr>
+          <w:rFonts w:ascii="Times New Roman" w:hAnsi="Times New Roman" w:cs="Times New Roman"/>
+          <w:vertAlign w:val="subscript"/>
+          <w:lang w:val="tr-TR"/>
+        </w:rPr>
+        <w:t xml:space="preserve">2</w:t>
+      </w:r>
+      <w:r>
+        <w:rPr>
+          <w:rFonts w:ascii="Times New Roman" w:hAnsi="Times New Roman" w:cs="Times New Roman"/>
+          <w:lang w:val="tr-TR"/>
+        </w:rPr>
+        <w:t xml:space="preserve">(g) + 3H</w:t>
+      </w:r>
+      <w:r>
+        <w:rPr>
+          <w:rFonts w:ascii="Times New Roman" w:hAnsi="Times New Roman" w:cs="Times New Roman"/>
+          <w:vertAlign w:val="subscript"/>
+          <w:lang w:val="tr-TR"/>
+        </w:rPr>
+        <w:t xml:space="preserve">2</w:t>
+      </w:r>
+      <w:r>
+        <w:rPr>
+          <w:rFonts w:ascii="Times New Roman" w:hAnsi="Times New Roman" w:cs="Times New Roman"/>
+          <w:lang w:val="tr-TR"/>
+        </w:rPr>
+        <w:t xml:space="preserve">(g) → 2NH</w:t>
+      </w:r>
+      <w:r>
+        <w:rPr>
+          <w:rFonts w:ascii="Times New Roman" w:hAnsi="Times New Roman" w:cs="Times New Roman"/>
+          <w:vertAlign w:val="subscript"/>
+          <w:lang w:val="tr-TR"/>
+        </w:rPr>
+        <w:t xml:space="preserve">3</w:t>
+      </w:r>
+      <w:r>
+        <w:rPr>
+          <w:rFonts w:ascii="Times New Roman" w:hAnsi="Times New Roman" w:cs="Times New Roman"/>
+          <w:lang w:val="tr-TR"/>
+        </w:rPr>
+        <w:t xml:space="preserve">(g) tepkimesinde H</w:t>
+      </w:r>
+      <w:r>
+        <w:rPr>
+          <w:rFonts w:ascii="Times New Roman" w:hAnsi="Times New Roman" w:cs="Times New Roman"/>
+          <w:vertAlign w:val="subscript"/>
+          <w:lang w:val="tr-TR"/>
+        </w:rPr>
+        <w:t xml:space="preserve">2</w:t>
+      </w:r>
+      <w:r>
+        <w:rPr>
+          <w:rFonts w:ascii="Times New Roman" w:hAnsi="Times New Roman" w:cs="Times New Roman"/>
+          <w:lang w:val="tr-TR"/>
+        </w:rPr>
+        <w:t xml:space="preserve"> gazının derişimi 10 saniyede 0,60 mol/L’den 0,30 mol/L’ye düşmektedir. Bu zaman aralığı için</w:t>
+      </w:r>
+    </w:p>
+    <w:p>
+      <w:pPr>
+        <w:pStyle w:val="ListParagraph"/>
+        <w:numPr>
+          <w:ilvl w:val="0"/>
+          <w:numId w:val="54"/>
+        </w:numPr>
+        <w:jc w:val="both"/>
+        <w:rPr>
+          <w:rFonts w:ascii="Times New Roman" w:hAnsi="Times New Roman" w:cs="Times New Roman"/>
+          <w:lang w:val="tr-TR"/>
+        </w:rPr>
+      </w:pPr>
+      <w:r>
+        <w:rPr>
+          <w:rFonts w:ascii="Times New Roman" w:hAnsi="Times New Roman" w:cs="Times New Roman"/>
+          <w:lang w:val="tr-TR"/>
+        </w:rPr>
+        <w:t xml:space="preserve">H</w:t>
+      </w:r>
+      <w:r>
+        <w:rPr>
+          <w:rFonts w:ascii="Times New Roman" w:hAnsi="Times New Roman" w:cs="Times New Roman"/>
+          <w:vertAlign w:val="subscript"/>
+          <w:lang w:val="tr-TR"/>
+        </w:rPr>
+        <w:t xml:space="preserve">2</w:t>
+      </w:r>
+      <w:r>
+        <w:rPr>
+          <w:rFonts w:ascii="Times New Roman" w:hAnsi="Times New Roman" w:cs="Times New Roman"/>
+          <w:lang w:val="tr-TR"/>
+        </w:rPr>
+        <w:t xml:space="preserve">’nin harcanma hızını,</w:t>
+      </w:r>
+    </w:p>
+    <w:p>
+      <w:pPr>
+        <w:pStyle w:val="ListParagraph"/>
+        <w:numPr>
+          <w:ilvl w:val="0"/>
+          <w:numId w:val="54"/>
+        </w:numPr>
+        <w:jc w:val="both"/>
+        <w:rPr>
+          <w:rFonts w:ascii="Times New Roman" w:hAnsi="Times New Roman" w:cs="Times New Roman"/>
+          <w:lang w:val="tr-TR"/>
+        </w:rPr>
+      </w:pPr>
+      <w:r>
+        <w:rPr>
+          <w:rFonts w:ascii="Times New Roman" w:hAnsi="Times New Roman" w:cs="Times New Roman"/>
+          <w:lang w:val="tr-TR"/>
+        </w:rPr>
+        <w:t xml:space="preserve">N</w:t>
+      </w:r>
+      <w:r>
+        <w:rPr>
+          <w:rFonts w:ascii="Times New Roman" w:hAnsi="Times New Roman" w:cs="Times New Roman"/>
+          <w:vertAlign w:val="subscript"/>
+          <w:lang w:val="tr-TR"/>
+        </w:rPr>
+        <w:t xml:space="preserve">2</w:t>
+      </w:r>
+      <w:r>
+        <w:rPr>
+          <w:rFonts w:ascii="Times New Roman" w:hAnsi="Times New Roman" w:cs="Times New Roman"/>
+          <w:lang w:val="tr-TR"/>
+        </w:rPr>
+        <w:t xml:space="preserve">’nin harcanma hızını,</w:t>
+      </w:r>
+    </w:p>
+    <w:p>
+      <w:pPr>
+        <w:pStyle w:val="ListParagraph"/>
+        <w:numPr>
+          <w:ilvl w:val="0"/>
+          <w:numId w:val="54"/>
+        </w:numPr>
+        <w:jc w:val="both"/>
+        <w:rPr>
+          <w:rFonts w:ascii="Times New Roman" w:hAnsi="Times New Roman" w:cs="Times New Roman"/>
+          <w:lang w:val="tr-TR"/>
+        </w:rPr>
+      </w:pPr>
+      <w:r>
+        <w:rPr>
+          <w:rFonts w:ascii="Times New Roman" w:hAnsi="Times New Roman" w:cs="Times New Roman"/>
+          <w:lang w:val="tr-TR"/>
+        </w:rPr>
+        <w:t xml:space="preserve">NH</w:t>
+      </w:r>
+      <w:r>
+        <w:rPr>
+          <w:rFonts w:ascii="Times New Roman" w:hAnsi="Times New Roman" w:cs="Times New Roman"/>
+          <w:vertAlign w:val="subscript"/>
+          <w:lang w:val="tr-TR"/>
+        </w:rPr>
+        <w:t xml:space="preserve">3</w:t>
+      </w:r>
+      <w:r>
+        <w:rPr>
+          <w:rFonts w:ascii="Times New Roman" w:hAnsi="Times New Roman" w:cs="Times New Roman"/>
+          <w:lang w:val="tr-TR"/>
+        </w:rPr>
+        <w:t xml:space="preserve">’ün oluşum hızını,</w:t>
+      </w:r>
+    </w:p>
+    <w:p>
+      <w:pPr>
+        <w:pStyle w:val="ListParagraph"/>
+        <w:numPr>
+          <w:ilvl w:val="0"/>
+          <w:numId w:val="54"/>
+        </w:numPr>
+        <w:jc w:val="both"/>
+        <w:rPr>
+          <w:rFonts w:ascii="Times New Roman" w:hAnsi="Times New Roman" w:cs="Times New Roman"/>
+          <w:lang w:val="tr-TR"/>
+        </w:rPr>
+      </w:pPr>
+      <w:r>
+        <w:rPr>
+          <w:rFonts w:ascii="Times New Roman" w:hAnsi="Times New Roman" w:cs="Times New Roman"/>
+          <w:lang w:val="tr-TR"/>
+        </w:rPr>
+        <w:t xml:space="preserve">tepkime hızını hesaplayınız.</w:t>
+      </w:r>
+    </w:p>
+    <w:p>
+      <w:pPr>
+        <w:jc w:val="both"/>
+        <w:rPr>
+          <w:rFonts w:ascii="Times New Roman" w:hAnsi="Times New Roman" w:cs="Times New Roman"/>
+          <w:lang w:val="tr-TR"/>
+        </w:rPr>
+      </w:pPr>
+      <w:r>
+        <w:rPr>
+          <w:rFonts w:ascii="Times New Roman" w:hAnsi="Times New Roman" w:cs="Times New Roman"/>
+          <w:b/>
+          <w:bCs/>
+          <w:lang w:val="tr-TR"/>
+        </w:rPr>
+        <w:t xml:space="preserve">Çözüm:</w:t>
+      </w:r>
+    </w:p>
+    <w:p>
+      <w:pPr>
+        <w:jc w:val="center"/>
+        <w:rPr>
+          <w:rFonts w:ascii="Times New Roman" w:hAnsi="Times New Roman" w:cs="Times New Roman"/>
+          <w:lang w:val="tr-TR"/>
+        </w:rPr>
+      </w:pPr>
+      <m:oMathPara>
+        <m:oMath>
+          <m:r>
+            <m:rPr>
+              <m:sty m:val="p"/>
+            </m:rPr>
+            <w:rPr>
+              <w:rFonts w:ascii="Cambria Math" w:hAnsi="Cambria Math" w:cs="Cambria Math"/>
+              <w:lang w:val="tr-TR"/>
+            </w:rPr>
+            <w:t xml:space="preserve">a) H₂’nin harcanma hızı = −</w:t>
+          </m:r>
+          <m:f>
+            <m:num>
+              <m:r>
+                <m:rPr>
+                  <m:sty m:val="p"/>
+                </m:rPr>
+                <w:rPr>
+                  <w:rFonts w:ascii="Cambria Math" w:hAnsi="Cambria Math" w:cs="Cambria Math"/>
+                  <w:lang w:val="tr-TR"/>
+                </w:rPr>
+                <w:t xml:space="preserve">Δ[H₂]</w:t>
+              </m:r>
+            </m:num>
+            <m:den>
+              <m:r>
+                <m:rPr>
+                  <m:sty m:val="p"/>
+                </m:rPr>
+                <w:rPr>
+                  <w:rFonts w:ascii="Cambria Math" w:hAnsi="Cambria Math" w:cs="Cambria Math"/>
+                  <w:lang w:val="tr-TR"/>
+                </w:rPr>
+                <w:t xml:space="preserve">Δt</w:t>
+              </m:r>
+            </m:den>
+          </m:f>
+          <m:r>
+            <m:rPr>
+              <m:sty m:val="p"/>
+            </m:rPr>
+            <w:rPr>
+              <w:rFonts w:ascii="Cambria Math" w:hAnsi="Cambria Math" w:cs="Cambria Math"/>
+              <w:lang w:val="tr-TR"/>
+            </w:rPr>
+            <w:t xml:space="preserve"> = −</w:t>
+          </m:r>
+          <m:f>
+            <m:num>
+              <m:r>
+                <m:rPr>
+                  <m:sty m:val="p"/>
+                </m:rPr>
+                <w:rPr>
+                  <w:rFonts w:ascii="Cambria Math" w:hAnsi="Cambria Math" w:cs="Cambria Math"/>
+                  <w:lang w:val="tr-TR"/>
+                </w:rPr>
+                <w:t xml:space="preserve">(0,30 − 0,60) mol/L</w:t>
+              </m:r>
+            </m:num>
+            <m:den>
+              <m:r>
+                <m:rPr>
+                  <m:sty m:val="p"/>
+                </m:rPr>
+                <w:rPr>
+                  <w:rFonts w:ascii="Cambria Math" w:hAnsi="Cambria Math" w:cs="Cambria Math"/>
+                  <w:lang w:val="tr-TR"/>
+                </w:rPr>
+                <w:t xml:space="preserve">10 s</w:t>
+              </m:r>
+            </m:den>
+          </m:f>
+          <m:r>
+            <m:rPr>
+              <m:sty m:val="p"/>
+            </m:rPr>
+            <w:rPr>
+              <w:rFonts w:ascii="Cambria Math" w:hAnsi="Cambria Math" w:cs="Cambria Math"/>
+              <w:lang w:val="tr-TR"/>
+            </w:rPr>
+            <w:t xml:space="preserve"> = 0,030 mol/L·s</w:t>
+          </m:r>
+        </m:oMath>
+      </m:oMathPara>
+    </w:p>
+    <w:p>
+      <w:pPr>
+        <w:jc w:val="both"/>
+        <w:rPr>
+          <w:rFonts w:ascii="Times New Roman" w:hAnsi="Times New Roman" w:cs="Times New Roman"/>
+          <w:lang w:val="tr-TR"/>
+        </w:rPr>
+      </w:pPr>
+      <w:r>
+        <w:rPr>
+          <w:rFonts w:ascii="Times New Roman" w:hAnsi="Times New Roman" w:cs="Times New Roman"/>
+          <w:lang w:val="tr-TR"/>
+        </w:rPr>
+        <w:t xml:space="preserve">b) Tepkime denklemine göre 3 mol H</w:t>
+      </w:r>
+      <w:r>
+        <w:rPr>
+          <w:rFonts w:ascii="Times New Roman" w:hAnsi="Times New Roman" w:cs="Times New Roman"/>
+          <w:vertAlign w:val="subscript"/>
+          <w:lang w:val="tr-TR"/>
+        </w:rPr>
+        <w:t xml:space="preserve">2</w:t>
+      </w:r>
+      <w:r>
+        <w:rPr>
+          <w:rFonts w:ascii="Times New Roman" w:hAnsi="Times New Roman" w:cs="Times New Roman"/>
+          <w:lang w:val="tr-TR"/>
+        </w:rPr>
+        <w:t xml:space="preserve"> harcanırken 1 mol N</w:t>
+      </w:r>
+      <w:r>
+        <w:rPr>
+          <w:rFonts w:ascii="Times New Roman" w:hAnsi="Times New Roman" w:cs="Times New Roman"/>
+          <w:vertAlign w:val="subscript"/>
+          <w:lang w:val="tr-TR"/>
+        </w:rPr>
+        <w:t xml:space="preserve">2</w:t>
+      </w:r>
+      <w:r>
+        <w:rPr>
+          <w:rFonts w:ascii="Times New Roman" w:hAnsi="Times New Roman" w:cs="Times New Roman"/>
+          <w:lang w:val="tr-TR"/>
+        </w:rPr>
+        <w:t xml:space="preserve"> harcanır. Bu nedenle N</w:t>
+      </w:r>
+      <w:r>
+        <w:rPr>
+          <w:rFonts w:ascii="Times New Roman" w:hAnsi="Times New Roman" w:cs="Times New Roman"/>
+          <w:vertAlign w:val="subscript"/>
+          <w:lang w:val="tr-TR"/>
+        </w:rPr>
+        <w:t xml:space="preserve">2</w:t>
+      </w:r>
+      <w:r>
+        <w:rPr>
+          <w:rFonts w:ascii="Times New Roman" w:hAnsi="Times New Roman" w:cs="Times New Roman"/>
+          <w:lang w:val="tr-TR"/>
+        </w:rPr>
+        <w:t xml:space="preserve">’nin harcanma hızı H</w:t>
+      </w:r>
+      <w:r>
+        <w:rPr>
+          <w:rFonts w:ascii="Times New Roman" w:hAnsi="Times New Roman" w:cs="Times New Roman"/>
+          <w:vertAlign w:val="subscript"/>
+          <w:lang w:val="tr-TR"/>
+        </w:rPr>
+        <w:t xml:space="preserve">2</w:t>
+      </w:r>
+      <w:r>
+        <w:rPr>
+          <w:rFonts w:ascii="Times New Roman" w:hAnsi="Times New Roman" w:cs="Times New Roman"/>
+          <w:lang w:val="tr-TR"/>
+        </w:rPr>
+        <w:t xml:space="preserve">’nin harcanma hızının üçte biridir: 0,030 / 3 = 0,010 mol/L·s</w:t>
+      </w:r>
+    </w:p>
+    <w:p>
+      <w:pPr>
+        <w:jc w:val="both"/>
+        <w:rPr>
+          <w:rFonts w:ascii="Times New Roman" w:hAnsi="Times New Roman" w:cs="Times New Roman"/>
+          <w:lang w:val="tr-TR"/>
+        </w:rPr>
+      </w:pPr>
+      <w:r>
+        <w:rPr>
+          <w:rFonts w:ascii="Times New Roman" w:hAnsi="Times New Roman" w:cs="Times New Roman"/>
+          <w:lang w:val="tr-TR"/>
+        </w:rPr>
+        <w:t xml:space="preserve">c) 3 mol H</w:t>
+      </w:r>
+      <w:r>
+        <w:rPr>
+          <w:rFonts w:ascii="Times New Roman" w:hAnsi="Times New Roman" w:cs="Times New Roman"/>
+          <w:vertAlign w:val="subscript"/>
+          <w:lang w:val="tr-TR"/>
+        </w:rPr>
+        <w:t xml:space="preserve">2</w:t>
+      </w:r>
+      <w:r>
+        <w:rPr>
+          <w:rFonts w:ascii="Times New Roman" w:hAnsi="Times New Roman" w:cs="Times New Roman"/>
+          <w:lang w:val="tr-TR"/>
+        </w:rPr>
+        <w:t xml:space="preserve"> harcanırken 2 mol NH</w:t>
+      </w:r>
+      <w:r>
+        <w:rPr>
+          <w:rFonts w:ascii="Times New Roman" w:hAnsi="Times New Roman" w:cs="Times New Roman"/>
+          <w:vertAlign w:val="subscript"/>
+          <w:lang w:val="tr-TR"/>
+        </w:rPr>
+        <w:t xml:space="preserve">3</w:t>
+      </w:r>
+      <w:r>
+        <w:rPr>
+          <w:rFonts w:ascii="Times New Roman" w:hAnsi="Times New Roman" w:cs="Times New Roman"/>
+          <w:lang w:val="tr-TR"/>
+        </w:rPr>
+        <w:t xml:space="preserve"> oluşur. NH</w:t>
+      </w:r>
+      <w:r>
+        <w:rPr>
+          <w:rFonts w:ascii="Times New Roman" w:hAnsi="Times New Roman" w:cs="Times New Roman"/>
+          <w:vertAlign w:val="subscript"/>
+          <w:lang w:val="tr-TR"/>
+        </w:rPr>
+        <w:t xml:space="preserve">3</w:t>
+      </w:r>
+      <w:r>
+        <w:rPr>
+          <w:rFonts w:ascii="Times New Roman" w:hAnsi="Times New Roman" w:cs="Times New Roman"/>
+          <w:lang w:val="tr-TR"/>
+        </w:rPr>
+        <w:t xml:space="preserve">’ün oluşum hızı = 0,030 · 2/3 = 0,020 mol/L·s</w:t>
+      </w:r>
+    </w:p>
+    <w:p>
+      <w:pPr>
+        <w:jc w:val="both"/>
+        <w:rPr>
+          <w:rFonts w:ascii="Times New Roman" w:hAnsi="Times New Roman" w:cs="Times New Roman"/>
+          <w:lang w:val="tr-TR"/>
+        </w:rPr>
+      </w:pPr>
+      <w:r>
+        <w:rPr>
+          <w:rFonts w:ascii="Times New Roman" w:hAnsi="Times New Roman" w:cs="Times New Roman"/>
+          <w:lang w:val="tr-TR"/>
+        </w:rPr>
+        <w:t xml:space="preserve">ç) Tepkime hızı = (1/3) · 0,030 = (1/1) · 0,010 = (1/2) · 0,020 = 0,010 mol/L·s</w:t>
+      </w:r>
+    </w:p>
+    <w:p>
+      <w:pPr>
+        <w:pStyle w:val="ListParagraph"/>
+        <w:ind w:left="1080"/>
+        <w:jc w:val="both"/>
+        <w:rPr>
+          <w:rFonts w:ascii="Times New Roman" w:hAnsi="Times New Roman" w:cs="Times New Roman"/>
+          <w:lang w:val="tr-TR"/>
+        </w:rPr>
+      </w:pPr>
+      <w:r>
+        <w:rPr>
+          <w:noProof/>
+          <w:lang w:val="tr-TR"/>
+        </w:rPr>
+        <mc:AlternateContent>
+          <mc:Choice Requires="wps">
+            <w:drawing>
+              <wp:anchor distT="0" distB="0" distL="114300" distR="114300" simplePos="0" relativeHeight="251659264" behindDoc="0" locked="0" layoutInCell="1" allowOverlap="1">
+                <wp:simplePos x="0" y="0"/>
+                <wp:positionH relativeFrom="column">
+                  <wp:posOffset>498916</wp:posOffset>
+                </wp:positionH>
+                <wp:positionV relativeFrom="paragraph">
+                  <wp:posOffset>170180</wp:posOffset>
+                </wp:positionV>
+                <wp:extent cx="5538486" cy="0"/>
+                <wp:effectExtent l="0" t="12700" r="24130" b="12700"/>
+                <wp:wrapNone/>
+                <wp:docPr id="900006" name="Straight Connector 1"/>
+                <wp:cNvGraphicFramePr/>
+                <a:graphic xmlns:a="http://schemas.openxmlformats.org/drawingml/2006/main">
+                  <a:graphicData uri="http://schemas.microsoft.com/office/word/2010/wordprocessingShape">
+                    <wps:wsp>
+                      <wps:cNvCnPr/>
+                      <wps:spPr>
+                        <a:xfrm flipV="1">
+                          <a:off x="0" y="0"/>
+                          <a:ext cx="5538486" cy="0"/>
+                        </a:xfrm>
+                        <a:prstGeom prst="line">
+                          <a:avLst/>
+                        </a:prstGeom>
+                        <a:ln w="19050">
+                          <a:solidFill>
+                            <a:schemeClr val="tx2">
+                              <a:lumMod val="50000"/>
+                              <a:lumOff val="50000"/>
+                            </a:schemeClr>
+                          </a:solidFill>
+                        </a:ln>
+                      </wps:spPr>
+                      <wps:style>
+                        <a:lnRef idx="1">
+                          <a:schemeClr val="accent1"/>
+                        </a:lnRef>
+                        <a:fillRef idx="0">
+                          <a:schemeClr val="accent1"/>
+                        </a:fillRef>
+                        <a:effectRef idx="0">
+                          <a:schemeClr val="accent1"/>
+                        </a:effectRef>
+                        <a:fontRef idx="minor">
+                          <a:schemeClr val="tx1"/>
+                        </a:fontRef>
+                      </wps:style>
+                      <wps:bodyPr/>
+                    </wps:wsp>
+                  </a:graphicData>
+                </a:graphic>
+                <wp14:sizeRelV relativeFrom="margin">
+                  <wp14:pctHeight>0</wp14:pctHeight>
+                </wp14:sizeRelV>
+              </wp:anchor>
+            </w:drawing>
+          </mc:Choice>
+          <mc:Fallback>
+            <w:pict>
+              <v:line id="Straight Connector 1" o:spid="_x0000_s1026" style="position:absolute;flip:y;z-index:251659264;visibility:visible;mso-wrap-style:square;mso-height-percent:0;mso-wrap-distance-left:9pt;mso-wrap-distance-top:0;mso-wrap-distance-right:9pt;mso-wrap-distance-bottom:0;mso-position-horizontal:absolute;mso-position-horizontal-relative:text;mso-position-vertical:absolute;mso-position-vertical-relative:text;mso-height-percent:0;mso-height-relative:margin" from="39.3pt,13.4pt" to="475.4pt,13.4pt" o:gfxdata="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" strokecolor="#4e95d9 [1631]" strokeweight="1.5pt">
+                <v:stroke joinstyle="miter"/>
+              </v:line>
+            </w:pict>
+          </mc:Fallback>
+        </mc:AlternateContent>
+      </w:r>
+    </w:p>
+    <w:p>
+      <w:pPr>
+        <w:keepNext/>
+        <w:shd w:val="clear" w:color="auto" w:fill="92D050"/>
+        <w:jc w:val="both"/>
+        <w:rPr>
+          <w:rFonts w:ascii="Times New Roman" w:hAnsi="Times New Roman" w:cs="Times New Roman"/>
+          <w:b/>
+          <w:bCs/>
+          <w:lang w:val="tr-TR"/>
+        </w:rPr>
+      </w:pPr>
+      <w:r>
+        <w:rPr>
+          <w:rFonts w:ascii="Times New Roman" w:hAnsi="Times New Roman" w:cs="Times New Roman"/>
+          <w:b/>
+          <w:bCs/>
+          <w:lang w:val="tr-TR"/>
+        </w:rPr>
+        <w:t xml:space="preserve">Örnek-Çözüm Atölyesi 1.6.</w:t>
+      </w:r>
+    </w:p>
+    <w:p>
+      <w:pPr>
+        <w:jc w:val="both"/>
+        <w:rPr>
+          <w:rFonts w:ascii="Times New Roman" w:hAnsi="Times New Roman" w:cs="Times New Roman"/>
+          <w:lang w:val="tr-TR"/>
+        </w:rPr>
+      </w:pPr>
+      <w:r>
+        <w:rPr>
+          <w:rFonts w:ascii="Times New Roman" w:hAnsi="Times New Roman" w:cs="Times New Roman"/>
+          <w:lang w:val="tr-TR"/>
+        </w:rPr>
+        <w:t xml:space="preserve">2 litrelik kapalı bir kapta gerçekleşen 2SO</w:t>
+      </w:r>
+      <w:r>
+        <w:rPr>
+          <w:rFonts w:ascii="Times New Roman" w:hAnsi="Times New Roman" w:cs="Times New Roman"/>
+          <w:vertAlign w:val="subscript"/>
+          <w:lang w:val="tr-TR"/>
+        </w:rPr>
+        <w:t xml:space="preserve">2</w:t>
+      </w:r>
+      <w:r>
+        <w:rPr>
+          <w:rFonts w:ascii="Times New Roman" w:hAnsi="Times New Roman" w:cs="Times New Roman"/>
+          <w:lang w:val="tr-TR"/>
+        </w:rPr>
+        <w:t xml:space="preserve">(g) + O</w:t>
+      </w:r>
+      <w:r>
+        <w:rPr>
+          <w:rFonts w:ascii="Times New Roman" w:hAnsi="Times New Roman" w:cs="Times New Roman"/>
+          <w:vertAlign w:val="subscript"/>
+          <w:lang w:val="tr-TR"/>
+        </w:rPr>
+        <w:t xml:space="preserve">2</w:t>
+      </w:r>
+      <w:r>
+        <w:rPr>
+          <w:rFonts w:ascii="Times New Roman" w:hAnsi="Times New Roman" w:cs="Times New Roman"/>
+          <w:lang w:val="tr-TR"/>
+        </w:rPr>
+        <w:t xml:space="preserve">(g) → 2SO</w:t>
+      </w:r>
+      <w:r>
+        <w:rPr>
+          <w:rFonts w:ascii="Times New Roman" w:hAnsi="Times New Roman" w:cs="Times New Roman"/>
+          <w:vertAlign w:val="subscript"/>
+          <w:lang w:val="tr-TR"/>
+        </w:rPr>
+        <w:t xml:space="preserve">3</w:t>
+      </w:r>
+      <w:r>
+        <w:rPr>
+          <w:rFonts w:ascii="Times New Roman" w:hAnsi="Times New Roman" w:cs="Times New Roman"/>
+          <w:lang w:val="tr-TR"/>
+        </w:rPr>
+        <w:t xml:space="preserve">(g) tepkimesinde 20 saniyede 0,80 mol SO</w:t>
+      </w:r>
+      <w:r>
+        <w:rPr>
+          <w:rFonts w:ascii="Times New Roman" w:hAnsi="Times New Roman" w:cs="Times New Roman"/>
+          <w:vertAlign w:val="subscript"/>
+          <w:lang w:val="tr-TR"/>
+        </w:rPr>
+        <w:t xml:space="preserve">3</w:t>
+      </w:r>
+      <w:r>
+        <w:rPr>
+          <w:rFonts w:ascii="Times New Roman" w:hAnsi="Times New Roman" w:cs="Times New Roman"/>
+          <w:lang w:val="tr-TR"/>
+        </w:rPr>
+        <w:t xml:space="preserve"> gazı oluşmaktadır. Bu zaman aralığında SO</w:t>
+      </w:r>
+      <w:r>
+        <w:rPr>
+          <w:rFonts w:ascii="Times New Roman" w:hAnsi="Times New Roman" w:cs="Times New Roman"/>
+          <w:vertAlign w:val="subscript"/>
+          <w:lang w:val="tr-TR"/>
+        </w:rPr>
+        <w:t xml:space="preserve">3</w:t>
+      </w:r>
+      <w:r>
+        <w:rPr>
+          <w:rFonts w:ascii="Times New Roman" w:hAnsi="Times New Roman" w:cs="Times New Roman"/>
+          <w:lang w:val="tr-TR"/>
+        </w:rPr>
+        <w:t xml:space="preserve">’ün oluşum hızını, SO</w:t>
+      </w:r>
+      <w:r>
+        <w:rPr>
+          <w:rFonts w:ascii="Times New Roman" w:hAnsi="Times New Roman" w:cs="Times New Roman"/>
+          <w:vertAlign w:val="subscript"/>
+          <w:lang w:val="tr-TR"/>
+        </w:rPr>
+        <w:t xml:space="preserve">2</w:t>
+      </w:r>
+      <w:r>
+        <w:rPr>
+          <w:rFonts w:ascii="Times New Roman" w:hAnsi="Times New Roman" w:cs="Times New Roman"/>
+          <w:lang w:val="tr-TR"/>
+        </w:rPr>
+        <w:t xml:space="preserve"> ve O</w:t>
+      </w:r>
+      <w:r>
+        <w:rPr>
+          <w:rFonts w:ascii="Times New Roman" w:hAnsi="Times New Roman" w:cs="Times New Roman"/>
+          <w:vertAlign w:val="subscript"/>
+          <w:lang w:val="tr-TR"/>
+        </w:rPr>
+        <w:t xml:space="preserve">2</w:t>
+      </w:r>
+      <w:r>
+        <w:rPr>
+          <w:rFonts w:ascii="Times New Roman" w:hAnsi="Times New Roman" w:cs="Times New Roman"/>
+          <w:lang w:val="tr-TR"/>
+        </w:rPr>
+        <w:t xml:space="preserve">’nin harcanma hızlarını mol/L·s cinsinden hesaplayınız.</w:t>
+      </w:r>
+    </w:p>
+    <w:p>
+      <w:pPr>
+        <w:jc w:val="both"/>
+        <w:rPr>
+          <w:rFonts w:ascii="Times New Roman" w:hAnsi="Times New Roman" w:cs="Times New Roman"/>
+          <w:lang w:val="tr-TR"/>
+        </w:rPr>
+      </w:pPr>
+      <w:r>
+        <w:rPr>
+          <w:rFonts w:ascii="Times New Roman" w:hAnsi="Times New Roman" w:cs="Times New Roman"/>
+          <w:b/>
+          <w:bCs/>
+          <w:lang w:val="tr-TR"/>
+        </w:rPr>
+        <w:t xml:space="preserve">Çözüm:</w:t>
+      </w:r>
+    </w:p>
+    <w:p>
+      <w:pPr>
+        <w:jc w:val="both"/>
+        <w:rPr>
+          <w:rFonts w:ascii="Times New Roman" w:hAnsi="Times New Roman" w:cs="Times New Roman"/>
+          <w:lang w:val="tr-TR"/>
+        </w:rPr>
+      </w:pPr>
+      <w:r>
+        <w:rPr>
+          <w:rFonts w:ascii="Times New Roman" w:hAnsi="Times New Roman" w:cs="Times New Roman"/>
+          <w:lang w:val="tr-TR"/>
+        </w:rPr>
+        <w:t xml:space="preserve">Önce SO</w:t>
+      </w:r>
+      <w:r>
+        <w:rPr>
+          <w:rFonts w:ascii="Times New Roman" w:hAnsi="Times New Roman" w:cs="Times New Roman"/>
+          <w:vertAlign w:val="subscript"/>
+          <w:lang w:val="tr-TR"/>
+        </w:rPr>
+        <w:t xml:space="preserve">3</w:t>
+      </w:r>
+      <w:r>
+        <w:rPr>
+          <w:rFonts w:ascii="Times New Roman" w:hAnsi="Times New Roman" w:cs="Times New Roman"/>
+          <w:lang w:val="tr-TR"/>
+        </w:rPr>
+        <w:t xml:space="preserve"> derişimindeki değişim bulunur: Δ[SO</w:t>
+      </w:r>
+      <w:r>
+        <w:rPr>
+          <w:rFonts w:ascii="Times New Roman" w:hAnsi="Times New Roman" w:cs="Times New Roman"/>
+          <w:vertAlign w:val="subscript"/>
+          <w:lang w:val="tr-TR"/>
+        </w:rPr>
+        <w:t xml:space="preserve">3</w:t>
+      </w:r>
+      <w:r>
+        <w:rPr>
+          <w:rFonts w:ascii="Times New Roman" w:hAnsi="Times New Roman" w:cs="Times New Roman"/>
+          <w:lang w:val="tr-TR"/>
+        </w:rPr>
+        <w:t xml:space="preserve">] = 0,80 mol / 2 L = 0,40 mol/L</w:t>
+      </w:r>
+    </w:p>
+    <w:p>
+      <w:pPr>
+        <w:jc w:val="center"/>
+        <w:rPr>
+          <w:rFonts w:ascii="Times New Roman" w:hAnsi="Times New Roman" w:cs="Times New Roman"/>
+          <w:lang w:val="tr-TR"/>
+        </w:rPr>
+      </w:pPr>
+      <m:oMathPara>
+        <m:oMath>
+          <m:r>
+            <m:rPr>
+              <m:sty m:val="p"/>
+            </m:rPr>
+            <w:rPr>
+              <w:rFonts w:ascii="Cambria Math" w:hAnsi="Cambria Math" w:cs="Cambria Math"/>
+              <w:lang w:val="tr-TR"/>
+            </w:rPr>
+            <w:t xml:space="preserve">SO₃’ün oluşum hızı = </w:t>
+          </m:r>
+          <m:f>
+            <m:num>
+              <m:r>
+                <m:rPr>
+                  <m:sty m:val="p"/>
+                </m:rPr>
+                <w:rPr>
+                  <w:rFonts w:ascii="Cambria Math" w:hAnsi="Cambria Math" w:cs="Cambria Math"/>
+                  <w:lang w:val="tr-TR"/>
+                </w:rPr>
+                <w:t xml:space="preserve">Δ[SO₃]</w:t>
+              </m:r>
+            </m:num>
+            <m:den>
+              <m:r>
+                <m:rPr>
+                  <m:sty m:val="p"/>
+                </m:rPr>
+                <w:rPr>
+                  <w:rFonts w:ascii="Cambria Math" w:hAnsi="Cambria Math" w:cs="Cambria Math"/>
+                  <w:lang w:val="tr-TR"/>
+                </w:rPr>
+                <w:t xml:space="preserve">Δt</w:t>
+              </m:r>
+            </m:den>
+          </m:f>
+          <m:r>
+            <m:rPr>
+              <m:sty m:val="p"/>
+            </m:rPr>
+            <w:rPr>
+              <w:rFonts w:ascii="Cambria Math" w:hAnsi="Cambria Math" w:cs="Cambria Math"/>
+              <w:lang w:val="tr-TR"/>
+            </w:rPr>
+            <w:t xml:space="preserve"> = </w:t>
+          </m:r>
+          <m:f>
+            <m:num>
+              <m:r>
+                <m:rPr>
+                  <m:sty m:val="p"/>
+                </m:rPr>
+                <w:rPr>
+                  <w:rFonts w:ascii="Cambria Math" w:hAnsi="Cambria Math" w:cs="Cambria Math"/>
+                  <w:lang w:val="tr-TR"/>
+                </w:rPr>
+                <w:t xml:space="preserve">0,40 mol/L</w:t>
+              </m:r>
+            </m:num>
+            <m:den>
+              <m:r>
+                <m:rPr>
+                  <m:sty m:val="p"/>
+                </m:rPr>
+                <w:rPr>
+                  <w:rFonts w:ascii="Cambria Math" w:hAnsi="Cambria Math" w:cs="Cambria Math"/>
+                  <w:lang w:val="tr-TR"/>
+                </w:rPr>
+                <w:t xml:space="preserve">20 s</w:t>
+              </m:r>
+            </m:den>
+          </m:f>
+          <m:r>
+            <m:rPr>
+              <m:sty m:val="p"/>
+            </m:rPr>
+            <w:rPr>
+              <w:rFonts w:ascii="Cambria Math" w:hAnsi="Cambria Math" w:cs="Cambria Math"/>
+              <w:lang w:val="tr-TR"/>
+            </w:rPr>
+            <w:t xml:space="preserve"> = 0,020 mol/L·s</w:t>
+          </m:r>
+        </m:oMath>
+      </m:oMathPara>
+    </w:p>
+    <w:p>
+      <w:pPr>
+        <w:jc w:val="both"/>
+        <w:rPr>
+          <w:rFonts w:ascii="Times New Roman" w:hAnsi="Times New Roman" w:cs="Times New Roman"/>
+          <w:lang w:val="tr-TR"/>
+        </w:rPr>
+      </w:pPr>
+      <w:r>
+        <w:rPr>
+          <w:rFonts w:ascii="Times New Roman" w:hAnsi="Times New Roman" w:cs="Times New Roman"/>
+          <w:lang w:val="tr-TR"/>
+        </w:rPr>
+        <w:t xml:space="preserve">Tepkime denklemine göre 2 mol SO</w:t>
+      </w:r>
+      <w:r>
+        <w:rPr>
+          <w:rFonts w:ascii="Times New Roman" w:hAnsi="Times New Roman" w:cs="Times New Roman"/>
+          <w:vertAlign w:val="subscript"/>
+          <w:lang w:val="tr-TR"/>
+        </w:rPr>
+        <w:t xml:space="preserve">3</w:t>
+      </w:r>
+      <w:r>
+        <w:rPr>
+          <w:rFonts w:ascii="Times New Roman" w:hAnsi="Times New Roman" w:cs="Times New Roman"/>
+          <w:lang w:val="tr-TR"/>
+        </w:rPr>
+        <w:t xml:space="preserve"> oluşurken 2 mol SO</w:t>
+      </w:r>
+      <w:r>
+        <w:rPr>
+          <w:rFonts w:ascii="Times New Roman" w:hAnsi="Times New Roman" w:cs="Times New Roman"/>
+          <w:vertAlign w:val="subscript"/>
+          <w:lang w:val="tr-TR"/>
+        </w:rPr>
+        <w:t xml:space="preserve">2</w:t>
+      </w:r>
+      <w:r>
+        <w:rPr>
+          <w:rFonts w:ascii="Times New Roman" w:hAnsi="Times New Roman" w:cs="Times New Roman"/>
+          <w:lang w:val="tr-TR"/>
+        </w:rPr>
+        <w:t xml:space="preserve"> ve 1 mol O</w:t>
+      </w:r>
+      <w:r>
+        <w:rPr>
+          <w:rFonts w:ascii="Times New Roman" w:hAnsi="Times New Roman" w:cs="Times New Roman"/>
+          <w:vertAlign w:val="subscript"/>
+          <w:lang w:val="tr-TR"/>
+        </w:rPr>
+        <w:t xml:space="preserve">2</w:t>
+      </w:r>
+      <w:r>
+        <w:rPr>
+          <w:rFonts w:ascii="Times New Roman" w:hAnsi="Times New Roman" w:cs="Times New Roman"/>
+          <w:lang w:val="tr-TR"/>
+        </w:rPr>
+        <w:t xml:space="preserve"> harcanır.</w:t>
+      </w:r>
+    </w:p>
+    <w:p>
+      <w:pPr>
+        <w:jc w:val="both"/>
+        <w:rPr>
+          <w:rFonts w:ascii="Times New Roman" w:hAnsi="Times New Roman" w:cs="Times New Roman"/>
+          <w:lang w:val="tr-TR"/>
+        </w:rPr>
+      </w:pPr>
+      <w:r>
+        <w:rPr>
+          <w:rFonts w:ascii="Times New Roman" w:hAnsi="Times New Roman" w:cs="Times New Roman"/>
+          <w:lang w:val="tr-TR"/>
+        </w:rPr>
+        <w:t xml:space="preserve">SO</w:t>
+      </w:r>
+      <w:r>
+        <w:rPr>
+          <w:rFonts w:ascii="Times New Roman" w:hAnsi="Times New Roman" w:cs="Times New Roman"/>
+          <w:vertAlign w:val="subscript"/>
+          <w:lang w:val="tr-TR"/>
+        </w:rPr>
+        <w:t xml:space="preserve">2</w:t>
+      </w:r>
+      <w:r>
+        <w:rPr>
+          <w:rFonts w:ascii="Times New Roman" w:hAnsi="Times New Roman" w:cs="Times New Roman"/>
+          <w:lang w:val="tr-TR"/>
+        </w:rPr>
+        <w:t xml:space="preserve">’nin harcanma hızı = 0,020 mol/L·s        O</w:t>
+      </w:r>
+      <w:r>
+        <w:rPr>
+          <w:rFonts w:ascii="Times New Roman" w:hAnsi="Times New Roman" w:cs="Times New Roman"/>
+          <w:vertAlign w:val="subscript"/>
+          <w:lang w:val="tr-TR"/>
+        </w:rPr>
+        <w:t xml:space="preserve">2</w:t>
+      </w:r>
+      <w:r>
+        <w:rPr>
+          <w:rFonts w:ascii="Times New Roman" w:hAnsi="Times New Roman" w:cs="Times New Roman"/>
+          <w:lang w:val="tr-TR"/>
+        </w:rPr>
+        <w:t xml:space="preserve">’nin harcanma hızı = 0,020 / 2 = 0,010 mol/L·s</w:t>
+      </w:r>
+    </w:p>
+    <w:p>
+      <w:pPr>
+        <w:pStyle w:val="ListParagraph"/>
+        <w:ind w:left="1080"/>
+        <w:jc w:val="both"/>
+        <w:rPr>
+          <w:rFonts w:ascii="Times New Roman" w:hAnsi="Times New Roman" w:cs="Times New Roman"/>
+          <w:lang w:val="tr-TR"/>
+        </w:rPr>
+      </w:pPr>
+      <w:r>
+        <w:rPr>
+          <w:noProof/>
+          <w:lang w:val="tr-TR"/>
+        </w:rPr>
+        <mc:AlternateContent>
+          <mc:Choice Requires="wps">
+            <w:drawing>
+              <wp:anchor distT="0" distB="0" distL="114300" distR="114300" simplePos="0" relativeHeight="251659264" behindDoc="0" locked="0" layoutInCell="1" allowOverlap="1">
+                <wp:simplePos x="0" y="0"/>
+                <wp:positionH relativeFrom="column">
+                  <wp:posOffset>498916</wp:posOffset>
+                </wp:positionH>
+                <wp:positionV relativeFrom="paragraph">
+                  <wp:posOffset>170180</wp:posOffset>
+                </wp:positionV>
+                <wp:extent cx="5538486" cy="0"/>
+                <wp:effectExtent l="0" t="12700" r="24130" b="12700"/>
+                <wp:wrapNone/>
+                <wp:docPr id="900007" name="Straight Connector 1"/>
+                <wp:cNvGraphicFramePr/>
+                <a:graphic xmlns:a="http://schemas.openxmlformats.org/drawingml/2006/main">
+                  <a:graphicData uri="http://schemas.microsoft.com/office/word/2010/wordprocessingShape">
+                    <wps:wsp>
+                      <wps:cNvCnPr/>
+                      <wps:spPr>
+                        <a:xfrm flipV="1">
+                          <a:off x="0" y="0"/>
+                          <a:ext cx="5538486" cy="0"/>
+                        </a:xfrm>
+                        <a:prstGeom prst="line">
+                          <a:avLst/>
+                        </a:prstGeom>
+                        <a:ln w="19050">
+                          <a:solidFill>
+                            <a:schemeClr val="tx2">
+                              <a:lumMod val="50000"/>
+                              <a:lumOff val="50000"/>
+                            </a:schemeClr>
+                          </a:solidFill>
+                        </a:ln>
+                      </wps:spPr>
+                      <wps:style>
+                        <a:lnRef idx="1">
+                          <a:schemeClr val="accent1"/>
+                        </a:lnRef>
+                        <a:fillRef idx="0">
+                          <a:schemeClr val="accent1"/>
+                        </a:fillRef>
+                        <a:effectRef idx="0">
+                          <a:schemeClr val="accent1"/>
+                        </a:effectRef>
+                        <a:fontRef idx="minor">
+                          <a:schemeClr val="tx1"/>
+                        </a:fontRef>
+                      </wps:style>
+                      <wps:bodyPr/>
+                    </wps:wsp>
+                  </a:graphicData>
+                </a:graphic>
+                <wp14:sizeRelV relativeFrom="margin">
+                  <wp14:pctHeight>0</wp14:pctHeight>
+                </wp14:sizeRelV>
+              </wp:anchor>
+            </w:drawing>
+          </mc:Choice>
+          <mc:Fallback>
+            <w:pict>
+              <v:line id="Straight Connector 1" o:spid="_x0000_s1026" style="position:absolute;flip:y;z-index:251659264;visibility:visible;mso-wrap-style:square;mso-height-percent:0;mso-wrap-distance-left:9pt;mso-wrap-distance-top:0;mso-wrap-distance-right:9pt;mso-wrap-distance-bottom:0;mso-position-horizontal:absolute;mso-position-horizontal-relative:text;mso-position-vertical:absolute;mso-position-vertical-relative:text;mso-height-percent:0;mso-height-relative:margin" from="39.3pt,13.4pt" to="475.4pt,13.4pt" o:gfxdata="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" strokecolor="#4e95d9 [1631]" strokeweight="1.5pt">
+                <v:stroke joinstyle="miter"/>
+              </v:line>
+            </w:pict>
+          </mc:Fallback>
+        </mc:AlternateContent>
+      </w:r>
+    </w:p>
+    <w:p>
+      <w:pPr>
+        <w:keepNext/>
+        <w:shd w:val="clear" w:color="auto" w:fill="FFC000"/>
+        <w:jc w:val="both"/>
+        <w:rPr>
+          <w:rFonts w:ascii="Times New Roman" w:hAnsi="Times New Roman" w:cs="Times New Roman"/>
+          <w:b/>
+          <w:bCs/>
+          <w:lang w:val="tr-TR"/>
+        </w:rPr>
+      </w:pPr>
+      <w:r>
+        <w:rPr>
+          <w:rFonts w:ascii="Times New Roman" w:hAnsi="Times New Roman" w:cs="Times New Roman"/>
+          <w:b/>
+          <w:bCs/>
+          <w:lang w:val="tr-TR"/>
+        </w:rPr>
+        <w:t xml:space="preserve">Sıra Sizde 1.6.</w:t>
+      </w:r>
+    </w:p>
+    <w:p>
+      <w:pPr>
+        <w:jc w:val="both"/>
+        <w:rPr>
+          <w:rFonts w:ascii="Times New Roman" w:hAnsi="Times New Roman" w:cs="Times New Roman"/>
+          <w:lang w:val="tr-TR"/>
+        </w:rPr>
+      </w:pPr>
+      <w:r>
+        <w:rPr>
+          <w:rFonts w:ascii="Times New Roman" w:hAnsi="Times New Roman" w:cs="Times New Roman"/>
+          <w:lang w:val="tr-TR"/>
+        </w:rPr>
+        <w:t xml:space="preserve">Aşağıda verilen tepkimelerde maddelerin harcanma ve oluşum hızlarını hesaplayınız.</w:t>
+      </w:r>
+    </w:p>
+    <w:p>
+      <w:pPr>
+        <w:jc w:val="both"/>
+        <w:rPr>
+          <w:rFonts w:ascii="Times New Roman" w:hAnsi="Times New Roman" w:cs="Times New Roman"/>
+          <w:lang w:val="tr-TR"/>
+        </w:rPr>
+      </w:pPr>
+      <w:r>
+        <w:rPr>
+          <w:rFonts w:ascii="Times New Roman" w:hAnsi="Times New Roman" w:cs="Times New Roman"/>
+          <w:b/>
+          <w:bCs/>
+          <w:highlight w:val="yellow"/>
+          <w:lang w:val="tr-TR"/>
+        </w:rPr>
+        <w:t xml:space="preserve">NOT: </w:t>
+      </w:r>
+      <w:r>
+        <w:rPr>
+          <w:rFonts w:ascii="Times New Roman" w:hAnsi="Times New Roman" w:cs="Times New Roman"/>
+          <w:highlight w:val="yellow"/>
+          <w:lang w:val="tr-TR"/>
+        </w:rPr>
+        <w:t xml:space="preserve">Sıra sizde tam bir sayfa kaplasın, çözüm alanları Kimya10 sayfa 64, Sıra Sizde 1.7.’deki çözüm alanlarından konsun.</w:t>
+      </w:r>
+    </w:p>
+    <w:p>
+      <w:pPr>
+        <w:pStyle w:val="ListParagraph"/>
+        <w:numPr>
+          <w:ilvl w:val="0"/>
+          <w:numId w:val="55"/>
+        </w:numPr>
+        <w:jc w:val="both"/>
+        <w:rPr>
+          <w:rFonts w:ascii="Times New Roman" w:hAnsi="Times New Roman" w:cs="Times New Roman"/>
+          <w:lang w:val="tr-TR"/>
+        </w:rPr>
+      </w:pPr>
+      <w:r>
+        <w:rPr>
+          <w:rFonts w:ascii="Times New Roman" w:hAnsi="Times New Roman" w:cs="Times New Roman"/>
+          <w:lang w:val="tr-TR"/>
+        </w:rPr>
+        <w:t xml:space="preserve">2H</w:t>
+      </w:r>
+      <w:r>
+        <w:rPr>
+          <w:rFonts w:ascii="Times New Roman" w:hAnsi="Times New Roman" w:cs="Times New Roman"/>
+          <w:vertAlign w:val="subscript"/>
+          <w:lang w:val="tr-TR"/>
+        </w:rPr>
+        <w:t xml:space="preserve">2</w:t>
+      </w:r>
+      <w:r>
+        <w:rPr>
+          <w:rFonts w:ascii="Times New Roman" w:hAnsi="Times New Roman" w:cs="Times New Roman"/>
+          <w:lang w:val="tr-TR"/>
+        </w:rPr>
+        <w:t xml:space="preserve">O</w:t>
+      </w:r>
+      <w:r>
+        <w:rPr>
+          <w:rFonts w:ascii="Times New Roman" w:hAnsi="Times New Roman" w:cs="Times New Roman"/>
+          <w:vertAlign w:val="subscript"/>
+          <w:lang w:val="tr-TR"/>
+        </w:rPr>
+        <w:t xml:space="preserve">2</w:t>
+      </w:r>
+      <w:r>
+        <w:rPr>
+          <w:rFonts w:ascii="Times New Roman" w:hAnsi="Times New Roman" w:cs="Times New Roman"/>
+          <w:lang w:val="tr-TR"/>
+        </w:rPr>
+        <w:t xml:space="preserve">(suda) → 2H</w:t>
+      </w:r>
+      <w:r>
+        <w:rPr>
+          <w:rFonts w:ascii="Times New Roman" w:hAnsi="Times New Roman" w:cs="Times New Roman"/>
+          <w:vertAlign w:val="subscript"/>
+          <w:lang w:val="tr-TR"/>
+        </w:rPr>
+        <w:t xml:space="preserve">2</w:t>
+      </w:r>
+      <w:r>
+        <w:rPr>
+          <w:rFonts w:ascii="Times New Roman" w:hAnsi="Times New Roman" w:cs="Times New Roman"/>
+          <w:lang w:val="tr-TR"/>
+        </w:rPr>
+        <w:t xml:space="preserve">O(s) + O</w:t>
+      </w:r>
+      <w:r>
+        <w:rPr>
+          <w:rFonts w:ascii="Times New Roman" w:hAnsi="Times New Roman" w:cs="Times New Roman"/>
+          <w:vertAlign w:val="subscript"/>
+          <w:lang w:val="tr-TR"/>
+        </w:rPr>
+        <w:t xml:space="preserve">2</w:t>
+      </w:r>
+      <w:r>
+        <w:rPr>
+          <w:rFonts w:ascii="Times New Roman" w:hAnsi="Times New Roman" w:cs="Times New Roman"/>
+          <w:lang w:val="tr-TR"/>
+        </w:rPr>
+        <w:t xml:space="preserve">(g) tepkimesinde H</w:t>
+      </w:r>
+      <w:r>
+        <w:rPr>
+          <w:rFonts w:ascii="Times New Roman" w:hAnsi="Times New Roman" w:cs="Times New Roman"/>
+          <w:vertAlign w:val="subscript"/>
+          <w:lang w:val="tr-TR"/>
+        </w:rPr>
+        <w:t xml:space="preserve">2</w:t>
+      </w:r>
+      <w:r>
+        <w:rPr>
+          <w:rFonts w:ascii="Times New Roman" w:hAnsi="Times New Roman" w:cs="Times New Roman"/>
+          <w:lang w:val="tr-TR"/>
+        </w:rPr>
+        <w:t xml:space="preserve">O</w:t>
+      </w:r>
+      <w:r>
+        <w:rPr>
+          <w:rFonts w:ascii="Times New Roman" w:hAnsi="Times New Roman" w:cs="Times New Roman"/>
+          <w:vertAlign w:val="subscript"/>
+          <w:lang w:val="tr-TR"/>
+        </w:rPr>
+        <w:t xml:space="preserve">2</w:t>
+      </w:r>
+      <w:r>
+        <w:rPr>
+          <w:rFonts w:ascii="Times New Roman" w:hAnsi="Times New Roman" w:cs="Times New Roman"/>
+          <w:lang w:val="tr-TR"/>
+        </w:rPr>
+        <w:t xml:space="preserve"> derişimi 50 saniyede 1,00 mol/L’den 0,80 mol/L’ye düşmektedir. Bu zaman aralığında H</w:t>
+      </w:r>
+      <w:r>
+        <w:rPr>
+          <w:rFonts w:ascii="Times New Roman" w:hAnsi="Times New Roman" w:cs="Times New Roman"/>
+          <w:vertAlign w:val="subscript"/>
+          <w:lang w:val="tr-TR"/>
+        </w:rPr>
+        <w:t xml:space="preserve">2</w:t>
+      </w:r>
+      <w:r>
+        <w:rPr>
+          <w:rFonts w:ascii="Times New Roman" w:hAnsi="Times New Roman" w:cs="Times New Roman"/>
+          <w:lang w:val="tr-TR"/>
+        </w:rPr>
+        <w:t xml:space="preserve">O</w:t>
+      </w:r>
+      <w:r>
+        <w:rPr>
+          <w:rFonts w:ascii="Times New Roman" w:hAnsi="Times New Roman" w:cs="Times New Roman"/>
+          <w:vertAlign w:val="subscript"/>
+          <w:lang w:val="tr-TR"/>
+        </w:rPr>
+        <w:t xml:space="preserve">2</w:t>
+      </w:r>
+      <w:r>
+        <w:rPr>
+          <w:rFonts w:ascii="Times New Roman" w:hAnsi="Times New Roman" w:cs="Times New Roman"/>
+          <w:lang w:val="tr-TR"/>
+        </w:rPr>
+        <w:t xml:space="preserve">’nin harcanma hızını ve O</w:t>
+      </w:r>
+      <w:r>
+        <w:rPr>
+          <w:rFonts w:ascii="Times New Roman" w:hAnsi="Times New Roman" w:cs="Times New Roman"/>
+          <w:vertAlign w:val="subscript"/>
+          <w:lang w:val="tr-TR"/>
+        </w:rPr>
+        <w:t xml:space="preserve">2</w:t>
+      </w:r>
+      <w:r>
+        <w:rPr>
+          <w:rFonts w:ascii="Times New Roman" w:hAnsi="Times New Roman" w:cs="Times New Roman"/>
+          <w:lang w:val="tr-TR"/>
+        </w:rPr>
+        <w:t xml:space="preserve">’nin oluşum hızını hesaplayınız.</w:t>
+      </w:r>
+    </w:p>
+    <w:tbl>
+      <w:tblPr>
+        <w:tblW w:w="9000" w:type="dxa"/>
+        <w:jc w:val="center"/>
+        <w:tblBorders>
+          <w:top w:val="single" w:sz="8" w:space="0" w:color="7F7F7F"/>
+          <w:left w:val="single" w:sz="8" w:space="0" w:color="7F7F7F"/>
+          <w:bottom w:val="single" w:sz="8" w:space="0" w:color="7F7F7F"/>
+          <w:right w:val="single" w:sz="8" w:space="0" w:color="7F7F7F"/>
+        </w:tblBorders>
+      </w:tblPr>
+      <w:tblGrid>
+        <w:gridCol w:w="9000"/>
+      </w:tblGrid>
+      <w:tr>
+        <w:trPr>
+          <w:trHeight w:val="1400"/>
+        </w:trPr>
+        <w:tc>
+          <w:tcPr>
+            <w:tcW w:w="9000" w:type="dxa"/>
+          </w:tcPr>
+          <w:p/>
+        </w:tc>
+      </w:tr>
+    </w:tbl>
+    <w:p>
+      <w:pPr>
+        <w:jc w:val="both"/>
+        <w:rPr>
+          <w:rFonts w:ascii="Times New Roman" w:hAnsi="Times New Roman" w:cs="Times New Roman"/>
+          <w:lang w:val="tr-TR"/>
+        </w:rPr>
+      </w:pPr>
+    </w:p>
+    <w:p>
+      <w:pPr>
+        <w:pStyle w:val="ListParagraph"/>
+        <w:numPr>
+          <w:ilvl w:val="0"/>
+          <w:numId w:val="55"/>
+        </w:numPr>
+        <w:jc w:val="both"/>
+        <w:rPr>
+          <w:rFonts w:ascii="Times New Roman" w:hAnsi="Times New Roman" w:cs="Times New Roman"/>
+          <w:lang w:val="tr-TR"/>
+        </w:rPr>
+      </w:pPr>
+      <w:r>
+        <w:rPr>
+          <w:rFonts w:ascii="Times New Roman" w:hAnsi="Times New Roman" w:cs="Times New Roman"/>
+          <w:lang w:val="tr-TR"/>
+        </w:rPr>
+        <w:t xml:space="preserve">C</w:t>
+      </w:r>
+      <w:r>
+        <w:rPr>
+          <w:rFonts w:ascii="Times New Roman" w:hAnsi="Times New Roman" w:cs="Times New Roman"/>
+          <w:vertAlign w:val="subscript"/>
+          <w:lang w:val="tr-TR"/>
+        </w:rPr>
+        <w:t xml:space="preserve">3</w:t>
+      </w:r>
+      <w:r>
+        <w:rPr>
+          <w:rFonts w:ascii="Times New Roman" w:hAnsi="Times New Roman" w:cs="Times New Roman"/>
+          <w:lang w:val="tr-TR"/>
+        </w:rPr>
+        <w:t xml:space="preserve">H</w:t>
+      </w:r>
+      <w:r>
+        <w:rPr>
+          <w:rFonts w:ascii="Times New Roman" w:hAnsi="Times New Roman" w:cs="Times New Roman"/>
+          <w:vertAlign w:val="subscript"/>
+          <w:lang w:val="tr-TR"/>
+        </w:rPr>
+        <w:t xml:space="preserve">8</w:t>
+      </w:r>
+      <w:r>
+        <w:rPr>
+          <w:rFonts w:ascii="Times New Roman" w:hAnsi="Times New Roman" w:cs="Times New Roman"/>
+          <w:lang w:val="tr-TR"/>
+        </w:rPr>
+        <w:t xml:space="preserve">(g) + 5O</w:t>
+      </w:r>
+      <w:r>
+        <w:rPr>
+          <w:rFonts w:ascii="Times New Roman" w:hAnsi="Times New Roman" w:cs="Times New Roman"/>
+          <w:vertAlign w:val="subscript"/>
+          <w:lang w:val="tr-TR"/>
+        </w:rPr>
+        <w:t xml:space="preserve">2</w:t>
+      </w:r>
+      <w:r>
+        <w:rPr>
+          <w:rFonts w:ascii="Times New Roman" w:hAnsi="Times New Roman" w:cs="Times New Roman"/>
+          <w:lang w:val="tr-TR"/>
+        </w:rPr>
+        <w:t xml:space="preserve">(g) → 3CO</w:t>
+      </w:r>
+      <w:r>
+        <w:rPr>
+          <w:rFonts w:ascii="Times New Roman" w:hAnsi="Times New Roman" w:cs="Times New Roman"/>
+          <w:vertAlign w:val="subscript"/>
+          <w:lang w:val="tr-TR"/>
+        </w:rPr>
+        <w:t xml:space="preserve">2</w:t>
+      </w:r>
+      <w:r>
+        <w:rPr>
+          <w:rFonts w:ascii="Times New Roman" w:hAnsi="Times New Roman" w:cs="Times New Roman"/>
+          <w:lang w:val="tr-TR"/>
+        </w:rPr>
+        <w:t xml:space="preserve">(g) + 4H</w:t>
+      </w:r>
+      <w:r>
+        <w:rPr>
+          <w:rFonts w:ascii="Times New Roman" w:hAnsi="Times New Roman" w:cs="Times New Roman"/>
+          <w:vertAlign w:val="subscript"/>
+          <w:lang w:val="tr-TR"/>
+        </w:rPr>
+        <w:t xml:space="preserve">2</w:t>
+      </w:r>
+      <w:r>
+        <w:rPr>
+          <w:rFonts w:ascii="Times New Roman" w:hAnsi="Times New Roman" w:cs="Times New Roman"/>
+          <w:lang w:val="tr-TR"/>
+        </w:rPr>
+        <w:t xml:space="preserve">O(g) tepkimesinde belirli bir anda CO</w:t>
+      </w:r>
+      <w:r>
+        <w:rPr>
+          <w:rFonts w:ascii="Times New Roman" w:hAnsi="Times New Roman" w:cs="Times New Roman"/>
+          <w:vertAlign w:val="subscript"/>
+          <w:lang w:val="tr-TR"/>
+        </w:rPr>
+        <w:t xml:space="preserve">2</w:t>
+      </w:r>
+      <w:r>
+        <w:rPr>
+          <w:rFonts w:ascii="Times New Roman" w:hAnsi="Times New Roman" w:cs="Times New Roman"/>
+          <w:lang w:val="tr-TR"/>
+        </w:rPr>
+        <w:t xml:space="preserve">’nin oluşum hızı 0,060 mol/L·s’dir. Aynı anda C</w:t>
+      </w:r>
+      <w:r>
+        <w:rPr>
+          <w:rFonts w:ascii="Times New Roman" w:hAnsi="Times New Roman" w:cs="Times New Roman"/>
+          <w:vertAlign w:val="subscript"/>
+          <w:lang w:val="tr-TR"/>
+        </w:rPr>
+        <w:t xml:space="preserve">3</w:t>
+      </w:r>
+      <w:r>
+        <w:rPr>
+          <w:rFonts w:ascii="Times New Roman" w:hAnsi="Times New Roman" w:cs="Times New Roman"/>
+          <w:lang w:val="tr-TR"/>
+        </w:rPr>
+        <w:t xml:space="preserve">H</w:t>
+      </w:r>
+      <w:r>
+        <w:rPr>
+          <w:rFonts w:ascii="Times New Roman" w:hAnsi="Times New Roman" w:cs="Times New Roman"/>
+          <w:vertAlign w:val="subscript"/>
+          <w:lang w:val="tr-TR"/>
+        </w:rPr>
+        <w:t xml:space="preserve">8</w:t>
+      </w:r>
+      <w:r>
+        <w:rPr>
+          <w:rFonts w:ascii="Times New Roman" w:hAnsi="Times New Roman" w:cs="Times New Roman"/>
+          <w:lang w:val="tr-TR"/>
+        </w:rPr>
+        <w:t xml:space="preserve"> ve O</w:t>
+      </w:r>
+      <w:r>
+        <w:rPr>
+          <w:rFonts w:ascii="Times New Roman" w:hAnsi="Times New Roman" w:cs="Times New Roman"/>
+          <w:vertAlign w:val="subscript"/>
+          <w:lang w:val="tr-TR"/>
+        </w:rPr>
+        <w:t xml:space="preserve">2</w:t>
+      </w:r>
+      <w:r>
+        <w:rPr>
+          <w:rFonts w:ascii="Times New Roman" w:hAnsi="Times New Roman" w:cs="Times New Roman"/>
+          <w:lang w:val="tr-TR"/>
+        </w:rPr>
+        <w:t xml:space="preserve">’nin harcanma hızlarını, H</w:t>
+      </w:r>
+      <w:r>
+        <w:rPr>
+          <w:rFonts w:ascii="Times New Roman" w:hAnsi="Times New Roman" w:cs="Times New Roman"/>
+          <w:vertAlign w:val="subscript"/>
+          <w:lang w:val="tr-TR"/>
+        </w:rPr>
+        <w:t xml:space="preserve">2</w:t>
+      </w:r>
+      <w:r>
+        <w:rPr>
+          <w:rFonts w:ascii="Times New Roman" w:hAnsi="Times New Roman" w:cs="Times New Roman"/>
+          <w:lang w:val="tr-TR"/>
+        </w:rPr>
+        <w:t xml:space="preserve">O’nun oluşum hızını hesaplayınız.</w:t>
+      </w:r>
+    </w:p>
+    <w:tbl>
+      <w:tblPr>
+        <w:tblW w:w="9000" w:type="dxa"/>
+        <w:jc w:val="center"/>
+        <w:tblBorders>
+          <w:top w:val="single" w:sz="8" w:space="0" w:color="7F7F7F"/>
+          <w:left w:val="single" w:sz="8" w:space="0" w:color="7F7F7F"/>
+          <w:bottom w:val="single" w:sz="8" w:space="0" w:color="7F7F7F"/>
+          <w:right w:val="single" w:sz="8" w:space="0" w:color="7F7F7F"/>
+        </w:tblBorders>
+      </w:tblPr>
+      <w:tblGrid>
+        <w:gridCol w:w="9000"/>
+      </w:tblGrid>
+      <w:tr>
+        <w:trPr>
+          <w:trHeight w:val="1400"/>
+        </w:trPr>
+        <w:tc>
+          <w:tcPr>
+            <w:tcW w:w="9000" w:type="dxa"/>
+          </w:tcPr>
+          <w:p/>
+        </w:tc>
+      </w:tr>
+    </w:tbl>
+    <w:p>
+      <w:pPr>
+        <w:jc w:val="both"/>
+        <w:rPr>
+          <w:rFonts w:ascii="Times New Roman" w:hAnsi="Times New Roman" w:cs="Times New Roman"/>
+          <w:lang w:val="tr-TR"/>
+        </w:rPr>
+      </w:pPr>
+    </w:p>
+    <w:p>
+      <w:pPr>
+        <w:pStyle w:val="ListParagraph"/>
+        <w:numPr>
+          <w:ilvl w:val="0"/>
+          <w:numId w:val="55"/>
+        </w:numPr>
+        <w:jc w:val="both"/>
+        <w:rPr>
+          <w:rFonts w:ascii="Times New Roman" w:hAnsi="Times New Roman" w:cs="Times New Roman"/>
+          <w:lang w:val="tr-TR"/>
+        </w:rPr>
+      </w:pPr>
+      <w:r>
+        <w:rPr>
+          <w:rFonts w:ascii="Times New Roman" w:hAnsi="Times New Roman" w:cs="Times New Roman"/>
+          <w:lang w:val="tr-TR"/>
+        </w:rPr>
+        <w:t xml:space="preserve">5 litrelik kapalı bir kapta gerçekleşen 4NH</w:t>
+      </w:r>
+      <w:r>
+        <w:rPr>
+          <w:rFonts w:ascii="Times New Roman" w:hAnsi="Times New Roman" w:cs="Times New Roman"/>
+          <w:vertAlign w:val="subscript"/>
+          <w:lang w:val="tr-TR"/>
+        </w:rPr>
+        <w:t xml:space="preserve">3</w:t>
+      </w:r>
+      <w:r>
+        <w:rPr>
+          <w:rFonts w:ascii="Times New Roman" w:hAnsi="Times New Roman" w:cs="Times New Roman"/>
+          <w:lang w:val="tr-TR"/>
+        </w:rPr>
+        <w:t xml:space="preserve">(g) + 5O</w:t>
+      </w:r>
+      <w:r>
+        <w:rPr>
+          <w:rFonts w:ascii="Times New Roman" w:hAnsi="Times New Roman" w:cs="Times New Roman"/>
+          <w:vertAlign w:val="subscript"/>
+          <w:lang w:val="tr-TR"/>
+        </w:rPr>
+        <w:t xml:space="preserve">2</w:t>
+      </w:r>
+      <w:r>
+        <w:rPr>
+          <w:rFonts w:ascii="Times New Roman" w:hAnsi="Times New Roman" w:cs="Times New Roman"/>
+          <w:lang w:val="tr-TR"/>
+        </w:rPr>
+        <w:t xml:space="preserve">(g) → 4NO(g) + 6H</w:t>
+      </w:r>
+      <w:r>
+        <w:rPr>
+          <w:rFonts w:ascii="Times New Roman" w:hAnsi="Times New Roman" w:cs="Times New Roman"/>
+          <w:vertAlign w:val="subscript"/>
+          <w:lang w:val="tr-TR"/>
+        </w:rPr>
+        <w:t xml:space="preserve">2</w:t>
+      </w:r>
+      <w:r>
+        <w:rPr>
+          <w:rFonts w:ascii="Times New Roman" w:hAnsi="Times New Roman" w:cs="Times New Roman"/>
+          <w:lang w:val="tr-TR"/>
+        </w:rPr>
+        <w:t xml:space="preserve">O(g) tepkimesinde 10 saniyede 2 mol NH</w:t>
+      </w:r>
+      <w:r>
+        <w:rPr>
+          <w:rFonts w:ascii="Times New Roman" w:hAnsi="Times New Roman" w:cs="Times New Roman"/>
+          <w:vertAlign w:val="subscript"/>
+          <w:lang w:val="tr-TR"/>
+        </w:rPr>
+        <w:t xml:space="preserve">3</w:t>
+      </w:r>
+      <w:r>
+        <w:rPr>
+          <w:rFonts w:ascii="Times New Roman" w:hAnsi="Times New Roman" w:cs="Times New Roman"/>
+          <w:lang w:val="tr-TR"/>
+        </w:rPr>
+        <w:t xml:space="preserve"> harcanmaktadır. Bu zaman aralığında tüm maddelerin harcanma ve oluşum hızlarını mol/L·s cinsinden hesaplayınız.</w:t>
+      </w:r>
+    </w:p>
+    <w:tbl>
+      <w:tblPr>
+        <w:tblW w:w="9000" w:type="dxa"/>
+        <w:jc w:val="center"/>
+        <w:tblBorders>
+          <w:top w:val="single" w:sz="8" w:space="0" w:color="7F7F7F"/>
+          <w:left w:val="single" w:sz="8" w:space="0" w:color="7F7F7F"/>
+          <w:bottom w:val="single" w:sz="8" w:space="0" w:color="7F7F7F"/>
+          <w:right w:val="single" w:sz="8" w:space="0" w:color="7F7F7F"/>
+        </w:tblBorders>
+      </w:tblPr>
+      <w:tblGrid>
+        <w:gridCol w:w="9000"/>
+      </w:tblGrid>
+      <w:tr>
+        <w:trPr>
+          <w:trHeight w:val="1400"/>
+        </w:trPr>
+        <w:tc>
+          <w:tcPr>
+            <w:tcW w:w="9000" w:type="dxa"/>
+          </w:tcPr>
+          <w:p/>
+        </w:tc>
+      </w:tr>
+    </w:tbl>
+    <w:p>
+      <w:pPr>
+        <w:jc w:val="both"/>
+        <w:rPr>
+          <w:rFonts w:ascii="Times New Roman" w:hAnsi="Times New Roman" w:cs="Times New Roman"/>
+          <w:lang w:val="tr-TR"/>
+        </w:rPr>
+      </w:pPr>
+    </w:p>
+    <w:p>
+      <w:pPr>
+        <w:pStyle w:val="ListParagraph"/>
+        <w:numPr>
+          <w:ilvl w:val="0"/>
+          <w:numId w:val="55"/>
+        </w:numPr>
+        <w:jc w:val="both"/>
+        <w:rPr>
+          <w:rFonts w:ascii="Times New Roman" w:hAnsi="Times New Roman" w:cs="Times New Roman"/>
+          <w:lang w:val="tr-TR"/>
+        </w:rPr>
+      </w:pPr>
+      <w:r>
+        <w:rPr>
+          <w:rFonts w:ascii="Times New Roman" w:hAnsi="Times New Roman" w:cs="Times New Roman"/>
+          <w:lang w:val="tr-TR"/>
+        </w:rPr>
+        <w:t xml:space="preserve">Mg(k) + 2HCl(suda) → MgCl</w:t>
+      </w:r>
+      <w:r>
+        <w:rPr>
+          <w:rFonts w:ascii="Times New Roman" w:hAnsi="Times New Roman" w:cs="Times New Roman"/>
+          <w:vertAlign w:val="subscript"/>
+          <w:lang w:val="tr-TR"/>
+        </w:rPr>
+        <w:t xml:space="preserve">2</w:t>
+      </w:r>
+      <w:r>
+        <w:rPr>
+          <w:rFonts w:ascii="Times New Roman" w:hAnsi="Times New Roman" w:cs="Times New Roman"/>
+          <w:lang w:val="tr-TR"/>
+        </w:rPr>
+        <w:t xml:space="preserve">(suda) + H</w:t>
+      </w:r>
+      <w:r>
+        <w:rPr>
+          <w:rFonts w:ascii="Times New Roman" w:hAnsi="Times New Roman" w:cs="Times New Roman"/>
+          <w:vertAlign w:val="subscript"/>
+          <w:lang w:val="tr-TR"/>
+        </w:rPr>
+        <w:t xml:space="preserve">2</w:t>
+      </w:r>
+      <w:r>
+        <w:rPr>
+          <w:rFonts w:ascii="Times New Roman" w:hAnsi="Times New Roman" w:cs="Times New Roman"/>
+          <w:lang w:val="tr-TR"/>
+        </w:rPr>
+        <w:t xml:space="preserve">(g) tepkimesinde 2 dakikada 0,48 g Mg harcanmaktadır. Mg’nin harcanma hızını, HCl’nin harcanma hızını ve H</w:t>
+      </w:r>
+      <w:r>
+        <w:rPr>
+          <w:rFonts w:ascii="Times New Roman" w:hAnsi="Times New Roman" w:cs="Times New Roman"/>
+          <w:vertAlign w:val="subscript"/>
+          <w:lang w:val="tr-TR"/>
+        </w:rPr>
+        <w:t xml:space="preserve">2</w:t>
+      </w:r>
+      <w:r>
+        <w:rPr>
+          <w:rFonts w:ascii="Times New Roman" w:hAnsi="Times New Roman" w:cs="Times New Roman"/>
+          <w:lang w:val="tr-TR"/>
+        </w:rPr>
+        <w:t xml:space="preserve">’nin oluşum hızını mol/dk cinsinden hesaplayınız. (Mg: 24 g/mol)</w:t>
+      </w:r>
+    </w:p>
+    <w:tbl>
+      <w:tblPr>
+        <w:tblW w:w="9000" w:type="dxa"/>
+        <w:jc w:val="center"/>
+        <w:tblBorders>
+          <w:top w:val="single" w:sz="8" w:space="0" w:color="7F7F7F"/>
+          <w:left w:val="single" w:sz="8" w:space="0" w:color="7F7F7F"/>
+          <w:bottom w:val="single" w:sz="8" w:space="0" w:color="7F7F7F"/>
+          <w:right w:val="single" w:sz="8" w:space="0" w:color="7F7F7F"/>
+        </w:tblBorders>
+      </w:tblPr>
+      <w:tblGrid>
+        <w:gridCol w:w="9000"/>
+      </w:tblGrid>
+      <w:tr>
+        <w:trPr>
+          <w:trHeight w:val="1400"/>
+        </w:trPr>
+        <w:tc>
+          <w:tcPr>
+            <w:tcW w:w="9000" w:type="dxa"/>
+          </w:tcPr>
+          <w:p/>
+        </w:tc>
+      </w:tr>
+    </w:tbl>
+    <w:p>
+      <w:pPr>
+        <w:jc w:val="both"/>
+        <w:rPr>
+          <w:rFonts w:ascii="Times New Roman" w:hAnsi="Times New Roman" w:cs="Times New Roman"/>
+          <w:lang w:val="tr-TR"/>
+        </w:rPr>
+      </w:pPr>
+    </w:p>
+    <w:p>
+      <w:pPr>
+        <w:jc w:val="both"/>
+        <w:rPr>
+          <w:rFonts w:ascii="Times New Roman" w:hAnsi="Times New Roman" w:cs="Times New Roman"/>
+          <w:lang w:val="tr-TR"/>
+        </w:rPr>
+      </w:pPr>
+      <w:r>
+        <w:rPr>
+          <w:rFonts w:ascii="Times New Roman" w:hAnsi="Times New Roman" w:cs="Times New Roman"/>
+          <w:lang w:val="tr-TR"/>
+        </w:rPr>
+        <w:t xml:space="preserve">5. N</w:t>
+      </w:r>
+      <w:r>
+        <w:rPr>
+          <w:rFonts w:ascii="Times New Roman" w:hAnsi="Times New Roman" w:cs="Times New Roman"/>
+          <w:vertAlign w:val="subscript"/>
+          <w:lang w:val="tr-TR"/>
+        </w:rPr>
+        <w:t xml:space="preserve">2</w:t>
+      </w:r>
+      <w:r>
+        <w:rPr>
+          <w:rFonts w:ascii="Times New Roman" w:hAnsi="Times New Roman" w:cs="Times New Roman"/>
+          <w:lang w:val="tr-TR"/>
+        </w:rPr>
+        <w:t xml:space="preserve">O</w:t>
+      </w:r>
+      <w:r>
+        <w:rPr>
+          <w:rFonts w:ascii="Times New Roman" w:hAnsi="Times New Roman" w:cs="Times New Roman"/>
+          <w:vertAlign w:val="subscript"/>
+          <w:lang w:val="tr-TR"/>
+        </w:rPr>
+        <w:t xml:space="preserve">4</w:t>
+      </w:r>
+      <w:r>
+        <w:rPr>
+          <w:rFonts w:ascii="Times New Roman" w:hAnsi="Times New Roman" w:cs="Times New Roman"/>
+          <w:lang w:val="tr-TR"/>
+        </w:rPr>
+        <w:t xml:space="preserve">(g) → 2NO</w:t>
+      </w:r>
+      <w:r>
+        <w:rPr>
+          <w:rFonts w:ascii="Times New Roman" w:hAnsi="Times New Roman" w:cs="Times New Roman"/>
+          <w:vertAlign w:val="subscript"/>
+          <w:lang w:val="tr-TR"/>
+        </w:rPr>
+        <w:t xml:space="preserve">2</w:t>
+      </w:r>
+      <w:r>
+        <w:rPr>
+          <w:rFonts w:ascii="Times New Roman" w:hAnsi="Times New Roman" w:cs="Times New Roman"/>
+          <w:lang w:val="tr-TR"/>
+        </w:rPr>
+        <w:t xml:space="preserve">(g) tepkimesine ait derişim-zaman verileri aşağıdaki tabloda verilmiştir.</w:t>
+      </w:r>
+    </w:p>
+    <w:tbl>
+      <w:tblPr>
+        <w:tblW w:w="8600" w:type="dxa"/>
+        <w:jc w:val="center"/>
+        <w:tblBorders>
+          <w:top w:val="single" w:sz="4" w:space="0" w:color="auto"/>
+          <w:left w:val="single" w:sz="4" w:space="0" w:color="auto"/>
+          <w:bottom w:val="single" w:sz="4" w:space="0" w:color="auto"/>
+          <w:right w:val="single" w:sz="4" w:space="0" w:color="auto"/>
+          <w:insideH w:val="single" w:sz="4" w:space="0" w:color="auto"/>
+          <w:insideV w:val="single" w:sz="4" w:space="0" w:color="auto"/>
+        </w:tblBorders>
+        <w:tblLayout w:type="fixed"/>
+        <w:tblLook w:val="04A0"/>
+      </w:tblPr>
+      <w:tblGrid>
+        <w:gridCol w:w="2600"/>
+        <w:gridCol w:w="1500"/>
+        <w:gridCol w:w="1500"/>
+        <w:gridCol w:w="1500"/>
+        <w:gridCol w:w="1500"/>
+      </w:tblGrid>
+      <w:tr>
+        <w:tc>
+          <w:tcPr>
+            <w:tcW w:w="2600" w:type="dxa"/>
+            <w:shd w:val="clear" w:color="auto" w:fill="D9E2F3"/>
+            <w:vAlign w:val="center"/>
+          </w:tcPr>
+          <w:p>
+            <w:pPr>
+              <w:jc w:val="center"/>
+              <w:rPr>
+                <w:rFonts w:ascii="Times New Roman" w:hAnsi="Times New Roman" w:cs="Times New Roman"/>
+                <w:b/>
+                <w:bCs/>
+                <w:lang w:val="tr-TR"/>
+              </w:rPr>
+            </w:pPr>
+            <w:r>
+              <w:rPr>
+                <w:rFonts w:ascii="Times New Roman" w:hAnsi="Times New Roman" w:cs="Times New Roman"/>
+                <w:b/>
+                <w:bCs/>
+                <w:lang w:val="tr-TR"/>
+              </w:rPr>
+              <w:t xml:space="preserve">Zaman (s)</w:t>
+            </w:r>
+          </w:p>
+        </w:tc>
+        <w:tc>
+          <w:tcPr>
+            <w:tcW w:w="1500" w:type="dxa"/>
+            <w:shd w:val="clear" w:color="auto" w:fill="D9E2F3"/>
+            <w:vAlign w:val="center"/>
+          </w:tcPr>
+          <w:p>
+            <w:pPr>
+              <w:jc w:val="center"/>
+              <w:rPr>
+                <w:rFonts w:ascii="Times New Roman" w:hAnsi="Times New Roman" w:cs="Times New Roman"/>
+                <w:b/>
+                <w:bCs/>
+                <w:lang w:val="tr-TR"/>
+              </w:rPr>
+            </w:pPr>
+            <w:r>
+              <w:rPr>
+                <w:rFonts w:ascii="Times New Roman" w:hAnsi="Times New Roman" w:cs="Times New Roman"/>
+                <w:b/>
+                <w:bCs/>
+                <w:lang w:val="tr-TR"/>
+              </w:rPr>
+              <w:t xml:space="preserve">0</w:t>
+            </w:r>
+          </w:p>
+        </w:tc>
+        <w:tc>
+          <w:tcPr>
+            <w:tcW w:w="1500" w:type="dxa"/>
+            <w:shd w:val="clear" w:color="auto" w:fill="D9E2F3"/>
+            <w:vAlign w:val="center"/>
+          </w:tcPr>
+          <w:p>
+            <w:pPr>
+              <w:jc w:val="center"/>
+              <w:rPr>
+                <w:rFonts w:ascii="Times New Roman" w:hAnsi="Times New Roman" w:cs="Times New Roman"/>
+                <w:b/>
+                <w:bCs/>
+                <w:lang w:val="tr-TR"/>
+              </w:rPr>
+            </w:pPr>
+            <w:r>
+              <w:rPr>
+                <w:rFonts w:ascii="Times New Roman" w:hAnsi="Times New Roman" w:cs="Times New Roman"/>
+                <w:b/>
+                <w:bCs/>
+                <w:lang w:val="tr-TR"/>
+              </w:rPr>
+              <w:t xml:space="preserve">20</w:t>
+            </w:r>
+          </w:p>
+        </w:tc>
+        <w:tc>
+          <w:tcPr>
+            <w:tcW w:w="1500" w:type="dxa"/>
+            <w:shd w:val="clear" w:color="auto" w:fill="D9E2F3"/>
+            <w:vAlign w:val="center"/>
+          </w:tcPr>
+          <w:p>
+            <w:pPr>
+              <w:jc w:val="center"/>
+              <w:rPr>
+                <w:rFonts w:ascii="Times New Roman" w:hAnsi="Times New Roman" w:cs="Times New Roman"/>
+                <w:b/>
+                <w:bCs/>
+                <w:lang w:val="tr-TR"/>
+              </w:rPr>
+            </w:pPr>
+            <w:r>
+              <w:rPr>
+                <w:rFonts w:ascii="Times New Roman" w:hAnsi="Times New Roman" w:cs="Times New Roman"/>
+                <w:b/>
+                <w:bCs/>
+                <w:lang w:val="tr-TR"/>
+              </w:rPr>
+              <w:t xml:space="preserve">40</w:t>
+            </w:r>
+          </w:p>
+        </w:tc>
+        <w:tc>
+          <w:tcPr>
+            <w:tcW w:w="1500" w:type="dxa"/>
+            <w:shd w:val="clear" w:color="auto" w:fill="D9E2F3"/>
+            <w:vAlign w:val="center"/>
+          </w:tcPr>
+          <w:p>
+            <w:pPr>
+              <w:jc w:val="center"/>
+              <w:rPr>
+                <w:rFonts w:ascii="Times New Roman" w:hAnsi="Times New Roman" w:cs="Times New Roman"/>
+                <w:b/>
+                <w:bCs/>
+                <w:lang w:val="tr-TR"/>
+              </w:rPr>
+            </w:pPr>
+            <w:r>
+              <w:rPr>
+                <w:rFonts w:ascii="Times New Roman" w:hAnsi="Times New Roman" w:cs="Times New Roman"/>
+                <w:b/>
+                <w:bCs/>
+                <w:lang w:val="tr-TR"/>
+              </w:rPr>
+              <w:t xml:space="preserve">60</w:t>
+            </w:r>
+          </w:p>
+        </w:tc>
+      </w:tr>
+      <w:tr>
+        <w:tc>
+          <w:tcPr>
+            <w:tcW w:w="2600" w:type="dxa"/>
+            <w:vAlign w:val="center"/>
+          </w:tcPr>
+          <w:p>
+            <w:pPr>
+              <w:jc w:val="center"/>
+              <w:rPr>
+                <w:rFonts w:ascii="Times New Roman" w:hAnsi="Times New Roman" w:cs="Times New Roman"/>
+                <w:lang w:val="tr-TR"/>
+              </w:rPr>
+            </w:pPr>
+            <w:r>
+              <w:rPr>
+                <w:rFonts w:ascii="Times New Roman" w:hAnsi="Times New Roman" w:cs="Times New Roman"/>
+                <w:lang w:val="tr-TR"/>
+              </w:rPr>
+              <w:t xml:space="preserve">[N</w:t>
+            </w:r>
+            <w:r>
+              <w:rPr>
+                <w:rFonts w:ascii="Times New Roman" w:hAnsi="Times New Roman" w:cs="Times New Roman"/>
+                <w:vertAlign w:val="subscript"/>
+                <w:lang w:val="tr-TR"/>
+              </w:rPr>
+              <w:t xml:space="preserve">2</w:t>
+            </w:r>
+            <w:r>
+              <w:rPr>
+                <w:rFonts w:ascii="Times New Roman" w:hAnsi="Times New Roman" w:cs="Times New Roman"/>
+                <w:lang w:val="tr-TR"/>
+              </w:rPr>
+              <w:t xml:space="preserve">O</w:t>
+            </w:r>
+            <w:r>
+              <w:rPr>
+                <w:rFonts w:ascii="Times New Roman" w:hAnsi="Times New Roman" w:cs="Times New Roman"/>
+                <w:vertAlign w:val="subscript"/>
+                <w:lang w:val="tr-TR"/>
+              </w:rPr>
+              <w:t xml:space="preserve">4</w:t>
+            </w:r>
+            <w:r>
+              <w:rPr>
+                <w:rFonts w:ascii="Times New Roman" w:hAnsi="Times New Roman" w:cs="Times New Roman"/>
+                <w:lang w:val="tr-TR"/>
+              </w:rPr>
+              <w:t xml:space="preserve">] (mol/L)</w:t>
+            </w:r>
+          </w:p>
+        </w:tc>
+        <w:tc>
+          <w:tcPr>
+            <w:tcW w:w="1500" w:type="dxa"/>
+            <w:vAlign w:val="center"/>
+          </w:tcPr>
+          <w:p>
+            <w:pPr>
+              <w:jc w:val="center"/>
+              <w:rPr>
+                <w:rFonts w:ascii="Times New Roman" w:hAnsi="Times New Roman" w:cs="Times New Roman"/>
+                <w:lang w:val="tr-TR"/>
+              </w:rPr>
+            </w:pPr>
+            <w:r>
+              <w:rPr>
+                <w:rFonts w:ascii="Times New Roman" w:hAnsi="Times New Roman" w:cs="Times New Roman"/>
+                <w:lang w:val="tr-TR"/>
+              </w:rPr>
+              <w:t xml:space="preserve">0,100</w:t>
+            </w:r>
+          </w:p>
+        </w:tc>
+        <w:tc>
+          <w:tcPr>
+            <w:tcW w:w="1500" w:type="dxa"/>
+            <w:vAlign w:val="center"/>
+          </w:tcPr>
+          <w:p>
+            <w:pPr>
+              <w:jc w:val="center"/>
+              <w:rPr>
+                <w:rFonts w:ascii="Times New Roman" w:hAnsi="Times New Roman" w:cs="Times New Roman"/>
+                <w:lang w:val="tr-TR"/>
+              </w:rPr>
+            </w:pPr>
+            <w:r>
+              <w:rPr>
+                <w:rFonts w:ascii="Times New Roman" w:hAnsi="Times New Roman" w:cs="Times New Roman"/>
+                <w:lang w:val="tr-TR"/>
+              </w:rPr>
+              <w:t xml:space="preserve">0,070</w:t>
+            </w:r>
+          </w:p>
+        </w:tc>
+        <w:tc>
+          <w:tcPr>
+            <w:tcW w:w="1500" w:type="dxa"/>
+            <w:vAlign w:val="center"/>
+          </w:tcPr>
+          <w:p>
+            <w:pPr>
+              <w:jc w:val="center"/>
+              <w:rPr>
+                <w:rFonts w:ascii="Times New Roman" w:hAnsi="Times New Roman" w:cs="Times New Roman"/>
+                <w:lang w:val="tr-TR"/>
+              </w:rPr>
+            </w:pPr>
+            <w:r>
+              <w:rPr>
+                <w:rFonts w:ascii="Times New Roman" w:hAnsi="Times New Roman" w:cs="Times New Roman"/>
+                <w:lang w:val="tr-TR"/>
+              </w:rPr>
+              <w:t xml:space="preserve">0,050</w:t>
+            </w:r>
+          </w:p>
+        </w:tc>
+        <w:tc>
+          <w:tcPr>
+            <w:tcW w:w="1500" w:type="dxa"/>
+            <w:vAlign w:val="center"/>
+          </w:tcPr>
+          <w:p>
+            <w:pPr>
+              <w:jc w:val="center"/>
+              <w:rPr>
+                <w:rFonts w:ascii="Times New Roman" w:hAnsi="Times New Roman" w:cs="Times New Roman"/>
+                <w:lang w:val="tr-TR"/>
+              </w:rPr>
+            </w:pPr>
+            <w:r>
+              <w:rPr>
+                <w:rFonts w:ascii="Times New Roman" w:hAnsi="Times New Roman" w:cs="Times New Roman"/>
+                <w:lang w:val="tr-TR"/>
+              </w:rPr>
+              <w:t xml:space="preserve">0,040</w:t>
+            </w:r>
+          </w:p>
+        </w:tc>
+      </w:tr>
+      <w:tr>
+        <w:tc>
+          <w:tcPr>
+            <w:tcW w:w="2600" w:type="dxa"/>
+            <w:vAlign w:val="center"/>
+          </w:tcPr>
+          <w:p>
+            <w:pPr>
+              <w:jc w:val="center"/>
+              <w:rPr>
+                <w:rFonts w:ascii="Times New Roman" w:hAnsi="Times New Roman" w:cs="Times New Roman"/>
+                <w:lang w:val="tr-TR"/>
+              </w:rPr>
+            </w:pPr>
+            <w:r>
+              <w:rPr>
+                <w:rFonts w:ascii="Times New Roman" w:hAnsi="Times New Roman" w:cs="Times New Roman"/>
+                <w:lang w:val="tr-TR"/>
+              </w:rPr>
+              <w:t xml:space="preserve">[NO</w:t>
+            </w:r>
+            <w:r>
+              <w:rPr>
+                <w:rFonts w:ascii="Times New Roman" w:hAnsi="Times New Roman" w:cs="Times New Roman"/>
+                <w:vertAlign w:val="subscript"/>
+                <w:lang w:val="tr-TR"/>
+              </w:rPr>
+              <w:t xml:space="preserve">2</w:t>
+            </w:r>
+            <w:r>
+              <w:rPr>
+                <w:rFonts w:ascii="Times New Roman" w:hAnsi="Times New Roman" w:cs="Times New Roman"/>
+                <w:lang w:val="tr-TR"/>
+              </w:rPr>
+              <w:t xml:space="preserve">] (mol/L)</w:t>
+            </w:r>
+          </w:p>
+        </w:tc>
+        <w:tc>
+          <w:tcPr>
+            <w:tcW w:w="1500" w:type="dxa"/>
+            <w:vAlign w:val="center"/>
+          </w:tcPr>
+          <w:p>
+            <w:pPr>
+              <w:jc w:val="center"/>
+              <w:rPr>
+                <w:rFonts w:ascii="Times New Roman" w:hAnsi="Times New Roman" w:cs="Times New Roman"/>
+                <w:lang w:val="tr-TR"/>
+              </w:rPr>
+            </w:pPr>
+            <w:r>
+              <w:rPr>
+                <w:rFonts w:ascii="Times New Roman" w:hAnsi="Times New Roman" w:cs="Times New Roman"/>
+                <w:lang w:val="tr-TR"/>
+              </w:rPr>
+              <w:t xml:space="preserve">0</w:t>
+            </w:r>
+          </w:p>
+        </w:tc>
+        <w:tc>
+          <w:tcPr>
+            <w:tcW w:w="1500" w:type="dxa"/>
+            <w:vAlign w:val="center"/>
+          </w:tcPr>
+          <w:p>
+            <w:pPr>
+              <w:jc w:val="center"/>
+              <w:rPr>
+                <w:rFonts w:ascii="Times New Roman" w:hAnsi="Times New Roman" w:cs="Times New Roman"/>
+                <w:lang w:val="tr-TR"/>
+              </w:rPr>
+            </w:pPr>
+            <w:r>
+              <w:rPr>
+                <w:rFonts w:ascii="Times New Roman" w:hAnsi="Times New Roman" w:cs="Times New Roman"/>
+                <w:lang w:val="tr-TR"/>
+              </w:rPr>
+              <w:t xml:space="preserve">0,060</w:t>
+            </w:r>
+          </w:p>
+        </w:tc>
+        <w:tc>
+          <w:tcPr>
+            <w:tcW w:w="1500" w:type="dxa"/>
+            <w:vAlign w:val="center"/>
+          </w:tcPr>
+          <w:p>
+            <w:pPr>
+              <w:jc w:val="center"/>
+              <w:rPr>
+                <w:rFonts w:ascii="Times New Roman" w:hAnsi="Times New Roman" w:cs="Times New Roman"/>
+                <w:lang w:val="tr-TR"/>
+              </w:rPr>
+            </w:pPr>
+            <w:r>
+              <w:rPr>
+                <w:rFonts w:ascii="Times New Roman" w:hAnsi="Times New Roman" w:cs="Times New Roman"/>
+                <w:lang w:val="tr-TR"/>
+              </w:rPr>
+              <w:t xml:space="preserve">0,100</w:t>
+            </w:r>
+          </w:p>
+        </w:tc>
+        <w:tc>
+          <w:tcPr>
+            <w:tcW w:w="1500" w:type="dxa"/>
+            <w:vAlign w:val="center"/>
+          </w:tcPr>
+          <w:p>
+            <w:pPr>
+              <w:jc w:val="center"/>
+              <w:rPr>
+                <w:rFonts w:ascii="Times New Roman" w:hAnsi="Times New Roman" w:cs="Times New Roman"/>
+                <w:lang w:val="tr-TR"/>
+              </w:rPr>
+            </w:pPr>
+            <w:r>
+              <w:rPr>
+                <w:rFonts w:ascii="Times New Roman" w:hAnsi="Times New Roman" w:cs="Times New Roman"/>
+                <w:lang w:val="tr-TR"/>
+              </w:rPr>
+              <w:t xml:space="preserve">0,120</w:t>
+            </w:r>
+          </w:p>
+        </w:tc>
+      </w:tr>
+    </w:tbl>
+    <w:p>
+      <w:pPr>
+        <w:jc w:val="both"/>
+        <w:rPr>
+          <w:rFonts w:ascii="Times New Roman" w:hAnsi="Times New Roman" w:cs="Times New Roman"/>
+          <w:lang w:val="tr-TR"/>
+        </w:rPr>
+      </w:pPr>
+    </w:p>
+    <w:p>
+      <w:pPr>
+        <w:pStyle w:val="ListParagraph"/>
+        <w:numPr>
+          <w:ilvl w:val="0"/>
+          <w:numId w:val="56"/>
+        </w:numPr>
+        <w:jc w:val="both"/>
+        <w:rPr>
+          <w:rFonts w:ascii="Times New Roman" w:hAnsi="Times New Roman" w:cs="Times New Roman"/>
+          <w:lang w:val="tr-TR"/>
+        </w:rPr>
+      </w:pPr>
+      <w:r>
+        <w:rPr>
+          <w:rFonts w:ascii="Times New Roman" w:hAnsi="Times New Roman" w:cs="Times New Roman"/>
+          <w:lang w:val="tr-TR"/>
+        </w:rPr>
+        <w:t xml:space="preserve">0-20 s, 20-40 s ve 40-60 s aralıklarında N</w:t>
+      </w:r>
+      <w:r>
+        <w:rPr>
+          <w:rFonts w:ascii="Times New Roman" w:hAnsi="Times New Roman" w:cs="Times New Roman"/>
+          <w:vertAlign w:val="subscript"/>
+          <w:lang w:val="tr-TR"/>
+        </w:rPr>
+        <w:t xml:space="preserve">2</w:t>
+      </w:r>
+      <w:r>
+        <w:rPr>
+          <w:rFonts w:ascii="Times New Roman" w:hAnsi="Times New Roman" w:cs="Times New Roman"/>
+          <w:lang w:val="tr-TR"/>
+        </w:rPr>
+        <w:t xml:space="preserve">O</w:t>
+      </w:r>
+      <w:r>
+        <w:rPr>
+          <w:rFonts w:ascii="Times New Roman" w:hAnsi="Times New Roman" w:cs="Times New Roman"/>
+          <w:vertAlign w:val="subscript"/>
+          <w:lang w:val="tr-TR"/>
+        </w:rPr>
+        <w:t xml:space="preserve">4</w:t>
+      </w:r>
+      <w:r>
+        <w:rPr>
+          <w:rFonts w:ascii="Times New Roman" w:hAnsi="Times New Roman" w:cs="Times New Roman"/>
+          <w:lang w:val="tr-TR"/>
+        </w:rPr>
+        <w:t xml:space="preserve">’ün ortalama harcanma hızlarını hesaplayınız.</w:t>
+      </w:r>
+    </w:p>
+    <w:p>
+      <w:pPr>
+        <w:pStyle w:val="ListParagraph"/>
+        <w:numPr>
+          <w:ilvl w:val="0"/>
+          <w:numId w:val="56"/>
+        </w:numPr>
+        <w:jc w:val="both"/>
+        <w:rPr>
+          <w:rFonts w:ascii="Times New Roman" w:hAnsi="Times New Roman" w:cs="Times New Roman"/>
+          <w:lang w:val="tr-TR"/>
+        </w:rPr>
+      </w:pPr>
+      <w:r>
+        <w:rPr>
+          <w:rFonts w:ascii="Times New Roman" w:hAnsi="Times New Roman" w:cs="Times New Roman"/>
+          <w:lang w:val="tr-TR"/>
+        </w:rPr>
+        <w:t xml:space="preserve">Aynı aralıklarda NO</w:t>
+      </w:r>
+      <w:r>
+        <w:rPr>
+          <w:rFonts w:ascii="Times New Roman" w:hAnsi="Times New Roman" w:cs="Times New Roman"/>
+          <w:vertAlign w:val="subscript"/>
+          <w:lang w:val="tr-TR"/>
+        </w:rPr>
+        <w:t xml:space="preserve">2</w:t>
+      </w:r>
+      <w:r>
+        <w:rPr>
+          <w:rFonts w:ascii="Times New Roman" w:hAnsi="Times New Roman" w:cs="Times New Roman"/>
+          <w:lang w:val="tr-TR"/>
+        </w:rPr>
+        <w:t xml:space="preserve">’nin ortalama oluşum hızlarını hesaplayınız.</w:t>
+      </w:r>
+    </w:p>
+    <w:p>
+      <w:pPr>
+        <w:pStyle w:val="ListParagraph"/>
+        <w:numPr>
+          <w:ilvl w:val="0"/>
+          <w:numId w:val="56"/>
+        </w:numPr>
+        <w:jc w:val="both"/>
+        <w:rPr>
+          <w:rFonts w:ascii="Times New Roman" w:hAnsi="Times New Roman" w:cs="Times New Roman"/>
+          <w:lang w:val="tr-TR"/>
+        </w:rPr>
+      </w:pPr>
+      <w:r>
+        <w:rPr>
+          <w:rFonts w:ascii="Times New Roman" w:hAnsi="Times New Roman" w:cs="Times New Roman"/>
+          <w:lang w:val="tr-TR"/>
+        </w:rPr>
+        <w:t xml:space="preserve">Hesaplama sonuçlarınızı tepkime hızının zamanla değişimi açısından çarpışma teorisi ile yorumlayınız.</w:t>
+      </w:r>
+    </w:p>
+    <w:tbl>
+      <w:tblPr>
+        <w:tblW w:w="9000" w:type="dxa"/>
+        <w:jc w:val="center"/>
+        <w:tblBorders>
+          <w:top w:val="single" w:sz="8" w:space="0" w:color="7F7F7F"/>
+          <w:left w:val="single" w:sz="8" w:space="0" w:color="7F7F7F"/>
+          <w:bottom w:val="single" w:sz="8" w:space="0" w:color="7F7F7F"/>
+          <w:right w:val="single" w:sz="8" w:space="0" w:color="7F7F7F"/>
+        </w:tblBorders>
+      </w:tblPr>
+      <w:tblGrid>
+        <w:gridCol w:w="9000"/>
+      </w:tblGrid>
+      <w:tr>
+        <w:trPr>
+          <w:trHeight w:val="2200"/>
+        </w:trPr>
+        <w:tc>
+          <w:tcPr>
+            <w:tcW w:w="9000" w:type="dxa"/>
+          </w:tcPr>
+          <w:p/>
+        </w:tc>
+      </w:tr>
+    </w:tbl>
+    <w:p>
+      <w:pPr>
+        <w:jc w:val="both"/>
+        <w:rPr>
+          <w:rFonts w:ascii="Times New Roman" w:hAnsi="Times New Roman" w:cs="Times New Roman"/>
+          <w:lang w:val="tr-TR"/>
+        </w:rPr>
+      </w:pPr>
+    </w:p>
+    <w:p>
+      <w:pPr>
+        <w:pStyle w:val="ListParagraph"/>
+        <w:ind w:left="1080"/>
+        <w:jc w:val="both"/>
+        <w:rPr>
+          <w:rFonts w:ascii="Times New Roman" w:hAnsi="Times New Roman" w:cs="Times New Roman"/>
+          <w:lang w:val="tr-TR"/>
+        </w:rPr>
+      </w:pPr>
+      <w:r>
+        <w:rPr>
+          <w:noProof/>
+          <w:lang w:val="tr-TR"/>
+        </w:rPr>
+        <mc:AlternateContent>
+          <mc:Choice Requires="wps">
+            <w:drawing>
+              <wp:anchor distT="0" distB="0" distL="114300" distR="114300" simplePos="0" relativeHeight="251659264" behindDoc="0" locked="0" layoutInCell="1" allowOverlap="1">
+                <wp:simplePos x="0" y="0"/>
+                <wp:positionH relativeFrom="column">
+                  <wp:posOffset>498916</wp:posOffset>
+                </wp:positionH>
+                <wp:positionV relativeFrom="paragraph">
+                  <wp:posOffset>170180</wp:posOffset>
+                </wp:positionV>
+                <wp:extent cx="5538486" cy="0"/>
+                <wp:effectExtent l="0" t="12700" r="24130" b="12700"/>
+                <wp:wrapNone/>
+                <wp:docPr id="900008" name="Straight Connector 1"/>
+                <wp:cNvGraphicFramePr/>
+                <a:graphic xmlns:a="http://schemas.openxmlformats.org/drawingml/2006/main">
+                  <a:graphicData uri="http://schemas.microsoft.com/office/word/2010/wordprocessingShape">
+                    <wps:wsp>
+                      <wps:cNvCnPr/>
+                      <wps:spPr>
+                        <a:xfrm flipV="1">
+                          <a:off x="0" y="0"/>
+                          <a:ext cx="5538486" cy="0"/>
+                        </a:xfrm>
+                        <a:prstGeom prst="line">
+                          <a:avLst/>
+                        </a:prstGeom>
+                        <a:ln w="19050">
+                          <a:solidFill>
+                            <a:schemeClr val="tx2">
+                              <a:lumMod val="50000"/>
+                              <a:lumOff val="50000"/>
+                            </a:schemeClr>
+                          </a:solidFill>
+                        </a:ln>
+                      </wps:spPr>
+                      <wps:style>
+                        <a:lnRef idx="1">
+                          <a:schemeClr val="accent1"/>
+                        </a:lnRef>
+                        <a:fillRef idx="0">
+                          <a:schemeClr val="accent1"/>
+                        </a:fillRef>
+                        <a:effectRef idx="0">
+                          <a:schemeClr val="accent1"/>
+                        </a:effectRef>
+                        <a:fontRef idx="minor">
+                          <a:schemeClr val="tx1"/>
+                        </a:fontRef>
+                      </wps:style>
+                      <wps:bodyPr/>
+                    </wps:wsp>
+                  </a:graphicData>
+                </a:graphic>
+                <wp14:sizeRelV relativeFrom="margin">
+                  <wp14:pctHeight>0</wp14:pctHeight>
+                </wp14:sizeRelV>
+              </wp:anchor>
+            </w:drawing>
+          </mc:Choice>
+          <mc:Fallback>
+            <w:pict>
+              <v:line id="Straight Connector 1" o:spid="_x0000_s1026" style="position:absolute;flip:y;z-index:251659264;visibility:visible;mso-wrap-style:square;mso-height-percent:0;mso-wrap-distance-left:9pt;mso-wrap-distance-top:0;mso-wrap-distance-right:9pt;mso-wrap-distance-bottom:0;mso-position-horizontal:absolute;mso-position-horizontal-relative:text;mso-position-vertical:absolute;mso-position-vertical-relative:text;mso-height-percent:0;mso-height-relative:margin" from="39.3pt,13.4pt" to="475.4pt,13.4pt" o:gfxdata="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" strokecolor="#4e95d9 [1631]" strokeweight="1.5pt">
+                <v:stroke joinstyle="miter"/>
+              </v:line>
+            </w:pict>
+          </mc:Fallback>
+        </mc:AlternateContent>
+      </w:r>
+    </w:p>
+    <w:p>
+      <w:pPr>
+        <w:jc w:val="both"/>
+        <w:rPr>
+          <w:rFonts w:ascii="Times New Roman" w:hAnsi="Times New Roman" w:cs="Times New Roman"/>
+          <w:lang w:val="tr-TR"/>
+        </w:rPr>
+      </w:pPr>
+      <w:r>
+        <w:rPr>
+          <w:rFonts w:ascii="Times New Roman" w:hAnsi="Times New Roman" w:cs="Times New Roman"/>
+          <w:lang w:val="tr-TR"/>
+        </w:rPr>
+        <w:t xml:space="preserve">Tepkime hızının zamanla değişimini çarpışma teorisi ile açıklayan animasyona ulaşmak için karekodu okutunuz.</w:t>
+      </w:r>
+    </w:p>
+    <w:p>
+      <w:pPr>
+        <w:rPr>
+          <w:rFonts w:ascii="Times New Roman" w:hAnsi="Times New Roman" w:cs="Times New Roman"/>
+          <w:lang w:val="tr-TR"/>
+        </w:rPr>
+      </w:pPr>
+      <w:r>
+        <w:rPr>
+          <w:noProof/>
+          <w:lang w:val="tr-TR"/>
+        </w:rPr>
+        <mc:AlternateContent>
+          <mc:Choice Requires="wps">
+            <w:drawing>
+              <wp:anchor distT="0" distB="0" distL="114300" distR="114300" simplePos="0" relativeHeight="251669504" behindDoc="0" locked="0" layoutInCell="1" allowOverlap="1">
+                <wp:simplePos x="0" y="0"/>
+                <wp:positionH relativeFrom="column">
+                  <wp:align>right</wp:align>
+                </wp:positionH>
+                <wp:positionV relativeFrom="paragraph">
+                  <wp:posOffset>0</wp:posOffset>
+                </wp:positionV>
+                <wp:extent cx="1955800" cy="615950"/>
+                <wp:effectExtent l="0" t="0" r="12700" b="19050"/>
+                <wp:wrapTopAndBottom/>
+                <wp:docPr id="900009" name="Rectangle 7"/>
+                <wp:cNvGraphicFramePr/>
+                <a:graphic xmlns:a="http://schemas.openxmlformats.org/drawingml/2006/main">
+                  <a:graphicData uri="http://schemas.microsoft.com/office/word/2010/wordprocessingShape">
+                    <wps:wsp>
+                      <wps:cNvSpPr/>
+                      <wps:spPr>
+                        <a:xfrm>
+                          <a:off x="0" y="0"/>
+                          <a:ext cx="1955800" cy="615950"/>
+                        </a:xfrm>
+                        <a:prstGeom prst="rect">
+                          <a:avLst/>
+                        </a:prstGeom>
+                      </wps:spPr>
+                      <wps:style>
+                        <a:lnRef idx="2">
+                          <a:schemeClr val="accent6"/>
+                        </a:lnRef>
+                        <a:fillRef idx="1">
+                          <a:schemeClr val="lt1"/>
+                        </a:fillRef>
+                        <a:effectRef idx="0">
+                          <a:schemeClr val="accent6"/>
+                        </a:effectRef>
+                        <a:fontRef idx="minor">
+                          <a:schemeClr val="dk1"/>
+                        </a:fontRef>
+                      </wps:style>
+                      <wps:txbx>
+                        <w:txbxContent>
+                          <w:p>
+                            <w:pPr>
+                              <w:jc w:val="center"/>
+                              <w:rPr>
+                                <w:lang w:val="tr-TR"/>
+                              </w:rPr>
+                            </w:pPr>
+                            <w:r>
+                              <w:rPr>
+                                <w:lang w:val="tr-TR"/>
+                              </w:rPr>
+                              <w:t>Karekod alanı: Animasyon (Kim11.1.6)</w:t>
+                            </w:r>
+                          </w:p>
+                        </w:txbxContent>
+                      </wps:txbx>
+                      <wps:bodyPr rot="0" spcFirstLastPara="0" vertOverflow="overflow" horzOverflow="overflow" vert="horz" wrap="square" lIns="91440" tIns="45720" rIns="91440" bIns="45720" numCol="1" spcCol="0" rtlCol="0" fromWordArt="0" anchor="ctr" anchorCtr="0" forceAA="0" compatLnSpc="1">
+                        <a:prstTxWarp prst="textNoShape">
+                          <a:avLst/>
+                        </a:prstTxWarp>
+                        <a:noAutofit/>
+                      </wps:bodyPr>
+                    </wps:wsp>
+                  </a:graphicData>
+                </a:graphic>
+                <wp14:sizeRelH relativeFrom="margin">
+                  <wp14:pctWidth>0</wp14:pctWidth>
+                </wp14:sizeRelH>
+                <wp14:sizeRelV relativeFrom="margin">
+                  <wp14:pctHeight>0</wp14:pctHeight>
+                </wp14:sizeRelV>
+              </wp:anchor>
+            </w:drawing>
+          </mc:Choice>
+          <mc:Fallback>
+            <w:pict>
+              <v:rect id="_x0000_s1033" style="position:absolute;margin-left:291.35pt;margin-top:32.5pt;width:154pt;height:48.5pt;z-index:251669504;visibility:visible;mso-wrap-style:square;mso-width-percent:0;mso-height-percent:0;mso-wrap-distance-left:9pt;mso-wrap-distance-top:0;mso-wrap-distance-right:9pt;mso-wrap-distance-bottom:0;mso-position-horizontal:absolute;mso-position-horizontal-relative:text;mso-position-vertical:absolute;mso-position-vertical-relative:text;mso-width-percent:0;mso-height-percent:0;mso-width-relative:margin;mso-height-relative:margin;v-text-anchor:middle" o:gfxdata="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" fillcolor="white [3201]" strokecolor="#4ea72e [3209]" strokeweight="1pt">
+                <v:textbox>
+                  <w:txbxContent>
+                    <w:p>
+                      <w:pPr>
+                        <w:jc w:val="center"/>
+                        <w:rPr>
+                          <w:lang w:val="tr-TR"/>
+                        </w:rPr>
+                      </w:pPr>
+                      <w:r>
+                        <w:rPr>
+                          <w:lang w:val="tr-TR"/>
+                        </w:rPr>
+                        <w:t>Karekod alanı: Animasyon (Kim11.1.6)</w:t>
+                      </w:r>
+                    </w:p>
+                  </w:txbxContent>
+                </v:textbox>
+              </v:rect>
+            </w:pict>
+          </mc:Fallback>
+        </mc:AlternateContent>
+      </w:r>
+    </w:p>
+    <w:p>
+      <w:pPr>
+        <w:jc w:val="both"/>
+        <w:rPr>
+          <w:rFonts w:ascii="Times New Roman" w:hAnsi="Times New Roman" w:cs="Times New Roman"/>
+          <w:lang w:val="tr-TR"/>
+        </w:rPr>
+      </w:pPr>
+    </w:p>
+    <w:p>
+      <w:pPr>
+        <w:jc w:val="both"/>
+        <w:rPr>
+          <w:rFonts w:ascii="Times New Roman" w:hAnsi="Times New Roman" w:cs="Times New Roman"/>
+          <w:b/>
+          <w:bCs/>
+          <w:lang w:val="tr-TR"/>
+        </w:rPr>
+      </w:pPr>
+      <w:r>
+        <w:rPr>
+          <w:rFonts w:ascii="Times New Roman" w:hAnsi="Times New Roman" w:cs="Times New Roman"/>
+          <w:b/>
+          <w:bCs/>
+          <w:lang w:val="tr-TR"/>
+        </w:rPr>
+        <w:t xml:space="preserve">Kaynakça</w:t>
+      </w:r>
+    </w:p>
+    <w:p>
+      <w:pPr>
+        <w:jc w:val="both"/>
+        <w:rPr>
+          <w:rFonts w:ascii="Times New Roman" w:hAnsi="Times New Roman" w:cs="Times New Roman"/>
+          <w:lang w:val="tr-TR"/>
+        </w:rPr>
+      </w:pPr>
+      <w:r>
+        <w:rPr>
+          <w:rFonts w:ascii="Times New Roman" w:hAnsi="Times New Roman" w:cs="Times New Roman"/>
+          <w:lang w:val="tr-TR"/>
+        </w:rPr>
+        <w:t xml:space="preserve">Petrucci, Herring, Madura, Bissonnette, General Chemistry (kimyasal kinetik bölümü)</w:t>
+      </w:r>
+    </w:p>
+    <w:p>
+      <w:pPr>
+        <w:jc w:val="both"/>
+        <w:rPr>
+          <w:rFonts w:ascii="Times New Roman" w:hAnsi="Times New Roman" w:cs="Times New Roman"/>
+          <w:lang w:val="tr-TR"/>
+        </w:rPr>
+      </w:pPr>
+      <w:r>
+        <w:rPr>
+          <w:rFonts w:ascii="Times New Roman" w:hAnsi="Times New Roman" w:cs="Times New Roman"/>
+          <w:b/>
+          <w:bCs/>
+          <w:highlight w:val="yellow"/>
+          <w:lang w:val="tr-TR"/>
+        </w:rPr>
+        <w:t xml:space="preserve">NOT: </w:t>
+      </w:r>
+      <w:r>
+        <w:rPr>
+          <w:rFonts w:ascii="Times New Roman" w:hAnsi="Times New Roman" w:cs="Times New Roman"/>
+          <w:highlight w:val="yellow"/>
+          <w:lang w:val="tr-TR"/>
+        </w:rPr>
+        <w:t xml:space="preserve">Analiz ve Keşif Atölyesi 1.6.’daki N</w:t>
+      </w:r>
+      <w:r>
+        <w:rPr>
+          <w:rFonts w:ascii="Times New Roman" w:hAnsi="Times New Roman" w:cs="Times New Roman"/>
+          <w:highlight w:val="yellow"/>
+          <w:vertAlign w:val="subscript"/>
+          <w:lang w:val="tr-TR"/>
+        </w:rPr>
+        <w:t xml:space="preserve">2</w:t>
+      </w:r>
+      <w:r>
+        <w:rPr>
+          <w:rFonts w:ascii="Times New Roman" w:hAnsi="Times New Roman" w:cs="Times New Roman"/>
+          <w:highlight w:val="yellow"/>
+          <w:lang w:val="tr-TR"/>
+        </w:rPr>
+        <w:t xml:space="preserve">O</w:t>
+      </w:r>
+      <w:r>
+        <w:rPr>
+          <w:rFonts w:ascii="Times New Roman" w:hAnsi="Times New Roman" w:cs="Times New Roman"/>
+          <w:highlight w:val="yellow"/>
+          <w:vertAlign w:val="subscript"/>
+          <w:lang w:val="tr-TR"/>
+        </w:rPr>
+        <w:t xml:space="preserve">5</w:t>
+      </w:r>
+      <w:r>
+        <w:rPr>
+          <w:rFonts w:ascii="Times New Roman" w:hAnsi="Times New Roman" w:cs="Times New Roman"/>
+          <w:highlight w:val="yellow"/>
+          <w:lang w:val="tr-TR"/>
+        </w:rPr>
+        <w:t xml:space="preserve"> verileri birinci dereceden bozunmaya uygun olarak (k = 5,0·10</w:t>
+      </w:r>
+      <w:r>
+        <w:rPr>
+          <w:rFonts w:ascii="Times New Roman" w:hAnsi="Times New Roman" w:cs="Times New Roman"/>
+          <w:highlight w:val="yellow"/>
+          <w:vertAlign w:val="superscript"/>
+          <w:lang w:val="tr-TR"/>
+        </w:rPr>
+        <w:t xml:space="preserve">-4</w:t>
+      </w:r>
+      <w:r>
+        <w:rPr>
+          <w:rFonts w:ascii="Times New Roman" w:hAnsi="Times New Roman" w:cs="Times New Roman"/>
+          <w:highlight w:val="yellow"/>
+          <w:lang w:val="tr-TR"/>
+        </w:rPr>
+        <w:t xml:space="preserve"> s</w:t>
+      </w:r>
+      <w:r>
+        <w:rPr>
+          <w:rFonts w:ascii="Times New Roman" w:hAnsi="Times New Roman" w:cs="Times New Roman"/>
+          <w:highlight w:val="yellow"/>
+          <w:vertAlign w:val="superscript"/>
+          <w:lang w:val="tr-TR"/>
+        </w:rPr>
+        <w:t xml:space="preserve">-1</w:t>
+      </w:r>
+      <w:r>
+        <w:rPr>
+          <w:rFonts w:ascii="Times New Roman" w:hAnsi="Times New Roman" w:cs="Times New Roman"/>
+          <w:highlight w:val="yellow"/>
+          <w:lang w:val="tr-TR"/>
+        </w:rPr>
+        <w:t xml:space="preserve">) tarafımızca hesaplanıp yuvarlanmıştır; gerçek ölçüm verisi değildir. İsterseniz Petrucci’deki deneysel tabloyla değiştirilebilir.</w:t>
       </w:r>
     </w:p>
     <w:sectPr>
@@ -5973,6 +12122,42 @@
   </w:num>
   <w:num w:numId="50" w16cid:durableId="2112359759">
     <w:abstractNumId w:val="8"/>
+  </w:num>
+  <w:num xmlns:a="http://schemas.openxmlformats.org/drawingml/2006/main" xmlns:pic="http://schemas.openxmlformats.org/drawingml/2006/picture" w:numId="51">
+    <w:abstractNumId w:val="0"/>
+    <w:lvlOverride w:ilvl="0">
+      <w:startOverride w:val="1"/>
+    </w:lvlOverride>
+  </w:num>
+  <w:num xmlns:a="http://schemas.openxmlformats.org/drawingml/2006/main" xmlns:pic="http://schemas.openxmlformats.org/drawingml/2006/picture" w:numId="52">
+    <w:abstractNumId w:val="0"/>
+    <w:lvlOverride w:ilvl="0">
+      <w:startOverride w:val="1"/>
+    </w:lvlOverride>
+  </w:num>
+  <w:num xmlns:a="http://schemas.openxmlformats.org/drawingml/2006/main" xmlns:pic="http://schemas.openxmlformats.org/drawingml/2006/picture" w:numId="53">
+    <w:abstractNumId w:val="0"/>
+    <w:lvlOverride w:ilvl="0">
+      <w:startOverride w:val="1"/>
+    </w:lvlOverride>
+  </w:num>
+  <w:num xmlns:a="http://schemas.openxmlformats.org/drawingml/2006/main" xmlns:pic="http://schemas.openxmlformats.org/drawingml/2006/picture" w:numId="54">
+    <w:abstractNumId w:val="20"/>
+    <w:lvlOverride w:ilvl="0">
+      <w:startOverride w:val="1"/>
+    </w:lvlOverride>
+  </w:num>
+  <w:num xmlns:a="http://schemas.openxmlformats.org/drawingml/2006/main" xmlns:pic="http://schemas.openxmlformats.org/drawingml/2006/picture" w:numId="55">
+    <w:abstractNumId w:val="3"/>
+    <w:lvlOverride w:ilvl="0">
+      <w:startOverride w:val="1"/>
+    </w:lvlOverride>
+  </w:num>
+  <w:num xmlns:a="http://schemas.openxmlformats.org/drawingml/2006/main" xmlns:pic="http://schemas.openxmlformats.org/drawingml/2006/picture" w:numId="56">
+    <w:abstractNumId w:val="20"/>
+    <w:lvlOverride w:ilvl="0">
+      <w:startOverride w:val="1"/>
+    </w:lvlOverride>
   </w:num>
 </w:numbering>
 </file>

--- a/Kim11-1-6-Tepkime-Hizi.docx
+++ b/Kim11-1-6-Tepkime-Hizi.docx
@@ -76,7 +76,7 @@
                 <w:rFonts w:ascii="Times New Roman" w:hAnsi="Times New Roman" w:cs="Times New Roman"/>
                 <w:lang w:val="tr-TR"/>
               </w:rPr>
-              <w:t xml:space="preserve">GÖRSEL ALANI (Shutterstock’tan seçilecek)</w:t>
+              <w:t xml:space="preserve">GÖRSEL ALANI (Shutterstock)</w:t>
             </w:r>
           </w:p>
           <w:p>
@@ -108,23 +108,7 @@
                 <w:rFonts w:ascii="Times New Roman" w:hAnsi="Times New Roman" w:cs="Times New Roman"/>
                 <w:lang w:val="tr-TR"/>
               </w:rPr>
-              <w:t xml:space="preserve">Shutterstock arama: “car airbag deployed”</w:t>
-            </w:r>
-          </w:p>
-          <w:p>
-            <w:pPr>
-              <w:jc w:val="both"/>
-              <w:rPr>
-                <w:rFonts w:ascii="Times New Roman" w:hAnsi="Times New Roman" w:cs="Times New Roman"/>
-                <w:lang w:val="tr-TR"/>
-              </w:rPr>
-            </w:pPr>
-            <w:r>
-              <w:rPr>
-                <w:rFonts w:ascii="Times New Roman" w:hAnsi="Times New Roman" w:cs="Times New Roman"/>
-                <w:lang w:val="tr-TR"/>
-              </w:rPr>
-              <w:t xml:space="preserve">Shutter ID: ……………</w:t>
+              <w:t xml:space="preserve">Shutter ID: 2692357243 (fotoğraf) — Deployed airbag on steering wheel after accident</w:t>
             </w:r>
           </w:p>
         </w:tc>
@@ -197,7 +181,7 @@
                 <w:rFonts w:ascii="Times New Roman" w:hAnsi="Times New Roman" w:cs="Times New Roman"/>
                 <w:lang w:val="tr-TR"/>
               </w:rPr>
-              <w:t xml:space="preserve">GÖRSEL ALANI (Shutterstock’tan seçilecek)</w:t>
+              <w:t xml:space="preserve">GÖRSEL ALANI (Shutterstock)</w:t>
             </w:r>
           </w:p>
           <w:p>
@@ -229,23 +213,7 @@
                 <w:rFonts w:ascii="Times New Roman" w:hAnsi="Times New Roman" w:cs="Times New Roman"/>
                 <w:lang w:val="tr-TR"/>
               </w:rPr>
-              <w:t xml:space="preserve">Shutterstock arama: “stalactites stalagmites cave”</w:t>
-            </w:r>
-          </w:p>
-          <w:p>
-            <w:pPr>
-              <w:jc w:val="both"/>
-              <w:rPr>
-                <w:rFonts w:ascii="Times New Roman" w:hAnsi="Times New Roman" w:cs="Times New Roman"/>
-                <w:lang w:val="tr-TR"/>
-              </w:rPr>
-            </w:pPr>
-            <w:r>
-              <w:rPr>
-                <w:rFonts w:ascii="Times New Roman" w:hAnsi="Times New Roman" w:cs="Times New Roman"/>
-                <w:lang w:val="tr-TR"/>
-              </w:rPr>
-              <w:t xml:space="preserve">Shutter ID: ……………</w:t>
+              <w:t xml:space="preserve">Shutter ID: 2746871601 (fotoğraf) — Natural stalactites and stalagmites in limestone cave</w:t>
             </w:r>
           </w:p>
         </w:tc>

--- a/Kim11-1-6-Tepkime-Hizi.docx
+++ b/Kim11-1-6-Tepkime-Hizi.docx
@@ -3358,15 +3358,37 @@
           <w:rFonts w:ascii="Times New Roman" w:hAnsi="Times New Roman" w:cs="Times New Roman"/>
           <w:lang w:val="tr-TR"/>
         </w:rPr>
-        <w:t xml:space="preserve">Kimyasal tepkimelerin ne kadar hızlı gerçekleştiğini inceleyen kimya dalına kimyasal kinetik denir. Bir tepkimenin hızı, tepkime sırasında tepkenlerin harcanma ya da ürünlerin oluşma hızı ile ifade edilir. Tepkime ilerledikçe tepkenlerin derişimi azalırken ürünlerin derişimi artar. Bu nedenle tepkime hızı, birim zamanda tepken derişimindeki azalma ya da ürün derişimindeki artış olarak </w:t>
-      </w:r>
-      <w:r>
-        <w:rPr>
-          <w:rFonts w:ascii="Times New Roman" w:hAnsi="Times New Roman" w:cs="Times New Roman"/>
-          <w:lang w:val="tr-TR"/>
-        </w:rPr>
-        <w:lastRenderedPageBreak/>
-        <w:t>tanımlanır. Derişim mol/L, zaman saniye (s) cinsinden alındığında tepkime hızının birimi mol/L·s (M/s) olur. Bazı yavaş tepkimelerde zaman birimi olarak dakika veya saat de kullanılabilir.</w:t>
+        <w:t xml:space="preserve">Analiz ve Keşif Atölyesi 1.6.’da N</w:t>
+      </w:r>
+      <w:r>
+        <w:rPr>
+          <w:rFonts w:ascii="Times New Roman" w:hAnsi="Times New Roman" w:cs="Times New Roman"/>
+          <w:lang w:val="tr-TR"/>
+          <w:vertAlign w:val="subscript"/>
+        </w:rPr>
+        <w:t xml:space="preserve">2</w:t>
+      </w:r>
+      <w:r>
+        <w:rPr>
+          <w:rFonts w:ascii="Times New Roman" w:hAnsi="Times New Roman" w:cs="Times New Roman"/>
+          <w:lang w:val="tr-TR"/>
+        </w:rPr>
+        <w:t xml:space="preserve">O</w:t>
+      </w:r>
+      <w:r>
+        <w:rPr>
+          <w:rFonts w:ascii="Times New Roman" w:hAnsi="Times New Roman" w:cs="Times New Roman"/>
+          <w:lang w:val="tr-TR"/>
+          <w:vertAlign w:val="subscript"/>
+        </w:rPr>
+        <w:t xml:space="preserve">5</w:t>
+      </w:r>
+      <w:r>
+        <w:rPr>
+          <w:rFonts w:ascii="Times New Roman" w:hAnsi="Times New Roman" w:cs="Times New Roman"/>
+          <w:lang w:val="tr-TR"/>
+        </w:rPr>
+        <w:t xml:space="preserve">’in bozunmasını incelerken tepkimenin ne kadar hızlı ilerlediğini, tepken ve ürün derişimlerinin zamanla nasıl değiştiğine bakarak değerlendirdiniz. Kimyasal tepkimelerin ne kadar hızlı gerçekleştiğini inceleyen kimya dalına kimyasal kinetik denir. Bir tepkimenin hızı, tepkime sırasında tepkenlerin harcanma ya da ürünlerin oluşma hızı ile ifade edilir. Çizdiğiniz grafikte de görüldüğü gibi tepkime ilerledikçe tepkenlerin derişimi azalırken ürünlerin derişimi artar. Bu nedenle tepkime hızı, birim zamanda tepken derişimindeki azalma ya da ürün derişimindeki artış olarak tanımlanır. Derişim mol/L, zaman saniye (s) cinsinden alındığında tepkime hızının birimi mol/L·s (M/s) olur. Bazı yavaş tepkimelerde zaman birimi olarak dakika veya saat de kullanılabilir.</w:t>
       </w:r>
     </w:p>
     <w:p>
@@ -3679,23 +3701,7 @@
           <w:rFonts w:ascii="Times New Roman" w:hAnsi="Times New Roman" w:cs="Times New Roman"/>
           <w:lang w:val="tr-TR"/>
         </w:rPr>
-        <w:t xml:space="preserve">Belirli bir zaman aralığında tepken ya da ürün derişimindeki değişimin bu zaman aralığına oranına </w:t>
-      </w:r>
-      <w:r>
-        <w:rPr>
-          <w:rFonts w:ascii="Times New Roman" w:hAnsi="Times New Roman" w:cs="Times New Roman"/>
-          <w:b/>
-          <w:bCs/>
-          <w:lang w:val="tr-TR"/>
-        </w:rPr>
-        <w:t>ortalama tepkime hızı</w:t>
-      </w:r>
-      <w:r>
-        <w:rPr>
-          <w:rFonts w:ascii="Times New Roman" w:hAnsi="Times New Roman" w:cs="Times New Roman"/>
-          <w:lang w:val="tr-TR"/>
-        </w:rPr>
-        <w:t xml:space="preserve"> denir. aA + bB → cC + dD genel tepkimesi için tepken ve ürünlere göre ortalama hız ifadeleri aşağıdaki gibi yazılır:</w:t>
+        <w:t xml:space="preserve">Atölyede her zaman aralığı için ayrı bir hız hesapladınız ve bu değerlerin birbirinden farklı olduğunu fark ettiniz. Bu nedenle hesaplanan her değer yalnızca seçilen zaman aralığını temsil eder. Belirli bir zaman aralığında tepken ya da ürün derişimindeki değişimin bu zaman aralığına oranına ortalama tepkime hızı denir. aA + bB → cC + dD genel tepkimesi için tepken ve ürünlere göre ortalama hız ifadeleri aşağıdaki gibi yazılır:</w:t>
       </w:r>
     </w:p>
     <w:p>
@@ -3810,30 +3816,90 @@
           <w:rFonts w:ascii="Times New Roman" w:hAnsi="Times New Roman" w:cs="Times New Roman"/>
           <w:lang w:val="tr-TR"/>
         </w:rPr>
-        <w:t>Bir tepkimede maddelerin harcanma ve oluşum hızları, denkleştirilmiş tepkime denklemindeki katsayılarla orantılıdır. Örneğin 2N</w:t>
-      </w:r>
-      <w:r>
-        <w:rPr>
-          <w:rFonts w:ascii="Times New Roman" w:hAnsi="Times New Roman" w:cs="Times New Roman"/>
-          <w:vertAlign w:val="subscript"/>
-          <w:lang w:val="tr-TR"/>
-        </w:rPr>
-        <w:t>2</w:t>
-      </w:r>
-      <w:r>
-        <w:rPr>
-          <w:rFonts w:ascii="Times New Roman" w:hAnsi="Times New Roman" w:cs="Times New Roman"/>
-          <w:lang w:val="tr-TR"/>
-        </w:rPr>
-        <w:t>O</w:t>
-      </w:r>
-      <w:r>
-        <w:rPr>
-          <w:rFonts w:ascii="Times New Roman" w:hAnsi="Times New Roman" w:cs="Times New Roman"/>
-          <w:vertAlign w:val="subscript"/>
-          <w:lang w:val="tr-TR"/>
-        </w:rPr>
-        <w:t>5</w:t>
+        <w:t xml:space="preserve">Atölyede aynı zaman aralığında N</w:t>
+      </w:r>
+      <w:r>
+        <w:rPr>
+          <w:rFonts w:ascii="Times New Roman" w:hAnsi="Times New Roman" w:cs="Times New Roman"/>
+          <w:lang w:val="tr-TR"/>
+          <w:vertAlign w:val="subscript"/>
+        </w:rPr>
+        <w:t xml:space="preserve">2</w:t>
+      </w:r>
+      <w:r>
+        <w:rPr>
+          <w:rFonts w:ascii="Times New Roman" w:hAnsi="Times New Roman" w:cs="Times New Roman"/>
+          <w:lang w:val="tr-TR"/>
+        </w:rPr>
+        <w:t xml:space="preserve">O</w:t>
+      </w:r>
+      <w:r>
+        <w:rPr>
+          <w:rFonts w:ascii="Times New Roman" w:hAnsi="Times New Roman" w:cs="Times New Roman"/>
+          <w:lang w:val="tr-TR"/>
+          <w:vertAlign w:val="subscript"/>
+        </w:rPr>
+        <w:t xml:space="preserve">5</w:t>
+      </w:r>
+      <w:r>
+        <w:rPr>
+          <w:rFonts w:ascii="Times New Roman" w:hAnsi="Times New Roman" w:cs="Times New Roman"/>
+          <w:lang w:val="tr-TR"/>
+        </w:rPr>
+        <w:t xml:space="preserve">’in harcanma hızını NO</w:t>
+      </w:r>
+      <w:r>
+        <w:rPr>
+          <w:rFonts w:ascii="Times New Roman" w:hAnsi="Times New Roman" w:cs="Times New Roman"/>
+          <w:lang w:val="tr-TR"/>
+          <w:vertAlign w:val="subscript"/>
+        </w:rPr>
+        <w:t xml:space="preserve">2</w:t>
+      </w:r>
+      <w:r>
+        <w:rPr>
+          <w:rFonts w:ascii="Times New Roman" w:hAnsi="Times New Roman" w:cs="Times New Roman"/>
+          <w:lang w:val="tr-TR"/>
+        </w:rPr>
+        <w:t xml:space="preserve"> ve O</w:t>
+      </w:r>
+      <w:r>
+        <w:rPr>
+          <w:rFonts w:ascii="Times New Roman" w:hAnsi="Times New Roman" w:cs="Times New Roman"/>
+          <w:lang w:val="tr-TR"/>
+          <w:vertAlign w:val="subscript"/>
+        </w:rPr>
+        <w:t xml:space="preserve">2</w:t>
+      </w:r>
+      <w:r>
+        <w:rPr>
+          <w:rFonts w:ascii="Times New Roman" w:hAnsi="Times New Roman" w:cs="Times New Roman"/>
+          <w:lang w:val="tr-TR"/>
+        </w:rPr>
+        <w:t xml:space="preserve">’nin oluşum hızlarıyla karşılaştırdığınızda bu hızların birbirinden farklı, ancak aralarındaki oranın her zaman aralığında aynı kaldığını fark etmiş olmalısınız. Bu durum, maddelerin harcanma ve oluşum hızlarının denkleştirilmiş tepkime denklemindeki katsayılarla orantılı olmasıyla açıklanabilir. Örneğin 2N</w:t>
+      </w:r>
+      <w:r>
+        <w:rPr>
+          <w:rFonts w:ascii="Times New Roman" w:hAnsi="Times New Roman" w:cs="Times New Roman"/>
+          <w:lang w:val="tr-TR"/>
+          <w:vertAlign w:val="subscript"/>
+        </w:rPr>
+        <w:t xml:space="preserve">2</w:t>
+      </w:r>
+      <w:r>
+        <w:rPr>
+          <w:rFonts w:ascii="Times New Roman" w:hAnsi="Times New Roman" w:cs="Times New Roman"/>
+          <w:lang w:val="tr-TR"/>
+        </w:rPr>
+        <w:t xml:space="preserve">O</w:t>
+      </w:r>
+      <w:r>
+        <w:rPr>
+          <w:rFonts w:ascii="Times New Roman" w:hAnsi="Times New Roman" w:cs="Times New Roman"/>
+          <w:lang w:val="tr-TR"/>
+          <w:vertAlign w:val="subscript"/>
+        </w:rPr>
+        <w:t xml:space="preserve">5</w:t>
       </w:r>
       <w:r>
         <w:rPr>
@@ -3845,10 +3911,10 @@
       <w:r>
         <w:rPr>
           <w:rFonts w:ascii="Times New Roman" w:hAnsi="Times New Roman" w:cs="Times New Roman"/>
-          <w:vertAlign w:val="subscript"/>
-          <w:lang w:val="tr-TR"/>
-        </w:rPr>
-        <w:t>2</w:t>
+          <w:lang w:val="tr-TR"/>
+          <w:vertAlign w:val="subscript"/>
+        </w:rPr>
+        <w:t xml:space="preserve">2</w:t>
       </w:r>
       <w:r>
         <w:rPr>
@@ -3860,10 +3926,10 @@
       <w:r>
         <w:rPr>
           <w:rFonts w:ascii="Times New Roman" w:hAnsi="Times New Roman" w:cs="Times New Roman"/>
-          <w:vertAlign w:val="subscript"/>
-          <w:lang w:val="tr-TR"/>
-        </w:rPr>
-        <w:t>2</w:t>
+          <w:lang w:val="tr-TR"/>
+          <w:vertAlign w:val="subscript"/>
+        </w:rPr>
+        <w:t xml:space="preserve">2</w:t>
       </w:r>
       <w:r>
         <w:rPr>
@@ -3875,25 +3941,25 @@
       <w:r>
         <w:rPr>
           <w:rFonts w:ascii="Times New Roman" w:hAnsi="Times New Roman" w:cs="Times New Roman"/>
-          <w:vertAlign w:val="subscript"/>
-          <w:lang w:val="tr-TR"/>
-        </w:rPr>
-        <w:t>2</w:t>
-      </w:r>
-      <w:r>
-        <w:rPr>
-          <w:rFonts w:ascii="Times New Roman" w:hAnsi="Times New Roman" w:cs="Times New Roman"/>
-          <w:lang w:val="tr-TR"/>
-        </w:rPr>
-        <w:t>O</w:t>
-      </w:r>
-      <w:r>
-        <w:rPr>
-          <w:rFonts w:ascii="Times New Roman" w:hAnsi="Times New Roman" w:cs="Times New Roman"/>
-          <w:vertAlign w:val="subscript"/>
-          <w:lang w:val="tr-TR"/>
-        </w:rPr>
-        <w:t>5</w:t>
+          <w:lang w:val="tr-TR"/>
+          <w:vertAlign w:val="subscript"/>
+        </w:rPr>
+        <w:t xml:space="preserve">2</w:t>
+      </w:r>
+      <w:r>
+        <w:rPr>
+          <w:rFonts w:ascii="Times New Roman" w:hAnsi="Times New Roman" w:cs="Times New Roman"/>
+          <w:lang w:val="tr-TR"/>
+        </w:rPr>
+        <w:t xml:space="preserve">O</w:t>
+      </w:r>
+      <w:r>
+        <w:rPr>
+          <w:rFonts w:ascii="Times New Roman" w:hAnsi="Times New Roman" w:cs="Times New Roman"/>
+          <w:lang w:val="tr-TR"/>
+          <w:vertAlign w:val="subscript"/>
+        </w:rPr>
+        <w:t xml:space="preserve">5</w:t>
       </w:r>
       <w:r>
         <w:rPr>
@@ -3905,10 +3971,10 @@
       <w:r>
         <w:rPr>
           <w:rFonts w:ascii="Times New Roman" w:hAnsi="Times New Roman" w:cs="Times New Roman"/>
-          <w:vertAlign w:val="subscript"/>
-          <w:lang w:val="tr-TR"/>
-        </w:rPr>
-        <w:t>2</w:t>
+          <w:lang w:val="tr-TR"/>
+          <w:vertAlign w:val="subscript"/>
+        </w:rPr>
+        <w:t xml:space="preserve">2</w:t>
       </w:r>
       <w:r>
         <w:rPr>
@@ -3920,10 +3986,10 @@
       <w:r>
         <w:rPr>
           <w:rFonts w:ascii="Times New Roman" w:hAnsi="Times New Roman" w:cs="Times New Roman"/>
-          <w:vertAlign w:val="subscript"/>
-          <w:lang w:val="tr-TR"/>
-        </w:rPr>
-        <w:t>2</w:t>
+          <w:lang w:val="tr-TR"/>
+          <w:vertAlign w:val="subscript"/>
+        </w:rPr>
+        <w:t xml:space="preserve">2</w:t>
       </w:r>
       <w:r>
         <w:rPr>
@@ -3935,62 +4001,62 @@
       <w:r>
         <w:rPr>
           <w:rFonts w:ascii="Times New Roman" w:hAnsi="Times New Roman" w:cs="Times New Roman"/>
-          <w:vertAlign w:val="subscript"/>
-          <w:lang w:val="tr-TR"/>
-        </w:rPr>
-        <w:t>2</w:t>
-      </w:r>
-      <w:r>
-        <w:rPr>
-          <w:rFonts w:ascii="Times New Roman" w:hAnsi="Times New Roman" w:cs="Times New Roman"/>
-          <w:lang w:val="tr-TR"/>
-        </w:rPr>
-        <w:t>’nin oluşum hızı N</w:t>
-      </w:r>
-      <w:r>
-        <w:rPr>
-          <w:rFonts w:ascii="Times New Roman" w:hAnsi="Times New Roman" w:cs="Times New Roman"/>
-          <w:vertAlign w:val="subscript"/>
-          <w:lang w:val="tr-TR"/>
-        </w:rPr>
-        <w:t>2</w:t>
-      </w:r>
-      <w:r>
-        <w:rPr>
-          <w:rFonts w:ascii="Times New Roman" w:hAnsi="Times New Roman" w:cs="Times New Roman"/>
-          <w:lang w:val="tr-TR"/>
-        </w:rPr>
-        <w:t>O</w:t>
-      </w:r>
-      <w:r>
-        <w:rPr>
-          <w:rFonts w:ascii="Times New Roman" w:hAnsi="Times New Roman" w:cs="Times New Roman"/>
-          <w:vertAlign w:val="subscript"/>
-          <w:lang w:val="tr-TR"/>
-        </w:rPr>
-        <w:t>5</w:t>
-      </w:r>
-      <w:r>
-        <w:rPr>
-          <w:rFonts w:ascii="Times New Roman" w:hAnsi="Times New Roman" w:cs="Times New Roman"/>
-          <w:lang w:val="tr-TR"/>
-        </w:rPr>
-        <w:t>’in harcanma hızının iki katı, O</w:t>
-      </w:r>
-      <w:r>
-        <w:rPr>
-          <w:rFonts w:ascii="Times New Roman" w:hAnsi="Times New Roman" w:cs="Times New Roman"/>
-          <w:vertAlign w:val="subscript"/>
-          <w:lang w:val="tr-TR"/>
-        </w:rPr>
-        <w:t>2</w:t>
-      </w:r>
-      <w:r>
-        <w:rPr>
-          <w:rFonts w:ascii="Times New Roman" w:hAnsi="Times New Roman" w:cs="Times New Roman"/>
-          <w:lang w:val="tr-TR"/>
-        </w:rPr>
-        <w:t>’nin oluşum hızı ise yarısıdır. Tepkimenin hangi maddeye göre ifade edildiğinden bağımsız tek bir hız değeri elde etmek için her maddenin hızı, tepkime denklemindeki katsayısına bölünür:</w:t>
+          <w:lang w:val="tr-TR"/>
+          <w:vertAlign w:val="subscript"/>
+        </w:rPr>
+        <w:t xml:space="preserve">2</w:t>
+      </w:r>
+      <w:r>
+        <w:rPr>
+          <w:rFonts w:ascii="Times New Roman" w:hAnsi="Times New Roman" w:cs="Times New Roman"/>
+          <w:lang w:val="tr-TR"/>
+        </w:rPr>
+        <w:t xml:space="preserve">’nin oluşum hızı N</w:t>
+      </w:r>
+      <w:r>
+        <w:rPr>
+          <w:rFonts w:ascii="Times New Roman" w:hAnsi="Times New Roman" w:cs="Times New Roman"/>
+          <w:lang w:val="tr-TR"/>
+          <w:vertAlign w:val="subscript"/>
+        </w:rPr>
+        <w:t xml:space="preserve">2</w:t>
+      </w:r>
+      <w:r>
+        <w:rPr>
+          <w:rFonts w:ascii="Times New Roman" w:hAnsi="Times New Roman" w:cs="Times New Roman"/>
+          <w:lang w:val="tr-TR"/>
+        </w:rPr>
+        <w:t xml:space="preserve">O</w:t>
+      </w:r>
+      <w:r>
+        <w:rPr>
+          <w:rFonts w:ascii="Times New Roman" w:hAnsi="Times New Roman" w:cs="Times New Roman"/>
+          <w:lang w:val="tr-TR"/>
+          <w:vertAlign w:val="subscript"/>
+        </w:rPr>
+        <w:t xml:space="preserve">5</w:t>
+      </w:r>
+      <w:r>
+        <w:rPr>
+          <w:rFonts w:ascii="Times New Roman" w:hAnsi="Times New Roman" w:cs="Times New Roman"/>
+          <w:lang w:val="tr-TR"/>
+        </w:rPr>
+        <w:t xml:space="preserve">’in harcanma hızının iki katı, O</w:t>
+      </w:r>
+      <w:r>
+        <w:rPr>
+          <w:rFonts w:ascii="Times New Roman" w:hAnsi="Times New Roman" w:cs="Times New Roman"/>
+          <w:lang w:val="tr-TR"/>
+          <w:vertAlign w:val="subscript"/>
+        </w:rPr>
+        <w:t xml:space="preserve">2</w:t>
+      </w:r>
+      <w:r>
+        <w:rPr>
+          <w:rFonts w:ascii="Times New Roman" w:hAnsi="Times New Roman" w:cs="Times New Roman"/>
+          <w:lang w:val="tr-TR"/>
+        </w:rPr>
+        <w:t xml:space="preserve">’nin oluşum hızı ise yarısıdır. Tepkimenin hangi maddeye göre ifade edildiğinden bağımsız tek bir hız değeri elde etmek için her maddenin hızı, tepkime denklemindeki katsayısına bölünür:</w:t>
       </w:r>
     </w:p>
     <w:p>
@@ -4490,6 +4556,22 @@
           <w:rFonts w:ascii="Times New Roman" w:hAnsi="Times New Roman" w:cs="Times New Roman"/>
           <w:lang w:val="tr-TR"/>
         </w:rPr>
+        <w:t xml:space="preserve">Analiz ve Keşif Atölyesi 1.6.’da derişim değerleri size hazır bir tablo olarak verildi. Peki laboratuvarda bir tepkime sürerken tepken ve ürünlerin derişimlerini her an doğrudan ölçmek mümkün müdür?</w:t>
+      </w:r>
+    </w:p>
+    <w:p>
+      <w:pPr>
+        <w:jc w:val="both"/>
+        <w:rPr>
+          <w:rFonts w:ascii="Times New Roman" w:hAnsi="Times New Roman" w:cs="Times New Roman"/>
+          <w:lang w:val="tr-TR"/>
+        </w:rPr>
+      </w:pPr>
+      <w:r>
+        <w:rPr>
+          <w:rFonts w:ascii="Times New Roman" w:hAnsi="Times New Roman" w:cs="Times New Roman"/>
+          <w:lang w:val="tr-TR"/>
+        </w:rPr>
         <w:t>Tepkime hızı, tepken ya da ürün miktarındaki değişime bağlı olarak gözlemlenebilen ve ölçülebilen bir özellik yardımıyla da belirlenebilir. Örneğin gaz çıkışı olan tepkimelerde birim zamanda toplanan gaz hacmi, renkli bir maddenin oluştuğu ya da harcandığı tepkimelerde renk değişimi, iyon sayısının değiştiği tepkimelerde elektriksel iletkenlik, gaz fazındaki tepkimelerde ise sabit hacimde basınç değişimi ölçülerek tepkime hızı izlenebilir.</w:t>
       </w:r>
     </w:p>
@@ -4948,7 +5030,7 @@
           <w:rFonts w:ascii="Times New Roman" w:hAnsi="Times New Roman" w:cs="Times New Roman"/>
           <w:lang w:val="tr-TR"/>
         </w:rPr>
-        <w:t xml:space="preserve">Katı ve saf sıvıların derişimi tepkime boyunca değişmez. Bu nedenle bu maddelerin harcanma hızları derişim yerine kütle ya da mol sayısındaki değişimle ifade edilir. Tepkenlerden biri katı olan tepkimelerde, katının yüzeyi fazla değişmediği ve diğer tepkenin derişimi büyük ölçüde azalmadığı sürece tepkime yaklaşık aynı hızla devam eder.</w:t>
+        <w:t xml:space="preserve">Katı ya da saf sıvı bir madde harcandıkça miktarıyla birlikte hacmi de aynı oranda azalır; birim hacimdeki madde miktarı ise değişmez. Bu nedenle katı ve saf sıvıların derişimi tepkime boyunca sabit kalır. Bu nedenle bu maddelerin harcanma hızları derişim yerine kütle ya da mol sayısındaki değişimle ifade edilir. Tepkenlerden biri katı olan tepkimelerde, katının yüzeyi fazla değişmediği ve diğer tepkenin derişimi büyük ölçüde azalmadığı sürece tepkime yaklaşık aynı hızla devam eder.</w:t>
       </w:r>
     </w:p>
     <w:p>

--- a/Kim11-1-6-Tepkime-Hizi.docx
+++ b/Kim11-1-6-Tepkime-Hizi.docx
@@ -40,7 +40,7 @@
           <w:rFonts w:ascii="Times New Roman" w:hAnsi="Times New Roman" w:cs="Times New Roman"/>
           <w:lang w:val="tr-TR"/>
         </w:rPr>
-        <w:t>Günlük yaşamda karşılaşılan kimyasal tepkimeler birbirinden çok farklı sürelerde tamamlanır. Bir araç çarpıştığında hava yastığının (Görsel A) şişmesini sağlayan tepkime saniyenin çok küçük bir kesrinde gerçekleşir. Havai fişeklerin patlaması, kibritin alev alması ya da gümüş nitrat ve sodyum klorür çözeltileri karıştırıldığında beyaz renkli çökeleğin oluşması da çok hızlı gerçekleşen tepkimelere örnektir. Buna karşılık demirden yapılmış bir köprünün paslanması yıllar sürebilir. Mağaralardaki sarkıt ve dikitlerin (Görsel B) oluşması ise binlerce yıl alır. Peki bir tepkimenin “hızlı” ya da “yavaş” olduğu nasıl ölçülür? Tepkime ilerledikçe tepkimenin hızı değişir mi? Bir etkinlik yaparak bu soruların cevaplarını keşfediniz.</w:t>
+        <w:t xml:space="preserve">Günlük yaşamda karşılaşılan kimyasal tepkimeler birbirinden çok farklı sürelerde tamamlanır. Bir araç çarpıştığında hava yastığının (Görsel A) şişmesini sağlayan tepkime saniyenin çok küçük bir kesrinde gerçekleşir. Havai fişeklerin patlaması, kibritin alev alması ya da gümüş nitrat ve sodyum klorür çözeltileri karıştırıldığında beyaz renkli çökeleğin oluşması da çok hızlı gerçekleşen tepkimelere örnektir. Buna karşılık demirden yapılmış bir köprünün paslanması yıllar sürebilir. Mağaralardaki sarkıt ve dikitlerin (Görsel B) oluşması ise binlerce yıl alır. Peki bir tepkimenin “hızlı” ya da “yavaş” olduğu nasıl ölçülür? Tepkime ilerledikçe tepkimenin hızı değişir mi? Analiz ve Keşif Atölyesi 1.6.’daki etkinliği yaparak bu soruların cevaplarını keşfediniz. Bu etkinlikte hazır ölçüm verilerinden derişim-zaman grafiği çizecek, grafiğin biçimine ve hesapladığınız ortalama hızlara dayanarak tepkime hızının zamanla nasıl değiştiğini bilimsel veriye dayalı olarak tahmin edeceksiniz. Önermelerinizi arkadaşlarınızla paylaşırken onların sözünü kesmeden dinleyecek, kendi düşüncelerinizi de başkalarının etkisinde kalmadan dile getireceksiniz; böylece iletişim becerinizi ve empati eğiliminizi geliştirirken saygı değerini de desteklemiş olacaksınız.</w:t>
       </w:r>
     </w:p>
     <w:p>
@@ -2044,7 +2044,7 @@
           <w:rFonts w:ascii="Times New Roman" w:hAnsi="Times New Roman" w:cs="Times New Roman"/>
           <w:lang w:val="tr-TR"/>
         </w:rPr>
-        <w:t>Grafiği kullanarak ulaştığınız önermeleri, tepkime hızları ile ilgili önceki bilgilerinize dayalı olarak oluşturduğunuz önermelerle karşılaştırınız. Benzerlik ve farklılıkları yazınız.</w:t>
+        <w:t xml:space="preserve">Grafiği kullanarak ulaştığınız önermeleri, tepkime hızları ile ilgili önceki bilgilerinize dayalı olarak oluşturduğunuz önermelerle karşılaştırınız. Benzerlik ve farklılıkları yazınız. Önermelerinizden hangilerinin tablodaki verilere dayandığını, hangilerinin yalnızca ön bilgilerinize dayandığını belirleyiniz. Verilerle desteklenmeyen önermelerinizi gözden geçiriniz.</w:t>
       </w:r>
     </w:p>
     <w:p>
@@ -2295,7 +2295,67 @@
           <w:rFonts w:ascii="Times New Roman" w:hAnsi="Times New Roman" w:cs="Times New Roman"/>
           <w:lang w:val="tr-TR"/>
         </w:rPr>
-        <w:t>Not kâğıdında verilen eşitlikleri kullanarak aşağıdaki tabloyu doldurunuz.</w:t>
+        <w:t xml:space="preserve">Not kâğıdında verilen eşitlikleri kullanarak her zaman aralığı için N</w:t>
+      </w:r>
+      <w:r>
+        <w:rPr>
+          <w:rFonts w:ascii="Times New Roman" w:hAnsi="Times New Roman" w:cs="Times New Roman"/>
+          <w:lang w:val="tr-TR"/>
+          <w:vertAlign w:val="subscript"/>
+        </w:rPr>
+        <w:t xml:space="preserve">2</w:t>
+      </w:r>
+      <w:r>
+        <w:rPr>
+          <w:rFonts w:ascii="Times New Roman" w:hAnsi="Times New Roman" w:cs="Times New Roman"/>
+          <w:lang w:val="tr-TR"/>
+        </w:rPr>
+        <w:t xml:space="preserve">O</w:t>
+      </w:r>
+      <w:r>
+        <w:rPr>
+          <w:rFonts w:ascii="Times New Roman" w:hAnsi="Times New Roman" w:cs="Times New Roman"/>
+          <w:lang w:val="tr-TR"/>
+          <w:vertAlign w:val="subscript"/>
+        </w:rPr>
+        <w:t xml:space="preserve">5</w:t>
+      </w:r>
+      <w:r>
+        <w:rPr>
+          <w:rFonts w:ascii="Times New Roman" w:hAnsi="Times New Roman" w:cs="Times New Roman"/>
+          <w:lang w:val="tr-TR"/>
+        </w:rPr>
+        <w:t xml:space="preserve">’in ortalama harcanma hızını, NO</w:t>
+      </w:r>
+      <w:r>
+        <w:rPr>
+          <w:rFonts w:ascii="Times New Roman" w:hAnsi="Times New Roman" w:cs="Times New Roman"/>
+          <w:lang w:val="tr-TR"/>
+          <w:vertAlign w:val="subscript"/>
+        </w:rPr>
+        <w:t xml:space="preserve">2</w:t>
+      </w:r>
+      <w:r>
+        <w:rPr>
+          <w:rFonts w:ascii="Times New Roman" w:hAnsi="Times New Roman" w:cs="Times New Roman"/>
+          <w:lang w:val="tr-TR"/>
+        </w:rPr>
+        <w:t xml:space="preserve"> ve O</w:t>
+      </w:r>
+      <w:r>
+        <w:rPr>
+          <w:rFonts w:ascii="Times New Roman" w:hAnsi="Times New Roman" w:cs="Times New Roman"/>
+          <w:lang w:val="tr-TR"/>
+          <w:vertAlign w:val="subscript"/>
+        </w:rPr>
+        <w:t xml:space="preserve">2</w:t>
+      </w:r>
+      <w:r>
+        <w:rPr>
+          <w:rFonts w:ascii="Times New Roman" w:hAnsi="Times New Roman" w:cs="Times New Roman"/>
+          <w:lang w:val="tr-TR"/>
+        </w:rPr>
+        <w:t xml:space="preserve">’nin ortalama oluşum hızlarını hesaplayınız ve sonuçlarınızı aşağıdaki tabloya yazınız.</w:t>
       </w:r>
     </w:p>
     <w:tbl>

--- a/Kim11-1-6-Tepkime-Hizi.docx
+++ b/Kim11-1-6-Tepkime-Hizi.docx
@@ -40,7 +40,7 @@
           <w:rFonts w:ascii="Times New Roman" w:hAnsi="Times New Roman" w:cs="Times New Roman"/>
           <w:lang w:val="tr-TR"/>
         </w:rPr>
-        <w:t xml:space="preserve">Günlük yaşamda karşılaşılan kimyasal tepkimeler birbirinden çok farklı sürelerde tamamlanır. Bir araç çarpıştığında hava yastığının (Görsel A) şişmesini sağlayan tepkime saniyenin çok küçük bir kesrinde gerçekleşir. Havai fişeklerin patlaması, kibritin alev alması ya da gümüş nitrat ve sodyum klorür çözeltileri karıştırıldığında beyaz renkli çökeleğin oluşması da çok hızlı gerçekleşen tepkimelere örnektir. Buna karşılık demirden yapılmış bir köprünün paslanması yıllar sürebilir. Mağaralardaki sarkıt ve dikitlerin (Görsel B) oluşması ise binlerce yıl alır. Peki bir tepkimenin “hızlı” ya da “yavaş” olduğu nasıl ölçülür? Tepkime ilerledikçe tepkimenin hızı değişir mi? Analiz ve Keşif Atölyesi 1.6.’daki etkinliği yaparak bu soruların cevaplarını keşfediniz. Bu etkinlikte hazır ölçüm verilerinden derişim-zaman grafiği çizecek, grafiğin biçimine ve hesapladığınız ortalama hızlara dayanarak tepkime hızının zamanla nasıl değiştiğini bilimsel veriye dayalı olarak tahmin edeceksiniz. Önermelerinizi arkadaşlarınızla paylaşırken onların sözünü kesmeden dinleyecek, kendi düşüncelerinizi de başkalarının etkisinde kalmadan dile getireceksiniz; böylece iletişim becerinizi ve empati eğiliminizi geliştirirken saygı değerini de desteklemiş olacaksınız.</w:t>
+        <w:t>Günlük yaşamda karşılaşılan kimyasal tepkimeler birbirinden çok farklı sürelerde tamamlanır. Bir araç çarpıştığında hava yastığının (Görsel A) şişmesini sağlayan tepkime saniyenin çok küçük bir kesrinde gerçekleşir. Havai fişeklerin patlaması, kibritin alev alması ya da gümüş nitrat ve sodyum klorür çözeltileri karıştırıldığında beyaz renkli çökeleğin oluşması da çok hızlı gerçekleşen tepkimelere örnektir. Buna karşılık demirden yapılmış bir köprünün paslanması yıllar sürebilir. Mağaralardaki sarkıt ve dikitlerin (Görsel B) oluşması ise binlerce yıl alır. Peki bir tepkimenin “hızlı” ya da “yavaş” olduğu nasıl ölçülür? Tepkime ilerledikçe tepkimenin hızı değişir mi? Analiz ve Keşif Atölyesi 1.6.’daki etkinliği yaparak bu soruların cevaplarını keşfediniz. Bu etkinlikte hazır ölçüm verilerinden derişim-zaman grafiği çizecek, grafiğin biçimine ve hesapladığınız ortalama hızlara dayanarak tepkime hızının zamanla nasıl değiştiğini bilimsel veriye dayalı olarak tahmin edeceksiniz. Önermelerinizi arkadaşlarınızla paylaşırken onların sözünü kesmeden dinleyecek, kendi düşüncelerinizi de başkalarının etkisinde kalmadan dile getireceksiniz; böylece iletişim becerinizi ve empati eğiliminizi geliştirirken saygı değerini de desteklemiş olacaksınız.</w:t>
       </w:r>
     </w:p>
     <w:p>
@@ -74,7 +74,7 @@
           <w:noProof/>
         </w:rPr>
         <w:drawing>
-          <wp:inline distT="0" distB="0" distL="0" distR="0" wp14:anchorId="65D1719E" wp14:editId="0F7B25C7">
+          <wp:inline distT="0" distB="0" distL="0" distR="0" wp14:anchorId="65D1719E" wp14:editId="1AA27922">
             <wp:extent cx="5943600" cy="4358640"/>
             <wp:effectExtent l="0" t="0" r="0" b="0"/>
             <wp:docPr id="1545737045" name="Picture 7" descr="Opened airbag in automobile. Car safety equipment"/>
@@ -156,8 +156,9 @@
           <w:highlight w:val="yellow"/>
           <w:lang w:val="tr-TR"/>
         </w:rPr>
-        <w:t xml:space="preserve"> id: </w:t>
-      </w:r>
+        <w:t xml:space="preserve"> id: 2544396155 (</w:t>
+      </w:r>
+      <w:proofErr w:type="spellStart"/>
       <w:r>
         <w:rPr>
           <w:rFonts w:ascii="Times New Roman" w:hAnsi="Times New Roman" w:cs="Times New Roman"/>
@@ -166,8 +167,9 @@
           <w:highlight w:val="yellow"/>
           <w:lang w:val="tr-TR"/>
         </w:rPr>
-        <w:t>2544396155</w:t>
-      </w:r>
+        <w:t>foroğraf</w:t>
+      </w:r>
+      <w:proofErr w:type="spellEnd"/>
       <w:r>
         <w:rPr>
           <w:rFonts w:ascii="Times New Roman" w:hAnsi="Times New Roman" w:cs="Times New Roman"/>
@@ -176,7 +178,7 @@
           <w:highlight w:val="yellow"/>
           <w:lang w:val="tr-TR"/>
         </w:rPr>
-        <w:t xml:space="preserve"> (</w:t>
+        <w:t xml:space="preserve">) — </w:t>
       </w:r>
       <w:proofErr w:type="spellStart"/>
       <w:r>
@@ -187,7 +189,7 @@
           <w:highlight w:val="yellow"/>
           <w:lang w:val="tr-TR"/>
         </w:rPr>
-        <w:t>foroğraf</w:t>
+        <w:t>Opened</w:t>
       </w:r>
       <w:proofErr w:type="spellEnd"/>
       <w:r>
@@ -198,8 +200,9 @@
           <w:highlight w:val="yellow"/>
           <w:lang w:val="tr-TR"/>
         </w:rPr>
-        <w:t xml:space="preserve">) </w:t>
-      </w:r>
+        <w:t xml:space="preserve"> </w:t>
+      </w:r>
+      <w:proofErr w:type="spellStart"/>
       <w:r>
         <w:rPr>
           <w:rFonts w:ascii="Times New Roman" w:hAnsi="Times New Roman" w:cs="Times New Roman"/>
@@ -208,9 +211,9 @@
           <w:highlight w:val="yellow"/>
           <w:lang w:val="tr-TR"/>
         </w:rPr>
-        <w:t xml:space="preserve">— </w:t>
-      </w:r>
-      <w:proofErr w:type="spellStart"/>
+        <w:t>airbag</w:t>
+      </w:r>
+      <w:proofErr w:type="spellEnd"/>
       <w:r>
         <w:rPr>
           <w:rFonts w:ascii="Times New Roman" w:hAnsi="Times New Roman" w:cs="Times New Roman"/>
@@ -219,9 +222,9 @@
           <w:highlight w:val="yellow"/>
           <w:lang w:val="tr-TR"/>
         </w:rPr>
-        <w:t>Opened</w:t>
-      </w:r>
-      <w:proofErr w:type="spellEnd"/>
+        <w:t xml:space="preserve"> in </w:t>
+      </w:r>
+      <w:proofErr w:type="spellStart"/>
       <w:r>
         <w:rPr>
           <w:rFonts w:ascii="Times New Roman" w:hAnsi="Times New Roman" w:cs="Times New Roman"/>
@@ -230,9 +233,9 @@
           <w:highlight w:val="yellow"/>
           <w:lang w:val="tr-TR"/>
         </w:rPr>
-        <w:t xml:space="preserve"> </w:t>
-      </w:r>
-      <w:proofErr w:type="spellStart"/>
+        <w:t>automobile</w:t>
+      </w:r>
+      <w:proofErr w:type="spellEnd"/>
       <w:r>
         <w:rPr>
           <w:rFonts w:ascii="Times New Roman" w:hAnsi="Times New Roman" w:cs="Times New Roman"/>
@@ -241,9 +244,9 @@
           <w:highlight w:val="yellow"/>
           <w:lang w:val="tr-TR"/>
         </w:rPr>
-        <w:t>airbag</w:t>
-      </w:r>
-      <w:proofErr w:type="spellEnd"/>
+        <w:t xml:space="preserve">. Car </w:t>
+      </w:r>
+      <w:proofErr w:type="spellStart"/>
       <w:r>
         <w:rPr>
           <w:rFonts w:ascii="Times New Roman" w:hAnsi="Times New Roman" w:cs="Times New Roman"/>
@@ -252,9 +255,9 @@
           <w:highlight w:val="yellow"/>
           <w:lang w:val="tr-TR"/>
         </w:rPr>
-        <w:t xml:space="preserve"> in </w:t>
-      </w:r>
-      <w:proofErr w:type="spellStart"/>
+        <w:t>safety</w:t>
+      </w:r>
+      <w:proofErr w:type="spellEnd"/>
       <w:r>
         <w:rPr>
           <w:rFonts w:ascii="Times New Roman" w:hAnsi="Times New Roman" w:cs="Times New Roman"/>
@@ -263,9 +266,9 @@
           <w:highlight w:val="yellow"/>
           <w:lang w:val="tr-TR"/>
         </w:rPr>
-        <w:t>automobile</w:t>
-      </w:r>
-      <w:proofErr w:type="spellEnd"/>
+        <w:t xml:space="preserve"> </w:t>
+      </w:r>
+      <w:proofErr w:type="spellStart"/>
       <w:r>
         <w:rPr>
           <w:rFonts w:ascii="Times New Roman" w:hAnsi="Times New Roman" w:cs="Times New Roman"/>
@@ -274,42 +277,35 @@
           <w:highlight w:val="yellow"/>
           <w:lang w:val="tr-TR"/>
         </w:rPr>
-        <w:t xml:space="preserve">. Car </w:t>
-      </w:r>
-      <w:proofErr w:type="spellStart"/>
+        <w:t>equipment</w:t>
+      </w:r>
+      <w:proofErr w:type="spellEnd"/>
+    </w:p>
+    <w:p>
+      <w:pPr>
+        <w:jc w:val="center"/>
+        <w:rPr>
+          <w:rFonts w:ascii="Times New Roman" w:hAnsi="Times New Roman" w:cs="Times New Roman"/>
+          <w:lang w:val="tr-TR"/>
+        </w:rPr>
+      </w:pPr>
       <w:r>
         <w:rPr>
           <w:rFonts w:ascii="Times New Roman" w:hAnsi="Times New Roman" w:cs="Times New Roman"/>
           <w:b/>
           <w:bCs/>
-          <w:highlight w:val="yellow"/>
-          <w:lang w:val="tr-TR"/>
-        </w:rPr>
-        <w:t>safety</w:t>
-      </w:r>
-      <w:proofErr w:type="spellEnd"/>
-      <w:r>
-        <w:rPr>
-          <w:rFonts w:ascii="Times New Roman" w:hAnsi="Times New Roman" w:cs="Times New Roman"/>
-          <w:b/>
-          <w:bCs/>
-          <w:highlight w:val="yellow"/>
-          <w:lang w:val="tr-TR"/>
-        </w:rPr>
-        <w:t xml:space="preserve"> </w:t>
-      </w:r>
-      <w:proofErr w:type="spellStart"/>
-      <w:r>
-        <w:rPr>
-          <w:rFonts w:ascii="Times New Roman" w:hAnsi="Times New Roman" w:cs="Times New Roman"/>
-          <w:b/>
-          <w:bCs/>
-          <w:highlight w:val="yellow"/>
-          <w:lang w:val="tr-TR"/>
-        </w:rPr>
-        <w:t>equipment</w:t>
-      </w:r>
-      <w:proofErr w:type="spellEnd"/>
+          <w:lang w:val="tr-TR"/>
+        </w:rPr>
+        <w:lastRenderedPageBreak/>
+        <w:t>Görsel A:</w:t>
+      </w:r>
+      <w:r>
+        <w:rPr>
+          <w:rFonts w:ascii="Times New Roman" w:hAnsi="Times New Roman" w:cs="Times New Roman"/>
+          <w:lang w:val="tr-TR"/>
+        </w:rPr>
+        <w:t xml:space="preserve"> Hava yastığının açılması</w:t>
+      </w:r>
     </w:p>
     <w:p>
       <w:pPr>
@@ -319,22 +315,6 @@
           <w:lang w:val="tr-TR"/>
         </w:rPr>
       </w:pPr>
-      <w:r>
-        <w:rPr>
-          <w:rFonts w:ascii="Times New Roman" w:hAnsi="Times New Roman" w:cs="Times New Roman"/>
-          <w:b/>
-          <w:bCs/>
-          <w:lang w:val="tr-TR"/>
-        </w:rPr>
-        <w:t>Görsel A:</w:t>
-      </w:r>
-      <w:r>
-        <w:rPr>
-          <w:rFonts w:ascii="Times New Roman" w:hAnsi="Times New Roman" w:cs="Times New Roman"/>
-          <w:lang w:val="tr-TR"/>
-        </w:rPr>
-        <w:t xml:space="preserve"> Hava yastığının açılması</w:t>
-      </w:r>
     </w:p>
     <w:p>
       <w:pPr>
@@ -347,32 +327,22 @@
     </w:p>
     <w:p>
       <w:pPr>
-        <w:jc w:val="center"/>
-        <w:rPr>
-          <w:rFonts w:ascii="Times New Roman" w:hAnsi="Times New Roman" w:cs="Times New Roman"/>
-          <w:lang w:val="tr-TR"/>
-        </w:rPr>
-      </w:pPr>
-    </w:p>
-    <w:p>
-      <w:pPr>
-        <w:jc w:val="both"/>
-        <w:rPr>
-          <w:rFonts w:ascii="Times New Roman" w:hAnsi="Times New Roman" w:cs="Times New Roman"/>
-          <w:lang w:val="tr-TR"/>
-        </w:rPr>
-      </w:pPr>
-    </w:p>
-    <w:p>
-      <w:pPr>
-        <w:jc w:val="both"/>
-        <w:rPr>
-          <w:rFonts w:ascii="Times New Roman" w:hAnsi="Times New Roman" w:cs="Times New Roman"/>
-          <w:lang w:val="tr-TR"/>
-        </w:rPr>
-      </w:pPr>
-      <w:r>
-        <w:lastRenderedPageBreak/>
+        <w:jc w:val="both"/>
+        <w:rPr>
+          <w:rFonts w:ascii="Times New Roman" w:hAnsi="Times New Roman" w:cs="Times New Roman"/>
+          <w:lang w:val="tr-TR"/>
+        </w:rPr>
+      </w:pPr>
+    </w:p>
+    <w:p>
+      <w:pPr>
+        <w:jc w:val="both"/>
+        <w:rPr>
+          <w:rFonts w:ascii="Times New Roman" w:hAnsi="Times New Roman" w:cs="Times New Roman"/>
+          <w:lang w:val="tr-TR"/>
+        </w:rPr>
+      </w:pPr>
+      <w:r>
         <w:fldChar w:fldCharType="begin"/>
       </w:r>
       <w:r>
@@ -386,7 +356,7 @@
           <w:noProof/>
         </w:rPr>
         <w:drawing>
-          <wp:inline distT="0" distB="0" distL="0" distR="0" wp14:anchorId="30FF1CD9" wp14:editId="55509544">
+          <wp:inline distT="0" distB="0" distL="0" distR="0" wp14:anchorId="30FF1CD9" wp14:editId="46B7F799">
             <wp:extent cx="5943600" cy="4366260"/>
             <wp:effectExtent l="0" t="0" r="0" b="2540"/>
             <wp:docPr id="1116089368" name="Picture 8" descr="Natural stalactites and stalagmites speleothems in limestone cave with illuminated lighting."/>
@@ -598,6 +568,15 @@
     </w:p>
     <w:p>
       <w:pPr>
+        <w:jc w:val="center"/>
+        <w:rPr>
+          <w:rFonts w:ascii="Times New Roman" w:hAnsi="Times New Roman" w:cs="Times New Roman"/>
+          <w:lang w:val="tr-TR"/>
+        </w:rPr>
+      </w:pPr>
+    </w:p>
+    <w:p>
+      <w:pPr>
         <w:keepNext/>
         <w:shd w:val="clear" w:color="auto" w:fill="A5C9EB"/>
         <w:jc w:val="both"/>
@@ -631,7 +610,7 @@
           <w:rFonts w:ascii="Times New Roman" w:hAnsi="Times New Roman" w:cs="Times New Roman"/>
           <w:lang w:val="tr-TR"/>
         </w:rPr>
-        <w:t>Dinitrojen pentoksit (N</w:t>
+        <w:t>Diazot pentoksit (N</w:t>
       </w:r>
       <w:r>
         <w:rPr>
@@ -773,6 +752,7 @@
           <w:bCs/>
           <w:lang w:val="tr-TR"/>
         </w:rPr>
+        <w:lastRenderedPageBreak/>
         <w:t>Tablo: 2N</w:t>
       </w:r>
       <w:r>
@@ -1270,7 +1250,6 @@
                 <w:rFonts w:ascii="Times New Roman" w:hAnsi="Times New Roman" w:cs="Times New Roman"/>
                 <w:lang w:val="tr-TR"/>
               </w:rPr>
-              <w:lastRenderedPageBreak/>
               <w:t>800</w:t>
             </w:r>
           </w:p>
@@ -1916,6 +1895,7 @@
           <w:rFonts w:ascii="Times New Roman" w:hAnsi="Times New Roman" w:cs="Times New Roman"/>
           <w:lang w:val="tr-TR"/>
         </w:rPr>
+        <w:lastRenderedPageBreak/>
         <w:t>……………………………………………………………………………………………</w:t>
       </w:r>
     </w:p>
@@ -1971,7 +1951,6 @@
           <w:rFonts w:ascii="Times New Roman" w:hAnsi="Times New Roman" w:cs="Times New Roman"/>
           <w:lang w:val="tr-TR"/>
         </w:rPr>
-        <w:lastRenderedPageBreak/>
         <w:t>Oluşturduğunuz önermeleri arkadaşlarınızla paylaşınız. Paylaşım sırasında düşünce ve izlenimlerinizi etki altında kalmadan ifade ediniz, arkadaşlarınızın sözünü kesmeden onları etkin bir şekilde dinleyiniz ve farklı bakış açılarını anlamaya çalışınız.</w:t>
       </w:r>
     </w:p>
@@ -2044,7 +2023,7 @@
           <w:rFonts w:ascii="Times New Roman" w:hAnsi="Times New Roman" w:cs="Times New Roman"/>
           <w:lang w:val="tr-TR"/>
         </w:rPr>
-        <w:t xml:space="preserve">Grafiği kullanarak ulaştığınız önermeleri, tepkime hızları ile ilgili önceki bilgilerinize dayalı olarak oluşturduğunuz önermelerle karşılaştırınız. Benzerlik ve farklılıkları yazınız. Önermelerinizden hangilerinin tablodaki verilere dayandığını, hangilerinin yalnızca ön bilgilerinize dayandığını belirleyiniz. Verilerle desteklenmeyen önermelerinizi gözden geçiriniz.</w:t>
+        <w:t>Grafiği kullanarak ulaştığınız önermeleri, tepkime hızları ile ilgili önceki bilgilerinize dayalı olarak oluşturduğunuz önermelerle karşılaştırınız. Benzerlik ve farklılıkları yazınız. Önermelerinizden hangilerinin tablodaki verilere dayandığını, hangilerinin yalnızca ön bilgilerinize dayandığını belirleyiniz. Verilerle desteklenmeyen önermelerinizi gözden geçiriniz.</w:t>
       </w:r>
     </w:p>
     <w:p>
@@ -2295,45 +2274,45 @@
           <w:rFonts w:ascii="Times New Roman" w:hAnsi="Times New Roman" w:cs="Times New Roman"/>
           <w:lang w:val="tr-TR"/>
         </w:rPr>
-        <w:t xml:space="preserve">Not kâğıdında verilen eşitlikleri kullanarak her zaman aralığı için N</w:t>
-      </w:r>
-      <w:r>
-        <w:rPr>
-          <w:rFonts w:ascii="Times New Roman" w:hAnsi="Times New Roman" w:cs="Times New Roman"/>
-          <w:lang w:val="tr-TR"/>
-          <w:vertAlign w:val="subscript"/>
-        </w:rPr>
-        <w:t xml:space="preserve">2</w:t>
-      </w:r>
-      <w:r>
-        <w:rPr>
-          <w:rFonts w:ascii="Times New Roman" w:hAnsi="Times New Roman" w:cs="Times New Roman"/>
-          <w:lang w:val="tr-TR"/>
-        </w:rPr>
-        <w:t xml:space="preserve">O</w:t>
-      </w:r>
-      <w:r>
-        <w:rPr>
-          <w:rFonts w:ascii="Times New Roman" w:hAnsi="Times New Roman" w:cs="Times New Roman"/>
-          <w:lang w:val="tr-TR"/>
-          <w:vertAlign w:val="subscript"/>
-        </w:rPr>
-        <w:t xml:space="preserve">5</w:t>
-      </w:r>
-      <w:r>
-        <w:rPr>
-          <w:rFonts w:ascii="Times New Roman" w:hAnsi="Times New Roman" w:cs="Times New Roman"/>
-          <w:lang w:val="tr-TR"/>
-        </w:rPr>
-        <w:t xml:space="preserve">’in ortalama harcanma hızını, NO</w:t>
-      </w:r>
-      <w:r>
-        <w:rPr>
-          <w:rFonts w:ascii="Times New Roman" w:hAnsi="Times New Roman" w:cs="Times New Roman"/>
-          <w:lang w:val="tr-TR"/>
-          <w:vertAlign w:val="subscript"/>
-        </w:rPr>
-        <w:t xml:space="preserve">2</w:t>
+        <w:t>Not kâğıdında verilen eşitlikleri kullanarak her zaman aralığı için N</w:t>
+      </w:r>
+      <w:r>
+        <w:rPr>
+          <w:rFonts w:ascii="Times New Roman" w:hAnsi="Times New Roman" w:cs="Times New Roman"/>
+          <w:vertAlign w:val="subscript"/>
+          <w:lang w:val="tr-TR"/>
+        </w:rPr>
+        <w:t>2</w:t>
+      </w:r>
+      <w:r>
+        <w:rPr>
+          <w:rFonts w:ascii="Times New Roman" w:hAnsi="Times New Roman" w:cs="Times New Roman"/>
+          <w:lang w:val="tr-TR"/>
+        </w:rPr>
+        <w:t>O</w:t>
+      </w:r>
+      <w:r>
+        <w:rPr>
+          <w:rFonts w:ascii="Times New Roman" w:hAnsi="Times New Roman" w:cs="Times New Roman"/>
+          <w:vertAlign w:val="subscript"/>
+          <w:lang w:val="tr-TR"/>
+        </w:rPr>
+        <w:t>5</w:t>
+      </w:r>
+      <w:r>
+        <w:rPr>
+          <w:rFonts w:ascii="Times New Roman" w:hAnsi="Times New Roman" w:cs="Times New Roman"/>
+          <w:lang w:val="tr-TR"/>
+        </w:rPr>
+        <w:t>’in ortalama harcanma hızını, NO</w:t>
+      </w:r>
+      <w:r>
+        <w:rPr>
+          <w:rFonts w:ascii="Times New Roman" w:hAnsi="Times New Roman" w:cs="Times New Roman"/>
+          <w:vertAlign w:val="subscript"/>
+          <w:lang w:val="tr-TR"/>
+        </w:rPr>
+        <w:t>2</w:t>
       </w:r>
       <w:r>
         <w:rPr>
@@ -2345,17 +2324,17 @@
       <w:r>
         <w:rPr>
           <w:rFonts w:ascii="Times New Roman" w:hAnsi="Times New Roman" w:cs="Times New Roman"/>
-          <w:lang w:val="tr-TR"/>
-          <w:vertAlign w:val="subscript"/>
-        </w:rPr>
-        <w:t xml:space="preserve">2</w:t>
-      </w:r>
-      <w:r>
-        <w:rPr>
-          <w:rFonts w:ascii="Times New Roman" w:hAnsi="Times New Roman" w:cs="Times New Roman"/>
-          <w:lang w:val="tr-TR"/>
-        </w:rPr>
-        <w:t xml:space="preserve">’nin ortalama oluşum hızlarını hesaplayınız ve sonuçlarınızı aşağıdaki tabloya yazınız.</w:t>
+          <w:vertAlign w:val="subscript"/>
+          <w:lang w:val="tr-TR"/>
+        </w:rPr>
+        <w:t>2</w:t>
+      </w:r>
+      <w:r>
+        <w:rPr>
+          <w:rFonts w:ascii="Times New Roman" w:hAnsi="Times New Roman" w:cs="Times New Roman"/>
+          <w:lang w:val="tr-TR"/>
+        </w:rPr>
+        <w:t>’nin ortalama oluşum hızlarını hesaplayınız ve sonuçlarınızı aşağıdaki tabloya yazınız.</w:t>
       </w:r>
     </w:p>
     <w:tbl>
@@ -2406,6 +2385,7 @@
                 <w:bCs/>
                 <w:lang w:val="tr-TR"/>
               </w:rPr>
+              <w:lastRenderedPageBreak/>
               <w:t>Zaman aralığı (s)</w:t>
             </w:r>
           </w:p>
@@ -3204,6 +3184,7 @@
           <w:noProof/>
           <w:lang w:val="tr-TR"/>
         </w:rPr>
+        <w:lastRenderedPageBreak/>
         <mc:AlternateContent>
           <mc:Choice Requires="wps">
             <w:drawing>
@@ -3418,37 +3399,37 @@
           <w:rFonts w:ascii="Times New Roman" w:hAnsi="Times New Roman" w:cs="Times New Roman"/>
           <w:lang w:val="tr-TR"/>
         </w:rPr>
-        <w:t xml:space="preserve">Analiz ve Keşif Atölyesi 1.6.’da N</w:t>
-      </w:r>
-      <w:r>
-        <w:rPr>
-          <w:rFonts w:ascii="Times New Roman" w:hAnsi="Times New Roman" w:cs="Times New Roman"/>
-          <w:lang w:val="tr-TR"/>
-          <w:vertAlign w:val="subscript"/>
-        </w:rPr>
-        <w:t xml:space="preserve">2</w:t>
-      </w:r>
-      <w:r>
-        <w:rPr>
-          <w:rFonts w:ascii="Times New Roman" w:hAnsi="Times New Roman" w:cs="Times New Roman"/>
-          <w:lang w:val="tr-TR"/>
-        </w:rPr>
-        <w:t xml:space="preserve">O</w:t>
-      </w:r>
-      <w:r>
-        <w:rPr>
-          <w:rFonts w:ascii="Times New Roman" w:hAnsi="Times New Roman" w:cs="Times New Roman"/>
-          <w:lang w:val="tr-TR"/>
-          <w:vertAlign w:val="subscript"/>
-        </w:rPr>
-        <w:t xml:space="preserve">5</w:t>
-      </w:r>
-      <w:r>
-        <w:rPr>
-          <w:rFonts w:ascii="Times New Roman" w:hAnsi="Times New Roman" w:cs="Times New Roman"/>
-          <w:lang w:val="tr-TR"/>
-        </w:rPr>
-        <w:t xml:space="preserve">’in bozunmasını incelerken tepkimenin ne kadar hızlı ilerlediğini, tepken ve ürün derişimlerinin zamanla nasıl değiştiğine bakarak değerlendirdiniz. Kimyasal tepkimelerin ne kadar hızlı gerçekleştiğini inceleyen kimya dalına kimyasal kinetik denir. Bir tepkimenin hızı, tepkime sırasında tepkenlerin harcanma ya da ürünlerin oluşma hızı ile ifade edilir. Çizdiğiniz grafikte de görüldüğü gibi tepkime ilerledikçe tepkenlerin derişimi azalırken ürünlerin derişimi artar. Bu nedenle tepkime hızı, birim zamanda tepken derişimindeki azalma ya da ürün derişimindeki artış olarak tanımlanır. Derişim mol/L, zaman saniye (s) cinsinden alındığında tepkime hızının birimi mol/L·s (M/s) olur. Bazı yavaş tepkimelerde zaman birimi olarak dakika veya saat de kullanılabilir.</w:t>
+        <w:t>Analiz ve Keşif Atölyesi 1.6.’da N</w:t>
+      </w:r>
+      <w:r>
+        <w:rPr>
+          <w:rFonts w:ascii="Times New Roman" w:hAnsi="Times New Roman" w:cs="Times New Roman"/>
+          <w:vertAlign w:val="subscript"/>
+          <w:lang w:val="tr-TR"/>
+        </w:rPr>
+        <w:t>2</w:t>
+      </w:r>
+      <w:r>
+        <w:rPr>
+          <w:rFonts w:ascii="Times New Roman" w:hAnsi="Times New Roman" w:cs="Times New Roman"/>
+          <w:lang w:val="tr-TR"/>
+        </w:rPr>
+        <w:t>O</w:t>
+      </w:r>
+      <w:r>
+        <w:rPr>
+          <w:rFonts w:ascii="Times New Roman" w:hAnsi="Times New Roman" w:cs="Times New Roman"/>
+          <w:vertAlign w:val="subscript"/>
+          <w:lang w:val="tr-TR"/>
+        </w:rPr>
+        <w:t>5</w:t>
+      </w:r>
+      <w:r>
+        <w:rPr>
+          <w:rFonts w:ascii="Times New Roman" w:hAnsi="Times New Roman" w:cs="Times New Roman"/>
+          <w:lang w:val="tr-TR"/>
+        </w:rPr>
+        <w:t>’in bozunmasını incelerken tepkimenin ne kadar hızlı ilerlediğini, tepken ve ürün derişimlerinin zamanla nasıl değiştiğine bakarak değerlendirdiniz. Kimyasal tepkimelerin ne kadar hızlı gerçekleştiğini inceleyen kimya dalına kimyasal kinetik denir. Bir tepkimenin hızı, tepkime sırasında tepkenlerin harcanma ya da ürünlerin oluşma hızı ile ifade edilir. Çizdiğiniz grafikte de görüldüğü gibi tepkime ilerledikçe tepkenlerin derişimi azalırken ürünlerin derişimi artar. Bu nedenle tepkime hızı, birim zamanda tepken derişimindeki azalma ya da ürün derişimindeki artış olarak tanımlanır. Derişim mol/L, zaman saniye (s) cinsinden alındığında tepkime hızının birimi mol/L·s (M/s) olur. Bazı yavaş tepkimelerde zaman birimi olarak dakika veya saat de kullanılabilir.</w:t>
       </w:r>
     </w:p>
     <w:p>
@@ -3737,6 +3718,7 @@
           <w:highlight w:val="yellow"/>
           <w:lang w:val="tr-TR"/>
         </w:rPr>
+        <w:lastRenderedPageBreak/>
         <w:t xml:space="preserve">NOT: </w:t>
       </w:r>
       <w:r>
@@ -3761,7 +3743,7 @@
           <w:rFonts w:ascii="Times New Roman" w:hAnsi="Times New Roman" w:cs="Times New Roman"/>
           <w:lang w:val="tr-TR"/>
         </w:rPr>
-        <w:t xml:space="preserve">Atölyede her zaman aralığı için ayrı bir hız hesapladınız ve bu değerlerin birbirinden farklı olduğunu fark ettiniz. Bu nedenle hesaplanan her değer yalnızca seçilen zaman aralığını temsil eder. Belirli bir zaman aralığında tepken ya da ürün derişimindeki değişimin bu zaman aralığına oranına ortalama tepkime hızı denir. aA + bB → cC + dD genel tepkimesi için tepken ve ürünlere göre ortalama hız ifadeleri aşağıdaki gibi yazılır:</w:t>
+        <w:t>Atölyede her zaman aralığı için ayrı bir hız hesapladınız ve bu değerlerin birbirinden farklı olduğunu fark ettiniz. Bu nedenle hesaplanan her değer yalnızca seçilen zaman aralığını temsil eder. Belirli bir zaman aralığında tepken ya da ürün derişimindeki değişimin bu zaman aralığına oranına ortalama tepkime hızı denir. aA + bB → cC + dD genel tepkimesi için tepken ve ürünlere göre ortalama hız ifadeleri aşağıdaki gibi yazılır:</w:t>
       </w:r>
     </w:p>
     <w:p>
@@ -3876,45 +3858,45 @@
           <w:rFonts w:ascii="Times New Roman" w:hAnsi="Times New Roman" w:cs="Times New Roman"/>
           <w:lang w:val="tr-TR"/>
         </w:rPr>
-        <w:t xml:space="preserve">Atölyede aynı zaman aralığında N</w:t>
-      </w:r>
-      <w:r>
-        <w:rPr>
-          <w:rFonts w:ascii="Times New Roman" w:hAnsi="Times New Roman" w:cs="Times New Roman"/>
-          <w:lang w:val="tr-TR"/>
-          <w:vertAlign w:val="subscript"/>
-        </w:rPr>
-        <w:t xml:space="preserve">2</w:t>
-      </w:r>
-      <w:r>
-        <w:rPr>
-          <w:rFonts w:ascii="Times New Roman" w:hAnsi="Times New Roman" w:cs="Times New Roman"/>
-          <w:lang w:val="tr-TR"/>
-        </w:rPr>
-        <w:t xml:space="preserve">O</w:t>
-      </w:r>
-      <w:r>
-        <w:rPr>
-          <w:rFonts w:ascii="Times New Roman" w:hAnsi="Times New Roman" w:cs="Times New Roman"/>
-          <w:lang w:val="tr-TR"/>
-          <w:vertAlign w:val="subscript"/>
-        </w:rPr>
-        <w:t xml:space="preserve">5</w:t>
-      </w:r>
-      <w:r>
-        <w:rPr>
-          <w:rFonts w:ascii="Times New Roman" w:hAnsi="Times New Roman" w:cs="Times New Roman"/>
-          <w:lang w:val="tr-TR"/>
-        </w:rPr>
-        <w:t xml:space="preserve">’in harcanma hızını NO</w:t>
-      </w:r>
-      <w:r>
-        <w:rPr>
-          <w:rFonts w:ascii="Times New Roman" w:hAnsi="Times New Roman" w:cs="Times New Roman"/>
-          <w:lang w:val="tr-TR"/>
-          <w:vertAlign w:val="subscript"/>
-        </w:rPr>
-        <w:t xml:space="preserve">2</w:t>
+        <w:t>Atölyede aynı zaman aralığında N</w:t>
+      </w:r>
+      <w:r>
+        <w:rPr>
+          <w:rFonts w:ascii="Times New Roman" w:hAnsi="Times New Roman" w:cs="Times New Roman"/>
+          <w:vertAlign w:val="subscript"/>
+          <w:lang w:val="tr-TR"/>
+        </w:rPr>
+        <w:t>2</w:t>
+      </w:r>
+      <w:r>
+        <w:rPr>
+          <w:rFonts w:ascii="Times New Roman" w:hAnsi="Times New Roman" w:cs="Times New Roman"/>
+          <w:lang w:val="tr-TR"/>
+        </w:rPr>
+        <w:t>O</w:t>
+      </w:r>
+      <w:r>
+        <w:rPr>
+          <w:rFonts w:ascii="Times New Roman" w:hAnsi="Times New Roman" w:cs="Times New Roman"/>
+          <w:vertAlign w:val="subscript"/>
+          <w:lang w:val="tr-TR"/>
+        </w:rPr>
+        <w:t>5</w:t>
+      </w:r>
+      <w:r>
+        <w:rPr>
+          <w:rFonts w:ascii="Times New Roman" w:hAnsi="Times New Roman" w:cs="Times New Roman"/>
+          <w:lang w:val="tr-TR"/>
+        </w:rPr>
+        <w:t>’in harcanma hızını NO</w:t>
+      </w:r>
+      <w:r>
+        <w:rPr>
+          <w:rFonts w:ascii="Times New Roman" w:hAnsi="Times New Roman" w:cs="Times New Roman"/>
+          <w:vertAlign w:val="subscript"/>
+          <w:lang w:val="tr-TR"/>
+        </w:rPr>
+        <w:t>2</w:t>
       </w:r>
       <w:r>
         <w:rPr>
@@ -3926,40 +3908,40 @@
       <w:r>
         <w:rPr>
           <w:rFonts w:ascii="Times New Roman" w:hAnsi="Times New Roman" w:cs="Times New Roman"/>
-          <w:lang w:val="tr-TR"/>
-          <w:vertAlign w:val="subscript"/>
-        </w:rPr>
-        <w:t xml:space="preserve">2</w:t>
-      </w:r>
-      <w:r>
-        <w:rPr>
-          <w:rFonts w:ascii="Times New Roman" w:hAnsi="Times New Roman" w:cs="Times New Roman"/>
-          <w:lang w:val="tr-TR"/>
-        </w:rPr>
-        <w:t xml:space="preserve">’nin oluşum hızlarıyla karşılaştırdığınızda bu hızların birbirinden farklı, ancak aralarındaki oranın her zaman aralığında aynı kaldığını fark etmiş olmalısınız. Bu durum, maddelerin harcanma ve oluşum hızlarının denkleştirilmiş tepkime denklemindeki katsayılarla orantılı olmasıyla açıklanabilir. Örneğin 2N</w:t>
-      </w:r>
-      <w:r>
-        <w:rPr>
-          <w:rFonts w:ascii="Times New Roman" w:hAnsi="Times New Roman" w:cs="Times New Roman"/>
-          <w:lang w:val="tr-TR"/>
-          <w:vertAlign w:val="subscript"/>
-        </w:rPr>
-        <w:t xml:space="preserve">2</w:t>
-      </w:r>
-      <w:r>
-        <w:rPr>
-          <w:rFonts w:ascii="Times New Roman" w:hAnsi="Times New Roman" w:cs="Times New Roman"/>
-          <w:lang w:val="tr-TR"/>
-        </w:rPr>
-        <w:t xml:space="preserve">O</w:t>
-      </w:r>
-      <w:r>
-        <w:rPr>
-          <w:rFonts w:ascii="Times New Roman" w:hAnsi="Times New Roman" w:cs="Times New Roman"/>
-          <w:lang w:val="tr-TR"/>
-          <w:vertAlign w:val="subscript"/>
-        </w:rPr>
-        <w:t xml:space="preserve">5</w:t>
+          <w:vertAlign w:val="subscript"/>
+          <w:lang w:val="tr-TR"/>
+        </w:rPr>
+        <w:t>2</w:t>
+      </w:r>
+      <w:r>
+        <w:rPr>
+          <w:rFonts w:ascii="Times New Roman" w:hAnsi="Times New Roman" w:cs="Times New Roman"/>
+          <w:lang w:val="tr-TR"/>
+        </w:rPr>
+        <w:t>’nin oluşum hızlarıyla karşılaştırdığınızda bu hızların birbirinden farklı, ancak aralarındaki oranın her zaman aralığında aynı kaldığını fark etmiş olmalısınız. Bu durum, maddelerin harcanma ve oluşum hızlarının denkleştirilmiş tepkime denklemindeki katsayılarla orantılı olmasıyla açıklanabilir. Örneğin 2N</w:t>
+      </w:r>
+      <w:r>
+        <w:rPr>
+          <w:rFonts w:ascii="Times New Roman" w:hAnsi="Times New Roman" w:cs="Times New Roman"/>
+          <w:vertAlign w:val="subscript"/>
+          <w:lang w:val="tr-TR"/>
+        </w:rPr>
+        <w:t>2</w:t>
+      </w:r>
+      <w:r>
+        <w:rPr>
+          <w:rFonts w:ascii="Times New Roman" w:hAnsi="Times New Roman" w:cs="Times New Roman"/>
+          <w:lang w:val="tr-TR"/>
+        </w:rPr>
+        <w:t>O</w:t>
+      </w:r>
+      <w:r>
+        <w:rPr>
+          <w:rFonts w:ascii="Times New Roman" w:hAnsi="Times New Roman" w:cs="Times New Roman"/>
+          <w:vertAlign w:val="subscript"/>
+          <w:lang w:val="tr-TR"/>
+        </w:rPr>
+        <w:t>5</w:t>
       </w:r>
       <w:r>
         <w:rPr>
@@ -3971,10 +3953,10 @@
       <w:r>
         <w:rPr>
           <w:rFonts w:ascii="Times New Roman" w:hAnsi="Times New Roman" w:cs="Times New Roman"/>
-          <w:lang w:val="tr-TR"/>
-          <w:vertAlign w:val="subscript"/>
-        </w:rPr>
-        <w:t xml:space="preserve">2</w:t>
+          <w:vertAlign w:val="subscript"/>
+          <w:lang w:val="tr-TR"/>
+        </w:rPr>
+        <w:t>2</w:t>
       </w:r>
       <w:r>
         <w:rPr>
@@ -3986,10 +3968,10 @@
       <w:r>
         <w:rPr>
           <w:rFonts w:ascii="Times New Roman" w:hAnsi="Times New Roman" w:cs="Times New Roman"/>
-          <w:lang w:val="tr-TR"/>
-          <w:vertAlign w:val="subscript"/>
-        </w:rPr>
-        <w:t xml:space="preserve">2</w:t>
+          <w:vertAlign w:val="subscript"/>
+          <w:lang w:val="tr-TR"/>
+        </w:rPr>
+        <w:t>2</w:t>
       </w:r>
       <w:r>
         <w:rPr>
@@ -4001,25 +3983,25 @@
       <w:r>
         <w:rPr>
           <w:rFonts w:ascii="Times New Roman" w:hAnsi="Times New Roman" w:cs="Times New Roman"/>
-          <w:lang w:val="tr-TR"/>
-          <w:vertAlign w:val="subscript"/>
-        </w:rPr>
-        <w:t xml:space="preserve">2</w:t>
-      </w:r>
-      <w:r>
-        <w:rPr>
-          <w:rFonts w:ascii="Times New Roman" w:hAnsi="Times New Roman" w:cs="Times New Roman"/>
-          <w:lang w:val="tr-TR"/>
-        </w:rPr>
-        <w:t xml:space="preserve">O</w:t>
-      </w:r>
-      <w:r>
-        <w:rPr>
-          <w:rFonts w:ascii="Times New Roman" w:hAnsi="Times New Roman" w:cs="Times New Roman"/>
-          <w:lang w:val="tr-TR"/>
-          <w:vertAlign w:val="subscript"/>
-        </w:rPr>
-        <w:t xml:space="preserve">5</w:t>
+          <w:vertAlign w:val="subscript"/>
+          <w:lang w:val="tr-TR"/>
+        </w:rPr>
+        <w:t>2</w:t>
+      </w:r>
+      <w:r>
+        <w:rPr>
+          <w:rFonts w:ascii="Times New Roman" w:hAnsi="Times New Roman" w:cs="Times New Roman"/>
+          <w:lang w:val="tr-TR"/>
+        </w:rPr>
+        <w:t>O</w:t>
+      </w:r>
+      <w:r>
+        <w:rPr>
+          <w:rFonts w:ascii="Times New Roman" w:hAnsi="Times New Roman" w:cs="Times New Roman"/>
+          <w:vertAlign w:val="subscript"/>
+          <w:lang w:val="tr-TR"/>
+        </w:rPr>
+        <w:t>5</w:t>
       </w:r>
       <w:r>
         <w:rPr>
@@ -4031,10 +4013,10 @@
       <w:r>
         <w:rPr>
           <w:rFonts w:ascii="Times New Roman" w:hAnsi="Times New Roman" w:cs="Times New Roman"/>
-          <w:lang w:val="tr-TR"/>
-          <w:vertAlign w:val="subscript"/>
-        </w:rPr>
-        <w:t xml:space="preserve">2</w:t>
+          <w:vertAlign w:val="subscript"/>
+          <w:lang w:val="tr-TR"/>
+        </w:rPr>
+        <w:t>2</w:t>
       </w:r>
       <w:r>
         <w:rPr>
@@ -4046,10 +4028,10 @@
       <w:r>
         <w:rPr>
           <w:rFonts w:ascii="Times New Roman" w:hAnsi="Times New Roman" w:cs="Times New Roman"/>
-          <w:lang w:val="tr-TR"/>
-          <w:vertAlign w:val="subscript"/>
-        </w:rPr>
-        <w:t xml:space="preserve">2</w:t>
+          <w:vertAlign w:val="subscript"/>
+          <w:lang w:val="tr-TR"/>
+        </w:rPr>
+        <w:t>2</w:t>
       </w:r>
       <w:r>
         <w:rPr>
@@ -4061,62 +4043,62 @@
       <w:r>
         <w:rPr>
           <w:rFonts w:ascii="Times New Roman" w:hAnsi="Times New Roman" w:cs="Times New Roman"/>
-          <w:lang w:val="tr-TR"/>
-          <w:vertAlign w:val="subscript"/>
-        </w:rPr>
-        <w:t xml:space="preserve">2</w:t>
-      </w:r>
-      <w:r>
-        <w:rPr>
-          <w:rFonts w:ascii="Times New Roman" w:hAnsi="Times New Roman" w:cs="Times New Roman"/>
-          <w:lang w:val="tr-TR"/>
-        </w:rPr>
-        <w:t xml:space="preserve">’nin oluşum hızı N</w:t>
-      </w:r>
-      <w:r>
-        <w:rPr>
-          <w:rFonts w:ascii="Times New Roman" w:hAnsi="Times New Roman" w:cs="Times New Roman"/>
-          <w:lang w:val="tr-TR"/>
-          <w:vertAlign w:val="subscript"/>
-        </w:rPr>
-        <w:t xml:space="preserve">2</w:t>
-      </w:r>
-      <w:r>
-        <w:rPr>
-          <w:rFonts w:ascii="Times New Roman" w:hAnsi="Times New Roman" w:cs="Times New Roman"/>
-          <w:lang w:val="tr-TR"/>
-        </w:rPr>
-        <w:t xml:space="preserve">O</w:t>
-      </w:r>
-      <w:r>
-        <w:rPr>
-          <w:rFonts w:ascii="Times New Roman" w:hAnsi="Times New Roman" w:cs="Times New Roman"/>
-          <w:lang w:val="tr-TR"/>
-          <w:vertAlign w:val="subscript"/>
-        </w:rPr>
-        <w:t xml:space="preserve">5</w:t>
-      </w:r>
-      <w:r>
-        <w:rPr>
-          <w:rFonts w:ascii="Times New Roman" w:hAnsi="Times New Roman" w:cs="Times New Roman"/>
-          <w:lang w:val="tr-TR"/>
-        </w:rPr>
-        <w:t xml:space="preserve">’in harcanma hızının iki katı, O</w:t>
-      </w:r>
-      <w:r>
-        <w:rPr>
-          <w:rFonts w:ascii="Times New Roman" w:hAnsi="Times New Roman" w:cs="Times New Roman"/>
-          <w:lang w:val="tr-TR"/>
-          <w:vertAlign w:val="subscript"/>
-        </w:rPr>
-        <w:t xml:space="preserve">2</w:t>
-      </w:r>
-      <w:r>
-        <w:rPr>
-          <w:rFonts w:ascii="Times New Roman" w:hAnsi="Times New Roman" w:cs="Times New Roman"/>
-          <w:lang w:val="tr-TR"/>
-        </w:rPr>
-        <w:t xml:space="preserve">’nin oluşum hızı ise yarısıdır. Tepkimenin hangi maddeye göre ifade edildiğinden bağımsız tek bir hız değeri elde etmek için her maddenin hızı, tepkime denklemindeki katsayısına bölünür:</w:t>
+          <w:vertAlign w:val="subscript"/>
+          <w:lang w:val="tr-TR"/>
+        </w:rPr>
+        <w:t>2</w:t>
+      </w:r>
+      <w:r>
+        <w:rPr>
+          <w:rFonts w:ascii="Times New Roman" w:hAnsi="Times New Roman" w:cs="Times New Roman"/>
+          <w:lang w:val="tr-TR"/>
+        </w:rPr>
+        <w:t>’nin oluşum hızı N</w:t>
+      </w:r>
+      <w:r>
+        <w:rPr>
+          <w:rFonts w:ascii="Times New Roman" w:hAnsi="Times New Roman" w:cs="Times New Roman"/>
+          <w:vertAlign w:val="subscript"/>
+          <w:lang w:val="tr-TR"/>
+        </w:rPr>
+        <w:t>2</w:t>
+      </w:r>
+      <w:r>
+        <w:rPr>
+          <w:rFonts w:ascii="Times New Roman" w:hAnsi="Times New Roman" w:cs="Times New Roman"/>
+          <w:lang w:val="tr-TR"/>
+        </w:rPr>
+        <w:t>O</w:t>
+      </w:r>
+      <w:r>
+        <w:rPr>
+          <w:rFonts w:ascii="Times New Roman" w:hAnsi="Times New Roman" w:cs="Times New Roman"/>
+          <w:vertAlign w:val="subscript"/>
+          <w:lang w:val="tr-TR"/>
+        </w:rPr>
+        <w:t>5</w:t>
+      </w:r>
+      <w:r>
+        <w:rPr>
+          <w:rFonts w:ascii="Times New Roman" w:hAnsi="Times New Roman" w:cs="Times New Roman"/>
+          <w:lang w:val="tr-TR"/>
+        </w:rPr>
+        <w:t>’in harcanma hızının iki katı, O</w:t>
+      </w:r>
+      <w:r>
+        <w:rPr>
+          <w:rFonts w:ascii="Times New Roman" w:hAnsi="Times New Roman" w:cs="Times New Roman"/>
+          <w:vertAlign w:val="subscript"/>
+          <w:lang w:val="tr-TR"/>
+        </w:rPr>
+        <w:t>2</w:t>
+      </w:r>
+      <w:r>
+        <w:rPr>
+          <w:rFonts w:ascii="Times New Roman" w:hAnsi="Times New Roman" w:cs="Times New Roman"/>
+          <w:lang w:val="tr-TR"/>
+        </w:rPr>
+        <w:t>’nin oluşum hızı ise yarısıdır. Tepkimenin hangi maddeye göre ifade edildiğinden bağımsız tek bir hız değeri elde etmek için her maddenin hızı, tepkime denklemindeki katsayısına bölünür:</w:t>
       </w:r>
     </w:p>
     <w:p>
@@ -4449,82 +4431,82 @@
           <w:rFonts w:ascii="Times New Roman" w:hAnsi="Times New Roman" w:cs="Times New Roman"/>
           <w:lang w:val="tr-TR"/>
         </w:rPr>
+        <w:t>Ortalama tepkime hızı, derişim-zaman grafiği üzerinde iki nokta arasını birleştiren doğrunun eğimi ile ilişkilidir (Grafik B). Tepkimenin başlangıcındaki zaman aralığında eğim büyük, ilerleyen zaman aralıklarında ise eğim küçüktür. Örneğin Analiz ve Keşif Atölyesi 1.6.’daki verilere göre N</w:t>
+      </w:r>
+      <w:r>
+        <w:rPr>
+          <w:rFonts w:ascii="Times New Roman" w:hAnsi="Times New Roman" w:cs="Times New Roman"/>
+          <w:vertAlign w:val="subscript"/>
+          <w:lang w:val="tr-TR"/>
+        </w:rPr>
+        <w:t>2</w:t>
+      </w:r>
+      <w:r>
+        <w:rPr>
+          <w:rFonts w:ascii="Times New Roman" w:hAnsi="Times New Roman" w:cs="Times New Roman"/>
+          <w:lang w:val="tr-TR"/>
+        </w:rPr>
+        <w:t>O</w:t>
+      </w:r>
+      <w:r>
+        <w:rPr>
+          <w:rFonts w:ascii="Times New Roman" w:hAnsi="Times New Roman" w:cs="Times New Roman"/>
+          <w:vertAlign w:val="subscript"/>
+          <w:lang w:val="tr-TR"/>
+        </w:rPr>
+        <w:t>5</w:t>
+      </w:r>
+      <w:r>
+        <w:rPr>
+          <w:rFonts w:ascii="Times New Roman" w:hAnsi="Times New Roman" w:cs="Times New Roman"/>
+          <w:lang w:val="tr-TR"/>
+        </w:rPr>
+        <w:t>’in harcanma hızı 0-400 s aralığında 9,0·10</w:t>
+      </w:r>
+      <w:r>
+        <w:rPr>
+          <w:rFonts w:ascii="Times New Roman" w:hAnsi="Times New Roman" w:cs="Times New Roman"/>
+          <w:vertAlign w:val="superscript"/>
+          <w:lang w:val="tr-TR"/>
+        </w:rPr>
+        <w:t>-6</w:t>
+      </w:r>
+      <w:r>
+        <w:rPr>
+          <w:rFonts w:ascii="Times New Roman" w:hAnsi="Times New Roman" w:cs="Times New Roman"/>
+          <w:lang w:val="tr-TR"/>
+        </w:rPr>
+        <w:t xml:space="preserve"> mol/L·s iken 2000-2400 s aralığında 3,5·10</w:t>
+      </w:r>
+      <w:r>
+        <w:rPr>
+          <w:rFonts w:ascii="Times New Roman" w:hAnsi="Times New Roman" w:cs="Times New Roman"/>
+          <w:vertAlign w:val="superscript"/>
+          <w:lang w:val="tr-TR"/>
+        </w:rPr>
+        <w:t>-6</w:t>
+      </w:r>
+      <w:r>
+        <w:rPr>
+          <w:rFonts w:ascii="Times New Roman" w:hAnsi="Times New Roman" w:cs="Times New Roman"/>
+          <w:lang w:val="tr-TR"/>
+        </w:rPr>
+        <w:t xml:space="preserve"> mol/L·s’ye düşmüştür.</w:t>
+      </w:r>
+    </w:p>
+    <w:p>
+      <w:pPr>
+        <w:jc w:val="center"/>
+        <w:rPr>
+          <w:rFonts w:ascii="Times New Roman" w:hAnsi="Times New Roman" w:cs="Times New Roman"/>
+          <w:lang w:val="tr-TR"/>
+        </w:rPr>
+      </w:pPr>
+      <w:r>
+        <w:rPr>
+          <w:noProof/>
+        </w:rPr>
         <w:lastRenderedPageBreak/>
-        <w:t>Ortalama tepkime hızı, derişim-zaman grafiği üzerinde iki nokta arasını birleştiren doğrunun eğimi ile ilişkilidir (Grafik B). Tepkimenin başlangıcındaki zaman aralığında eğim büyük, ilerleyen zaman aralıklarında ise eğim küçüktür. Örneğin Analiz ve Keşif Atölyesi 1.6.’daki verilere göre N</w:t>
-      </w:r>
-      <w:r>
-        <w:rPr>
-          <w:rFonts w:ascii="Times New Roman" w:hAnsi="Times New Roman" w:cs="Times New Roman"/>
-          <w:vertAlign w:val="subscript"/>
-          <w:lang w:val="tr-TR"/>
-        </w:rPr>
-        <w:t>2</w:t>
-      </w:r>
-      <w:r>
-        <w:rPr>
-          <w:rFonts w:ascii="Times New Roman" w:hAnsi="Times New Roman" w:cs="Times New Roman"/>
-          <w:lang w:val="tr-TR"/>
-        </w:rPr>
-        <w:t>O</w:t>
-      </w:r>
-      <w:r>
-        <w:rPr>
-          <w:rFonts w:ascii="Times New Roman" w:hAnsi="Times New Roman" w:cs="Times New Roman"/>
-          <w:vertAlign w:val="subscript"/>
-          <w:lang w:val="tr-TR"/>
-        </w:rPr>
-        <w:t>5</w:t>
-      </w:r>
-      <w:r>
-        <w:rPr>
-          <w:rFonts w:ascii="Times New Roman" w:hAnsi="Times New Roman" w:cs="Times New Roman"/>
-          <w:lang w:val="tr-TR"/>
-        </w:rPr>
-        <w:t>’in harcanma hızı 0-400 s aralığında 9,0·10</w:t>
-      </w:r>
-      <w:r>
-        <w:rPr>
-          <w:rFonts w:ascii="Times New Roman" w:hAnsi="Times New Roman" w:cs="Times New Roman"/>
-          <w:vertAlign w:val="superscript"/>
-          <w:lang w:val="tr-TR"/>
-        </w:rPr>
-        <w:t>-6</w:t>
-      </w:r>
-      <w:r>
-        <w:rPr>
-          <w:rFonts w:ascii="Times New Roman" w:hAnsi="Times New Roman" w:cs="Times New Roman"/>
-          <w:lang w:val="tr-TR"/>
-        </w:rPr>
-        <w:t xml:space="preserve"> mol/L·s iken 2000-2400 s aralığında 3,5·10</w:t>
-      </w:r>
-      <w:r>
-        <w:rPr>
-          <w:rFonts w:ascii="Times New Roman" w:hAnsi="Times New Roman" w:cs="Times New Roman"/>
-          <w:vertAlign w:val="superscript"/>
-          <w:lang w:val="tr-TR"/>
-        </w:rPr>
-        <w:t>-6</w:t>
-      </w:r>
-      <w:r>
-        <w:rPr>
-          <w:rFonts w:ascii="Times New Roman" w:hAnsi="Times New Roman" w:cs="Times New Roman"/>
-          <w:lang w:val="tr-TR"/>
-        </w:rPr>
-        <w:t xml:space="preserve"> mol/L·s’ye düşmüştür.</w:t>
-      </w:r>
-    </w:p>
-    <w:p>
-      <w:pPr>
-        <w:jc w:val="center"/>
-        <w:rPr>
-          <w:rFonts w:ascii="Times New Roman" w:hAnsi="Times New Roman" w:cs="Times New Roman"/>
-          <w:lang w:val="tr-TR"/>
-        </w:rPr>
-      </w:pPr>
-      <w:r>
-        <w:rPr>
-          <w:noProof/>
-        </w:rPr>
         <w:drawing>
           <wp:inline distT="0" distB="0" distL="0" distR="0" wp14:anchorId="3F4ABCB9" wp14:editId="3136C892">
             <wp:extent cx="5040000" cy="3087840"/>
@@ -4616,7 +4598,7 @@
           <w:rFonts w:ascii="Times New Roman" w:hAnsi="Times New Roman" w:cs="Times New Roman"/>
           <w:lang w:val="tr-TR"/>
         </w:rPr>
-        <w:t xml:space="preserve">Analiz ve Keşif Atölyesi 1.6.’da derişim değerleri size hazır bir tablo olarak verildi. Peki laboratuvarda bir tepkime sürerken tepken ve ürünlerin derişimlerini her an doğrudan ölçmek mümkün müdür?</w:t>
+        <w:t>Analiz ve Keşif Atölyesi 1.6.’da derişim değerleri size hazır bir tablo olarak verildi. Peki laboratuvarda bir tepkime sürerken tepken ve ürünlerin derişimlerini her an doğrudan ölçmek mümkün müdür?</w:t>
       </w:r>
     </w:p>
     <w:p>
@@ -4657,7 +4639,7 @@
           <w:bCs/>
           <w:lang w:val="tr-TR"/>
         </w:rPr>
-        <w:t xml:space="preserve">r</w:t>
+        <w:t>r</w:t>
       </w:r>
       <w:r>
         <w:rPr>
@@ -4682,7 +4664,7 @@
           <w:bCs/>
           <w:lang w:val="tr-TR"/>
         </w:rPr>
-        <w:t xml:space="preserve">Tablo A:</w:t>
+        <w:t>Tablo A:</w:t>
       </w:r>
       <w:r>
         <w:rPr>
@@ -4705,7 +4687,7 @@
           <w:insideV w:val="single" w:sz="4" w:space="0" w:color="auto"/>
         </w:tblBorders>
         <w:tblLayout w:type="fixed"/>
-        <w:tblLook w:val="04A0"/>
+        <w:tblLook w:val="04A0" w:firstRow="1" w:lastRow="0" w:firstColumn="1" w:lastColumn="0" w:noHBand="0" w:noVBand="1"/>
       </w:tblPr>
       <w:tblGrid>
         <w:gridCol w:w="2600"/>
@@ -4713,6 +4695,9 @@
         <w:gridCol w:w="3400"/>
       </w:tblGrid>
       <w:tr>
+        <w:trPr>
+          <w:jc w:val="center"/>
+        </w:trPr>
         <w:tc>
           <w:tcPr>
             <w:tcW w:w="2600" w:type="dxa"/>
@@ -4736,7 +4721,8 @@
                 <w:bCs/>
                 <w:lang w:val="tr-TR"/>
               </w:rPr>
-              <w:t xml:space="preserve">Ölçülen nicelik</w:t>
+              <w:lastRenderedPageBreak/>
+              <w:t>Ölçülen nicelik</w:t>
             </w:r>
           </w:p>
         </w:tc>
@@ -4763,7 +4749,7 @@
                 <w:bCs/>
                 <w:lang w:val="tr-TR"/>
               </w:rPr>
-              <w:t xml:space="preserve">Hız ifadesi</w:t>
+              <w:t>Hız ifadesi</w:t>
             </w:r>
           </w:p>
         </w:tc>
@@ -4790,12 +4776,15 @@
                 <w:bCs/>
                 <w:lang w:val="tr-TR"/>
               </w:rPr>
-              <w:t xml:space="preserve">Hız birimine örnekler</w:t>
+              <w:t>Hız birimine örnekler</w:t>
             </w:r>
           </w:p>
         </w:tc>
       </w:tr>
       <w:tr>
+        <w:trPr>
+          <w:jc w:val="center"/>
+        </w:trPr>
         <w:tc>
           <w:tcPr>
             <w:tcW w:w="2600" w:type="dxa"/>
@@ -4814,7 +4803,7 @@
                 <w:rFonts w:ascii="Times New Roman" w:hAnsi="Times New Roman" w:cs="Times New Roman"/>
                 <w:lang w:val="tr-TR"/>
               </w:rPr>
-              <w:t xml:space="preserve">Derişim</w:t>
+              <w:t>Derişim</w:t>
             </w:r>
           </w:p>
         </w:tc>
@@ -4836,7 +4825,7 @@
                 <w:rFonts w:ascii="Times New Roman" w:hAnsi="Times New Roman" w:cs="Times New Roman"/>
                 <w:lang w:val="tr-TR"/>
               </w:rPr>
-              <w:t xml:space="preserve">r = Δ[X]/Δt</w:t>
+              <w:t>r = Δ[X]/Δt</w:t>
             </w:r>
           </w:p>
         </w:tc>
@@ -4858,12 +4847,15 @@
                 <w:rFonts w:ascii="Times New Roman" w:hAnsi="Times New Roman" w:cs="Times New Roman"/>
                 <w:lang w:val="tr-TR"/>
               </w:rPr>
-              <w:t xml:space="preserve">mol/L·s, mol/L·dk</w:t>
+              <w:t>mol/L·s, mol/L·dk</w:t>
             </w:r>
           </w:p>
         </w:tc>
       </w:tr>
       <w:tr>
+        <w:trPr>
+          <w:jc w:val="center"/>
+        </w:trPr>
         <w:tc>
           <w:tcPr>
             <w:tcW w:w="2600" w:type="dxa"/>
@@ -4882,7 +4874,7 @@
                 <w:rFonts w:ascii="Times New Roman" w:hAnsi="Times New Roman" w:cs="Times New Roman"/>
                 <w:lang w:val="tr-TR"/>
               </w:rPr>
-              <w:t xml:space="preserve">Mol sayısı</w:t>
+              <w:t>Mol sayısı</w:t>
             </w:r>
           </w:p>
         </w:tc>
@@ -4904,7 +4896,7 @@
                 <w:rFonts w:ascii="Times New Roman" w:hAnsi="Times New Roman" w:cs="Times New Roman"/>
                 <w:lang w:val="tr-TR"/>
               </w:rPr>
-              <w:t xml:space="preserve">r = Δn/Δt</w:t>
+              <w:t>r = Δn/Δt</w:t>
             </w:r>
           </w:p>
         </w:tc>
@@ -4926,12 +4918,15 @@
                 <w:rFonts w:ascii="Times New Roman" w:hAnsi="Times New Roman" w:cs="Times New Roman"/>
                 <w:lang w:val="tr-TR"/>
               </w:rPr>
-              <w:t xml:space="preserve">mol/s, mol/dk</w:t>
+              <w:t>mol/s, mol/dk</w:t>
             </w:r>
           </w:p>
         </w:tc>
       </w:tr>
       <w:tr>
+        <w:trPr>
+          <w:jc w:val="center"/>
+        </w:trPr>
         <w:tc>
           <w:tcPr>
             <w:tcW w:w="2600" w:type="dxa"/>
@@ -4950,7 +4945,7 @@
                 <w:rFonts w:ascii="Times New Roman" w:hAnsi="Times New Roman" w:cs="Times New Roman"/>
                 <w:lang w:val="tr-TR"/>
               </w:rPr>
-              <w:t xml:space="preserve">Kütle</w:t>
+              <w:t>Kütle</w:t>
             </w:r>
           </w:p>
         </w:tc>
@@ -4972,7 +4967,7 @@
                 <w:rFonts w:ascii="Times New Roman" w:hAnsi="Times New Roman" w:cs="Times New Roman"/>
                 <w:lang w:val="tr-TR"/>
               </w:rPr>
-              <w:t xml:space="preserve">r = Δm/Δt</w:t>
+              <w:t>r = Δm/Δt</w:t>
             </w:r>
           </w:p>
         </w:tc>
@@ -4994,12 +4989,15 @@
                 <w:rFonts w:ascii="Times New Roman" w:hAnsi="Times New Roman" w:cs="Times New Roman"/>
                 <w:lang w:val="tr-TR"/>
               </w:rPr>
-              <w:t xml:space="preserve">g/s, g/dk</w:t>
+              <w:t>g/s, g/dk</w:t>
             </w:r>
           </w:p>
         </w:tc>
       </w:tr>
       <w:tr>
+        <w:trPr>
+          <w:jc w:val="center"/>
+        </w:trPr>
         <w:tc>
           <w:tcPr>
             <w:tcW w:w="2600" w:type="dxa"/>
@@ -5018,7 +5016,7 @@
                 <w:rFonts w:ascii="Times New Roman" w:hAnsi="Times New Roman" w:cs="Times New Roman"/>
                 <w:lang w:val="tr-TR"/>
               </w:rPr>
-              <w:t xml:space="preserve">Gaz hacmi</w:t>
+              <w:t>Gaz hacmi</w:t>
             </w:r>
           </w:p>
         </w:tc>
@@ -5040,7 +5038,7 @@
                 <w:rFonts w:ascii="Times New Roman" w:hAnsi="Times New Roman" w:cs="Times New Roman"/>
                 <w:lang w:val="tr-TR"/>
               </w:rPr>
-              <w:t xml:space="preserve">r = ΔV/Δt</w:t>
+              <w:t>r = ΔV/Δt</w:t>
             </w:r>
           </w:p>
         </w:tc>
@@ -5062,7 +5060,7 @@
                 <w:rFonts w:ascii="Times New Roman" w:hAnsi="Times New Roman" w:cs="Times New Roman"/>
                 <w:lang w:val="tr-TR"/>
               </w:rPr>
-              <w:t xml:space="preserve">mL/s, L/dk</w:t>
+              <w:t>mL/s, L/dk</w:t>
             </w:r>
           </w:p>
         </w:tc>
@@ -5090,7 +5088,7 @@
           <w:rFonts w:ascii="Times New Roman" w:hAnsi="Times New Roman" w:cs="Times New Roman"/>
           <w:lang w:val="tr-TR"/>
         </w:rPr>
-        <w:t xml:space="preserve">Katı ya da saf sıvı bir madde harcandıkça miktarıyla birlikte hacmi de aynı oranda azalır; birim hacimdeki madde miktarı ise değişmez. Bu nedenle katı ve saf sıvıların derişimi tepkime boyunca sabit kalır. Bu nedenle bu maddelerin harcanma hızları derişim yerine kütle ya da mol sayısındaki değişimle ifade edilir. Tepkenlerden biri katı olan tepkimelerde, katının yüzeyi fazla değişmediği ve diğer tepkenin derişimi büyük ölçüde azalmadığı sürece tepkime yaklaşık aynı hızla devam eder.</w:t>
+        <w:t>Katı ya da saf sıvı bir madde harcandıkça miktarıyla birlikte hacmi de aynı oranda azalır; birim hacimdeki madde miktarı ise değişmez. Bu nedenle katı ve saf sıvıların derişimi tepkime boyunca sabit kalır. Bu nedenle bu maddelerin harcanma hızları derişim yerine kütle ya da mol sayısındaki değişimle ifade edilir. Tepkenlerden biri katı olan tepkimelerde, katının yüzeyi fazla değişmediği ve diğer tepkenin derişimi büyük ölçüde azalmadığı sürece tepkime yaklaşık aynı hızla devam eder.</w:t>
       </w:r>
     </w:p>
     <w:p>
@@ -5112,91 +5110,91 @@
           <w:bCs/>
           <w:lang w:val="tr-TR"/>
         </w:rPr>
-        <w:t xml:space="preserve">Örnek-Çözüm Atölyesi 1.7.</w:t>
-      </w:r>
-    </w:p>
-    <w:p>
-      <w:pPr>
-        <w:jc w:val="both"/>
-        <w:rPr>
-          <w:rFonts w:ascii="Times New Roman" w:hAnsi="Times New Roman" w:cs="Times New Roman"/>
-          <w:lang w:val="tr-TR"/>
-        </w:rPr>
-      </w:pPr>
-      <w:r>
-        <w:rPr>
-          <w:rFonts w:ascii="Times New Roman" w:hAnsi="Times New Roman" w:cs="Times New Roman"/>
-          <w:lang w:val="tr-TR"/>
-        </w:rPr>
-        <w:t xml:space="preserve">CaCO</w:t>
-      </w:r>
-      <w:r>
-        <w:rPr>
-          <w:rFonts w:ascii="Times New Roman" w:hAnsi="Times New Roman" w:cs="Times New Roman"/>
-          <w:vertAlign w:val="subscript"/>
-          <w:lang w:val="tr-TR"/>
-        </w:rPr>
-        <w:t xml:space="preserve">3</w:t>
-      </w:r>
-      <w:r>
-        <w:rPr>
-          <w:rFonts w:ascii="Times New Roman" w:hAnsi="Times New Roman" w:cs="Times New Roman"/>
-          <w:lang w:val="tr-TR"/>
-        </w:rPr>
-        <w:t xml:space="preserve">(k) + 2HCl(suda) → CaCl</w:t>
-      </w:r>
-      <w:r>
-        <w:rPr>
-          <w:rFonts w:ascii="Times New Roman" w:hAnsi="Times New Roman" w:cs="Times New Roman"/>
-          <w:vertAlign w:val="subscript"/>
-          <w:lang w:val="tr-TR"/>
-        </w:rPr>
-        <w:t xml:space="preserve">2</w:t>
-      </w:r>
-      <w:r>
-        <w:rPr>
-          <w:rFonts w:ascii="Times New Roman" w:hAnsi="Times New Roman" w:cs="Times New Roman"/>
-          <w:lang w:val="tr-TR"/>
-        </w:rPr>
-        <w:t xml:space="preserve">(suda) + CO</w:t>
-      </w:r>
-      <w:r>
-        <w:rPr>
-          <w:rFonts w:ascii="Times New Roman" w:hAnsi="Times New Roman" w:cs="Times New Roman"/>
-          <w:vertAlign w:val="subscript"/>
-          <w:lang w:val="tr-TR"/>
-        </w:rPr>
-        <w:t xml:space="preserve">2</w:t>
-      </w:r>
-      <w:r>
-        <w:rPr>
-          <w:rFonts w:ascii="Times New Roman" w:hAnsi="Times New Roman" w:cs="Times New Roman"/>
-          <w:lang w:val="tr-TR"/>
-        </w:rPr>
-        <w:t xml:space="preserve">(g) + H</w:t>
-      </w:r>
-      <w:r>
-        <w:rPr>
-          <w:rFonts w:ascii="Times New Roman" w:hAnsi="Times New Roman" w:cs="Times New Roman"/>
-          <w:vertAlign w:val="subscript"/>
-          <w:lang w:val="tr-TR"/>
-        </w:rPr>
-        <w:t xml:space="preserve">2</w:t>
-      </w:r>
-      <w:r>
-        <w:rPr>
-          <w:rFonts w:ascii="Times New Roman" w:hAnsi="Times New Roman" w:cs="Times New Roman"/>
-          <w:lang w:val="tr-TR"/>
-        </w:rPr>
-        <w:t xml:space="preserve">O(s) tepkimesinde 50 saniyede 2,0 g CaCO</w:t>
-      </w:r>
-      <w:r>
-        <w:rPr>
-          <w:rFonts w:ascii="Times New Roman" w:hAnsi="Times New Roman" w:cs="Times New Roman"/>
-          <w:vertAlign w:val="subscript"/>
-          <w:lang w:val="tr-TR"/>
-        </w:rPr>
-        <w:t xml:space="preserve">3</w:t>
+        <w:t>Örnek-Çözüm Atölyesi 1.7.</w:t>
+      </w:r>
+    </w:p>
+    <w:p>
+      <w:pPr>
+        <w:jc w:val="both"/>
+        <w:rPr>
+          <w:rFonts w:ascii="Times New Roman" w:hAnsi="Times New Roman" w:cs="Times New Roman"/>
+          <w:lang w:val="tr-TR"/>
+        </w:rPr>
+      </w:pPr>
+      <w:r>
+        <w:rPr>
+          <w:rFonts w:ascii="Times New Roman" w:hAnsi="Times New Roman" w:cs="Times New Roman"/>
+          <w:lang w:val="tr-TR"/>
+        </w:rPr>
+        <w:t>CaCO</w:t>
+      </w:r>
+      <w:r>
+        <w:rPr>
+          <w:rFonts w:ascii="Times New Roman" w:hAnsi="Times New Roman" w:cs="Times New Roman"/>
+          <w:vertAlign w:val="subscript"/>
+          <w:lang w:val="tr-TR"/>
+        </w:rPr>
+        <w:t>3</w:t>
+      </w:r>
+      <w:r>
+        <w:rPr>
+          <w:rFonts w:ascii="Times New Roman" w:hAnsi="Times New Roman" w:cs="Times New Roman"/>
+          <w:lang w:val="tr-TR"/>
+        </w:rPr>
+        <w:t>(k) + 2HCl(suda) → CaCl</w:t>
+      </w:r>
+      <w:r>
+        <w:rPr>
+          <w:rFonts w:ascii="Times New Roman" w:hAnsi="Times New Roman" w:cs="Times New Roman"/>
+          <w:vertAlign w:val="subscript"/>
+          <w:lang w:val="tr-TR"/>
+        </w:rPr>
+        <w:t>2</w:t>
+      </w:r>
+      <w:r>
+        <w:rPr>
+          <w:rFonts w:ascii="Times New Roman" w:hAnsi="Times New Roman" w:cs="Times New Roman"/>
+          <w:lang w:val="tr-TR"/>
+        </w:rPr>
+        <w:t>(suda) + CO</w:t>
+      </w:r>
+      <w:r>
+        <w:rPr>
+          <w:rFonts w:ascii="Times New Roman" w:hAnsi="Times New Roman" w:cs="Times New Roman"/>
+          <w:vertAlign w:val="subscript"/>
+          <w:lang w:val="tr-TR"/>
+        </w:rPr>
+        <w:t>2</w:t>
+      </w:r>
+      <w:r>
+        <w:rPr>
+          <w:rFonts w:ascii="Times New Roman" w:hAnsi="Times New Roman" w:cs="Times New Roman"/>
+          <w:lang w:val="tr-TR"/>
+        </w:rPr>
+        <w:t>(g) + H</w:t>
+      </w:r>
+      <w:r>
+        <w:rPr>
+          <w:rFonts w:ascii="Times New Roman" w:hAnsi="Times New Roman" w:cs="Times New Roman"/>
+          <w:vertAlign w:val="subscript"/>
+          <w:lang w:val="tr-TR"/>
+        </w:rPr>
+        <w:t>2</w:t>
+      </w:r>
+      <w:r>
+        <w:rPr>
+          <w:rFonts w:ascii="Times New Roman" w:hAnsi="Times New Roman" w:cs="Times New Roman"/>
+          <w:lang w:val="tr-TR"/>
+        </w:rPr>
+        <w:t>O(s) tepkimesinde 50 saniyede 2,0 g CaCO</w:t>
+      </w:r>
+      <w:r>
+        <w:rPr>
+          <w:rFonts w:ascii="Times New Roman" w:hAnsi="Times New Roman" w:cs="Times New Roman"/>
+          <w:vertAlign w:val="subscript"/>
+          <w:lang w:val="tr-TR"/>
+        </w:rPr>
+        <w:t>3</w:t>
       </w:r>
       <w:r>
         <w:rPr>
@@ -5211,44 +5209,44 @@
           <w:vertAlign w:val="subscript"/>
           <w:lang w:val="tr-TR"/>
         </w:rPr>
-        <w:t xml:space="preserve">3</w:t>
-      </w:r>
-      <w:r>
-        <w:rPr>
-          <w:rFonts w:ascii="Times New Roman" w:hAnsi="Times New Roman" w:cs="Times New Roman"/>
-          <w:lang w:val="tr-TR"/>
-        </w:rPr>
-        <w:t xml:space="preserve">’ın ortalama harcanma hızını g/s ve mol/s, CO</w:t>
-      </w:r>
-      <w:r>
-        <w:rPr>
-          <w:rFonts w:ascii="Times New Roman" w:hAnsi="Times New Roman" w:cs="Times New Roman"/>
-          <w:vertAlign w:val="subscript"/>
-          <w:lang w:val="tr-TR"/>
-        </w:rPr>
-        <w:t xml:space="preserve">2</w:t>
-      </w:r>
-      <w:r>
-        <w:rPr>
-          <w:rFonts w:ascii="Times New Roman" w:hAnsi="Times New Roman" w:cs="Times New Roman"/>
-          <w:lang w:val="tr-TR"/>
-        </w:rPr>
-        <w:t xml:space="preserve">’nin ortalama oluşma hızını mol/s ve 0 °C, 1 atm koşullarında mL/s cinsinden hesaplayınız. (CaCO</w:t>
-      </w:r>
-      <w:r>
-        <w:rPr>
-          <w:rFonts w:ascii="Times New Roman" w:hAnsi="Times New Roman" w:cs="Times New Roman"/>
-          <w:vertAlign w:val="subscript"/>
-          <w:lang w:val="tr-TR"/>
-        </w:rPr>
-        <w:t xml:space="preserve">3</w:t>
-      </w:r>
-      <w:r>
-        <w:rPr>
-          <w:rFonts w:ascii="Times New Roman" w:hAnsi="Times New Roman" w:cs="Times New Roman"/>
-          <w:lang w:val="tr-TR"/>
-        </w:rPr>
-        <w:t xml:space="preserve">: 100 g/mol)</w:t>
+        <w:t>3</w:t>
+      </w:r>
+      <w:r>
+        <w:rPr>
+          <w:rFonts w:ascii="Times New Roman" w:hAnsi="Times New Roman" w:cs="Times New Roman"/>
+          <w:lang w:val="tr-TR"/>
+        </w:rPr>
+        <w:t>’ın ortalama harcanma hızını g/s ve mol/s, CO</w:t>
+      </w:r>
+      <w:r>
+        <w:rPr>
+          <w:rFonts w:ascii="Times New Roman" w:hAnsi="Times New Roman" w:cs="Times New Roman"/>
+          <w:vertAlign w:val="subscript"/>
+          <w:lang w:val="tr-TR"/>
+        </w:rPr>
+        <w:t>2</w:t>
+      </w:r>
+      <w:r>
+        <w:rPr>
+          <w:rFonts w:ascii="Times New Roman" w:hAnsi="Times New Roman" w:cs="Times New Roman"/>
+          <w:lang w:val="tr-TR"/>
+        </w:rPr>
+        <w:t>’nin ortalama oluşma hızını mol/s ve 0 °C, 1 atm koşullarında mL/s cinsinden hesaplayınız. (CaCO</w:t>
+      </w:r>
+      <w:r>
+        <w:rPr>
+          <w:rFonts w:ascii="Times New Roman" w:hAnsi="Times New Roman" w:cs="Times New Roman"/>
+          <w:vertAlign w:val="subscript"/>
+          <w:lang w:val="tr-TR"/>
+        </w:rPr>
+        <w:t>3</w:t>
+      </w:r>
+      <w:r>
+        <w:rPr>
+          <w:rFonts w:ascii="Times New Roman" w:hAnsi="Times New Roman" w:cs="Times New Roman"/>
+          <w:lang w:val="tr-TR"/>
+        </w:rPr>
+        <w:t>: 100 g/mol)</w:t>
       </w:r>
     </w:p>
     <w:p>
@@ -5266,62 +5264,62 @@
           <w:bCs/>
           <w:lang w:val="tr-TR"/>
         </w:rPr>
-        <w:t xml:space="preserve">Çözüm:</w:t>
-      </w:r>
-    </w:p>
-    <w:p>
-      <w:pPr>
-        <w:jc w:val="both"/>
-        <w:rPr>
-          <w:rFonts w:ascii="Times New Roman" w:hAnsi="Times New Roman" w:cs="Times New Roman"/>
-          <w:lang w:val="tr-TR"/>
-        </w:rPr>
-      </w:pPr>
-      <w:r>
-        <w:rPr>
-          <w:rFonts w:ascii="Times New Roman" w:hAnsi="Times New Roman" w:cs="Times New Roman"/>
-          <w:lang w:val="tr-TR"/>
-        </w:rPr>
-        <w:t xml:space="preserve">CaCO</w:t>
-      </w:r>
-      <w:r>
-        <w:rPr>
-          <w:rFonts w:ascii="Times New Roman" w:hAnsi="Times New Roman" w:cs="Times New Roman"/>
-          <w:vertAlign w:val="subscript"/>
-          <w:lang w:val="tr-TR"/>
-        </w:rPr>
-        <w:t xml:space="preserve">3</w:t>
-      </w:r>
-      <w:r>
-        <w:rPr>
-          <w:rFonts w:ascii="Times New Roman" w:hAnsi="Times New Roman" w:cs="Times New Roman"/>
-          <w:lang w:val="tr-TR"/>
-        </w:rPr>
-        <w:t xml:space="preserve">’ın harcanma hızı = 2,0 g / 50 s = 0,040 g/s</w:t>
-      </w:r>
-    </w:p>
-    <w:p>
-      <w:pPr>
-        <w:jc w:val="both"/>
-        <w:rPr>
-          <w:rFonts w:ascii="Times New Roman" w:hAnsi="Times New Roman" w:cs="Times New Roman"/>
-          <w:lang w:val="tr-TR"/>
-        </w:rPr>
-      </w:pPr>
-      <w:r>
-        <w:rPr>
-          <w:rFonts w:ascii="Times New Roman" w:hAnsi="Times New Roman" w:cs="Times New Roman"/>
-          <w:lang w:val="tr-TR"/>
-        </w:rPr>
-        <w:t xml:space="preserve">2,0 g CaCO</w:t>
-      </w:r>
-      <w:r>
-        <w:rPr>
-          <w:rFonts w:ascii="Times New Roman" w:hAnsi="Times New Roman" w:cs="Times New Roman"/>
-          <w:vertAlign w:val="subscript"/>
-          <w:lang w:val="tr-TR"/>
-        </w:rPr>
-        <w:t xml:space="preserve">3</w:t>
+        <w:t>Çözüm:</w:t>
+      </w:r>
+    </w:p>
+    <w:p>
+      <w:pPr>
+        <w:jc w:val="both"/>
+        <w:rPr>
+          <w:rFonts w:ascii="Times New Roman" w:hAnsi="Times New Roman" w:cs="Times New Roman"/>
+          <w:lang w:val="tr-TR"/>
+        </w:rPr>
+      </w:pPr>
+      <w:r>
+        <w:rPr>
+          <w:rFonts w:ascii="Times New Roman" w:hAnsi="Times New Roman" w:cs="Times New Roman"/>
+          <w:lang w:val="tr-TR"/>
+        </w:rPr>
+        <w:t>CaCO</w:t>
+      </w:r>
+      <w:r>
+        <w:rPr>
+          <w:rFonts w:ascii="Times New Roman" w:hAnsi="Times New Roman" w:cs="Times New Roman"/>
+          <w:vertAlign w:val="subscript"/>
+          <w:lang w:val="tr-TR"/>
+        </w:rPr>
+        <w:t>3</w:t>
+      </w:r>
+      <w:r>
+        <w:rPr>
+          <w:rFonts w:ascii="Times New Roman" w:hAnsi="Times New Roman" w:cs="Times New Roman"/>
+          <w:lang w:val="tr-TR"/>
+        </w:rPr>
+        <w:t>’ın harcanma hızı = 2,0 g / 50 s = 0,040 g/s</w:t>
+      </w:r>
+    </w:p>
+    <w:p>
+      <w:pPr>
+        <w:jc w:val="both"/>
+        <w:rPr>
+          <w:rFonts w:ascii="Times New Roman" w:hAnsi="Times New Roman" w:cs="Times New Roman"/>
+          <w:lang w:val="tr-TR"/>
+        </w:rPr>
+      </w:pPr>
+      <w:r>
+        <w:rPr>
+          <w:rFonts w:ascii="Times New Roman" w:hAnsi="Times New Roman" w:cs="Times New Roman"/>
+          <w:lang w:val="tr-TR"/>
+        </w:rPr>
+        <w:t>2,0 g CaCO</w:t>
+      </w:r>
+      <w:r>
+        <w:rPr>
+          <w:rFonts w:ascii="Times New Roman" w:hAnsi="Times New Roman" w:cs="Times New Roman"/>
+          <w:vertAlign w:val="subscript"/>
+          <w:lang w:val="tr-TR"/>
+        </w:rPr>
+        <w:t>3</w:t>
       </w:r>
       <w:r>
         <w:rPr>
@@ -5336,7 +5334,7 @@
           <w:vertAlign w:val="superscript"/>
           <w:lang w:val="tr-TR"/>
         </w:rPr>
-        <w:t xml:space="preserve">-4</w:t>
+        <w:t>-4</w:t>
       </w:r>
       <w:r>
         <w:rPr>
@@ -5359,15 +5357,15 @@
           <w:rFonts w:ascii="Times New Roman" w:hAnsi="Times New Roman" w:cs="Times New Roman"/>
           <w:lang w:val="tr-TR"/>
         </w:rPr>
-        <w:t xml:space="preserve">Tepkime denklemine göre 1 mol CaCO</w:t>
-      </w:r>
-      <w:r>
-        <w:rPr>
-          <w:rFonts w:ascii="Times New Roman" w:hAnsi="Times New Roman" w:cs="Times New Roman"/>
-          <w:vertAlign w:val="subscript"/>
-          <w:lang w:val="tr-TR"/>
-        </w:rPr>
-        <w:t xml:space="preserve">3</w:t>
+        <w:t>Tepkime denklemine göre 1 mol CaCO</w:t>
+      </w:r>
+      <w:r>
+        <w:rPr>
+          <w:rFonts w:ascii="Times New Roman" w:hAnsi="Times New Roman" w:cs="Times New Roman"/>
+          <w:vertAlign w:val="subscript"/>
+          <w:lang w:val="tr-TR"/>
+        </w:rPr>
+        <w:t>3</w:t>
       </w:r>
       <w:r>
         <w:rPr>
@@ -5382,7 +5380,7 @@
           <w:vertAlign w:val="subscript"/>
           <w:lang w:val="tr-TR"/>
         </w:rPr>
-        <w:t xml:space="preserve">2</w:t>
+        <w:t>2</w:t>
       </w:r>
       <w:r>
         <w:rPr>
@@ -5397,14 +5395,14 @@
           <w:vertAlign w:val="subscript"/>
           <w:lang w:val="tr-TR"/>
         </w:rPr>
-        <w:t xml:space="preserve">2</w:t>
-      </w:r>
-      <w:r>
-        <w:rPr>
-          <w:rFonts w:ascii="Times New Roman" w:hAnsi="Times New Roman" w:cs="Times New Roman"/>
-          <w:lang w:val="tr-TR"/>
-        </w:rPr>
-        <w:t xml:space="preserve">’nin oluşma hızı = 4,0·10</w:t>
+        <w:t>2</w:t>
+      </w:r>
+      <w:r>
+        <w:rPr>
+          <w:rFonts w:ascii="Times New Roman" w:hAnsi="Times New Roman" w:cs="Times New Roman"/>
+          <w:lang w:val="tr-TR"/>
+        </w:rPr>
+        <w:t>’nin oluşma hızı = 4,0·10</w:t>
       </w:r>
       <w:r>
         <w:rPr>
@@ -5412,7 +5410,7 @@
           <w:vertAlign w:val="superscript"/>
           <w:lang w:val="tr-TR"/>
         </w:rPr>
-        <w:t xml:space="preserve">-4</w:t>
+        <w:t>-4</w:t>
       </w:r>
       <w:r>
         <w:rPr>
@@ -5435,7 +5433,7 @@
           <w:rFonts w:ascii="Times New Roman" w:hAnsi="Times New Roman" w:cs="Times New Roman"/>
           <w:lang w:val="tr-TR"/>
         </w:rPr>
-        <w:t xml:space="preserve">0 °C ve 1 atm’de 1 mol gaz 22,4 L hacim kaplar: 4,0·10</w:t>
+        <w:t>0 °C ve 1 atm’de 1 mol gaz 22,4 L hacim kaplar: 4,0·10</w:t>
       </w:r>
       <w:r>
         <w:rPr>
@@ -5443,7 +5441,7 @@
           <w:vertAlign w:val="superscript"/>
           <w:lang w:val="tr-TR"/>
         </w:rPr>
-        <w:t xml:space="preserve">-4</w:t>
+        <w:t>-4</w:t>
       </w:r>
       <w:r>
         <w:rPr>
@@ -5569,7 +5567,6 @@
           <w:rFonts w:ascii="Times New Roman" w:hAnsi="Times New Roman" w:cs="Times New Roman"/>
           <w:lang w:val="tr-TR"/>
         </w:rPr>
-        <w:lastRenderedPageBreak/>
         <w:t>H</w:t>
       </w:r>
       <w:r>
@@ -5717,6 +5714,7 @@
               <w:rFonts w:ascii="Cambria Math" w:hAnsi="Cambria Math" w:cs="Cambria Math"/>
               <w:lang w:val="tr-TR"/>
             </w:rPr>
+            <w:lastRenderedPageBreak/>
             <m:t>a) H₂’nin harcanma hızı = -</m:t>
           </m:r>
           <m:f>
@@ -6832,6 +6830,7 @@
           <w:rFonts w:ascii="Times New Roman" w:hAnsi="Times New Roman" w:cs="Times New Roman"/>
           <w:lang w:val="tr-TR"/>
         </w:rPr>
+        <w:lastRenderedPageBreak/>
         <w:t>C</w:t>
       </w:r>
       <w:r>
@@ -7633,7 +7632,6 @@
                 <w:rFonts w:ascii="Times New Roman" w:hAnsi="Times New Roman" w:cs="Times New Roman"/>
                 <w:lang w:val="tr-TR"/>
               </w:rPr>
-              <w:lastRenderedPageBreak/>
               <w:t>[NO</w:t>
             </w:r>
             <w:r>
@@ -7857,6 +7855,7 @@
           <w:rFonts w:ascii="Times New Roman" w:hAnsi="Times New Roman" w:cs="Times New Roman"/>
           <w:lang w:val="tr-TR"/>
         </w:rPr>
+        <w:lastRenderedPageBreak/>
         <w:t>Hesaplama sonuçlarınızı tepkime hızının zamanla değişimi açısından çarpışma teorisi ile yorumlayınız.</w:t>
       </w:r>
     </w:p>
@@ -7910,52 +7909,52 @@
           <w:rFonts w:ascii="Times New Roman" w:hAnsi="Times New Roman" w:cs="Times New Roman"/>
           <w:lang w:val="tr-TR"/>
         </w:rPr>
-        <w:t xml:space="preserve">6. Zn(k) + 2HCl(suda) → ZnCl</w:t>
-      </w:r>
-      <w:r>
-        <w:rPr>
-          <w:rFonts w:ascii="Times New Roman" w:hAnsi="Times New Roman" w:cs="Times New Roman"/>
-          <w:vertAlign w:val="subscript"/>
-          <w:lang w:val="tr-TR"/>
-        </w:rPr>
-        <w:t xml:space="preserve">2</w:t>
-      </w:r>
-      <w:r>
-        <w:rPr>
-          <w:rFonts w:ascii="Times New Roman" w:hAnsi="Times New Roman" w:cs="Times New Roman"/>
-          <w:lang w:val="tr-TR"/>
-        </w:rPr>
-        <w:t xml:space="preserve">(suda) + H</w:t>
-      </w:r>
-      <w:r>
-        <w:rPr>
-          <w:rFonts w:ascii="Times New Roman" w:hAnsi="Times New Roman" w:cs="Times New Roman"/>
-          <w:vertAlign w:val="subscript"/>
-          <w:lang w:val="tr-TR"/>
-        </w:rPr>
-        <w:t xml:space="preserve">2</w:t>
-      </w:r>
-      <w:r>
-        <w:rPr>
-          <w:rFonts w:ascii="Times New Roman" w:hAnsi="Times New Roman" w:cs="Times New Roman"/>
-          <w:lang w:val="tr-TR"/>
-        </w:rPr>
-        <w:t xml:space="preserve">(g) tepkimesinde 2 dakikada 1,30 g Zn harcanmaktadır. Zn’nin ortalama harcanma hızını g/dk ve mol/dk, H</w:t>
-      </w:r>
-      <w:r>
-        <w:rPr>
-          <w:rFonts w:ascii="Times New Roman" w:hAnsi="Times New Roman" w:cs="Times New Roman"/>
-          <w:vertAlign w:val="subscript"/>
-          <w:lang w:val="tr-TR"/>
-        </w:rPr>
-        <w:t xml:space="preserve">2</w:t>
-      </w:r>
-      <w:r>
-        <w:rPr>
-          <w:rFonts w:ascii="Times New Roman" w:hAnsi="Times New Roman" w:cs="Times New Roman"/>
-          <w:lang w:val="tr-TR"/>
-        </w:rPr>
-        <w:t xml:space="preserve">’nin ortalama oluşma hızını mol/dk cinsinden hesaplayınız. (Zn: 65 g/mol)</w:t>
+        <w:t>6. Zn(k) + 2HCl(suda) → ZnCl</w:t>
+      </w:r>
+      <w:r>
+        <w:rPr>
+          <w:rFonts w:ascii="Times New Roman" w:hAnsi="Times New Roman" w:cs="Times New Roman"/>
+          <w:vertAlign w:val="subscript"/>
+          <w:lang w:val="tr-TR"/>
+        </w:rPr>
+        <w:t>2</w:t>
+      </w:r>
+      <w:r>
+        <w:rPr>
+          <w:rFonts w:ascii="Times New Roman" w:hAnsi="Times New Roman" w:cs="Times New Roman"/>
+          <w:lang w:val="tr-TR"/>
+        </w:rPr>
+        <w:t>(suda) + H</w:t>
+      </w:r>
+      <w:r>
+        <w:rPr>
+          <w:rFonts w:ascii="Times New Roman" w:hAnsi="Times New Roman" w:cs="Times New Roman"/>
+          <w:vertAlign w:val="subscript"/>
+          <w:lang w:val="tr-TR"/>
+        </w:rPr>
+        <w:t>2</w:t>
+      </w:r>
+      <w:r>
+        <w:rPr>
+          <w:rFonts w:ascii="Times New Roman" w:hAnsi="Times New Roman" w:cs="Times New Roman"/>
+          <w:lang w:val="tr-TR"/>
+        </w:rPr>
+        <w:t>(g) tepkimesinde 2 dakikada 1,30 g Zn harcanmaktadır. Zn’nin ortalama harcanma hızını g/dk ve mol/dk, H</w:t>
+      </w:r>
+      <w:r>
+        <w:rPr>
+          <w:rFonts w:ascii="Times New Roman" w:hAnsi="Times New Roman" w:cs="Times New Roman"/>
+          <w:vertAlign w:val="subscript"/>
+          <w:lang w:val="tr-TR"/>
+        </w:rPr>
+        <w:t>2</w:t>
+      </w:r>
+      <w:r>
+        <w:rPr>
+          <w:rFonts w:ascii="Times New Roman" w:hAnsi="Times New Roman" w:cs="Times New Roman"/>
+          <w:lang w:val="tr-TR"/>
+        </w:rPr>
+        <w:t>’nin ortalama oluşma hızını mol/dk cinsinden hesaplayınız. (Zn: 65 g/mol)</w:t>
       </w:r>
     </w:p>
     <w:tbl>
@@ -7968,6 +7967,7 @@
           <w:bottom w:val="single" w:sz="8" w:space="0" w:color="7F7F7F"/>
           <w:right w:val="single" w:sz="8" w:space="0" w:color="7F7F7F"/>
         </w:tblBorders>
+        <w:tblLook w:val="04A0" w:firstRow="1" w:lastRow="0" w:firstColumn="1" w:lastColumn="0" w:noHBand="0" w:noVBand="1"/>
       </w:tblPr>
       <w:tblGrid>
         <w:gridCol w:w="9000"/>
@@ -7975,6 +7975,7 @@
       <w:tr>
         <w:trPr>
           <w:trHeight w:val="1200"/>
+          <w:jc w:val="center"/>
         </w:trPr>
         <w:tc>
           <w:tcPr>
@@ -8006,7 +8007,7 @@
           <w:rFonts w:ascii="Times New Roman" w:hAnsi="Times New Roman" w:cs="Times New Roman"/>
           <w:lang w:val="tr-TR"/>
         </w:rPr>
-        <w:t xml:space="preserve">7. Katı tepkenin harcandığı bir tepkimede hızın derişim cinsinden ifade edilmemesinin nedenini açıklayınız.</w:t>
+        <w:t>7. Katı tepkenin harcandığı bir tepkimede hızın derişim cinsinden ifade edilmemesinin nedenini açıklayınız.</w:t>
       </w:r>
     </w:p>
     <w:p>
@@ -8023,7 +8024,7 @@
           <w:rFonts w:ascii="Times New Roman" w:hAnsi="Times New Roman" w:cs="Times New Roman"/>
           <w:lang w:val="tr-TR"/>
         </w:rPr>
-        <w:t xml:space="preserve">……………………………………………………………………………………………</w:t>
+        <w:t>……………………………………………………………………………………………</w:t>
       </w:r>
     </w:p>
     <w:p>
@@ -8040,7 +8041,7 @@
           <w:rFonts w:ascii="Times New Roman" w:hAnsi="Times New Roman" w:cs="Times New Roman"/>
           <w:lang w:val="tr-TR"/>
         </w:rPr>
-        <w:t xml:space="preserve">……………………………………………………………………………………………</w:t>
+        <w:t>……………………………………………………………………………………………</w:t>
       </w:r>
     </w:p>
     <w:p>
@@ -8324,6 +8325,7 @@
           <w:highlight w:val="yellow"/>
           <w:lang w:val="tr-TR"/>
         </w:rPr>
+        <w:lastRenderedPageBreak/>
         <w:t xml:space="preserve">NOT: </w:t>
       </w:r>
       <w:r>

--- a/Kim11-1-6-Tepkime-Hizi.docx
+++ b/Kim11-1-6-Tepkime-Hizi.docx
@@ -733,103 +733,6 @@
           <w:lang w:val="tr-TR"/>
         </w:rPr>
         <w:t>Tepkime boyunca tepken ve ürünlerin derişimleri belirli zaman aralıklarında ölçülerek aşağıdaki tabloya kaydedilmiştir.</w:t>
-      </w:r>
-    </w:p>
-    <w:p>
-      <w:pPr>
-        <w:jc w:val="center"/>
-        <w:rPr>
-          <w:rFonts w:ascii="Times New Roman" w:hAnsi="Times New Roman" w:cs="Times New Roman"/>
-          <w:b/>
-          <w:bCs/>
-          <w:lang w:val="tr-TR"/>
-        </w:rPr>
-      </w:pPr>
-      <w:r>
-        <w:rPr>
-          <w:rFonts w:ascii="Times New Roman" w:hAnsi="Times New Roman" w:cs="Times New Roman"/>
-          <w:b/>
-          <w:bCs/>
-          <w:lang w:val="tr-TR"/>
-        </w:rPr>
-        <w:lastRenderedPageBreak/>
-        <w:t>Tablo: 2N</w:t>
-      </w:r>
-      <w:r>
-        <w:rPr>
-          <w:rFonts w:ascii="Times New Roman" w:hAnsi="Times New Roman" w:cs="Times New Roman"/>
-          <w:b/>
-          <w:bCs/>
-          <w:vertAlign w:val="subscript"/>
-          <w:lang w:val="tr-TR"/>
-        </w:rPr>
-        <w:t>2</w:t>
-      </w:r>
-      <w:r>
-        <w:rPr>
-          <w:rFonts w:ascii="Times New Roman" w:hAnsi="Times New Roman" w:cs="Times New Roman"/>
-          <w:b/>
-          <w:bCs/>
-          <w:lang w:val="tr-TR"/>
-        </w:rPr>
-        <w:t>O</w:t>
-      </w:r>
-      <w:r>
-        <w:rPr>
-          <w:rFonts w:ascii="Times New Roman" w:hAnsi="Times New Roman" w:cs="Times New Roman"/>
-          <w:b/>
-          <w:bCs/>
-          <w:vertAlign w:val="subscript"/>
-          <w:lang w:val="tr-TR"/>
-        </w:rPr>
-        <w:t>5</w:t>
-      </w:r>
-      <w:r>
-        <w:rPr>
-          <w:rFonts w:ascii="Times New Roman" w:hAnsi="Times New Roman" w:cs="Times New Roman"/>
-          <w:b/>
-          <w:bCs/>
-          <w:lang w:val="tr-TR"/>
-        </w:rPr>
-        <w:t>(g) → 4NO</w:t>
-      </w:r>
-      <w:r>
-        <w:rPr>
-          <w:rFonts w:ascii="Times New Roman" w:hAnsi="Times New Roman" w:cs="Times New Roman"/>
-          <w:b/>
-          <w:bCs/>
-          <w:vertAlign w:val="subscript"/>
-          <w:lang w:val="tr-TR"/>
-        </w:rPr>
-        <w:t>2</w:t>
-      </w:r>
-      <w:r>
-        <w:rPr>
-          <w:rFonts w:ascii="Times New Roman" w:hAnsi="Times New Roman" w:cs="Times New Roman"/>
-          <w:b/>
-          <w:bCs/>
-          <w:lang w:val="tr-TR"/>
-        </w:rPr>
-        <w:t>(g) + O</w:t>
-      </w:r>
-      <w:r>
-        <w:rPr>
-          <w:rFonts w:ascii="Times New Roman" w:hAnsi="Times New Roman" w:cs="Times New Roman"/>
-          <w:b/>
-          <w:bCs/>
-          <w:vertAlign w:val="subscript"/>
-          <w:lang w:val="tr-TR"/>
-        </w:rPr>
-        <w:t>2</w:t>
-      </w:r>
-      <w:r>
-        <w:rPr>
-          <w:rFonts w:ascii="Times New Roman" w:hAnsi="Times New Roman" w:cs="Times New Roman"/>
-          <w:b/>
-          <w:bCs/>
-          <w:lang w:val="tr-TR"/>
-        </w:rPr>
-        <w:t>(g) tepkimesinde tepken ve ürünlerin derişimlerinin zamanla değişimi</w:t>
       </w:r>
     </w:p>
     <w:tbl>

--- a/Kim11-1-6-Tepkime-Hizi.docx
+++ b/Kim11-1-6-Tepkime-Hizi.docx
@@ -74,7 +74,7 @@
           <w:noProof/>
         </w:rPr>
         <w:drawing>
-          <wp:inline distT="0" distB="0" distL="0" distR="0" wp14:anchorId="65D1719E" wp14:editId="1AA27922">
+          <wp:inline distT="0" distB="0" distL="0" distR="0" wp14:anchorId="65D1719E" wp14:editId="368577BC">
             <wp:extent cx="5943600" cy="4358640"/>
             <wp:effectExtent l="0" t="0" r="0" b="0"/>
             <wp:docPr id="1545737045" name="Picture 7" descr="Opened airbag in automobile. Car safety equipment"/>
@@ -356,7 +356,7 @@
           <w:noProof/>
         </w:rPr>
         <w:drawing>
-          <wp:inline distT="0" distB="0" distL="0" distR="0" wp14:anchorId="30FF1CD9" wp14:editId="46B7F799">
+          <wp:inline distT="0" distB="0" distL="0" distR="0" wp14:anchorId="30FF1CD9" wp14:editId="418C181A">
             <wp:extent cx="5943600" cy="4366260"/>
             <wp:effectExtent l="0" t="0" r="0" b="2540"/>
             <wp:docPr id="1116089368" name="Picture 8" descr="Natural stalactites and stalagmites speleothems in limestone cave with illuminated lighting."/>
@@ -783,6 +783,7 @@
                 <w:bCs/>
                 <w:lang w:val="tr-TR"/>
               </w:rPr>
+              <w:lastRenderedPageBreak/>
               <w:t>Zaman (s)</w:t>
             </w:r>
           </w:p>
@@ -1768,6 +1769,49 @@
         <w:pStyle w:val="ListParagraph"/>
         <w:numPr>
           <w:ilvl w:val="0"/>
+          <w:numId w:val="3"/>
+        </w:numPr>
+        <w:jc w:val="both"/>
+        <w:rPr>
+          <w:rFonts w:ascii="Times New Roman" w:hAnsi="Times New Roman" w:cs="Times New Roman"/>
+          <w:lang w:val="tr-TR"/>
+        </w:rPr>
+      </w:pPr>
+      <w:r>
+        <w:rPr>
+          <w:rFonts w:ascii="Times New Roman" w:hAnsi="Times New Roman" w:cs="Times New Roman"/>
+          <w:lang w:val="tr-TR"/>
+        </w:rPr>
+        <w:t>Çizdiğiniz derişim-zaman grafiğini inceleyerek tepken ve ürünlerin derişimlerinin zamanla nasıl değiştiğine ve tepkime hızının zamanla değişimine ilişkin önermeler oluşturunuz.</w:t>
+      </w:r>
+      <w:r>
+        <w:rPr>
+          <w:rFonts w:ascii="Times New Roman" w:hAnsi="Times New Roman" w:cs="Times New Roman"/>
+          <w:lang w:val="tr-TR"/>
+        </w:rPr>
+        <w:t xml:space="preserve"> </w:t>
+      </w:r>
+      <w:r>
+        <w:rPr>
+          <w:rFonts w:ascii="Times New Roman" w:hAnsi="Times New Roman" w:cs="Times New Roman"/>
+          <w:lang w:val="tr-TR"/>
+        </w:rPr>
+        <w:t xml:space="preserve">Oluşturduğunuz önermeleri arkadaşlarınızla paylaşınız. Paylaşım sırasında düşünce ve izlenimlerinizi etki altında kalmadan ifade ediniz, arkadaşlarınızın </w:t>
+      </w:r>
+      <w:r>
+        <w:rPr>
+          <w:rFonts w:ascii="Times New Roman" w:hAnsi="Times New Roman" w:cs="Times New Roman"/>
+          <w:lang w:val="tr-TR"/>
+        </w:rPr>
+        <w:lastRenderedPageBreak/>
+        <w:t>sözünü kesmeden onları etkin bir şekilde dinleyiniz ve farklı bakış açılarını anlamaya çalışınız.</w:t>
+      </w:r>
+    </w:p>
+    <w:p>
+      <w:pPr>
+        <w:pStyle w:val="ListParagraph"/>
+        <w:numPr>
+          <w:ilvl w:val="0"/>
           <w:numId w:val="2"/>
         </w:numPr>
         <w:jc w:val="both"/>
@@ -1776,13 +1820,6 @@
           <w:lang w:val="tr-TR"/>
         </w:rPr>
       </w:pPr>
-      <w:r>
-        <w:rPr>
-          <w:rFonts w:ascii="Times New Roman" w:hAnsi="Times New Roman" w:cs="Times New Roman"/>
-          <w:lang w:val="tr-TR"/>
-        </w:rPr>
-        <w:t>Çizdiğiniz derişim-zaman grafiğini inceleyerek tepken ve ürünlerin derişimlerinin zamanla nasıl değiştiğine ve tepkime hızının zamanla değişimine ilişkin önermeler oluşturunuz.</w:t>
-      </w:r>
     </w:p>
     <w:p>
       <w:pPr>
@@ -1798,7 +1835,23 @@
           <w:rFonts w:ascii="Times New Roman" w:hAnsi="Times New Roman" w:cs="Times New Roman"/>
           <w:lang w:val="tr-TR"/>
         </w:rPr>
-        <w:lastRenderedPageBreak/>
+        <w:t>……………………………………………………………………………………………</w:t>
+      </w:r>
+    </w:p>
+    <w:p>
+      <w:pPr>
+        <w:ind w:left="720"/>
+        <w:jc w:val="both"/>
+        <w:rPr>
+          <w:rFonts w:ascii="Times New Roman" w:hAnsi="Times New Roman" w:cs="Times New Roman"/>
+          <w:lang w:val="tr-TR"/>
+        </w:rPr>
+      </w:pPr>
+      <w:r>
+        <w:rPr>
+          <w:rFonts w:ascii="Times New Roman" w:hAnsi="Times New Roman" w:cs="Times New Roman"/>
+          <w:lang w:val="tr-TR"/>
+        </w:rPr>
         <w:t>……………………………………………………………………………………………</w:t>
       </w:r>
     </w:p>
@@ -1854,79 +1907,7 @@
           <w:rFonts w:ascii="Times New Roman" w:hAnsi="Times New Roman" w:cs="Times New Roman"/>
           <w:lang w:val="tr-TR"/>
         </w:rPr>
-        <w:t>Oluşturduğunuz önermeleri arkadaşlarınızla paylaşınız. Paylaşım sırasında düşünce ve izlenimlerinizi etki altında kalmadan ifade ediniz, arkadaşlarınızın sözünü kesmeden onları etkin bir şekilde dinleyiniz ve farklı bakış açılarını anlamaya çalışınız.</w:t>
-      </w:r>
-    </w:p>
-    <w:p>
-      <w:pPr>
-        <w:ind w:left="720"/>
-        <w:jc w:val="both"/>
-        <w:rPr>
-          <w:rFonts w:ascii="Times New Roman" w:hAnsi="Times New Roman" w:cs="Times New Roman"/>
-          <w:lang w:val="tr-TR"/>
-        </w:rPr>
-      </w:pPr>
-      <w:r>
-        <w:rPr>
-          <w:rFonts w:ascii="Times New Roman" w:hAnsi="Times New Roman" w:cs="Times New Roman"/>
-          <w:lang w:val="tr-TR"/>
-        </w:rPr>
-        <w:t>……………………………………………………………………………………………</w:t>
-      </w:r>
-    </w:p>
-    <w:p>
-      <w:pPr>
-        <w:ind w:left="720"/>
-        <w:jc w:val="both"/>
-        <w:rPr>
-          <w:rFonts w:ascii="Times New Roman" w:hAnsi="Times New Roman" w:cs="Times New Roman"/>
-          <w:lang w:val="tr-TR"/>
-        </w:rPr>
-      </w:pPr>
-      <w:r>
-        <w:rPr>
-          <w:rFonts w:ascii="Times New Roman" w:hAnsi="Times New Roman" w:cs="Times New Roman"/>
-          <w:lang w:val="tr-TR"/>
-        </w:rPr>
-        <w:t>……………………………………………………………………………………………</w:t>
-      </w:r>
-    </w:p>
-    <w:p>
-      <w:pPr>
-        <w:ind w:left="720"/>
-        <w:jc w:val="both"/>
-        <w:rPr>
-          <w:rFonts w:ascii="Times New Roman" w:hAnsi="Times New Roman" w:cs="Times New Roman"/>
-          <w:lang w:val="tr-TR"/>
-        </w:rPr>
-      </w:pPr>
-      <w:r>
-        <w:rPr>
-          <w:rFonts w:ascii="Times New Roman" w:hAnsi="Times New Roman" w:cs="Times New Roman"/>
-          <w:lang w:val="tr-TR"/>
-        </w:rPr>
-        <w:t>……………………………………………………………………………………………</w:t>
-      </w:r>
-    </w:p>
-    <w:p>
-      <w:pPr>
-        <w:pStyle w:val="ListParagraph"/>
-        <w:numPr>
-          <w:ilvl w:val="0"/>
-          <w:numId w:val="3"/>
-        </w:numPr>
-        <w:jc w:val="both"/>
-        <w:rPr>
-          <w:rFonts w:ascii="Times New Roman" w:hAnsi="Times New Roman" w:cs="Times New Roman"/>
-          <w:lang w:val="tr-TR"/>
-        </w:rPr>
-      </w:pPr>
-      <w:r>
-        <w:rPr>
-          <w:rFonts w:ascii="Times New Roman" w:hAnsi="Times New Roman" w:cs="Times New Roman"/>
-          <w:lang w:val="tr-TR"/>
-        </w:rPr>
-        <w:t>Grafiği kullanarak ulaştığınız önermeleri, tepkime hızları ile ilgili önceki bilgilerinize dayalı olarak oluşturduğunuz önermelerle karşılaştırınız. Benzerlik ve farklılıkları yazınız. Önermelerinizden hangilerinin tablodaki verilere dayandığını, hangilerinin yalnızca ön bilgilerinize dayandığını belirleyiniz. Verilerle desteklenmeyen önermelerinizi gözden geçiriniz.</w:t>
+        <w:t xml:space="preserve">Grafiği kullanarak ulaştığınız önermeleri, tepkime hızları ile ilgili önceki bilgilerinize dayalı olarak oluşturduğunuz önermelerle karşılaştırınız. Benzerlik ve farklılıkları yazınız. Önermelerinizden hangilerinin tablodaki verilere dayandığını, hangilerinin yalnızca ön bilgilerinize dayandığını belirleyiniz. Önceki bilgilerinize dayanan önermelerinizin kaynağını (ders kitabı, güvenilir bilimsel kaynaklar vb.) belirtiniz ve verilerle desteklenmeyen önermelerinizi gözden geçiriniz.</w:t>
       </w:r>
     </w:p>
     <w:p>
@@ -2034,7 +2015,7 @@
                 <w:rFonts w:ascii="Times New Roman" w:hAnsi="Times New Roman" w:cs="Times New Roman"/>
                 <w:lang w:val="tr-TR"/>
               </w:rPr>
-              <w:t>Tepkime hızı, birim zamanda tepkenlerin derişimindeki azalma ya da ürünlerin derişimindeki artış olarak tanımlanır. Belirli bir zaman aralığında hesaplanan hıza ortalama tepkime hızı denir.</w:t>
+              <w:t xml:space="preserve">Tepkime hızı (r), birim zamanda tepken derişimindeki azalma ya da ürün derişimindeki artıştır. Belirli bir zaman aralığında derişimdeki değişimin bu zaman aralığına oranına ortalama tepkime hızı denir.</w:t>
             </w:r>
           </w:p>
           <w:p>
@@ -2098,7 +2079,7 @@
                     <w:rFonts w:ascii="Cambria Math" w:hAnsi="Cambria Math" w:cs="Cambria Math"/>
                     <w:lang w:val="tr-TR"/>
                   </w:rPr>
-                  <m:t xml:space="preserve">          Ürünün oluşum hızı = </m:t>
+                  <m:t xml:space="preserve">          Ürünün oluşma hızı = </m:t>
                 </m:r>
                 <m:f>
                   <m:fPr>
@@ -2149,7 +2130,69 @@
                 <w:rFonts w:ascii="Times New Roman" w:hAnsi="Times New Roman" w:cs="Times New Roman"/>
                 <w:lang w:val="tr-TR"/>
               </w:rPr>
-              <w:t>Δ[ ] derişim değişimini (mol/L), Δt geçen süreyi (s) gösterir. Tepkenlerin derişimi azaldığı için Δ[Tepken] negatiftir; hızın pozitif bir değer olması için eşitliğin önüne eksi (−) işareti konur. Tepkime hızının birimi mol/L·s’dir.</w:t>
+              <w:t xml:space="preserve">Δ[ ] derişim değişimini (mol/L), Δt geçen süreyi (s) gösterir. Tepkenlerin derişimi azaldığı için Δ[Tepken] negatiftir; hızın pozitif bir değer olması için eşitliğin önüne eksi (−) işareti konur. Tepkime hızının birimi mol/L·s (M/s)’dir.</w:t>
+            </w:r>
+          </w:p>
+          <w:p>
+            <w:pPr>
+              <w:jc w:val="both"/>
+              <w:rPr>
+                <w:rFonts w:ascii="Times New Roman" w:hAnsi="Times New Roman" w:cs="Times New Roman"/>
+                <w:lang w:val="tr-TR"/>
+              </w:rPr>
+            </w:pPr>
+            <w:r>
+              <w:rPr>
+                <w:rFonts w:ascii="Times New Roman" w:hAnsi="Times New Roman" w:cs="Times New Roman"/>
+                <w:lang w:val="tr-TR"/>
+              </w:rPr>
+              <w:t xml:space="preserve">Maddelerin harcanma ve oluşma hızları tepkime denklemindeki katsayılarla orantılıdır. aA + bB → cC + dD tepkimesinde tepkimenin hızı (r</w:t>
+            </w:r>
+            <w:r>
+              <w:rPr>
+                <w:rFonts w:ascii="Times New Roman" w:hAnsi="Times New Roman" w:cs="Times New Roman"/>
+                <w:lang w:val="tr-TR"/>
+                <w:vertAlign w:val="subscript"/>
+              </w:rPr>
+              <w:t xml:space="preserve">tepkime</w:t>
+            </w:r>
+            <w:r>
+              <w:rPr>
+                <w:rFonts w:ascii="Times New Roman" w:hAnsi="Times New Roman" w:cs="Times New Roman"/>
+                <w:lang w:val="tr-TR"/>
+              </w:rPr>
+              <w:t xml:space="preserve">), her maddenin hızı denklemdeki katsayısına bölünerek bulunur:</w:t>
+            </w:r>
+          </w:p>
+          <w:p>
+            <w:pPr>
+              <w:rPr>
+                <w:rFonts w:ascii="Times New Roman" w:hAnsi="Times New Roman" w:cs="Times New Roman"/>
+                <w:lang w:val="tr-TR"/>
+              </w:rPr>
+              <w:jc w:val="center"/>
+            </w:pPr>
+            <w:r>
+              <w:rPr>
+                <w:rFonts w:ascii="Times New Roman" w:hAnsi="Times New Roman" w:cs="Times New Roman"/>
+                <w:lang w:val="tr-TR"/>
+              </w:rPr>
+              <w:t xml:space="preserve">r</w:t>
+            </w:r>
+            <w:r>
+              <w:rPr>
+                <w:rFonts w:ascii="Times New Roman" w:hAnsi="Times New Roman" w:cs="Times New Roman"/>
+                <w:lang w:val="tr-TR"/>
+                <w:vertAlign w:val="subscript"/>
+              </w:rPr>
+              <w:t xml:space="preserve">tepkime</w:t>
+            </w:r>
+            <w:r>
+              <w:rPr>
+                <w:rFonts w:ascii="Times New Roman" w:hAnsi="Times New Roman" w:cs="Times New Roman"/>
+                <w:lang w:val="tr-TR"/>
+              </w:rPr>
+              <w:t xml:space="preserve"> = −(1/a)·Δ[A]/Δt = −(1/b)·Δ[B]/Δt = (1/c)·Δ[C]/Δt = (1/d)·Δ[D]/Δt</w:t>
             </w:r>
           </w:p>
         </w:tc>
@@ -2237,7 +2280,7 @@
           <w:rFonts w:ascii="Times New Roman" w:hAnsi="Times New Roman" w:cs="Times New Roman"/>
           <w:lang w:val="tr-TR"/>
         </w:rPr>
-        <w:t>’nin ortalama oluşum hızlarını hesaplayınız ve sonuçlarınızı aşağıdaki tabloya yazınız.</w:t>
+        <w:t>’nin ortalama oluşma hızlarını hesaplayınız ve sonuçlarınızı aşağıdaki tabloya yazınız.</w:t>
       </w:r>
     </w:p>
     <w:tbl>
@@ -2288,7 +2331,6 @@
                 <w:bCs/>
                 <w:lang w:val="tr-TR"/>
               </w:rPr>
-              <w:lastRenderedPageBreak/>
               <w:t>Zaman aralığı (s)</w:t>
             </w:r>
           </w:p>
@@ -2400,7 +2442,7 @@
                 <w:bCs/>
                 <w:lang w:val="tr-TR"/>
               </w:rPr>
-              <w:t xml:space="preserve"> oluşum hızı (mol/L·s)</w:t>
+              <w:t xml:space="preserve"> oluşma hızı (mol/L·s)</w:t>
             </w:r>
           </w:p>
         </w:tc>
@@ -2446,7 +2488,7 @@
                 <w:bCs/>
                 <w:lang w:val="tr-TR"/>
               </w:rPr>
-              <w:t xml:space="preserve"> oluşum hızı (mol/L·s)</w:t>
+              <w:t xml:space="preserve"> oluşma hızı (mol/L·s)</w:t>
             </w:r>
           </w:p>
         </w:tc>
@@ -2547,6 +2589,7 @@
                 <w:rFonts w:ascii="Times New Roman" w:hAnsi="Times New Roman" w:cs="Times New Roman"/>
                 <w:lang w:val="tr-TR"/>
               </w:rPr>
+              <w:lastRenderedPageBreak/>
               <w:t>400 – 800</w:t>
             </w:r>
           </w:p>
@@ -2771,58 +2814,37 @@
           <w:rFonts w:ascii="Times New Roman" w:hAnsi="Times New Roman" w:cs="Times New Roman"/>
           <w:lang w:val="tr-TR"/>
         </w:rPr>
-        <w:t>Hesapladığınız ortalama hızlardan yararlanarak tepkime hızının zamanla nasıl değiştiğine yönelik bir çıkarımda bulununuz.</w:t>
-      </w:r>
-    </w:p>
-    <w:p>
-      <w:pPr>
-        <w:ind w:left="720"/>
-        <w:jc w:val="both"/>
-        <w:rPr>
-          <w:rFonts w:ascii="Times New Roman" w:hAnsi="Times New Roman" w:cs="Times New Roman"/>
-          <w:lang w:val="tr-TR"/>
-        </w:rPr>
-      </w:pPr>
-      <w:r>
-        <w:rPr>
-          <w:rFonts w:ascii="Times New Roman" w:hAnsi="Times New Roman" w:cs="Times New Roman"/>
-          <w:lang w:val="tr-TR"/>
-        </w:rPr>
-        <w:t>……………………………………………………………………………………………</w:t>
-      </w:r>
-    </w:p>
-    <w:p>
-      <w:pPr>
-        <w:ind w:left="720"/>
-        <w:jc w:val="both"/>
-        <w:rPr>
-          <w:rFonts w:ascii="Times New Roman" w:hAnsi="Times New Roman" w:cs="Times New Roman"/>
-          <w:lang w:val="tr-TR"/>
-        </w:rPr>
-      </w:pPr>
-      <w:r>
-        <w:rPr>
-          <w:rFonts w:ascii="Times New Roman" w:hAnsi="Times New Roman" w:cs="Times New Roman"/>
-          <w:lang w:val="tr-TR"/>
-        </w:rPr>
-        <w:t>……………………………………………………………………………………………</w:t>
-      </w:r>
-    </w:p>
-    <w:p>
-      <w:pPr>
-        <w:ind w:left="720"/>
-        <w:jc w:val="both"/>
-        <w:rPr>
-          <w:rFonts w:ascii="Times New Roman" w:hAnsi="Times New Roman" w:cs="Times New Roman"/>
-          <w:lang w:val="tr-TR"/>
-        </w:rPr>
-      </w:pPr>
-      <w:r>
-        <w:rPr>
-          <w:rFonts w:ascii="Times New Roman" w:hAnsi="Times New Roman" w:cs="Times New Roman"/>
-          <w:lang w:val="tr-TR"/>
-        </w:rPr>
-        <w:t>……………………………………………………………………………………………</w:t>
+        <w:t xml:space="preserve">Çizdiğiniz derişim-zaman grafiğinde N</w:t>
+      </w:r>
+      <w:r>
+        <w:rPr>
+          <w:rFonts w:ascii="Times New Roman" w:hAnsi="Times New Roman" w:cs="Times New Roman"/>
+          <w:lang w:val="tr-TR"/>
+          <w:vertAlign w:val="subscript"/>
+        </w:rPr>
+        <w:t xml:space="preserve">2</w:t>
+      </w:r>
+      <w:r>
+        <w:rPr>
+          <w:rFonts w:ascii="Times New Roman" w:hAnsi="Times New Roman" w:cs="Times New Roman"/>
+          <w:lang w:val="tr-TR"/>
+        </w:rPr>
+        <w:t xml:space="preserve">O</w:t>
+      </w:r>
+      <w:r>
+        <w:rPr>
+          <w:rFonts w:ascii="Times New Roman" w:hAnsi="Times New Roman" w:cs="Times New Roman"/>
+          <w:lang w:val="tr-TR"/>
+          <w:vertAlign w:val="subscript"/>
+        </w:rPr>
+        <w:t xml:space="preserve">5</w:t>
+      </w:r>
+      <w:r>
+        <w:rPr>
+          <w:rFonts w:ascii="Times New Roman" w:hAnsi="Times New Roman" w:cs="Times New Roman"/>
+          <w:lang w:val="tr-TR"/>
+        </w:rPr>
+        <w:t xml:space="preserve"> eğrisi üzerindeki 0 s ile 400 s ve 2000 s ile 2400 s noktalarını birer doğru parçasıyla birleştiriniz. Bu doğru parçalarının eğimlerini aynı zaman aralıkları için hesapladığınız ortalama harcanma hızlarıyla karşılaştırınız. Ortalama hız ile derişim-zaman grafiği arasında nasıl bir ilişki vardır?</w:t>
       </w:r>
     </w:p>
     <w:p>
@@ -2843,67 +2865,7 @@
           <w:rFonts w:ascii="Times New Roman" w:hAnsi="Times New Roman" w:cs="Times New Roman"/>
           <w:lang w:val="tr-TR"/>
         </w:rPr>
-        <w:t>Aynı zaman aralığında N</w:t>
-      </w:r>
-      <w:r>
-        <w:rPr>
-          <w:rFonts w:ascii="Times New Roman" w:hAnsi="Times New Roman" w:cs="Times New Roman"/>
-          <w:vertAlign w:val="subscript"/>
-          <w:lang w:val="tr-TR"/>
-        </w:rPr>
-        <w:t>2</w:t>
-      </w:r>
-      <w:r>
-        <w:rPr>
-          <w:rFonts w:ascii="Times New Roman" w:hAnsi="Times New Roman" w:cs="Times New Roman"/>
-          <w:lang w:val="tr-TR"/>
-        </w:rPr>
-        <w:t>O</w:t>
-      </w:r>
-      <w:r>
-        <w:rPr>
-          <w:rFonts w:ascii="Times New Roman" w:hAnsi="Times New Roman" w:cs="Times New Roman"/>
-          <w:vertAlign w:val="subscript"/>
-          <w:lang w:val="tr-TR"/>
-        </w:rPr>
-        <w:t>5</w:t>
-      </w:r>
-      <w:r>
-        <w:rPr>
-          <w:rFonts w:ascii="Times New Roman" w:hAnsi="Times New Roman" w:cs="Times New Roman"/>
-          <w:lang w:val="tr-TR"/>
-        </w:rPr>
-        <w:t>’in harcanma hızı ile NO</w:t>
-      </w:r>
-      <w:r>
-        <w:rPr>
-          <w:rFonts w:ascii="Times New Roman" w:hAnsi="Times New Roman" w:cs="Times New Roman"/>
-          <w:vertAlign w:val="subscript"/>
-          <w:lang w:val="tr-TR"/>
-        </w:rPr>
-        <w:t>2</w:t>
-      </w:r>
-      <w:r>
-        <w:rPr>
-          <w:rFonts w:ascii="Times New Roman" w:hAnsi="Times New Roman" w:cs="Times New Roman"/>
-          <w:lang w:val="tr-TR"/>
-        </w:rPr>
-        <w:t xml:space="preserve"> ve O</w:t>
-      </w:r>
-      <w:r>
-        <w:rPr>
-          <w:rFonts w:ascii="Times New Roman" w:hAnsi="Times New Roman" w:cs="Times New Roman"/>
-          <w:vertAlign w:val="subscript"/>
-          <w:lang w:val="tr-TR"/>
-        </w:rPr>
-        <w:t>2</w:t>
-      </w:r>
-      <w:r>
-        <w:rPr>
-          <w:rFonts w:ascii="Times New Roman" w:hAnsi="Times New Roman" w:cs="Times New Roman"/>
-          <w:lang w:val="tr-TR"/>
-        </w:rPr>
-        <w:t>’nin oluşum hızları arasında nasıl bir ilişki vardır? Bu ilişkiyi tepkime denklemindeki katsayılarla ilişkilendiriniz.</w:t>
+        <w:t xml:space="preserve">Hesapladığınız ortalama hızları zaman aralıklarına göre sıralayarak bir örüntü belirleyiniz. Bu örüntüden yararlanarak tepkime hızının zamanla nasıl değiştiğine ilişkin bir çıkarımda bulununuz ve çıkarımınızı hangi verilere dayandırdığınızı yazınız.</w:t>
       </w:r>
     </w:p>
     <w:p>
@@ -2975,6 +2937,153 @@
           <w:rFonts w:ascii="Times New Roman" w:hAnsi="Times New Roman" w:cs="Times New Roman"/>
           <w:lang w:val="tr-TR"/>
         </w:rPr>
+        <w:t xml:space="preserve">Not kâğıdındaki eşitliği kullanarak 0-400 s aralığı için tepkime hızını (r</w:t>
+      </w:r>
+      <w:r>
+        <w:rPr>
+          <w:rFonts w:ascii="Times New Roman" w:hAnsi="Times New Roman" w:cs="Times New Roman"/>
+          <w:lang w:val="tr-TR"/>
+          <w:vertAlign w:val="subscript"/>
+        </w:rPr>
+        <w:t xml:space="preserve">tepkime</w:t>
+      </w:r>
+      <w:r>
+        <w:rPr>
+          <w:rFonts w:ascii="Times New Roman" w:hAnsi="Times New Roman" w:cs="Times New Roman"/>
+          <w:lang w:val="tr-TR"/>
+        </w:rPr>
+        <w:t xml:space="preserve">) N</w:t>
+      </w:r>
+      <w:r>
+        <w:rPr>
+          <w:rFonts w:ascii="Times New Roman" w:hAnsi="Times New Roman" w:cs="Times New Roman"/>
+          <w:lang w:val="tr-TR"/>
+          <w:vertAlign w:val="subscript"/>
+        </w:rPr>
+        <w:t xml:space="preserve">2</w:t>
+      </w:r>
+      <w:r>
+        <w:rPr>
+          <w:rFonts w:ascii="Times New Roman" w:hAnsi="Times New Roman" w:cs="Times New Roman"/>
+          <w:lang w:val="tr-TR"/>
+        </w:rPr>
+        <w:t xml:space="preserve">O</w:t>
+      </w:r>
+      <w:r>
+        <w:rPr>
+          <w:rFonts w:ascii="Times New Roman" w:hAnsi="Times New Roman" w:cs="Times New Roman"/>
+          <w:lang w:val="tr-TR"/>
+          <w:vertAlign w:val="subscript"/>
+        </w:rPr>
+        <w:t xml:space="preserve">5</w:t>
+      </w:r>
+      <w:r>
+        <w:rPr>
+          <w:rFonts w:ascii="Times New Roman" w:hAnsi="Times New Roman" w:cs="Times New Roman"/>
+          <w:lang w:val="tr-TR"/>
+        </w:rPr>
+        <w:t xml:space="preserve">’e, NO</w:t>
+      </w:r>
+      <w:r>
+        <w:rPr>
+          <w:rFonts w:ascii="Times New Roman" w:hAnsi="Times New Roman" w:cs="Times New Roman"/>
+          <w:lang w:val="tr-TR"/>
+          <w:vertAlign w:val="subscript"/>
+        </w:rPr>
+        <w:t xml:space="preserve">2</w:t>
+      </w:r>
+      <w:r>
+        <w:rPr>
+          <w:rFonts w:ascii="Times New Roman" w:hAnsi="Times New Roman" w:cs="Times New Roman"/>
+          <w:lang w:val="tr-TR"/>
+        </w:rPr>
+        <w:t xml:space="preserve">’ye ve O</w:t>
+      </w:r>
+      <w:r>
+        <w:rPr>
+          <w:rFonts w:ascii="Times New Roman" w:hAnsi="Times New Roman" w:cs="Times New Roman"/>
+          <w:lang w:val="tr-TR"/>
+          <w:vertAlign w:val="subscript"/>
+        </w:rPr>
+        <w:t xml:space="preserve">2</w:t>
+      </w:r>
+      <w:r>
+        <w:rPr>
+          <w:rFonts w:ascii="Times New Roman" w:hAnsi="Times New Roman" w:cs="Times New Roman"/>
+          <w:lang w:val="tr-TR"/>
+        </w:rPr>
+        <w:t xml:space="preserve">’ye göre ayrı ayrı hesaplayınız. Bulduğunuz değerleri karşılaştırınız. Maddelerin harcanma ve oluşma hızlarının tepkime denklemindeki katsayılarla nasıl bir ilişkisi olduğunu açıklayınız.</w:t>
+      </w:r>
+    </w:p>
+    <w:p>
+      <w:pPr>
+        <w:ind w:left="720"/>
+        <w:jc w:val="both"/>
+        <w:rPr>
+          <w:rFonts w:ascii="Times New Roman" w:hAnsi="Times New Roman" w:cs="Times New Roman"/>
+          <w:lang w:val="tr-TR"/>
+        </w:rPr>
+      </w:pPr>
+      <w:r>
+        <w:rPr>
+          <w:rFonts w:ascii="Times New Roman" w:hAnsi="Times New Roman" w:cs="Times New Roman"/>
+          <w:lang w:val="tr-TR"/>
+        </w:rPr>
+        <w:t>……………………………………………………………………………………………</w:t>
+      </w:r>
+    </w:p>
+    <w:p>
+      <w:pPr>
+        <w:ind w:left="720"/>
+        <w:jc w:val="both"/>
+        <w:rPr>
+          <w:rFonts w:ascii="Times New Roman" w:hAnsi="Times New Roman" w:cs="Times New Roman"/>
+          <w:lang w:val="tr-TR"/>
+        </w:rPr>
+      </w:pPr>
+      <w:r>
+        <w:rPr>
+          <w:rFonts w:ascii="Times New Roman" w:hAnsi="Times New Roman" w:cs="Times New Roman"/>
+          <w:lang w:val="tr-TR"/>
+        </w:rPr>
+        <w:t>……………………………………………………………………………………………</w:t>
+      </w:r>
+    </w:p>
+    <w:p>
+      <w:pPr>
+        <w:ind w:left="720"/>
+        <w:jc w:val="both"/>
+        <w:rPr>
+          <w:rFonts w:ascii="Times New Roman" w:hAnsi="Times New Roman" w:cs="Times New Roman"/>
+          <w:lang w:val="tr-TR"/>
+        </w:rPr>
+      </w:pPr>
+      <w:r>
+        <w:rPr>
+          <w:rFonts w:ascii="Times New Roman" w:hAnsi="Times New Roman" w:cs="Times New Roman"/>
+          <w:lang w:val="tr-TR"/>
+        </w:rPr>
+        <w:t>……………………………………………………………………………………………</w:t>
+      </w:r>
+    </w:p>
+    <w:p>
+      <w:pPr>
+        <w:pStyle w:val="ListParagraph"/>
+        <w:numPr>
+          <w:ilvl w:val="0"/>
+          <w:numId w:val="4"/>
+        </w:numPr>
+        <w:jc w:val="both"/>
+        <w:rPr>
+          <w:rFonts w:ascii="Times New Roman" w:hAnsi="Times New Roman" w:cs="Times New Roman"/>
+          <w:lang w:val="tr-TR"/>
+        </w:rPr>
+      </w:pPr>
+      <w:r>
+        <w:rPr>
+          <w:rFonts w:ascii="Times New Roman" w:hAnsi="Times New Roman" w:cs="Times New Roman"/>
+          <w:lang w:val="tr-TR"/>
+        </w:rPr>
         <w:t>Tepkime hızının zamanla değişimine ilişkin çıkarımlarınızın geçerliliğini çarpışma teorisi temelinde sorgulayınız. Zaman ilerledikçe birim hacimdeki N</w:t>
       </w:r>
       <w:r>
@@ -3005,7 +3114,7 @@
           <w:rFonts w:ascii="Times New Roman" w:hAnsi="Times New Roman" w:cs="Times New Roman"/>
           <w:lang w:val="tr-TR"/>
         </w:rPr>
-        <w:t xml:space="preserve"> molekülü sayısı ve birim zamandaki etkin çarpışma sayısı nasıl değişir?</w:t>
+        <w:t xml:space="preserve"> molekülü sayısı ve birim zamandaki etkin çarpışma sayısı nasıl değişir? Çarpışma teorisine ilişkin bilgileri ders kitabınızdan ve güvenilir bilimsel kaynaklardan araştırarak çıkarımınızla karşılaştırınız.</w:t>
       </w:r>
     </w:p>
     <w:p>
@@ -3067,6 +3176,15 @@
           <w:lang w:val="tr-TR"/>
         </w:rPr>
       </w:pPr>
+    </w:p>
+    <w:p>
+      <w:pPr>
+        <w:jc w:val="both"/>
+        <w:rPr>
+          <w:rFonts w:ascii="Times New Roman" w:hAnsi="Times New Roman" w:cs="Times New Roman"/>
+          <w:lang w:val="tr-TR"/>
+        </w:rPr>
+      </w:pPr>
       <w:r>
         <w:rPr>
           <w:rFonts w:ascii="Times New Roman" w:hAnsi="Times New Roman" w:cs="Times New Roman"/>
@@ -3074,20 +3192,11 @@
         </w:rPr>
         <w:t>Etkinliğiniz, karekodda yer alan “Dereceli Puanlama Anahtarı” ile öğretmeniniz tarafından değerlendirilecektir.</w:t>
       </w:r>
-    </w:p>
-    <w:p>
-      <w:pPr>
-        <w:rPr>
-          <w:rFonts w:ascii="Times New Roman" w:hAnsi="Times New Roman" w:cs="Times New Roman"/>
-          <w:lang w:val="tr-TR"/>
-        </w:rPr>
-      </w:pPr>
       <w:r>
         <w:rPr>
           <w:noProof/>
           <w:lang w:val="tr-TR"/>
         </w:rPr>
-        <w:lastRenderedPageBreak/>
         <mc:AlternateContent>
           <mc:Choice Requires="wps">
             <w:drawing>
@@ -3196,15 +3305,6 @@
     </w:p>
     <w:p>
       <w:pPr>
-        <w:jc w:val="both"/>
-        <w:rPr>
-          <w:rFonts w:ascii="Times New Roman" w:hAnsi="Times New Roman" w:cs="Times New Roman"/>
-          <w:lang w:val="tr-TR"/>
-        </w:rPr>
-      </w:pPr>
-    </w:p>
-    <w:p>
-      <w:pPr>
         <w:pStyle w:val="ListParagraph"/>
         <w:ind w:left="1080"/>
         <w:jc w:val="both"/>
@@ -3297,180 +3397,768 @@
           <w:lang w:val="tr-TR"/>
         </w:rPr>
       </w:pPr>
-      <w:r>
-        <w:rPr>
-          <w:rFonts w:ascii="Times New Roman" w:hAnsi="Times New Roman" w:cs="Times New Roman"/>
-          <w:lang w:val="tr-TR"/>
-        </w:rPr>
-        <w:t>Analiz ve Keşif Atölyesi 1.6.’da N</w:t>
-      </w:r>
-      <w:r>
-        <w:rPr>
-          <w:rFonts w:ascii="Times New Roman" w:hAnsi="Times New Roman" w:cs="Times New Roman"/>
-          <w:vertAlign w:val="subscript"/>
-          <w:lang w:val="tr-TR"/>
-        </w:rPr>
-        <w:t>2</w:t>
-      </w:r>
-      <w:r>
-        <w:rPr>
-          <w:rFonts w:ascii="Times New Roman" w:hAnsi="Times New Roman" w:cs="Times New Roman"/>
-          <w:lang w:val="tr-TR"/>
-        </w:rPr>
-        <w:t>O</w:t>
-      </w:r>
-      <w:r>
-        <w:rPr>
-          <w:rFonts w:ascii="Times New Roman" w:hAnsi="Times New Roman" w:cs="Times New Roman"/>
-          <w:vertAlign w:val="subscript"/>
-          <w:lang w:val="tr-TR"/>
-        </w:rPr>
-        <w:t>5</w:t>
-      </w:r>
-      <w:r>
-        <w:rPr>
-          <w:rFonts w:ascii="Times New Roman" w:hAnsi="Times New Roman" w:cs="Times New Roman"/>
-          <w:lang w:val="tr-TR"/>
-        </w:rPr>
-        <w:t>’in bozunmasını incelerken tepkimenin ne kadar hızlı ilerlediğini, tepken ve ürün derişimlerinin zamanla nasıl değiştiğine bakarak değerlendirdiniz. Kimyasal tepkimelerin ne kadar hızlı gerçekleştiğini inceleyen kimya dalına kimyasal kinetik denir. Bir tepkimenin hızı, tepkime sırasında tepkenlerin harcanma ya da ürünlerin oluşma hızı ile ifade edilir. Çizdiğiniz grafikte de görüldüğü gibi tepkime ilerledikçe tepkenlerin derişimi azalırken ürünlerin derişimi artar. Bu nedenle tepkime hızı, birim zamanda tepken derişimindeki azalma ya da ürün derişimindeki artış olarak tanımlanır. Derişim mol/L, zaman saniye (s) cinsinden alındığında tepkime hızının birimi mol/L·s (M/s) olur. Bazı yavaş tepkimelerde zaman birimi olarak dakika veya saat de kullanılabilir.</w:t>
-      </w:r>
-    </w:p>
-    <w:p>
-      <w:pPr>
-        <w:jc w:val="both"/>
-        <w:rPr>
-          <w:rFonts w:ascii="Times New Roman" w:hAnsi="Times New Roman" w:cs="Times New Roman"/>
-          <w:lang w:val="tr-TR"/>
-        </w:rPr>
-      </w:pPr>
-      <w:r>
-        <w:rPr>
-          <w:rFonts w:ascii="Times New Roman" w:hAnsi="Times New Roman" w:cs="Times New Roman"/>
-          <w:lang w:val="tr-TR"/>
-        </w:rPr>
-        <w:t>Analiz ve Keşif Atölyesi 1.6.’da incelenen 2N</w:t>
-      </w:r>
-      <w:r>
-        <w:rPr>
-          <w:rFonts w:ascii="Times New Roman" w:hAnsi="Times New Roman" w:cs="Times New Roman"/>
-          <w:vertAlign w:val="subscript"/>
-          <w:lang w:val="tr-TR"/>
-        </w:rPr>
-        <w:t>2</w:t>
-      </w:r>
-      <w:r>
-        <w:rPr>
-          <w:rFonts w:ascii="Times New Roman" w:hAnsi="Times New Roman" w:cs="Times New Roman"/>
-          <w:lang w:val="tr-TR"/>
-        </w:rPr>
-        <w:t>O</w:t>
-      </w:r>
-      <w:r>
-        <w:rPr>
-          <w:rFonts w:ascii="Times New Roman" w:hAnsi="Times New Roman" w:cs="Times New Roman"/>
-          <w:vertAlign w:val="subscript"/>
-          <w:lang w:val="tr-TR"/>
-        </w:rPr>
-        <w:t>5</w:t>
-      </w:r>
-      <w:r>
-        <w:rPr>
-          <w:rFonts w:ascii="Times New Roman" w:hAnsi="Times New Roman" w:cs="Times New Roman"/>
-          <w:lang w:val="tr-TR"/>
-        </w:rPr>
-        <w:t>(g) → 4NO</w:t>
-      </w:r>
-      <w:r>
-        <w:rPr>
-          <w:rFonts w:ascii="Times New Roman" w:hAnsi="Times New Roman" w:cs="Times New Roman"/>
-          <w:vertAlign w:val="subscript"/>
-          <w:lang w:val="tr-TR"/>
-        </w:rPr>
-        <w:t>2</w:t>
-      </w:r>
-      <w:r>
-        <w:rPr>
-          <w:rFonts w:ascii="Times New Roman" w:hAnsi="Times New Roman" w:cs="Times New Roman"/>
-          <w:lang w:val="tr-TR"/>
-        </w:rPr>
-        <w:t>(g) + O</w:t>
-      </w:r>
-      <w:r>
-        <w:rPr>
-          <w:rFonts w:ascii="Times New Roman" w:hAnsi="Times New Roman" w:cs="Times New Roman"/>
-          <w:vertAlign w:val="subscript"/>
-          <w:lang w:val="tr-TR"/>
-        </w:rPr>
-        <w:t>2</w:t>
-      </w:r>
-      <w:r>
-        <w:rPr>
-          <w:rFonts w:ascii="Times New Roman" w:hAnsi="Times New Roman" w:cs="Times New Roman"/>
-          <w:lang w:val="tr-TR"/>
-        </w:rPr>
-        <w:t>(g) tepkimesine ait derişim-zaman grafiği Grafik A’da verilmiştir. Grafikte N</w:t>
-      </w:r>
-      <w:r>
-        <w:rPr>
-          <w:rFonts w:ascii="Times New Roman" w:hAnsi="Times New Roman" w:cs="Times New Roman"/>
-          <w:vertAlign w:val="subscript"/>
-          <w:lang w:val="tr-TR"/>
-        </w:rPr>
-        <w:t>2</w:t>
-      </w:r>
-      <w:r>
-        <w:rPr>
-          <w:rFonts w:ascii="Times New Roman" w:hAnsi="Times New Roman" w:cs="Times New Roman"/>
-          <w:lang w:val="tr-TR"/>
-        </w:rPr>
-        <w:t>O</w:t>
-      </w:r>
-      <w:r>
-        <w:rPr>
-          <w:rFonts w:ascii="Times New Roman" w:hAnsi="Times New Roman" w:cs="Times New Roman"/>
-          <w:vertAlign w:val="subscript"/>
-          <w:lang w:val="tr-TR"/>
-        </w:rPr>
-        <w:t>5</w:t>
-      </w:r>
-      <w:r>
-        <w:rPr>
-          <w:rFonts w:ascii="Times New Roman" w:hAnsi="Times New Roman" w:cs="Times New Roman"/>
-          <w:lang w:val="tr-TR"/>
-        </w:rPr>
-        <w:t xml:space="preserve"> derişiminin zamanla azaldığı, NO</w:t>
-      </w:r>
-      <w:r>
-        <w:rPr>
-          <w:rFonts w:ascii="Times New Roman" w:hAnsi="Times New Roman" w:cs="Times New Roman"/>
-          <w:vertAlign w:val="subscript"/>
-          <w:lang w:val="tr-TR"/>
-        </w:rPr>
-        <w:t>2</w:t>
-      </w:r>
-      <w:r>
-        <w:rPr>
-          <w:rFonts w:ascii="Times New Roman" w:hAnsi="Times New Roman" w:cs="Times New Roman"/>
-          <w:lang w:val="tr-TR"/>
-        </w:rPr>
-        <w:t xml:space="preserve"> ve O</w:t>
-      </w:r>
-      <w:r>
-        <w:rPr>
-          <w:rFonts w:ascii="Times New Roman" w:hAnsi="Times New Roman" w:cs="Times New Roman"/>
-          <w:vertAlign w:val="subscript"/>
-          <w:lang w:val="tr-TR"/>
-        </w:rPr>
-        <w:t>2</w:t>
-      </w:r>
-      <w:r>
-        <w:rPr>
-          <w:rFonts w:ascii="Times New Roman" w:hAnsi="Times New Roman" w:cs="Times New Roman"/>
-          <w:lang w:val="tr-TR"/>
-        </w:rPr>
-        <w:t xml:space="preserve"> derişimlerinin ise arttığı görülmektedir. Eğrilerin başlangıçta dik, zaman ilerledikçe daha yatık olması tepkime hızının zamanla azaldığını gösterir.</w:t>
-      </w:r>
-    </w:p>
+    </w:p>
+    <w:p>
+      <w:pPr>
+        <w:jc w:val="both"/>
+        <w:rPr>
+          <w:rFonts w:ascii="Times New Roman" w:hAnsi="Times New Roman" w:cs="Times New Roman"/>
+          <w:lang w:val="tr-TR"/>
+        </w:rPr>
+      </w:pPr>
+      <w:r>
+        <w:rPr>
+          <w:rFonts w:ascii="Times New Roman" w:hAnsi="Times New Roman" w:cs="Times New Roman"/>
+          <w:lang w:val="tr-TR"/>
+        </w:rPr>
+        <w:t xml:space="preserve">Kimyasal tepkimelerin hangi hızla gerçekleştiğini ve bu hızı etkileyen etkenleri inceleyen kimya dalına kimyasal kinetik denir. Tepkime hızı r sembolüyle gösterilir. Derişim mol/L (M), zaman saniye (s) cinsinden alındığında tepkime hızının birimi mol/L·s (M/s) olur. Bazı yavaş tepkimelerde zaman birimi olarak dakika, saat ya da gün de kullanılabilir.</w:t>
+      </w:r>
+    </w:p>
+    <w:p>
+      <w:pPr>
+        <w:jc w:val="both"/>
+        <w:rPr>
+          <w:rFonts w:ascii="Times New Roman" w:hAnsi="Times New Roman" w:cs="Times New Roman"/>
+          <w:lang w:val="tr-TR"/>
+        </w:rPr>
+      </w:pPr>
+      <w:r>
+        <w:rPr>
+          <w:rFonts w:ascii="Times New Roman" w:hAnsi="Times New Roman" w:cs="Times New Roman"/>
+          <w:lang w:val="tr-TR"/>
+        </w:rPr>
+        <w:t xml:space="preserve">Tepkime hızının zamanla nasıl değiştiğini bir başka örnek üzerinde inceleyelim. Belirli bir sıcaklıkta kapalı bir kaptaki hidrojen iyodür gazı 2HI(g) → H</w:t>
+      </w:r>
+      <w:r>
+        <w:rPr>
+          <w:rFonts w:ascii="Times New Roman" w:hAnsi="Times New Roman" w:cs="Times New Roman"/>
+          <w:lang w:val="tr-TR"/>
+          <w:vertAlign w:val="subscript"/>
+        </w:rPr>
+        <w:t xml:space="preserve">2</w:t>
+      </w:r>
+      <w:r>
+        <w:rPr>
+          <w:rFonts w:ascii="Times New Roman" w:hAnsi="Times New Roman" w:cs="Times New Roman"/>
+          <w:lang w:val="tr-TR"/>
+        </w:rPr>
+        <w:t xml:space="preserve">(g) + I</w:t>
+      </w:r>
+      <w:r>
+        <w:rPr>
+          <w:rFonts w:ascii="Times New Roman" w:hAnsi="Times New Roman" w:cs="Times New Roman"/>
+          <w:lang w:val="tr-TR"/>
+          <w:vertAlign w:val="subscript"/>
+        </w:rPr>
+        <w:t xml:space="preserve">2</w:t>
+      </w:r>
+      <w:r>
+        <w:rPr>
+          <w:rFonts w:ascii="Times New Roman" w:hAnsi="Times New Roman" w:cs="Times New Roman"/>
+          <w:lang w:val="tr-TR"/>
+        </w:rPr>
+        <w:t xml:space="preserve">(g) denklemine göre ayrışmaktadır. Bu tepkimede maddelerin derişimlerinin zamanla değişimi Tablo A’da, derişim-zaman grafiği ise Grafik A’da verilmiştir. Grafikte HI derişiminin zamanla azaldığı, H</w:t>
+      </w:r>
+      <w:r>
+        <w:rPr>
+          <w:rFonts w:ascii="Times New Roman" w:hAnsi="Times New Roman" w:cs="Times New Roman"/>
+          <w:lang w:val="tr-TR"/>
+          <w:vertAlign w:val="subscript"/>
+        </w:rPr>
+        <w:t xml:space="preserve">2</w:t>
+      </w:r>
+      <w:r>
+        <w:rPr>
+          <w:rFonts w:ascii="Times New Roman" w:hAnsi="Times New Roman" w:cs="Times New Roman"/>
+          <w:lang w:val="tr-TR"/>
+        </w:rPr>
+        <w:t xml:space="preserve"> ve I</w:t>
+      </w:r>
+      <w:r>
+        <w:rPr>
+          <w:rFonts w:ascii="Times New Roman" w:hAnsi="Times New Roman" w:cs="Times New Roman"/>
+          <w:lang w:val="tr-TR"/>
+          <w:vertAlign w:val="subscript"/>
+        </w:rPr>
+        <w:t xml:space="preserve">2</w:t>
+      </w:r>
+      <w:r>
+        <w:rPr>
+          <w:rFonts w:ascii="Times New Roman" w:hAnsi="Times New Roman" w:cs="Times New Roman"/>
+          <w:lang w:val="tr-TR"/>
+        </w:rPr>
+        <w:t xml:space="preserve"> derişimlerinin ise arttığı görülür. Eğrilerin başlangıçta dik, zaman ilerledikçe daha yatık olması tepkime hızının zamanla azaldığını gösterir.</w:t>
+      </w:r>
+    </w:p>
+    <w:p>
+      <w:pPr>
+        <w:jc w:val="center"/>
+        <w:rPr>
+          <w:rFonts w:ascii="Times New Roman" w:hAnsi="Times New Roman" w:cs="Times New Roman"/>
+          <w:lang w:val="tr-TR"/>
+        </w:rPr>
+      </w:pPr>
+      <w:r>
+        <w:rPr>
+          <w:rFonts w:ascii="Times New Roman" w:hAnsi="Times New Roman" w:cs="Times New Roman"/>
+          <w:lang w:val="tr-TR"/>
+        </w:rPr>
+        <w:t xml:space="preserve">Tablo A: 2HI(g) → H</w:t>
+      </w:r>
+      <w:r>
+        <w:rPr>
+          <w:rFonts w:ascii="Times New Roman" w:hAnsi="Times New Roman" w:cs="Times New Roman"/>
+          <w:lang w:val="tr-TR"/>
+          <w:vertAlign w:val="subscript"/>
+        </w:rPr>
+        <w:t xml:space="preserve">2</w:t>
+      </w:r>
+      <w:r>
+        <w:rPr>
+          <w:rFonts w:ascii="Times New Roman" w:hAnsi="Times New Roman" w:cs="Times New Roman"/>
+          <w:lang w:val="tr-TR"/>
+        </w:rPr>
+        <w:t xml:space="preserve">(g) + I</w:t>
+      </w:r>
+      <w:r>
+        <w:rPr>
+          <w:rFonts w:ascii="Times New Roman" w:hAnsi="Times New Roman" w:cs="Times New Roman"/>
+          <w:lang w:val="tr-TR"/>
+          <w:vertAlign w:val="subscript"/>
+        </w:rPr>
+        <w:t xml:space="preserve">2</w:t>
+      </w:r>
+      <w:r>
+        <w:rPr>
+          <w:rFonts w:ascii="Times New Roman" w:hAnsi="Times New Roman" w:cs="Times New Roman"/>
+          <w:lang w:val="tr-TR"/>
+        </w:rPr>
+        <w:t xml:space="preserve">(g) tepkimesinde maddelerin derişimlerinin zamanla değişimi</w:t>
+      </w:r>
+    </w:p>
+    <w:tbl>
+      <w:tblPr>
+        <w:tblW w:w="9000" w:type="dxa"/>
+        <w:jc w:val="center"/>
+        <w:tblBorders>
+          <w:top w:val="single" w:sz="4" w:space="0" w:color="auto"/>
+          <w:left w:val="single" w:sz="4" w:space="0" w:color="auto"/>
+          <w:bottom w:val="single" w:sz="4" w:space="0" w:color="auto"/>
+          <w:right w:val="single" w:sz="4" w:space="0" w:color="auto"/>
+          <w:insideH w:val="single" w:sz="4" w:space="0" w:color="auto"/>
+          <w:insideV w:val="single" w:sz="4" w:space="0" w:color="auto"/>
+        </w:tblBorders>
+        <w:tblLayout w:type="fixed"/>
+        <w:tblLook w:val="04A0" w:firstRow="1" w:lastRow="0" w:firstColumn="1" w:lastColumn="0" w:noHBand="0" w:noVBand="1"/>
+      </w:tblPr>
+      <w:tblGrid>
+        <w:gridCol w:w="1800"/>
+        <w:gridCol w:w="2400"/>
+        <w:gridCol w:w="2400"/>
+        <w:gridCol w:w="2400"/>
+      </w:tblGrid>
+      <w:tr>
+        <w:trPr>
+          <w:jc w:val="center"/>
+        </w:trPr>
+        <w:tc>
+          <w:tcPr>
+            <w:tcW w:w="1800" w:type="dxa"/>
+            <w:shd w:val="clear" w:color="auto" w:fill="D9E2F3"/>
+            <w:vAlign w:val="center"/>
+          </w:tcPr>
+          <w:p>
+            <w:pPr>
+              <w:jc w:val="center"/>
+              <w:rPr>
+                <w:rFonts w:ascii="Times New Roman" w:hAnsi="Times New Roman" w:cs="Times New Roman"/>
+                <w:b/>
+                <w:bCs/>
+                <w:lang w:val="tr-TR"/>
+              </w:rPr>
+            </w:pPr>
+            <w:r>
+              <w:rPr>
+                <w:rFonts w:ascii="Times New Roman" w:hAnsi="Times New Roman" w:cs="Times New Roman"/>
+                <w:lang w:val="tr-TR"/>
+              </w:rPr>
+              <w:t xml:space="preserve">Zaman (s)</w:t>
+            </w:r>
+          </w:p>
+        </w:tc>
+        <w:tc>
+          <w:tcPr>
+            <w:tcW w:w="2400" w:type="dxa"/>
+            <w:shd w:val="clear" w:color="auto" w:fill="D9E2F3"/>
+            <w:vAlign w:val="center"/>
+          </w:tcPr>
+          <w:p>
+            <w:pPr>
+              <w:jc w:val="center"/>
+              <w:rPr>
+                <w:rFonts w:ascii="Times New Roman" w:hAnsi="Times New Roman" w:cs="Times New Roman"/>
+                <w:b/>
+                <w:bCs/>
+                <w:lang w:val="tr-TR"/>
+              </w:rPr>
+            </w:pPr>
+            <w:r>
+              <w:rPr>
+                <w:rFonts w:ascii="Times New Roman" w:hAnsi="Times New Roman" w:cs="Times New Roman"/>
+                <w:lang w:val="tr-TR"/>
+              </w:rPr>
+              <w:t xml:space="preserve">[HI] (mol/L)</w:t>
+            </w:r>
+          </w:p>
+        </w:tc>
+        <w:tc>
+          <w:tcPr>
+            <w:tcW w:w="2400" w:type="dxa"/>
+            <w:shd w:val="clear" w:color="auto" w:fill="D9E2F3"/>
+            <w:vAlign w:val="center"/>
+          </w:tcPr>
+          <w:p>
+            <w:pPr>
+              <w:jc w:val="center"/>
+              <w:rPr>
+                <w:rFonts w:ascii="Times New Roman" w:hAnsi="Times New Roman" w:cs="Times New Roman"/>
+                <w:b/>
+                <w:bCs/>
+                <w:lang w:val="tr-TR"/>
+              </w:rPr>
+            </w:pPr>
+            <w:r>
+              <w:rPr>
+                <w:rFonts w:ascii="Times New Roman" w:hAnsi="Times New Roman" w:cs="Times New Roman"/>
+                <w:lang w:val="tr-TR"/>
+              </w:rPr>
+              <w:t xml:space="preserve">[H</w:t>
+            </w:r>
+            <w:r>
+              <w:rPr>
+                <w:rFonts w:ascii="Times New Roman" w:hAnsi="Times New Roman" w:cs="Times New Roman"/>
+                <w:lang w:val="tr-TR"/>
+                <w:vertAlign w:val="subscript"/>
+              </w:rPr>
+              <w:t xml:space="preserve">2</w:t>
+            </w:r>
+            <w:r>
+              <w:rPr>
+                <w:rFonts w:ascii="Times New Roman" w:hAnsi="Times New Roman" w:cs="Times New Roman"/>
+                <w:lang w:val="tr-TR"/>
+              </w:rPr>
+              <w:t xml:space="preserve">] (mol/L)</w:t>
+            </w:r>
+          </w:p>
+        </w:tc>
+        <w:tc>
+          <w:tcPr>
+            <w:tcW w:w="2400" w:type="dxa"/>
+            <w:shd w:val="clear" w:color="auto" w:fill="D9E2F3"/>
+            <w:vAlign w:val="center"/>
+          </w:tcPr>
+          <w:p>
+            <w:pPr>
+              <w:jc w:val="center"/>
+              <w:rPr>
+                <w:rFonts w:ascii="Times New Roman" w:hAnsi="Times New Roman" w:cs="Times New Roman"/>
+                <w:b/>
+                <w:bCs/>
+                <w:lang w:val="tr-TR"/>
+              </w:rPr>
+            </w:pPr>
+            <w:r>
+              <w:rPr>
+                <w:rFonts w:ascii="Times New Roman" w:hAnsi="Times New Roman" w:cs="Times New Roman"/>
+                <w:lang w:val="tr-TR"/>
+              </w:rPr>
+              <w:t xml:space="preserve">[I</w:t>
+            </w:r>
+            <w:r>
+              <w:rPr>
+                <w:rFonts w:ascii="Times New Roman" w:hAnsi="Times New Roman" w:cs="Times New Roman"/>
+                <w:lang w:val="tr-TR"/>
+                <w:vertAlign w:val="subscript"/>
+              </w:rPr>
+              <w:t xml:space="preserve">2</w:t>
+            </w:r>
+            <w:r>
+              <w:rPr>
+                <w:rFonts w:ascii="Times New Roman" w:hAnsi="Times New Roman" w:cs="Times New Roman"/>
+                <w:lang w:val="tr-TR"/>
+              </w:rPr>
+              <w:t xml:space="preserve">] (mol/L)</w:t>
+            </w:r>
+          </w:p>
+        </w:tc>
+      </w:tr>
+      <w:tr>
+        <w:trPr>
+          <w:jc w:val="center"/>
+        </w:trPr>
+        <w:tc>
+          <w:tcPr>
+            <w:tcW w:w="1800" w:type="dxa"/>
+            <w:vAlign w:val="center"/>
+          </w:tcPr>
+          <w:p>
+            <w:pPr>
+              <w:jc w:val="center"/>
+              <w:rPr>
+                <w:rFonts w:ascii="Times New Roman" w:hAnsi="Times New Roman" w:cs="Times New Roman"/>
+                <w:lang w:val="tr-TR"/>
+              </w:rPr>
+            </w:pPr>
+            <w:r>
+              <w:rPr>
+                <w:rFonts w:ascii="Times New Roman" w:hAnsi="Times New Roman" w:cs="Times New Roman"/>
+                <w:lang w:val="tr-TR"/>
+              </w:rPr>
+              <w:t xml:space="preserve">0</w:t>
+            </w:r>
+          </w:p>
+        </w:tc>
+        <w:tc>
+          <w:tcPr>
+            <w:tcW w:w="2400" w:type="dxa"/>
+            <w:vAlign w:val="center"/>
+          </w:tcPr>
+          <w:p>
+            <w:pPr>
+              <w:jc w:val="center"/>
+              <w:rPr>
+                <w:rFonts w:ascii="Times New Roman" w:hAnsi="Times New Roman" w:cs="Times New Roman"/>
+                <w:lang w:val="tr-TR"/>
+              </w:rPr>
+            </w:pPr>
+            <w:r>
+              <w:rPr>
+                <w:rFonts w:ascii="Times New Roman" w:hAnsi="Times New Roman" w:cs="Times New Roman"/>
+                <w:lang w:val="tr-TR"/>
+              </w:rPr>
+              <w:t xml:space="preserve">0,0800</w:t>
+            </w:r>
+          </w:p>
+        </w:tc>
+        <w:tc>
+          <w:tcPr>
+            <w:tcW w:w="2400" w:type="dxa"/>
+            <w:vAlign w:val="center"/>
+          </w:tcPr>
+          <w:p>
+            <w:pPr>
+              <w:jc w:val="center"/>
+              <w:rPr>
+                <w:rFonts w:ascii="Times New Roman" w:hAnsi="Times New Roman" w:cs="Times New Roman"/>
+                <w:lang w:val="tr-TR"/>
+              </w:rPr>
+            </w:pPr>
+            <w:r>
+              <w:rPr>
+                <w:rFonts w:ascii="Times New Roman" w:hAnsi="Times New Roman" w:cs="Times New Roman"/>
+                <w:lang w:val="tr-TR"/>
+              </w:rPr>
+              <w:t xml:space="preserve">0</w:t>
+            </w:r>
+          </w:p>
+        </w:tc>
+        <w:tc>
+          <w:tcPr>
+            <w:tcW w:w="2400" w:type="dxa"/>
+            <w:vAlign w:val="center"/>
+          </w:tcPr>
+          <w:p>
+            <w:pPr>
+              <w:jc w:val="center"/>
+              <w:rPr>
+                <w:rFonts w:ascii="Times New Roman" w:hAnsi="Times New Roman" w:cs="Times New Roman"/>
+                <w:lang w:val="tr-TR"/>
+              </w:rPr>
+            </w:pPr>
+            <w:r>
+              <w:rPr>
+                <w:rFonts w:ascii="Times New Roman" w:hAnsi="Times New Roman" w:cs="Times New Roman"/>
+                <w:lang w:val="tr-TR"/>
+              </w:rPr>
+              <w:t xml:space="preserve">0</w:t>
+            </w:r>
+          </w:p>
+        </w:tc>
+      </w:tr>
+      <w:tr>
+        <w:trPr>
+          <w:jc w:val="center"/>
+        </w:trPr>
+        <w:tc>
+          <w:tcPr>
+            <w:tcW w:w="1800" w:type="dxa"/>
+            <w:vAlign w:val="center"/>
+          </w:tcPr>
+          <w:p>
+            <w:pPr>
+              <w:jc w:val="center"/>
+              <w:rPr>
+                <w:rFonts w:ascii="Times New Roman" w:hAnsi="Times New Roman" w:cs="Times New Roman"/>
+                <w:lang w:val="tr-TR"/>
+              </w:rPr>
+            </w:pPr>
+            <w:r>
+              <w:rPr>
+                <w:rFonts w:ascii="Times New Roman" w:hAnsi="Times New Roman" w:cs="Times New Roman"/>
+                <w:lang w:val="tr-TR"/>
+              </w:rPr>
+              <w:t xml:space="preserve">100</w:t>
+            </w:r>
+          </w:p>
+        </w:tc>
+        <w:tc>
+          <w:tcPr>
+            <w:tcW w:w="2400" w:type="dxa"/>
+            <w:vAlign w:val="center"/>
+          </w:tcPr>
+          <w:p>
+            <w:pPr>
+              <w:jc w:val="center"/>
+              <w:rPr>
+                <w:rFonts w:ascii="Times New Roman" w:hAnsi="Times New Roman" w:cs="Times New Roman"/>
+                <w:lang w:val="tr-TR"/>
+              </w:rPr>
+            </w:pPr>
+            <w:r>
+              <w:rPr>
+                <w:rFonts w:ascii="Times New Roman" w:hAnsi="Times New Roman" w:cs="Times New Roman"/>
+                <w:lang w:val="tr-TR"/>
+              </w:rPr>
+              <w:t xml:space="preserve">0,0572</w:t>
+            </w:r>
+          </w:p>
+        </w:tc>
+        <w:tc>
+          <w:tcPr>
+            <w:tcW w:w="2400" w:type="dxa"/>
+            <w:vAlign w:val="center"/>
+          </w:tcPr>
+          <w:p>
+            <w:pPr>
+              <w:jc w:val="center"/>
+              <w:rPr>
+                <w:rFonts w:ascii="Times New Roman" w:hAnsi="Times New Roman" w:cs="Times New Roman"/>
+                <w:lang w:val="tr-TR"/>
+              </w:rPr>
+            </w:pPr>
+            <w:r>
+              <w:rPr>
+                <w:rFonts w:ascii="Times New Roman" w:hAnsi="Times New Roman" w:cs="Times New Roman"/>
+                <w:lang w:val="tr-TR"/>
+              </w:rPr>
+              <w:t xml:space="preserve">0,0114</w:t>
+            </w:r>
+          </w:p>
+        </w:tc>
+        <w:tc>
+          <w:tcPr>
+            <w:tcW w:w="2400" w:type="dxa"/>
+            <w:vAlign w:val="center"/>
+          </w:tcPr>
+          <w:p>
+            <w:pPr>
+              <w:jc w:val="center"/>
+              <w:rPr>
+                <w:rFonts w:ascii="Times New Roman" w:hAnsi="Times New Roman" w:cs="Times New Roman"/>
+                <w:lang w:val="tr-TR"/>
+              </w:rPr>
+            </w:pPr>
+            <w:r>
+              <w:rPr>
+                <w:rFonts w:ascii="Times New Roman" w:hAnsi="Times New Roman" w:cs="Times New Roman"/>
+                <w:lang w:val="tr-TR"/>
+              </w:rPr>
+              <w:t xml:space="preserve">0,0114</w:t>
+            </w:r>
+          </w:p>
+        </w:tc>
+      </w:tr>
+      <w:tr>
+        <w:trPr>
+          <w:jc w:val="center"/>
+        </w:trPr>
+        <w:tc>
+          <w:tcPr>
+            <w:tcW w:w="1800" w:type="dxa"/>
+            <w:vAlign w:val="center"/>
+          </w:tcPr>
+          <w:p>
+            <w:pPr>
+              <w:jc w:val="center"/>
+              <w:rPr>
+                <w:rFonts w:ascii="Times New Roman" w:hAnsi="Times New Roman" w:cs="Times New Roman"/>
+                <w:lang w:val="tr-TR"/>
+              </w:rPr>
+            </w:pPr>
+            <w:r>
+              <w:rPr>
+                <w:rFonts w:ascii="Times New Roman" w:hAnsi="Times New Roman" w:cs="Times New Roman"/>
+                <w:lang w:val="tr-TR"/>
+              </w:rPr>
+              <w:t xml:space="preserve">200</w:t>
+            </w:r>
+          </w:p>
+        </w:tc>
+        <w:tc>
+          <w:tcPr>
+            <w:tcW w:w="2400" w:type="dxa"/>
+            <w:vAlign w:val="center"/>
+          </w:tcPr>
+          <w:p>
+            <w:pPr>
+              <w:jc w:val="center"/>
+              <w:rPr>
+                <w:rFonts w:ascii="Times New Roman" w:hAnsi="Times New Roman" w:cs="Times New Roman"/>
+                <w:lang w:val="tr-TR"/>
+              </w:rPr>
+            </w:pPr>
+            <w:r>
+              <w:rPr>
+                <w:rFonts w:ascii="Times New Roman" w:hAnsi="Times New Roman" w:cs="Times New Roman"/>
+                <w:lang w:val="tr-TR"/>
+              </w:rPr>
+              <w:t xml:space="preserve">0,0444</w:t>
+            </w:r>
+          </w:p>
+        </w:tc>
+        <w:tc>
+          <w:tcPr>
+            <w:tcW w:w="2400" w:type="dxa"/>
+            <w:vAlign w:val="center"/>
+          </w:tcPr>
+          <w:p>
+            <w:pPr>
+              <w:jc w:val="center"/>
+              <w:rPr>
+                <w:rFonts w:ascii="Times New Roman" w:hAnsi="Times New Roman" w:cs="Times New Roman"/>
+                <w:lang w:val="tr-TR"/>
+              </w:rPr>
+            </w:pPr>
+            <w:r>
+              <w:rPr>
+                <w:rFonts w:ascii="Times New Roman" w:hAnsi="Times New Roman" w:cs="Times New Roman"/>
+                <w:lang w:val="tr-TR"/>
+              </w:rPr>
+              <w:t xml:space="preserve">0,0178</w:t>
+            </w:r>
+          </w:p>
+        </w:tc>
+        <w:tc>
+          <w:tcPr>
+            <w:tcW w:w="2400" w:type="dxa"/>
+            <w:vAlign w:val="center"/>
+          </w:tcPr>
+          <w:p>
+            <w:pPr>
+              <w:jc w:val="center"/>
+              <w:rPr>
+                <w:rFonts w:ascii="Times New Roman" w:hAnsi="Times New Roman" w:cs="Times New Roman"/>
+                <w:lang w:val="tr-TR"/>
+              </w:rPr>
+            </w:pPr>
+            <w:r>
+              <w:rPr>
+                <w:rFonts w:ascii="Times New Roman" w:hAnsi="Times New Roman" w:cs="Times New Roman"/>
+                <w:lang w:val="tr-TR"/>
+              </w:rPr>
+              <w:t xml:space="preserve">0,0178</w:t>
+            </w:r>
+          </w:p>
+        </w:tc>
+      </w:tr>
+      <w:tr>
+        <w:trPr>
+          <w:jc w:val="center"/>
+        </w:trPr>
+        <w:tc>
+          <w:tcPr>
+            <w:tcW w:w="1800" w:type="dxa"/>
+            <w:vAlign w:val="center"/>
+          </w:tcPr>
+          <w:p>
+            <w:pPr>
+              <w:jc w:val="center"/>
+              <w:rPr>
+                <w:rFonts w:ascii="Times New Roman" w:hAnsi="Times New Roman" w:cs="Times New Roman"/>
+                <w:lang w:val="tr-TR"/>
+              </w:rPr>
+            </w:pPr>
+            <w:r>
+              <w:rPr>
+                <w:rFonts w:ascii="Times New Roman" w:hAnsi="Times New Roman" w:cs="Times New Roman"/>
+                <w:lang w:val="tr-TR"/>
+              </w:rPr>
+              <w:t xml:space="preserve">300</w:t>
+            </w:r>
+          </w:p>
+        </w:tc>
+        <w:tc>
+          <w:tcPr>
+            <w:tcW w:w="2400" w:type="dxa"/>
+            <w:vAlign w:val="center"/>
+          </w:tcPr>
+          <w:p>
+            <w:pPr>
+              <w:jc w:val="center"/>
+              <w:rPr>
+                <w:rFonts w:ascii="Times New Roman" w:hAnsi="Times New Roman" w:cs="Times New Roman"/>
+                <w:lang w:val="tr-TR"/>
+              </w:rPr>
+            </w:pPr>
+            <w:r>
+              <w:rPr>
+                <w:rFonts w:ascii="Times New Roman" w:hAnsi="Times New Roman" w:cs="Times New Roman"/>
+                <w:lang w:val="tr-TR"/>
+              </w:rPr>
+              <w:t xml:space="preserve">0,0364</w:t>
+            </w:r>
+          </w:p>
+        </w:tc>
+        <w:tc>
+          <w:tcPr>
+            <w:tcW w:w="2400" w:type="dxa"/>
+            <w:vAlign w:val="center"/>
+          </w:tcPr>
+          <w:p>
+            <w:pPr>
+              <w:jc w:val="center"/>
+              <w:rPr>
+                <w:rFonts w:ascii="Times New Roman" w:hAnsi="Times New Roman" w:cs="Times New Roman"/>
+                <w:lang w:val="tr-TR"/>
+              </w:rPr>
+            </w:pPr>
+            <w:r>
+              <w:rPr>
+                <w:rFonts w:ascii="Times New Roman" w:hAnsi="Times New Roman" w:cs="Times New Roman"/>
+                <w:lang w:val="tr-TR"/>
+              </w:rPr>
+              <w:t xml:space="preserve">0,0218</w:t>
+            </w:r>
+          </w:p>
+        </w:tc>
+        <w:tc>
+          <w:tcPr>
+            <w:tcW w:w="2400" w:type="dxa"/>
+            <w:vAlign w:val="center"/>
+          </w:tcPr>
+          <w:p>
+            <w:pPr>
+              <w:jc w:val="center"/>
+              <w:rPr>
+                <w:rFonts w:ascii="Times New Roman" w:hAnsi="Times New Roman" w:cs="Times New Roman"/>
+                <w:lang w:val="tr-TR"/>
+              </w:rPr>
+            </w:pPr>
+            <w:r>
+              <w:rPr>
+                <w:rFonts w:ascii="Times New Roman" w:hAnsi="Times New Roman" w:cs="Times New Roman"/>
+                <w:lang w:val="tr-TR"/>
+              </w:rPr>
+              <w:t xml:space="preserve">0,0218</w:t>
+            </w:r>
+          </w:p>
+        </w:tc>
+      </w:tr>
+      <w:tr>
+        <w:trPr>
+          <w:jc w:val="center"/>
+        </w:trPr>
+        <w:tc>
+          <w:tcPr>
+            <w:tcW w:w="1800" w:type="dxa"/>
+            <w:vAlign w:val="center"/>
+          </w:tcPr>
+          <w:p>
+            <w:pPr>
+              <w:jc w:val="center"/>
+              <w:rPr>
+                <w:rFonts w:ascii="Times New Roman" w:hAnsi="Times New Roman" w:cs="Times New Roman"/>
+                <w:lang w:val="tr-TR"/>
+              </w:rPr>
+            </w:pPr>
+            <w:r>
+              <w:rPr>
+                <w:rFonts w:ascii="Times New Roman" w:hAnsi="Times New Roman" w:cs="Times New Roman"/>
+                <w:lang w:val="tr-TR"/>
+              </w:rPr>
+              <w:t xml:space="preserve">400</w:t>
+            </w:r>
+          </w:p>
+        </w:tc>
+        <w:tc>
+          <w:tcPr>
+            <w:tcW w:w="2400" w:type="dxa"/>
+            <w:vAlign w:val="center"/>
+          </w:tcPr>
+          <w:p>
+            <w:pPr>
+              <w:jc w:val="center"/>
+              <w:rPr>
+                <w:rFonts w:ascii="Times New Roman" w:hAnsi="Times New Roman" w:cs="Times New Roman"/>
+                <w:lang w:val="tr-TR"/>
+              </w:rPr>
+            </w:pPr>
+            <w:r>
+              <w:rPr>
+                <w:rFonts w:ascii="Times New Roman" w:hAnsi="Times New Roman" w:cs="Times New Roman"/>
+                <w:lang w:val="tr-TR"/>
+              </w:rPr>
+              <w:t xml:space="preserve">0,0308</w:t>
+            </w:r>
+          </w:p>
+        </w:tc>
+        <w:tc>
+          <w:tcPr>
+            <w:tcW w:w="2400" w:type="dxa"/>
+            <w:vAlign w:val="center"/>
+          </w:tcPr>
+          <w:p>
+            <w:pPr>
+              <w:jc w:val="center"/>
+              <w:rPr>
+                <w:rFonts w:ascii="Times New Roman" w:hAnsi="Times New Roman" w:cs="Times New Roman"/>
+                <w:lang w:val="tr-TR"/>
+              </w:rPr>
+            </w:pPr>
+            <w:r>
+              <w:rPr>
+                <w:rFonts w:ascii="Times New Roman" w:hAnsi="Times New Roman" w:cs="Times New Roman"/>
+                <w:lang w:val="tr-TR"/>
+              </w:rPr>
+              <w:t xml:space="preserve">0,0246</w:t>
+            </w:r>
+          </w:p>
+        </w:tc>
+        <w:tc>
+          <w:tcPr>
+            <w:tcW w:w="2400" w:type="dxa"/>
+            <w:vAlign w:val="center"/>
+          </w:tcPr>
+          <w:p>
+            <w:pPr>
+              <w:jc w:val="center"/>
+              <w:rPr>
+                <w:rFonts w:ascii="Times New Roman" w:hAnsi="Times New Roman" w:cs="Times New Roman"/>
+                <w:lang w:val="tr-TR"/>
+              </w:rPr>
+            </w:pPr>
+            <w:r>
+              <w:rPr>
+                <w:rFonts w:ascii="Times New Roman" w:hAnsi="Times New Roman" w:cs="Times New Roman"/>
+                <w:lang w:val="tr-TR"/>
+              </w:rPr>
+              <w:t xml:space="preserve">0,0246</w:t>
+            </w:r>
+          </w:p>
+        </w:tc>
+      </w:tr>
+    </w:tbl>
+    <w:p/>
     <w:p>
       <w:pPr>
         <w:jc w:val="center"/>
@@ -3485,9 +4173,9 @@
         </w:rPr>
         <w:drawing>
           <wp:inline distT="0" distB="0" distL="0" distR="0" wp14:anchorId="079F8999" wp14:editId="0E6E79FE">
-            <wp:extent cx="5040000" cy="3087840"/>
+            <wp:extent cx="5040000" cy="3024000"/>
             <wp:effectExtent l="0" t="0" r="0" b="0"/>
-            <wp:docPr id="900004" name="Grafik 900004" descr="N2O5 bozunmasına ait derişim-zaman grafiği"/>
+            <wp:docPr id="900004" name="Grafik 900004" descr="HI ayrışmasına ait derişim-zaman grafiği"/>
             <wp:cNvGraphicFramePr>
               <a:graphicFrameLocks xmlns:a="http://schemas.openxmlformats.org/drawingml/2006/main" noChangeAspect="1"/>
             </wp:cNvGraphicFramePr>
@@ -3507,7 +4195,7 @@
                   <pic:spPr>
                     <a:xfrm>
                       <a:off x="0" y="0"/>
-                      <a:ext cx="5040000" cy="3087840"/>
+                      <a:ext cx="5040000" cy="3024000"/>
                     </a:xfrm>
                     <a:prstGeom prst="rect">
                       <a:avLst/>
@@ -3531,78 +4219,39 @@
       <w:r>
         <w:rPr>
           <w:rFonts w:ascii="Times New Roman" w:hAnsi="Times New Roman" w:cs="Times New Roman"/>
-          <w:b/>
-          <w:bCs/>
-          <w:lang w:val="tr-TR"/>
-        </w:rPr>
-        <w:t>Grafik A:</w:t>
-      </w:r>
-      <w:r>
-        <w:rPr>
-          <w:rFonts w:ascii="Times New Roman" w:hAnsi="Times New Roman" w:cs="Times New Roman"/>
-          <w:lang w:val="tr-TR"/>
-        </w:rPr>
-        <w:t xml:space="preserve"> 2N</w:t>
-      </w:r>
-      <w:r>
-        <w:rPr>
-          <w:rFonts w:ascii="Times New Roman" w:hAnsi="Times New Roman" w:cs="Times New Roman"/>
-          <w:vertAlign w:val="subscript"/>
-          <w:lang w:val="tr-TR"/>
-        </w:rPr>
-        <w:t>2</w:t>
-      </w:r>
-      <w:r>
-        <w:rPr>
-          <w:rFonts w:ascii="Times New Roman" w:hAnsi="Times New Roman" w:cs="Times New Roman"/>
-          <w:lang w:val="tr-TR"/>
-        </w:rPr>
-        <w:t>O</w:t>
-      </w:r>
-      <w:r>
-        <w:rPr>
-          <w:rFonts w:ascii="Times New Roman" w:hAnsi="Times New Roman" w:cs="Times New Roman"/>
-          <w:vertAlign w:val="subscript"/>
-          <w:lang w:val="tr-TR"/>
-        </w:rPr>
-        <w:t>5</w:t>
-      </w:r>
-      <w:r>
-        <w:rPr>
-          <w:rFonts w:ascii="Times New Roman" w:hAnsi="Times New Roman" w:cs="Times New Roman"/>
-          <w:lang w:val="tr-TR"/>
-        </w:rPr>
-        <w:t>(g) → 4NO</w:t>
-      </w:r>
-      <w:r>
-        <w:rPr>
-          <w:rFonts w:ascii="Times New Roman" w:hAnsi="Times New Roman" w:cs="Times New Roman"/>
-          <w:vertAlign w:val="subscript"/>
-          <w:lang w:val="tr-TR"/>
-        </w:rPr>
-        <w:t>2</w:t>
-      </w:r>
-      <w:r>
-        <w:rPr>
-          <w:rFonts w:ascii="Times New Roman" w:hAnsi="Times New Roman" w:cs="Times New Roman"/>
-          <w:lang w:val="tr-TR"/>
-        </w:rPr>
-        <w:t>(g) + O</w:t>
-      </w:r>
-      <w:r>
-        <w:rPr>
-          <w:rFonts w:ascii="Times New Roman" w:hAnsi="Times New Roman" w:cs="Times New Roman"/>
-          <w:vertAlign w:val="subscript"/>
-          <w:lang w:val="tr-TR"/>
-        </w:rPr>
-        <w:t>2</w:t>
-      </w:r>
-      <w:r>
-        <w:rPr>
-          <w:rFonts w:ascii="Times New Roman" w:hAnsi="Times New Roman" w:cs="Times New Roman"/>
-          <w:lang w:val="tr-TR"/>
-        </w:rPr>
-        <w:t>(g) tepkimesine ait derişim-zaman grafiği</w:t>
+          <w:lang w:val="tr-TR"/>
+        </w:rPr>
+        <w:t xml:space="preserve">Grafik A: 2HI(g) → H</w:t>
+      </w:r>
+      <w:r>
+        <w:rPr>
+          <w:rFonts w:ascii="Times New Roman" w:hAnsi="Times New Roman" w:cs="Times New Roman"/>
+          <w:lang w:val="tr-TR"/>
+          <w:vertAlign w:val="subscript"/>
+        </w:rPr>
+        <w:t xml:space="preserve">2</w:t>
+      </w:r>
+      <w:r>
+        <w:rPr>
+          <w:rFonts w:ascii="Times New Roman" w:hAnsi="Times New Roman" w:cs="Times New Roman"/>
+          <w:lang w:val="tr-TR"/>
+        </w:rPr>
+        <w:t xml:space="preserve">(g) + I</w:t>
+      </w:r>
+      <w:r>
+        <w:rPr>
+          <w:rFonts w:ascii="Times New Roman" w:hAnsi="Times New Roman" w:cs="Times New Roman"/>
+          <w:lang w:val="tr-TR"/>
+          <w:vertAlign w:val="subscript"/>
+        </w:rPr>
+        <w:t xml:space="preserve">2</w:t>
+      </w:r>
+      <w:r>
+        <w:rPr>
+          <w:rFonts w:ascii="Times New Roman" w:hAnsi="Times New Roman" w:cs="Times New Roman"/>
+          <w:lang w:val="tr-TR"/>
+        </w:rPr>
+        <w:t xml:space="preserve">(g) tepkimesine ait derişim-zaman grafiği</w:t>
       </w:r>
     </w:p>
     <w:p>
@@ -3621,7 +4270,6 @@
           <w:highlight w:val="yellow"/>
           <w:lang w:val="tr-TR"/>
         </w:rPr>
-        <w:lastRenderedPageBreak/>
         <w:t xml:space="preserve">NOT: </w:t>
       </w:r>
       <w:r>
@@ -3646,755 +4294,372 @@
           <w:rFonts w:ascii="Times New Roman" w:hAnsi="Times New Roman" w:cs="Times New Roman"/>
           <w:lang w:val="tr-TR"/>
         </w:rPr>
-        <w:t>Atölyede her zaman aralığı için ayrı bir hız hesapladınız ve bu değerlerin birbirinden farklı olduğunu fark ettiniz. Bu nedenle hesaplanan her değer yalnızca seçilen zaman aralığını temsil eder. Belirli bir zaman aralığında tepken ya da ürün derişimindeki değişimin bu zaman aralığına oranına ortalama tepkime hızı denir. aA + bB → cC + dD genel tepkimesi için tepken ve ürünlere göre ortalama hız ifadeleri aşağıdaki gibi yazılır:</w:t>
-      </w:r>
-    </w:p>
-    <w:p>
-      <w:pPr>
+        <w:t xml:space="preserve">Tablo A’daki verilere göre HI’ın 0-100 s aralığındaki ortalama harcanma hızı aşağıdaki gibi hesaplanır:</w:t>
+      </w:r>
+    </w:p>
+    <w:p>
+      <w:pPr>
+        <w:rPr>
+          <w:rFonts w:ascii="Times New Roman" w:hAnsi="Times New Roman" w:cs="Times New Roman"/>
+          <w:lang w:val="tr-TR"/>
+        </w:rPr>
         <w:jc w:val="center"/>
-        <w:rPr>
-          <w:rFonts w:ascii="Times New Roman" w:hAnsi="Times New Roman" w:cs="Times New Roman"/>
-          <w:lang w:val="tr-TR"/>
-        </w:rPr>
-      </w:pPr>
-      <m:oMathPara>
-        <m:oMath>
-          <m:r>
-            <m:rPr>
-              <m:sty m:val="p"/>
-            </m:rPr>
-            <w:rPr>
-              <w:rFonts w:ascii="Cambria Math" w:hAnsi="Cambria Math" w:cs="Cambria Math"/>
-              <w:lang w:val="tr-TR"/>
-            </w:rPr>
-            <m:t>A’nın harcanma hızı = -</m:t>
-          </m:r>
-          <m:f>
-            <m:fPr>
-              <m:ctrlPr>
-                <w:rPr>
-                  <w:rFonts w:ascii="Cambria Math" w:hAnsi="Cambria Math"/>
-                </w:rPr>
-              </m:ctrlPr>
-            </m:fPr>
-            <m:num>
-              <m:r>
-                <m:rPr>
-                  <m:sty m:val="p"/>
-                </m:rPr>
-                <w:rPr>
-                  <w:rFonts w:ascii="Cambria Math" w:hAnsi="Cambria Math" w:cs="Cambria Math"/>
-                  <w:lang w:val="tr-TR"/>
-                </w:rPr>
-                <m:t>Δ[A]</m:t>
-              </m:r>
-            </m:num>
-            <m:den>
-              <m:r>
-                <m:rPr>
-                  <m:sty m:val="p"/>
-                </m:rPr>
-                <w:rPr>
-                  <w:rFonts w:ascii="Cambria Math" w:hAnsi="Cambria Math" w:cs="Cambria Math"/>
-                  <w:lang w:val="tr-TR"/>
-                </w:rPr>
-                <m:t>Δt</m:t>
-              </m:r>
-            </m:den>
-          </m:f>
-          <m:r>
-            <m:rPr>
-              <m:sty m:val="p"/>
-            </m:rPr>
-            <w:rPr>
-              <w:rFonts w:ascii="Cambria Math" w:hAnsi="Cambria Math" w:cs="Cambria Math"/>
-              <w:lang w:val="tr-TR"/>
-            </w:rPr>
-            <m:t xml:space="preserve">        C’nin oluşum hızı = </m:t>
-          </m:r>
-          <m:f>
-            <m:fPr>
-              <m:ctrlPr>
-                <w:rPr>
-                  <w:rFonts w:ascii="Cambria Math" w:hAnsi="Cambria Math"/>
-                </w:rPr>
-              </m:ctrlPr>
-            </m:fPr>
-            <m:num>
-              <m:r>
-                <m:rPr>
-                  <m:sty m:val="p"/>
-                </m:rPr>
-                <w:rPr>
-                  <w:rFonts w:ascii="Cambria Math" w:hAnsi="Cambria Math" w:cs="Cambria Math"/>
-                  <w:lang w:val="tr-TR"/>
-                </w:rPr>
-                <m:t>Δ[C]</m:t>
-              </m:r>
-            </m:num>
-            <m:den>
-              <m:r>
-                <m:rPr>
-                  <m:sty m:val="p"/>
-                </m:rPr>
-                <w:rPr>
-                  <w:rFonts w:ascii="Cambria Math" w:hAnsi="Cambria Math" w:cs="Cambria Math"/>
-                  <w:lang w:val="tr-TR"/>
-                </w:rPr>
-                <m:t>Δt</m:t>
-              </m:r>
-            </m:den>
-          </m:f>
-        </m:oMath>
-      </m:oMathPara>
-    </w:p>
-    <w:p>
-      <w:pPr>
-        <w:jc w:val="both"/>
-        <w:rPr>
-          <w:rFonts w:ascii="Times New Roman" w:hAnsi="Times New Roman" w:cs="Times New Roman"/>
-          <w:lang w:val="tr-TR"/>
-        </w:rPr>
-      </w:pPr>
-      <w:r>
-        <w:rPr>
-          <w:rFonts w:ascii="Times New Roman" w:hAnsi="Times New Roman" w:cs="Times New Roman"/>
-          <w:lang w:val="tr-TR"/>
-        </w:rPr>
-        <w:t>Atölyede aynı zaman aralığında N</w:t>
-      </w:r>
-      <w:r>
-        <w:rPr>
-          <w:rFonts w:ascii="Times New Roman" w:hAnsi="Times New Roman" w:cs="Times New Roman"/>
-          <w:vertAlign w:val="subscript"/>
-          <w:lang w:val="tr-TR"/>
-        </w:rPr>
-        <w:t>2</w:t>
-      </w:r>
-      <w:r>
-        <w:rPr>
-          <w:rFonts w:ascii="Times New Roman" w:hAnsi="Times New Roman" w:cs="Times New Roman"/>
-          <w:lang w:val="tr-TR"/>
-        </w:rPr>
-        <w:t>O</w:t>
-      </w:r>
-      <w:r>
-        <w:rPr>
-          <w:rFonts w:ascii="Times New Roman" w:hAnsi="Times New Roman" w:cs="Times New Roman"/>
-          <w:vertAlign w:val="subscript"/>
-          <w:lang w:val="tr-TR"/>
-        </w:rPr>
-        <w:t>5</w:t>
-      </w:r>
-      <w:r>
-        <w:rPr>
-          <w:rFonts w:ascii="Times New Roman" w:hAnsi="Times New Roman" w:cs="Times New Roman"/>
-          <w:lang w:val="tr-TR"/>
-        </w:rPr>
-        <w:t>’in harcanma hızını NO</w:t>
-      </w:r>
-      <w:r>
-        <w:rPr>
-          <w:rFonts w:ascii="Times New Roman" w:hAnsi="Times New Roman" w:cs="Times New Roman"/>
-          <w:vertAlign w:val="subscript"/>
-          <w:lang w:val="tr-TR"/>
-        </w:rPr>
-        <w:t>2</w:t>
-      </w:r>
-      <w:r>
-        <w:rPr>
-          <w:rFonts w:ascii="Times New Roman" w:hAnsi="Times New Roman" w:cs="Times New Roman"/>
-          <w:lang w:val="tr-TR"/>
-        </w:rPr>
-        <w:t xml:space="preserve"> ve O</w:t>
-      </w:r>
-      <w:r>
-        <w:rPr>
-          <w:rFonts w:ascii="Times New Roman" w:hAnsi="Times New Roman" w:cs="Times New Roman"/>
-          <w:vertAlign w:val="subscript"/>
-          <w:lang w:val="tr-TR"/>
-        </w:rPr>
-        <w:t>2</w:t>
-      </w:r>
-      <w:r>
-        <w:rPr>
-          <w:rFonts w:ascii="Times New Roman" w:hAnsi="Times New Roman" w:cs="Times New Roman"/>
-          <w:lang w:val="tr-TR"/>
-        </w:rPr>
-        <w:t>’nin oluşum hızlarıyla karşılaştırdığınızda bu hızların birbirinden farklı, ancak aralarındaki oranın her zaman aralığında aynı kaldığını fark etmiş olmalısınız. Bu durum, maddelerin harcanma ve oluşum hızlarının denkleştirilmiş tepkime denklemindeki katsayılarla orantılı olmasıyla açıklanabilir. Örneğin 2N</w:t>
-      </w:r>
-      <w:r>
-        <w:rPr>
-          <w:rFonts w:ascii="Times New Roman" w:hAnsi="Times New Roman" w:cs="Times New Roman"/>
-          <w:vertAlign w:val="subscript"/>
-          <w:lang w:val="tr-TR"/>
-        </w:rPr>
-        <w:t>2</w:t>
-      </w:r>
-      <w:r>
-        <w:rPr>
-          <w:rFonts w:ascii="Times New Roman" w:hAnsi="Times New Roman" w:cs="Times New Roman"/>
-          <w:lang w:val="tr-TR"/>
-        </w:rPr>
-        <w:t>O</w:t>
-      </w:r>
-      <w:r>
-        <w:rPr>
-          <w:rFonts w:ascii="Times New Roman" w:hAnsi="Times New Roman" w:cs="Times New Roman"/>
-          <w:vertAlign w:val="subscript"/>
-          <w:lang w:val="tr-TR"/>
-        </w:rPr>
-        <w:t>5</w:t>
-      </w:r>
-      <w:r>
-        <w:rPr>
-          <w:rFonts w:ascii="Times New Roman" w:hAnsi="Times New Roman" w:cs="Times New Roman"/>
-          <w:lang w:val="tr-TR"/>
-        </w:rPr>
-        <w:t xml:space="preserve"> → 4NO</w:t>
-      </w:r>
-      <w:r>
-        <w:rPr>
-          <w:rFonts w:ascii="Times New Roman" w:hAnsi="Times New Roman" w:cs="Times New Roman"/>
-          <w:vertAlign w:val="subscript"/>
-          <w:lang w:val="tr-TR"/>
-        </w:rPr>
-        <w:t>2</w:t>
-      </w:r>
-      <w:r>
-        <w:rPr>
-          <w:rFonts w:ascii="Times New Roman" w:hAnsi="Times New Roman" w:cs="Times New Roman"/>
-          <w:lang w:val="tr-TR"/>
-        </w:rPr>
-        <w:t xml:space="preserve"> + O</w:t>
-      </w:r>
-      <w:r>
-        <w:rPr>
-          <w:rFonts w:ascii="Times New Roman" w:hAnsi="Times New Roman" w:cs="Times New Roman"/>
-          <w:vertAlign w:val="subscript"/>
-          <w:lang w:val="tr-TR"/>
-        </w:rPr>
-        <w:t>2</w:t>
-      </w:r>
-      <w:r>
-        <w:rPr>
-          <w:rFonts w:ascii="Times New Roman" w:hAnsi="Times New Roman" w:cs="Times New Roman"/>
-          <w:lang w:val="tr-TR"/>
-        </w:rPr>
-        <w:t xml:space="preserve"> tepkimesinde 2 mol N</w:t>
-      </w:r>
-      <w:r>
-        <w:rPr>
-          <w:rFonts w:ascii="Times New Roman" w:hAnsi="Times New Roman" w:cs="Times New Roman"/>
-          <w:vertAlign w:val="subscript"/>
-          <w:lang w:val="tr-TR"/>
-        </w:rPr>
-        <w:t>2</w:t>
-      </w:r>
-      <w:r>
-        <w:rPr>
-          <w:rFonts w:ascii="Times New Roman" w:hAnsi="Times New Roman" w:cs="Times New Roman"/>
-          <w:lang w:val="tr-TR"/>
-        </w:rPr>
-        <w:t>O</w:t>
-      </w:r>
-      <w:r>
-        <w:rPr>
-          <w:rFonts w:ascii="Times New Roman" w:hAnsi="Times New Roman" w:cs="Times New Roman"/>
-          <w:vertAlign w:val="subscript"/>
-          <w:lang w:val="tr-TR"/>
-        </w:rPr>
-        <w:t>5</w:t>
-      </w:r>
-      <w:r>
-        <w:rPr>
-          <w:rFonts w:ascii="Times New Roman" w:hAnsi="Times New Roman" w:cs="Times New Roman"/>
-          <w:lang w:val="tr-TR"/>
-        </w:rPr>
-        <w:t xml:space="preserve"> harcanırken 4 mol NO</w:t>
-      </w:r>
-      <w:r>
-        <w:rPr>
-          <w:rFonts w:ascii="Times New Roman" w:hAnsi="Times New Roman" w:cs="Times New Roman"/>
-          <w:vertAlign w:val="subscript"/>
-          <w:lang w:val="tr-TR"/>
-        </w:rPr>
-        <w:t>2</w:t>
-      </w:r>
-      <w:r>
-        <w:rPr>
-          <w:rFonts w:ascii="Times New Roman" w:hAnsi="Times New Roman" w:cs="Times New Roman"/>
-          <w:lang w:val="tr-TR"/>
-        </w:rPr>
-        <w:t xml:space="preserve"> ve 1 mol O</w:t>
-      </w:r>
-      <w:r>
-        <w:rPr>
-          <w:rFonts w:ascii="Times New Roman" w:hAnsi="Times New Roman" w:cs="Times New Roman"/>
-          <w:vertAlign w:val="subscript"/>
-          <w:lang w:val="tr-TR"/>
-        </w:rPr>
-        <w:t>2</w:t>
-      </w:r>
-      <w:r>
-        <w:rPr>
-          <w:rFonts w:ascii="Times New Roman" w:hAnsi="Times New Roman" w:cs="Times New Roman"/>
-          <w:lang w:val="tr-TR"/>
-        </w:rPr>
-        <w:t xml:space="preserve"> oluşur. Bu nedenle NO</w:t>
-      </w:r>
-      <w:r>
-        <w:rPr>
-          <w:rFonts w:ascii="Times New Roman" w:hAnsi="Times New Roman" w:cs="Times New Roman"/>
-          <w:vertAlign w:val="subscript"/>
-          <w:lang w:val="tr-TR"/>
-        </w:rPr>
-        <w:t>2</w:t>
-      </w:r>
-      <w:r>
-        <w:rPr>
-          <w:rFonts w:ascii="Times New Roman" w:hAnsi="Times New Roman" w:cs="Times New Roman"/>
-          <w:lang w:val="tr-TR"/>
-        </w:rPr>
-        <w:t>’nin oluşum hızı N</w:t>
-      </w:r>
-      <w:r>
-        <w:rPr>
-          <w:rFonts w:ascii="Times New Roman" w:hAnsi="Times New Roman" w:cs="Times New Roman"/>
-          <w:vertAlign w:val="subscript"/>
-          <w:lang w:val="tr-TR"/>
-        </w:rPr>
-        <w:t>2</w:t>
-      </w:r>
-      <w:r>
-        <w:rPr>
-          <w:rFonts w:ascii="Times New Roman" w:hAnsi="Times New Roman" w:cs="Times New Roman"/>
-          <w:lang w:val="tr-TR"/>
-        </w:rPr>
-        <w:t>O</w:t>
-      </w:r>
-      <w:r>
-        <w:rPr>
-          <w:rFonts w:ascii="Times New Roman" w:hAnsi="Times New Roman" w:cs="Times New Roman"/>
-          <w:vertAlign w:val="subscript"/>
-          <w:lang w:val="tr-TR"/>
-        </w:rPr>
-        <w:t>5</w:t>
-      </w:r>
-      <w:r>
-        <w:rPr>
-          <w:rFonts w:ascii="Times New Roman" w:hAnsi="Times New Roman" w:cs="Times New Roman"/>
-          <w:lang w:val="tr-TR"/>
-        </w:rPr>
-        <w:t>’in harcanma hızının iki katı, O</w:t>
-      </w:r>
-      <w:r>
-        <w:rPr>
-          <w:rFonts w:ascii="Times New Roman" w:hAnsi="Times New Roman" w:cs="Times New Roman"/>
-          <w:vertAlign w:val="subscript"/>
-          <w:lang w:val="tr-TR"/>
-        </w:rPr>
-        <w:t>2</w:t>
-      </w:r>
-      <w:r>
-        <w:rPr>
-          <w:rFonts w:ascii="Times New Roman" w:hAnsi="Times New Roman" w:cs="Times New Roman"/>
-          <w:lang w:val="tr-TR"/>
-        </w:rPr>
-        <w:t>’nin oluşum hızı ise yarısıdır. Tepkimenin hangi maddeye göre ifade edildiğinden bağımsız tek bir hız değeri elde etmek için her maddenin hızı, tepkime denklemindeki katsayısına bölünür:</w:t>
-      </w:r>
-    </w:p>
-    <w:p>
-      <w:pPr>
+      </w:pPr>
+      <w:r>
+        <w:rPr>
+          <w:rFonts w:ascii="Times New Roman" w:hAnsi="Times New Roman" w:cs="Times New Roman"/>
+          <w:lang w:val="tr-TR"/>
+        </w:rPr>
+        <w:t xml:space="preserve">r</w:t>
+      </w:r>
+      <w:r>
+        <w:rPr>
+          <w:rFonts w:ascii="Times New Roman" w:hAnsi="Times New Roman" w:cs="Times New Roman"/>
+          <w:lang w:val="tr-TR"/>
+          <w:vertAlign w:val="subscript"/>
+        </w:rPr>
+        <w:t xml:space="preserve">HI</w:t>
+      </w:r>
+      <w:r>
+        <w:rPr>
+          <w:rFonts w:ascii="Times New Roman" w:hAnsi="Times New Roman" w:cs="Times New Roman"/>
+          <w:lang w:val="tr-TR"/>
+        </w:rPr>
+        <w:t xml:space="preserve"> = −Δ[HI]/Δt = −(0,0572 − 0,0800) M / (100 − 0) s = 2,28·10</w:t>
+      </w:r>
+      <w:r>
+        <w:rPr>
+          <w:rFonts w:ascii="Times New Roman" w:hAnsi="Times New Roman" w:cs="Times New Roman"/>
+          <w:lang w:val="tr-TR"/>
+          <w:vertAlign w:val="superscript"/>
+        </w:rPr>
+        <w:t xml:space="preserve">-4</w:t>
+      </w:r>
+      <w:r>
+        <w:rPr>
+          <w:rFonts w:ascii="Times New Roman" w:hAnsi="Times New Roman" w:cs="Times New Roman"/>
+          <w:lang w:val="tr-TR"/>
+        </w:rPr>
+        <w:t xml:space="preserve"> M/s</w:t>
+      </w:r>
+    </w:p>
+    <w:p>
+      <w:pPr>
+        <w:jc w:val="both"/>
+        <w:rPr>
+          <w:rFonts w:ascii="Times New Roman" w:hAnsi="Times New Roman" w:cs="Times New Roman"/>
+          <w:lang w:val="tr-TR"/>
+        </w:rPr>
+      </w:pPr>
+      <w:r>
+        <w:rPr>
+          <w:rFonts w:ascii="Times New Roman" w:hAnsi="Times New Roman" w:cs="Times New Roman"/>
+          <w:lang w:val="tr-TR"/>
+        </w:rPr>
+        <w:t xml:space="preserve">Aynı zaman aralığında H</w:t>
+      </w:r>
+      <w:r>
+        <w:rPr>
+          <w:rFonts w:ascii="Times New Roman" w:hAnsi="Times New Roman" w:cs="Times New Roman"/>
+          <w:lang w:val="tr-TR"/>
+          <w:vertAlign w:val="subscript"/>
+        </w:rPr>
+        <w:t xml:space="preserve">2</w:t>
+      </w:r>
+      <w:r>
+        <w:rPr>
+          <w:rFonts w:ascii="Times New Roman" w:hAnsi="Times New Roman" w:cs="Times New Roman"/>
+          <w:lang w:val="tr-TR"/>
+        </w:rPr>
+        <w:t xml:space="preserve"> ve I</w:t>
+      </w:r>
+      <w:r>
+        <w:rPr>
+          <w:rFonts w:ascii="Times New Roman" w:hAnsi="Times New Roman" w:cs="Times New Roman"/>
+          <w:lang w:val="tr-TR"/>
+          <w:vertAlign w:val="subscript"/>
+        </w:rPr>
+        <w:t xml:space="preserve">2</w:t>
+      </w:r>
+      <w:r>
+        <w:rPr>
+          <w:rFonts w:ascii="Times New Roman" w:hAnsi="Times New Roman" w:cs="Times New Roman"/>
+          <w:lang w:val="tr-TR"/>
+        </w:rPr>
+        <w:t xml:space="preserve">’nin ortalama oluşma hızları ise r</w:t>
+      </w:r>
+      <w:r>
+        <w:rPr>
+          <w:rFonts w:ascii="Times New Roman" w:hAnsi="Times New Roman" w:cs="Times New Roman"/>
+          <w:lang w:val="tr-TR"/>
+          <w:vertAlign w:val="subscript"/>
+        </w:rPr>
+        <w:t xml:space="preserve">H₂</w:t>
+      </w:r>
+      <w:r>
+        <w:rPr>
+          <w:rFonts w:ascii="Times New Roman" w:hAnsi="Times New Roman" w:cs="Times New Roman"/>
+          <w:lang w:val="tr-TR"/>
+        </w:rPr>
+        <w:t xml:space="preserve"> = r</w:t>
+      </w:r>
+      <w:r>
+        <w:rPr>
+          <w:rFonts w:ascii="Times New Roman" w:hAnsi="Times New Roman" w:cs="Times New Roman"/>
+          <w:lang w:val="tr-TR"/>
+          <w:vertAlign w:val="subscript"/>
+        </w:rPr>
+        <w:t xml:space="preserve">I₂</w:t>
+      </w:r>
+      <w:r>
+        <w:rPr>
+          <w:rFonts w:ascii="Times New Roman" w:hAnsi="Times New Roman" w:cs="Times New Roman"/>
+          <w:lang w:val="tr-TR"/>
+        </w:rPr>
+        <w:t xml:space="preserve"> = Δ[H</w:t>
+      </w:r>
+      <w:r>
+        <w:rPr>
+          <w:rFonts w:ascii="Times New Roman" w:hAnsi="Times New Roman" w:cs="Times New Roman"/>
+          <w:lang w:val="tr-TR"/>
+          <w:vertAlign w:val="subscript"/>
+        </w:rPr>
+        <w:t xml:space="preserve">2</w:t>
+      </w:r>
+      <w:r>
+        <w:rPr>
+          <w:rFonts w:ascii="Times New Roman" w:hAnsi="Times New Roman" w:cs="Times New Roman"/>
+          <w:lang w:val="tr-TR"/>
+        </w:rPr>
+        <w:t xml:space="preserve">]/Δt = (0,0114 − 0) M / 100 s = 1,14·10</w:t>
+      </w:r>
+      <w:r>
+        <w:rPr>
+          <w:rFonts w:ascii="Times New Roman" w:hAnsi="Times New Roman" w:cs="Times New Roman"/>
+          <w:lang w:val="tr-TR"/>
+          <w:vertAlign w:val="superscript"/>
+        </w:rPr>
+        <w:t xml:space="preserve">-4</w:t>
+      </w:r>
+      <w:r>
+        <w:rPr>
+          <w:rFonts w:ascii="Times New Roman" w:hAnsi="Times New Roman" w:cs="Times New Roman"/>
+          <w:lang w:val="tr-TR"/>
+        </w:rPr>
+        <w:t xml:space="preserve"> M/s’dir.</w:t>
+      </w:r>
+    </w:p>
+    <w:p>
+      <w:pPr>
+        <w:jc w:val="both"/>
+        <w:rPr>
+          <w:rFonts w:ascii="Times New Roman" w:hAnsi="Times New Roman" w:cs="Times New Roman"/>
+          <w:lang w:val="tr-TR"/>
+        </w:rPr>
+      </w:pPr>
+      <w:r>
+        <w:rPr>
+          <w:rFonts w:ascii="Times New Roman" w:hAnsi="Times New Roman" w:cs="Times New Roman"/>
+          <w:lang w:val="tr-TR"/>
+        </w:rPr>
+        <w:t xml:space="preserve">Görüldüğü gibi aynı zaman aralığında HI’ın harcanma hızı, H</w:t>
+      </w:r>
+      <w:r>
+        <w:rPr>
+          <w:rFonts w:ascii="Times New Roman" w:hAnsi="Times New Roman" w:cs="Times New Roman"/>
+          <w:lang w:val="tr-TR"/>
+          <w:vertAlign w:val="subscript"/>
+        </w:rPr>
+        <w:t xml:space="preserve">2</w:t>
+      </w:r>
+      <w:r>
+        <w:rPr>
+          <w:rFonts w:ascii="Times New Roman" w:hAnsi="Times New Roman" w:cs="Times New Roman"/>
+          <w:lang w:val="tr-TR"/>
+        </w:rPr>
+        <w:t xml:space="preserve"> ve I</w:t>
+      </w:r>
+      <w:r>
+        <w:rPr>
+          <w:rFonts w:ascii="Times New Roman" w:hAnsi="Times New Roman" w:cs="Times New Roman"/>
+          <w:lang w:val="tr-TR"/>
+          <w:vertAlign w:val="subscript"/>
+        </w:rPr>
+        <w:t xml:space="preserve">2</w:t>
+      </w:r>
+      <w:r>
+        <w:rPr>
+          <w:rFonts w:ascii="Times New Roman" w:hAnsi="Times New Roman" w:cs="Times New Roman"/>
+          <w:lang w:val="tr-TR"/>
+        </w:rPr>
+        <w:t xml:space="preserve">’nin oluşma hızlarının iki katıdır. Bunun nedeni tepkime denklemindeki katsayılardır: 2 mol HI harcanırken 1 mol H</w:t>
+      </w:r>
+      <w:r>
+        <w:rPr>
+          <w:rFonts w:ascii="Times New Roman" w:hAnsi="Times New Roman" w:cs="Times New Roman"/>
+          <w:lang w:val="tr-TR"/>
+          <w:vertAlign w:val="subscript"/>
+        </w:rPr>
+        <w:t xml:space="preserve">2</w:t>
+      </w:r>
+      <w:r>
+        <w:rPr>
+          <w:rFonts w:ascii="Times New Roman" w:hAnsi="Times New Roman" w:cs="Times New Roman"/>
+          <w:lang w:val="tr-TR"/>
+        </w:rPr>
+        <w:t xml:space="preserve"> ve 1 mol I</w:t>
+      </w:r>
+      <w:r>
+        <w:rPr>
+          <w:rFonts w:ascii="Times New Roman" w:hAnsi="Times New Roman" w:cs="Times New Roman"/>
+          <w:lang w:val="tr-TR"/>
+          <w:vertAlign w:val="subscript"/>
+        </w:rPr>
+        <w:t xml:space="preserve">2</w:t>
+      </w:r>
+      <w:r>
+        <w:rPr>
+          <w:rFonts w:ascii="Times New Roman" w:hAnsi="Times New Roman" w:cs="Times New Roman"/>
+          <w:lang w:val="tr-TR"/>
+        </w:rPr>
+        <w:t xml:space="preserve"> oluşur. Maddelerin hızları farklı olsa da her maddenin hızı denklemdeki katsayısına bölündüğünde tepkimenin hızı için tek bir değer bulunur:</w:t>
+      </w:r>
+    </w:p>
+    <w:p>
+      <w:pPr>
+        <w:rPr>
+          <w:rFonts w:ascii="Times New Roman" w:hAnsi="Times New Roman" w:cs="Times New Roman"/>
+          <w:lang w:val="tr-TR"/>
+        </w:rPr>
         <w:jc w:val="center"/>
-        <w:rPr>
-          <w:rFonts w:ascii="Times New Roman" w:hAnsi="Times New Roman" w:cs="Times New Roman"/>
-          <w:lang w:val="tr-TR"/>
-        </w:rPr>
-      </w:pPr>
-      <m:oMathPara>
-        <m:oMath>
-          <m:r>
-            <m:rPr>
-              <m:sty m:val="p"/>
-            </m:rPr>
-            <w:rPr>
-              <w:rFonts w:ascii="Cambria Math" w:hAnsi="Cambria Math" w:cs="Cambria Math"/>
-              <w:lang w:val="tr-TR"/>
-            </w:rPr>
-            <m:t>Tepkime hızı = -</m:t>
-          </m:r>
-          <m:f>
-            <m:fPr>
-              <m:ctrlPr>
-                <w:rPr>
-                  <w:rFonts w:ascii="Cambria Math" w:hAnsi="Cambria Math"/>
-                </w:rPr>
-              </m:ctrlPr>
-            </m:fPr>
-            <m:num>
-              <m:r>
-                <m:rPr>
-                  <m:sty m:val="p"/>
-                </m:rPr>
-                <w:rPr>
-                  <w:rFonts w:ascii="Cambria Math" w:hAnsi="Cambria Math" w:cs="Cambria Math"/>
-                  <w:lang w:val="tr-TR"/>
-                </w:rPr>
-                <m:t>1</m:t>
-              </m:r>
-            </m:num>
-            <m:den>
-              <m:r>
-                <m:rPr>
-                  <m:sty m:val="p"/>
-                </m:rPr>
-                <w:rPr>
-                  <w:rFonts w:ascii="Cambria Math" w:hAnsi="Cambria Math" w:cs="Cambria Math"/>
-                  <w:lang w:val="tr-TR"/>
-                </w:rPr>
-                <m:t>a</m:t>
-              </m:r>
-            </m:den>
-          </m:f>
-          <m:f>
-            <m:fPr>
-              <m:ctrlPr>
-                <w:rPr>
-                  <w:rFonts w:ascii="Cambria Math" w:hAnsi="Cambria Math"/>
-                </w:rPr>
-              </m:ctrlPr>
-            </m:fPr>
-            <m:num>
-              <m:r>
-                <m:rPr>
-                  <m:sty m:val="p"/>
-                </m:rPr>
-                <w:rPr>
-                  <w:rFonts w:ascii="Cambria Math" w:hAnsi="Cambria Math" w:cs="Cambria Math"/>
-                  <w:lang w:val="tr-TR"/>
-                </w:rPr>
-                <m:t>Δ[A]</m:t>
-              </m:r>
-            </m:num>
-            <m:den>
-              <m:r>
-                <m:rPr>
-                  <m:sty m:val="p"/>
-                </m:rPr>
-                <w:rPr>
-                  <w:rFonts w:ascii="Cambria Math" w:hAnsi="Cambria Math" w:cs="Cambria Math"/>
-                  <w:lang w:val="tr-TR"/>
-                </w:rPr>
-                <m:t>Δt</m:t>
-              </m:r>
-            </m:den>
-          </m:f>
-          <m:r>
-            <m:rPr>
-              <m:sty m:val="p"/>
-            </m:rPr>
-            <w:rPr>
-              <w:rFonts w:ascii="Cambria Math" w:hAnsi="Cambria Math" w:cs="Cambria Math"/>
-              <w:lang w:val="tr-TR"/>
-            </w:rPr>
-            <m:t xml:space="preserve"> = -</m:t>
-          </m:r>
-          <m:f>
-            <m:fPr>
-              <m:ctrlPr>
-                <w:rPr>
-                  <w:rFonts w:ascii="Cambria Math" w:hAnsi="Cambria Math"/>
-                </w:rPr>
-              </m:ctrlPr>
-            </m:fPr>
-            <m:num>
-              <m:r>
-                <m:rPr>
-                  <m:sty m:val="p"/>
-                </m:rPr>
-                <w:rPr>
-                  <w:rFonts w:ascii="Cambria Math" w:hAnsi="Cambria Math" w:cs="Cambria Math"/>
-                  <w:lang w:val="tr-TR"/>
-                </w:rPr>
-                <m:t>1</m:t>
-              </m:r>
-            </m:num>
-            <m:den>
-              <m:r>
-                <m:rPr>
-                  <m:sty m:val="p"/>
-                </m:rPr>
-                <w:rPr>
-                  <w:rFonts w:ascii="Cambria Math" w:hAnsi="Cambria Math" w:cs="Cambria Math"/>
-                  <w:lang w:val="tr-TR"/>
-                </w:rPr>
-                <m:t>b</m:t>
-              </m:r>
-            </m:den>
-          </m:f>
-          <m:f>
-            <m:fPr>
-              <m:ctrlPr>
-                <w:rPr>
-                  <w:rFonts w:ascii="Cambria Math" w:hAnsi="Cambria Math"/>
-                </w:rPr>
-              </m:ctrlPr>
-            </m:fPr>
-            <m:num>
-              <m:r>
-                <m:rPr>
-                  <m:sty m:val="p"/>
-                </m:rPr>
-                <w:rPr>
-                  <w:rFonts w:ascii="Cambria Math" w:hAnsi="Cambria Math" w:cs="Cambria Math"/>
-                  <w:lang w:val="tr-TR"/>
-                </w:rPr>
-                <m:t>Δ[B]</m:t>
-              </m:r>
-            </m:num>
-            <m:den>
-              <m:r>
-                <m:rPr>
-                  <m:sty m:val="p"/>
-                </m:rPr>
-                <w:rPr>
-                  <w:rFonts w:ascii="Cambria Math" w:hAnsi="Cambria Math" w:cs="Cambria Math"/>
-                  <w:lang w:val="tr-TR"/>
-                </w:rPr>
-                <m:t>Δt</m:t>
-              </m:r>
-            </m:den>
-          </m:f>
-          <m:r>
-            <m:rPr>
-              <m:sty m:val="p"/>
-            </m:rPr>
-            <w:rPr>
-              <w:rFonts w:ascii="Cambria Math" w:hAnsi="Cambria Math" w:cs="Cambria Math"/>
-              <w:lang w:val="tr-TR"/>
-            </w:rPr>
-            <m:t xml:space="preserve"> = </m:t>
-          </m:r>
-          <m:f>
-            <m:fPr>
-              <m:ctrlPr>
-                <w:rPr>
-                  <w:rFonts w:ascii="Cambria Math" w:hAnsi="Cambria Math"/>
-                </w:rPr>
-              </m:ctrlPr>
-            </m:fPr>
-            <m:num>
-              <m:r>
-                <m:rPr>
-                  <m:sty m:val="p"/>
-                </m:rPr>
-                <w:rPr>
-                  <w:rFonts w:ascii="Cambria Math" w:hAnsi="Cambria Math" w:cs="Cambria Math"/>
-                  <w:lang w:val="tr-TR"/>
-                </w:rPr>
-                <m:t>1</m:t>
-              </m:r>
-            </m:num>
-            <m:den>
-              <m:r>
-                <m:rPr>
-                  <m:sty m:val="p"/>
-                </m:rPr>
-                <w:rPr>
-                  <w:rFonts w:ascii="Cambria Math" w:hAnsi="Cambria Math" w:cs="Cambria Math"/>
-                  <w:lang w:val="tr-TR"/>
-                </w:rPr>
-                <m:t>c</m:t>
-              </m:r>
-            </m:den>
-          </m:f>
-          <m:f>
-            <m:fPr>
-              <m:ctrlPr>
-                <w:rPr>
-                  <w:rFonts w:ascii="Cambria Math" w:hAnsi="Cambria Math"/>
-                </w:rPr>
-              </m:ctrlPr>
-            </m:fPr>
-            <m:num>
-              <m:r>
-                <m:rPr>
-                  <m:sty m:val="p"/>
-                </m:rPr>
-                <w:rPr>
-                  <w:rFonts w:ascii="Cambria Math" w:hAnsi="Cambria Math" w:cs="Cambria Math"/>
-                  <w:lang w:val="tr-TR"/>
-                </w:rPr>
-                <m:t>Δ[C]</m:t>
-              </m:r>
-            </m:num>
-            <m:den>
-              <m:r>
-                <m:rPr>
-                  <m:sty m:val="p"/>
-                </m:rPr>
-                <w:rPr>
-                  <w:rFonts w:ascii="Cambria Math" w:hAnsi="Cambria Math" w:cs="Cambria Math"/>
-                  <w:lang w:val="tr-TR"/>
-                </w:rPr>
-                <m:t>Δt</m:t>
-              </m:r>
-            </m:den>
-          </m:f>
-          <m:r>
-            <m:rPr>
-              <m:sty m:val="p"/>
-            </m:rPr>
-            <w:rPr>
-              <w:rFonts w:ascii="Cambria Math" w:hAnsi="Cambria Math" w:cs="Cambria Math"/>
-              <w:lang w:val="tr-TR"/>
-            </w:rPr>
-            <m:t xml:space="preserve"> = </m:t>
-          </m:r>
-          <m:f>
-            <m:fPr>
-              <m:ctrlPr>
-                <w:rPr>
-                  <w:rFonts w:ascii="Cambria Math" w:hAnsi="Cambria Math"/>
-                </w:rPr>
-              </m:ctrlPr>
-            </m:fPr>
-            <m:num>
-              <m:r>
-                <m:rPr>
-                  <m:sty m:val="p"/>
-                </m:rPr>
-                <w:rPr>
-                  <w:rFonts w:ascii="Cambria Math" w:hAnsi="Cambria Math" w:cs="Cambria Math"/>
-                  <w:lang w:val="tr-TR"/>
-                </w:rPr>
-                <m:t>1</m:t>
-              </m:r>
-            </m:num>
-            <m:den>
-              <m:r>
-                <m:rPr>
-                  <m:sty m:val="p"/>
-                </m:rPr>
-                <w:rPr>
-                  <w:rFonts w:ascii="Cambria Math" w:hAnsi="Cambria Math" w:cs="Cambria Math"/>
-                  <w:lang w:val="tr-TR"/>
-                </w:rPr>
-                <m:t>d</m:t>
-              </m:r>
-            </m:den>
-          </m:f>
-          <m:f>
-            <m:fPr>
-              <m:ctrlPr>
-                <w:rPr>
-                  <w:rFonts w:ascii="Cambria Math" w:hAnsi="Cambria Math"/>
-                </w:rPr>
-              </m:ctrlPr>
-            </m:fPr>
-            <m:num>
-              <m:r>
-                <m:rPr>
-                  <m:sty m:val="p"/>
-                </m:rPr>
-                <w:rPr>
-                  <w:rFonts w:ascii="Cambria Math" w:hAnsi="Cambria Math" w:cs="Cambria Math"/>
-                  <w:lang w:val="tr-TR"/>
-                </w:rPr>
-                <m:t>Δ[D]</m:t>
-              </m:r>
-            </m:num>
-            <m:den>
-              <m:r>
-                <m:rPr>
-                  <m:sty m:val="p"/>
-                </m:rPr>
-                <w:rPr>
-                  <w:rFonts w:ascii="Cambria Math" w:hAnsi="Cambria Math" w:cs="Cambria Math"/>
-                  <w:lang w:val="tr-TR"/>
-                </w:rPr>
-                <m:t>Δt</m:t>
-              </m:r>
-            </m:den>
-          </m:f>
-        </m:oMath>
-      </m:oMathPara>
-    </w:p>
-    <w:p>
-      <w:pPr>
-        <w:jc w:val="both"/>
-        <w:rPr>
-          <w:rFonts w:ascii="Times New Roman" w:hAnsi="Times New Roman" w:cs="Times New Roman"/>
-          <w:lang w:val="tr-TR"/>
-        </w:rPr>
-      </w:pPr>
-      <w:r>
-        <w:rPr>
-          <w:rFonts w:ascii="Times New Roman" w:hAnsi="Times New Roman" w:cs="Times New Roman"/>
-          <w:lang w:val="tr-TR"/>
-        </w:rPr>
-        <w:t>Ortalama tepkime hızı, derişim-zaman grafiği üzerinde iki nokta arasını birleştiren doğrunun eğimi ile ilişkilidir (Grafik B). Tepkimenin başlangıcındaki zaman aralığında eğim büyük, ilerleyen zaman aralıklarında ise eğim küçüktür. Örneğin Analiz ve Keşif Atölyesi 1.6.’daki verilere göre N</w:t>
-      </w:r>
-      <w:r>
-        <w:rPr>
-          <w:rFonts w:ascii="Times New Roman" w:hAnsi="Times New Roman" w:cs="Times New Roman"/>
-          <w:vertAlign w:val="subscript"/>
-          <w:lang w:val="tr-TR"/>
-        </w:rPr>
-        <w:t>2</w:t>
-      </w:r>
-      <w:r>
-        <w:rPr>
-          <w:rFonts w:ascii="Times New Roman" w:hAnsi="Times New Roman" w:cs="Times New Roman"/>
-          <w:lang w:val="tr-TR"/>
-        </w:rPr>
-        <w:t>O</w:t>
-      </w:r>
-      <w:r>
-        <w:rPr>
-          <w:rFonts w:ascii="Times New Roman" w:hAnsi="Times New Roman" w:cs="Times New Roman"/>
-          <w:vertAlign w:val="subscript"/>
-          <w:lang w:val="tr-TR"/>
-        </w:rPr>
-        <w:t>5</w:t>
-      </w:r>
-      <w:r>
-        <w:rPr>
-          <w:rFonts w:ascii="Times New Roman" w:hAnsi="Times New Roman" w:cs="Times New Roman"/>
-          <w:lang w:val="tr-TR"/>
-        </w:rPr>
-        <w:t>’in harcanma hızı 0-400 s aralığında 9,0·10</w:t>
-      </w:r>
-      <w:r>
-        <w:rPr>
-          <w:rFonts w:ascii="Times New Roman" w:hAnsi="Times New Roman" w:cs="Times New Roman"/>
+      </w:pPr>
+      <w:r>
+        <w:rPr>
+          <w:rFonts w:ascii="Times New Roman" w:hAnsi="Times New Roman" w:cs="Times New Roman"/>
+          <w:lang w:val="tr-TR"/>
+        </w:rPr>
+        <w:t xml:space="preserve">r</w:t>
+      </w:r>
+      <w:r>
+        <w:rPr>
+          <w:rFonts w:ascii="Times New Roman" w:hAnsi="Times New Roman" w:cs="Times New Roman"/>
+          <w:lang w:val="tr-TR"/>
+          <w:vertAlign w:val="subscript"/>
+        </w:rPr>
+        <w:t xml:space="preserve">tepkime</w:t>
+      </w:r>
+      <w:r>
+        <w:rPr>
+          <w:rFonts w:ascii="Times New Roman" w:hAnsi="Times New Roman" w:cs="Times New Roman"/>
+          <w:lang w:val="tr-TR"/>
+        </w:rPr>
+        <w:t xml:space="preserve"> = (1/2)·r</w:t>
+      </w:r>
+      <w:r>
+        <w:rPr>
+          <w:rFonts w:ascii="Times New Roman" w:hAnsi="Times New Roman" w:cs="Times New Roman"/>
+          <w:lang w:val="tr-TR"/>
+          <w:vertAlign w:val="subscript"/>
+        </w:rPr>
+        <w:t xml:space="preserve">HI</w:t>
+      </w:r>
+      <w:r>
+        <w:rPr>
+          <w:rFonts w:ascii="Times New Roman" w:hAnsi="Times New Roman" w:cs="Times New Roman"/>
+          <w:lang w:val="tr-TR"/>
+        </w:rPr>
+        <w:t xml:space="preserve"> = r</w:t>
+      </w:r>
+      <w:r>
+        <w:rPr>
+          <w:rFonts w:ascii="Times New Roman" w:hAnsi="Times New Roman" w:cs="Times New Roman"/>
+          <w:lang w:val="tr-TR"/>
+          <w:vertAlign w:val="subscript"/>
+        </w:rPr>
+        <w:t xml:space="preserve">H₂</w:t>
+      </w:r>
+      <w:r>
+        <w:rPr>
+          <w:rFonts w:ascii="Times New Roman" w:hAnsi="Times New Roman" w:cs="Times New Roman"/>
+          <w:lang w:val="tr-TR"/>
+        </w:rPr>
+        <w:t xml:space="preserve"> = r</w:t>
+      </w:r>
+      <w:r>
+        <w:rPr>
+          <w:rFonts w:ascii="Times New Roman" w:hAnsi="Times New Roman" w:cs="Times New Roman"/>
+          <w:lang w:val="tr-TR"/>
+          <w:vertAlign w:val="subscript"/>
+        </w:rPr>
+        <w:t xml:space="preserve">I₂</w:t>
+      </w:r>
+      <w:r>
+        <w:rPr>
+          <w:rFonts w:ascii="Times New Roman" w:hAnsi="Times New Roman" w:cs="Times New Roman"/>
+          <w:lang w:val="tr-TR"/>
+        </w:rPr>
+        <w:t xml:space="preserve"> = 1,14·10</w:t>
+      </w:r>
+      <w:r>
+        <w:rPr>
+          <w:rFonts w:ascii="Times New Roman" w:hAnsi="Times New Roman" w:cs="Times New Roman"/>
+          <w:lang w:val="tr-TR"/>
           <w:vertAlign w:val="superscript"/>
-          <w:lang w:val="tr-TR"/>
-        </w:rPr>
-        <w:t>-6</w:t>
-      </w:r>
-      <w:r>
-        <w:rPr>
-          <w:rFonts w:ascii="Times New Roman" w:hAnsi="Times New Roman" w:cs="Times New Roman"/>
-          <w:lang w:val="tr-TR"/>
-        </w:rPr>
-        <w:t xml:space="preserve"> mol/L·s iken 2000-2400 s aralığında 3,5·10</w:t>
-      </w:r>
-      <w:r>
-        <w:rPr>
-          <w:rFonts w:ascii="Times New Roman" w:hAnsi="Times New Roman" w:cs="Times New Roman"/>
+        </w:rPr>
+        <w:t xml:space="preserve">-4</w:t>
+      </w:r>
+      <w:r>
+        <w:rPr>
+          <w:rFonts w:ascii="Times New Roman" w:hAnsi="Times New Roman" w:cs="Times New Roman"/>
+          <w:lang w:val="tr-TR"/>
+        </w:rPr>
+        <w:t xml:space="preserve"> M/s</w:t>
+      </w:r>
+    </w:p>
+    <w:p>
+      <w:pPr>
+        <w:jc w:val="both"/>
+        <w:rPr>
+          <w:rFonts w:ascii="Times New Roman" w:hAnsi="Times New Roman" w:cs="Times New Roman"/>
+          <w:lang w:val="tr-TR"/>
+        </w:rPr>
+      </w:pPr>
+      <w:r>
+        <w:rPr>
+          <w:rFonts w:ascii="Times New Roman" w:hAnsi="Times New Roman" w:cs="Times New Roman"/>
+          <w:lang w:val="tr-TR"/>
+        </w:rPr>
+        <w:t xml:space="preserve">Ortalama tepkime hızı, derişim-zaman grafiği üzerinde seçilen zaman aralığının başlangıç ve bitiş noktalarını birleştiren doğrunun eğimiyle ilişkilidir (Grafik B). Tepkimenin başında bu eğim büyük, ilerleyen zaman aralıklarında ise küçüktür. Nitekim HI’ın ortalama harcanma hızı 0-100 s aralığında 2,28·10</w:t>
+      </w:r>
+      <w:r>
+        <w:rPr>
+          <w:rFonts w:ascii="Times New Roman" w:hAnsi="Times New Roman" w:cs="Times New Roman"/>
+          <w:lang w:val="tr-TR"/>
           <w:vertAlign w:val="superscript"/>
-          <w:lang w:val="tr-TR"/>
-        </w:rPr>
-        <w:t>-6</w:t>
-      </w:r>
-      <w:r>
-        <w:rPr>
-          <w:rFonts w:ascii="Times New Roman" w:hAnsi="Times New Roman" w:cs="Times New Roman"/>
-          <w:lang w:val="tr-TR"/>
-        </w:rPr>
-        <w:t xml:space="preserve"> mol/L·s’ye düşmüştür.</w:t>
+        </w:rPr>
+        <w:t xml:space="preserve">-4</w:t>
+      </w:r>
+      <w:r>
+        <w:rPr>
+          <w:rFonts w:ascii="Times New Roman" w:hAnsi="Times New Roman" w:cs="Times New Roman"/>
+          <w:lang w:val="tr-TR"/>
+        </w:rPr>
+        <w:t xml:space="preserve"> M/s iken 300-400 s aralığında −(0,0308 − 0,0364) M / 100 s = 5,6·10</w:t>
+      </w:r>
+      <w:r>
+        <w:rPr>
+          <w:rFonts w:ascii="Times New Roman" w:hAnsi="Times New Roman" w:cs="Times New Roman"/>
+          <w:lang w:val="tr-TR"/>
+          <w:vertAlign w:val="superscript"/>
+        </w:rPr>
+        <w:t xml:space="preserve">-5</w:t>
+      </w:r>
+      <w:r>
+        <w:rPr>
+          <w:rFonts w:ascii="Times New Roman" w:hAnsi="Times New Roman" w:cs="Times New Roman"/>
+          <w:lang w:val="tr-TR"/>
+        </w:rPr>
+        <w:t xml:space="preserve"> M/s’ye düşmüştür.</w:t>
       </w:r>
     </w:p>
     <w:p>
@@ -4409,12 +4674,11 @@
         <w:rPr>
           <w:noProof/>
         </w:rPr>
-        <w:lastRenderedPageBreak/>
         <w:drawing>
           <wp:inline distT="0" distB="0" distL="0" distR="0" wp14:anchorId="3F4ABCB9" wp14:editId="3136C892">
-            <wp:extent cx="5040000" cy="3087840"/>
+            <wp:extent cx="5040000" cy="3024000"/>
             <wp:effectExtent l="0" t="0" r="0" b="0"/>
-            <wp:docPr id="900005" name="Grafik 900005" descr="Ortalama hız ve eğim"/>
+            <wp:docPr id="900005" name="Grafik 900005" descr="HI için ortalama hız ve eğim"/>
             <wp:cNvGraphicFramePr>
               <a:graphicFrameLocks xmlns:a="http://schemas.openxmlformats.org/drawingml/2006/main" noChangeAspect="1"/>
             </wp:cNvGraphicFramePr>
@@ -4434,7 +4698,7 @@
                   <pic:spPr>
                     <a:xfrm>
                       <a:off x="0" y="0"/>
-                      <a:ext cx="5040000" cy="3087840"/>
+                      <a:ext cx="5040000" cy="3024000"/>
                     </a:xfrm>
                     <a:prstGeom prst="rect">
                       <a:avLst/>
@@ -4458,83 +4722,91 @@
       <w:r>
         <w:rPr>
           <w:rFonts w:ascii="Times New Roman" w:hAnsi="Times New Roman" w:cs="Times New Roman"/>
+          <w:lang w:val="tr-TR"/>
+        </w:rPr>
+        <w:t xml:space="preserve">Grafik B: HI derişim-zaman eğrisinde farklı zaman aralıklarındaki ortalama hız ile eğim arasındaki ilişki</w:t>
+      </w:r>
+    </w:p>
+    <w:p>
+      <w:pPr>
+        <w:jc w:val="both"/>
+        <w:rPr>
+          <w:rFonts w:ascii="Times New Roman" w:hAnsi="Times New Roman" w:cs="Times New Roman"/>
+          <w:lang w:val="tr-TR"/>
+        </w:rPr>
+      </w:pPr>
+      <w:r>
+        <w:rPr>
+          <w:rFonts w:ascii="Times New Roman" w:hAnsi="Times New Roman" w:cs="Times New Roman"/>
+          <w:lang w:val="tr-TR"/>
+        </w:rPr>
+        <w:t xml:space="preserve">Tepkime hızının zamanla azalması çarpışma teorisi ile açıklanabilir. Tepkime başladığında birim hacimdeki tepken tanecik sayısı en fazladır; bu nedenle birim zamanda gerçekleşen çarpışma ve etkin çarpışma sayısı da en fazladır. Tepkime ilerledikçe tepken tanecikleri harcanır ve birim hacimdeki tepken tanecik sayısı azalır. Birim zamanda gerçekleşen etkin çarpışma sayısı azaldığı </w:t>
+      </w:r>
+      <w:r>
+        <w:rPr>
+          <w:rFonts w:ascii="Times New Roman" w:hAnsi="Times New Roman" w:cs="Times New Roman"/>
+          <w:lang w:val="tr-TR"/>
+        </w:rPr>
+        <w:lastRenderedPageBreak/>
+        <w:t>için tepkime hızı da azalır. Tepkenlerden biri tükendiğinde ya da tepkime tamamlandığında derişimler artık değişmez ve derişim-zaman grafiği yatay hâle gelir.</w:t>
+      </w:r>
+    </w:p>
+    <w:p>
+      <w:pPr>
+        <w:jc w:val="both"/>
+        <w:rPr>
+          <w:rFonts w:ascii="Times New Roman" w:hAnsi="Times New Roman" w:cs="Times New Roman"/>
+          <w:lang w:val="tr-TR"/>
+        </w:rPr>
+      </w:pPr>
+      <w:r>
+        <w:rPr>
+          <w:rFonts w:ascii="Times New Roman" w:hAnsi="Times New Roman" w:cs="Times New Roman"/>
+          <w:lang w:val="tr-TR"/>
+        </w:rPr>
+        <w:t xml:space="preserve">Tepkime hızını belirlemek için derişimlerin doğrudan ölçülmesi her zaman gerekmez. Tepkime hızı, tepken ya da ürün miktarındaki değişime bağlı olarak gözlemlenebilen ve ölçülebilen bir özellik yardımıyla da belirlenebilir. Örneğin gaz çıkışı olan tepkimelerde birim zamanda toplanan gaz hacmi, renkli bir maddenin oluştuğu ya da harcandığı tepkimelerde renk değişimi, iyon sayısının değiştiği tepkimelerde elektriksel iletkenlik, gaz fazındaki tepkimelerde ise sabit hacimde basınç değişimi ölçülerek tepkime hızı izlenebilir.</w:t>
+      </w:r>
+    </w:p>
+    <w:p>
+      <w:pPr>
+        <w:jc w:val="both"/>
+        <w:rPr>
+          <w:rFonts w:ascii="Times New Roman" w:hAnsi="Times New Roman" w:cs="Times New Roman"/>
+          <w:lang w:val="tr-TR"/>
+        </w:rPr>
+      </w:pPr>
+      <w:r>
+        <w:rPr>
+          <w:rFonts w:ascii="Times New Roman" w:hAnsi="Times New Roman" w:cs="Times New Roman"/>
+          <w:lang w:val="tr-TR"/>
+        </w:rPr>
+        <w:t xml:space="preserve"/>
+      </w:r>
+      <w:r>
+        <w:rPr>
+          <w:rFonts w:ascii="Times New Roman" w:hAnsi="Times New Roman" w:cs="Times New Roman"/>
           <w:b/>
           <w:bCs/>
           <w:lang w:val="tr-TR"/>
         </w:rPr>
-        <w:t>Grafik B:</w:t>
-      </w:r>
-      <w:r>
-        <w:rPr>
-          <w:rFonts w:ascii="Times New Roman" w:hAnsi="Times New Roman" w:cs="Times New Roman"/>
-          <w:lang w:val="tr-TR"/>
-        </w:rPr>
-        <w:t xml:space="preserve"> Farklı zaman aralıklarında ortalama tepkime hızı ile derişim-zaman eğrisinin eğimi arasındaki ilişki</w:t>
-      </w:r>
-    </w:p>
-    <w:p>
-      <w:pPr>
-        <w:jc w:val="both"/>
-        <w:rPr>
-          <w:rFonts w:ascii="Times New Roman" w:hAnsi="Times New Roman" w:cs="Times New Roman"/>
-          <w:lang w:val="tr-TR"/>
-        </w:rPr>
-      </w:pPr>
-      <w:r>
-        <w:rPr>
-          <w:rFonts w:ascii="Times New Roman" w:hAnsi="Times New Roman" w:cs="Times New Roman"/>
-          <w:lang w:val="tr-TR"/>
-        </w:rPr>
-        <w:t>Tepkime hızının zamanla azalması çarpışma teorisi ile açıklanabilir. Tepkime başladığında birim hacimdeki tepken tanecik sayısı en fazladır; bu nedenle birim zamanda gerçekleşen çarpışma ve etkin çarpışma sayısı da en fazladır. Tepkime ilerledikçe tepken tanecikleri harcanır ve birim hacimdeki tepken tanecik sayısı azalır. Birim zamanda gerçekleşen etkin çarpışma sayısı azaldığı için tepkime hızı da azalır. Tepkenlerden biri tükendiğinde ya da tepkime tamamlandığında derişimler artık değişmez ve derişim-zaman grafiği yatay hâle gelir.</w:t>
-      </w:r>
-    </w:p>
-    <w:p>
-      <w:pPr>
-        <w:jc w:val="both"/>
-        <w:rPr>
-          <w:rFonts w:ascii="Times New Roman" w:hAnsi="Times New Roman" w:cs="Times New Roman"/>
-          <w:lang w:val="tr-TR"/>
-        </w:rPr>
-      </w:pPr>
-      <w:r>
-        <w:rPr>
-          <w:rFonts w:ascii="Times New Roman" w:hAnsi="Times New Roman" w:cs="Times New Roman"/>
-          <w:lang w:val="tr-TR"/>
-        </w:rPr>
-        <w:t>Analiz ve Keşif Atölyesi 1.6.’da derişim değerleri size hazır bir tablo olarak verildi. Peki laboratuvarda bir tepkime sürerken tepken ve ürünlerin derişimlerini her an doğrudan ölçmek mümkün müdür?</w:t>
-      </w:r>
-    </w:p>
-    <w:p>
-      <w:pPr>
-        <w:jc w:val="both"/>
-        <w:rPr>
-          <w:rFonts w:ascii="Times New Roman" w:hAnsi="Times New Roman" w:cs="Times New Roman"/>
-          <w:lang w:val="tr-TR"/>
-        </w:rPr>
-      </w:pPr>
-      <w:r>
-        <w:rPr>
-          <w:rFonts w:ascii="Times New Roman" w:hAnsi="Times New Roman" w:cs="Times New Roman"/>
-          <w:lang w:val="tr-TR"/>
-        </w:rPr>
-        <w:t>Tepkime hızı, tepken ya da ürün miktarındaki değişime bağlı olarak gözlemlenebilen ve ölçülebilen bir özellik yardımıyla da belirlenebilir. Örneğin gaz çıkışı olan tepkimelerde birim zamanda toplanan gaz hacmi, renkli bir maddenin oluştuğu ya da harcandığı tepkimelerde renk değişimi, iyon sayısının değiştiği tepkimelerde elektriksel iletkenlik, gaz fazındaki tepkimelerde ise sabit hacimde basınç değişimi ölçülerek tepkime hızı izlenebilir.</w:t>
-      </w:r>
-    </w:p>
-    <w:p>
-      <w:pPr>
-        <w:jc w:val="both"/>
-        <w:rPr>
-          <w:rFonts w:ascii="Times New Roman" w:hAnsi="Times New Roman" w:cs="Times New Roman"/>
-          <w:lang w:val="tr-TR"/>
-        </w:rPr>
-      </w:pPr>
-      <w:r>
-        <w:rPr>
-          <w:rFonts w:ascii="Times New Roman" w:hAnsi="Times New Roman" w:cs="Times New Roman"/>
-          <w:lang w:val="tr-TR"/>
-        </w:rPr>
-        <w:t xml:space="preserve">Tepkime hızı kısaca </w:t>
-      </w:r>
+        <w:t xml:space="preserve"/>
+      </w:r>
+      <w:r>
+        <w:rPr>
+          <w:rFonts w:ascii="Times New Roman" w:hAnsi="Times New Roman" w:cs="Times New Roman"/>
+          <w:lang w:val="tr-TR"/>
+        </w:rPr>
+        <w:t xml:space="preserve">Tepkime hızı derişim yerine madde miktarındaki herhangi bir ölçülebilir değişimle de ifade edilebilir. Örneğin tepkimede harcanan katı bir maddenin kütlesindeki azalma ya da oluşan bir gazın hacmindeki artış belirli aralıklarla ölçülerek ortalama hız hesaplanabilir. Bu durumda hızın birimi, kullanılan nicelik ve zaman birimine göre değişir (Tablo B).</w:t>
+      </w:r>
+    </w:p>
+    <w:p>
+      <w:pPr>
+        <w:jc w:val="center"/>
+        <w:rPr>
+          <w:rFonts w:ascii="Times New Roman" w:hAnsi="Times New Roman" w:cs="Times New Roman"/>
+          <w:lang w:val="tr-TR"/>
+        </w:rPr>
+      </w:pPr>
       <w:r>
         <w:rPr>
           <w:rFonts w:ascii="Times New Roman" w:hAnsi="Times New Roman" w:cs="Times New Roman"/>
@@ -4542,32 +4814,7 @@
           <w:bCs/>
           <w:lang w:val="tr-TR"/>
         </w:rPr>
-        <w:t>r</w:t>
-      </w:r>
-      <w:r>
-        <w:rPr>
-          <w:rFonts w:ascii="Times New Roman" w:hAnsi="Times New Roman" w:cs="Times New Roman"/>
-          <w:lang w:val="tr-TR"/>
-        </w:rPr>
-        <w:t xml:space="preserve"> sembolüyle de gösterilir. Tepkime hızı derişim yerine madde miktarındaki herhangi bir ölçülebilir değişimle de ifade edilebilir. Örneğin tepkimede harcanan katı bir maddenin kütlesindeki azalma ya da oluşan bir gazın hacmindeki artış belirli aralıklarla ölçülerek ortalama hız hesaplanabilir. Bu durumda hızın birimi, kullanılan nicelik ve zaman birimine göre değişir (Tablo A).</w:t>
-      </w:r>
-    </w:p>
-    <w:p>
-      <w:pPr>
-        <w:jc w:val="center"/>
-        <w:rPr>
-          <w:rFonts w:ascii="Times New Roman" w:hAnsi="Times New Roman" w:cs="Times New Roman"/>
-          <w:lang w:val="tr-TR"/>
-        </w:rPr>
-      </w:pPr>
-      <w:r>
-        <w:rPr>
-          <w:rFonts w:ascii="Times New Roman" w:hAnsi="Times New Roman" w:cs="Times New Roman"/>
-          <w:b/>
-          <w:bCs/>
-          <w:lang w:val="tr-TR"/>
-        </w:rPr>
-        <w:t>Tablo A:</w:t>
+        <w:t xml:space="preserve">Tablo B:</w:t>
       </w:r>
       <w:r>
         <w:rPr>
@@ -4624,7 +4871,6 @@
                 <w:bCs/>
                 <w:lang w:val="tr-TR"/>
               </w:rPr>
-              <w:lastRenderedPageBreak/>
               <w:t>Ölçülen nicelik</w:t>
             </w:r>
           </w:p>
@@ -4991,7 +5237,7 @@
           <w:rFonts w:ascii="Times New Roman" w:hAnsi="Times New Roman" w:cs="Times New Roman"/>
           <w:lang w:val="tr-TR"/>
         </w:rPr>
-        <w:t>Katı ya da saf sıvı bir madde harcandıkça miktarıyla birlikte hacmi de aynı oranda azalır; birim hacimdeki madde miktarı ise değişmez. Bu nedenle katı ve saf sıvıların derişimi tepkime boyunca sabit kalır. Bu nedenle bu maddelerin harcanma hızları derişim yerine kütle ya da mol sayısındaki değişimle ifade edilir. Tepkenlerden biri katı olan tepkimelerde, katının yüzeyi fazla değişmediği ve diğer tepkenin derişimi büyük ölçüde azalmadığı sürece tepkime yaklaşık aynı hızla devam eder.</w:t>
+        <w:t xml:space="preserve">Katı ya da saf sıvı bir madde harcandıkça miktarıyla birlikte hacmi de aynı oranda azalır; birim hacimdeki madde miktarı ise değişmez. Bu nedenle sıcaklık sabit kaldığı sürece katı ve saf sıvıların derişimi tepkime boyunca değişmez; bu maddelerin harcanma hızları derişim yerine kütle ya da mol sayısındaki değişimle ifade edilir. Tepkenlerden biri katı olan tepkimelerde, katının yüzeyi fazla değişmediği ve diğer tepkenin derişimi büyük ölçüde azalmadığı sürece tepkime yaklaşık aynı hızla devam eder.</w:t>
       </w:r>
     </w:p>
     <w:p>
@@ -5167,6 +5413,7 @@
           <w:bCs/>
           <w:lang w:val="tr-TR"/>
         </w:rPr>
+        <w:lastRenderedPageBreak/>
         <w:t>Çözüm:</w:t>
       </w:r>
     </w:p>
@@ -5557,7 +5804,7 @@
           <w:rFonts w:ascii="Times New Roman" w:hAnsi="Times New Roman" w:cs="Times New Roman"/>
           <w:lang w:val="tr-TR"/>
         </w:rPr>
-        <w:t>’ün oluşum hızını,</w:t>
+        <w:t>’ün oluşma hızını,</w:t>
       </w:r>
     </w:p>
     <w:p>
@@ -5617,7 +5864,6 @@
               <w:rFonts w:ascii="Cambria Math" w:hAnsi="Cambria Math" w:cs="Cambria Math"/>
               <w:lang w:val="tr-TR"/>
             </w:rPr>
-            <w:lastRenderedPageBreak/>
             <m:t>a) H₂’nin harcanma hızı = -</m:t>
           </m:r>
           <m:f>
@@ -5843,7 +6089,7 @@
           <w:rFonts w:ascii="Times New Roman" w:hAnsi="Times New Roman" w:cs="Times New Roman"/>
           <w:lang w:val="tr-TR"/>
         </w:rPr>
-        <w:t>’ün oluşum hızı = 0,030 · 2/3 = 0,020 mol/L·s</w:t>
+        <w:t>’ün oluşma hızı = 0,030 · 2/3 = 0,020 mol/L·s</w:t>
       </w:r>
     </w:p>
     <w:p>
@@ -6058,7 +6304,7 @@
           <w:rFonts w:ascii="Times New Roman" w:hAnsi="Times New Roman" w:cs="Times New Roman"/>
           <w:lang w:val="tr-TR"/>
         </w:rPr>
-        <w:t>’ün oluşum hızını, SO</w:t>
+        <w:t>’ün oluşma hızını, SO</w:t>
       </w:r>
       <w:r>
         <w:rPr>
@@ -6173,7 +6419,7 @@
               <w:rFonts w:ascii="Cambria Math" w:hAnsi="Cambria Math" w:cs="Cambria Math"/>
               <w:lang w:val="tr-TR"/>
             </w:rPr>
-            <m:t xml:space="preserve">SO₃’ün oluşum hızı = </m:t>
+            <m:t xml:space="preserve">SO₃’ün oluşma hızı = </m:t>
           </m:r>
           <m:f>
             <m:fPr>
@@ -6338,6 +6584,7 @@
           <w:rFonts w:ascii="Times New Roman" w:hAnsi="Times New Roman" w:cs="Times New Roman"/>
           <w:lang w:val="tr-TR"/>
         </w:rPr>
+        <w:lastRenderedPageBreak/>
         <w:t>SO</w:t>
       </w:r>
       <w:r>
@@ -6492,7 +6739,7 @@
           <w:rFonts w:ascii="Times New Roman" w:hAnsi="Times New Roman" w:cs="Times New Roman"/>
           <w:lang w:val="tr-TR"/>
         </w:rPr>
-        <w:t>Aşağıda verilen tepkimelerde maddelerin harcanma ve oluşum hızlarını hesaplayınız.</w:t>
+        <w:t>Aşağıda verilen tepkimelerde maddelerin harcanma ve oluşma hızlarını hesaplayınız.</w:t>
       </w:r>
     </w:p>
     <w:p>
@@ -6675,7 +6922,7 @@
           <w:rFonts w:ascii="Times New Roman" w:hAnsi="Times New Roman" w:cs="Times New Roman"/>
           <w:lang w:val="tr-TR"/>
         </w:rPr>
-        <w:t>’nin oluşum hızını hesaplayınız.</w:t>
+        <w:t>’nin oluşma hızını hesaplayınız.</w:t>
       </w:r>
     </w:p>
     <w:tbl>
@@ -6733,7 +6980,6 @@
           <w:rFonts w:ascii="Times New Roman" w:hAnsi="Times New Roman" w:cs="Times New Roman"/>
           <w:lang w:val="tr-TR"/>
         </w:rPr>
-        <w:lastRenderedPageBreak/>
         <w:t>C</w:t>
       </w:r>
       <w:r>
@@ -6824,7 +7070,7 @@
           <w:rFonts w:ascii="Times New Roman" w:hAnsi="Times New Roman" w:cs="Times New Roman"/>
           <w:lang w:val="tr-TR"/>
         </w:rPr>
-        <w:t>’nin oluşum hızı 0,060 mol/L·s’dir. Aynı anda C</w:t>
+        <w:t>’nin oluşma hızı 0,060 mol/L·s’dir. Aynı anda C</w:t>
       </w:r>
       <w:r>
         <w:rPr>
@@ -6884,7 +7130,7 @@
           <w:rFonts w:ascii="Times New Roman" w:hAnsi="Times New Roman" w:cs="Times New Roman"/>
           <w:lang w:val="tr-TR"/>
         </w:rPr>
-        <w:t>O’nun oluşum hızını hesaplayınız.</w:t>
+        <w:t>O’nun oluşma hızını hesaplayınız.</w:t>
       </w:r>
     </w:p>
     <w:tbl>
@@ -7002,7 +7248,7 @@
           <w:rFonts w:ascii="Times New Roman" w:hAnsi="Times New Roman" w:cs="Times New Roman"/>
           <w:lang w:val="tr-TR"/>
         </w:rPr>
-        <w:t xml:space="preserve"> harcanmaktadır. Bu zaman aralığında tüm maddelerin harcanma ve oluşum hızlarını mol/L·s cinsinden hesaplayınız.</w:t>
+        <w:t xml:space="preserve"> harcanmaktadır. Bu zaman aralığında tüm maddelerin harcanma ve oluşma hızlarını mol/L·s cinsinden hesaplayınız.</w:t>
       </w:r>
     </w:p>
     <w:tbl>
@@ -7105,7 +7351,7 @@
           <w:rFonts w:ascii="Times New Roman" w:hAnsi="Times New Roman" w:cs="Times New Roman"/>
           <w:lang w:val="tr-TR"/>
         </w:rPr>
-        <w:t>’nin oluşum hızını mol/dk cinsinden hesaplayınız. (Mg: 24 g/mol)</w:t>
+        <w:t>’nin oluşma hızını mol/dk cinsinden hesaplayınız. (Mg: 24 g/mol)</w:t>
       </w:r>
     </w:p>
     <w:tbl>
@@ -7737,7 +7983,7 @@
           <w:rFonts w:ascii="Times New Roman" w:hAnsi="Times New Roman" w:cs="Times New Roman"/>
           <w:lang w:val="tr-TR"/>
         </w:rPr>
-        <w:t>’nin ortalama oluşum hızlarını hesaplayınız.</w:t>
+        <w:t>’nin ortalama oluşma hızlarını hesaplayınız.</w:t>
       </w:r>
     </w:p>
     <w:p>
@@ -7758,7 +8004,6 @@
           <w:rFonts w:ascii="Times New Roman" w:hAnsi="Times New Roman" w:cs="Times New Roman"/>
           <w:lang w:val="tr-TR"/>
         </w:rPr>
-        <w:lastRenderedPageBreak/>
         <w:t>Hesaplama sonuçlarınızı tepkime hızının zamanla değişimi açısından çarpışma teorisi ile yorumlayınız.</w:t>
       </w:r>
     </w:p>
@@ -7944,6 +8189,7 @@
           <w:rFonts w:ascii="Times New Roman" w:hAnsi="Times New Roman" w:cs="Times New Roman"/>
           <w:lang w:val="tr-TR"/>
         </w:rPr>
+        <w:lastRenderedPageBreak/>
         <w:t>……………………………………………………………………………………………</w:t>
       </w:r>
     </w:p>
@@ -8228,7 +8474,6 @@
           <w:highlight w:val="yellow"/>
           <w:lang w:val="tr-TR"/>
         </w:rPr>
-        <w:lastRenderedPageBreak/>
         <w:t xml:space="preserve">NOT: </w:t>
       </w:r>
       <w:r>
@@ -8305,8 +8550,35 @@
           <w:highlight w:val="yellow"/>
           <w:lang w:val="tr-TR"/>
         </w:rPr>
-        <w:t>) tarafımızca hesaplanıp yuvarlanmıştır; gerçek ölçüm verisi değildir. İsterseniz Petrucci’deki deneysel tabloyla değiştirilebilir.</w:t>
-      </w:r>
+        <w:t xml:space="preserve">) tarafımızca hesaplanıp yuvarlanmıştır; gerçek ölçüm verisi değildir. İsterseniz </w:t>
+      </w:r>
+      <w:proofErr w:type="spellStart"/>
+      <w:r>
+        <w:rPr>
+          <w:rFonts w:ascii="Times New Roman" w:hAnsi="Times New Roman" w:cs="Times New Roman"/>
+          <w:highlight w:val="yellow"/>
+          <w:lang w:val="tr-TR"/>
+        </w:rPr>
+        <w:t>Petrucci’deki</w:t>
+      </w:r>
+      <w:proofErr w:type="spellEnd"/>
+      <w:r>
+        <w:rPr>
+          <w:rFonts w:ascii="Times New Roman" w:hAnsi="Times New Roman" w:cs="Times New Roman"/>
+          <w:highlight w:val="yellow"/>
+          <w:lang w:val="tr-TR"/>
+        </w:rPr>
+        <w:t xml:space="preserve"> deneysel tabloyla değiştirilebilir.</w:t>
+      </w:r>
+    </w:p>
+    <w:p>
+      <w:pPr>
+        <w:jc w:val="both"/>
+        <w:rPr>
+          <w:rFonts w:ascii="Times New Roman" w:hAnsi="Times New Roman" w:cs="Times New Roman"/>
+          <w:lang w:val="tr-TR"/>
+        </w:rPr>
+      </w:pPr>
     </w:p>
     <w:sectPr>
       <w:footerReference w:type="even" r:id="rId12"/>
